--- a/data/revised_2026-10_full/journal/Journal_00_Master_Index.docx
+++ b/data/revised_2026-10_full/journal/Journal_00_Master_Index.docx
@@ -592,7 +592,7 @@
                 <w:sz w:val="17"/>
                 <w:szCs w:val="17"/>
               </w:rPr>
-              <w:t xml:space="preserve">4</w:t>
+              <w:t xml:space="preserve">7</w:t>
             </w:r>
           </w:p>
         </w:tc>
@@ -622,7 +622,7 @@
                 <w:sz w:val="17"/>
                 <w:szCs w:val="17"/>
               </w:rPr>
-              <w:t xml:space="preserve">359</w:t>
+              <w:t xml:space="preserve">610</w:t>
             </w:r>
           </w:p>
         </w:tc>
@@ -652,7 +652,7 @@
                 <w:sz w:val="17"/>
                 <w:szCs w:val="17"/>
               </w:rPr>
-              <w:t xml:space="preserve">86</w:t>
+              <w:t xml:space="preserve">182</w:t>
             </w:r>
           </w:p>
         </w:tc>
@@ -682,7 +682,7 @@
                 <w:sz w:val="17"/>
                 <w:szCs w:val="17"/>
               </w:rPr>
-              <w:t xml:space="preserve">27</w:t>
+              <w:t xml:space="preserve">69</w:t>
             </w:r>
           </w:p>
         </w:tc>
@@ -712,7 +712,7 @@
                 <w:sz w:val="17"/>
                 <w:szCs w:val="17"/>
               </w:rPr>
-              <w:t xml:space="preserve">27</w:t>
+              <w:t xml:space="preserve">50</w:t>
             </w:r>
           </w:p>
         </w:tc>
@@ -1290,6 +1290,188 @@
                 <w:sz w:val="17"/>
                 <w:szCs w:val="17"/>
               </w:rPr>
+              <w:t xml:space="preserve">Physics</w:t>
+            </w:r>
+          </w:p>
+        </w:tc>
+        <w:tc>
+          <w:tcPr>
+            <w:tcW w:type="dxa" w:w="1700"/>
+            <w:tcBorders>
+              <w:top w:val="single" w:color="999999" w:sz="4"/>
+              <w:left w:val="single" w:color="999999" w:sz="4"/>
+              <w:bottom w:val="single" w:color="999999" w:sz="4"/>
+              <w:right w:val="single" w:color="999999" w:sz="4"/>
+            </w:tcBorders>
+            <w:tcMar>
+              <w:top w:type="dxa" w:w="50"/>
+              <w:left w:type="dxa" w:w="80"/>
+              <w:bottom w:type="dxa" w:w="50"/>
+              <w:right w:type="dxa" w:w="80"/>
+            </w:tcMar>
+          </w:tcPr>
+          <w:p>
+            <w:pPr>
+              <w:spacing w:after="60" w:before="0"/>
+            </w:pPr>
+            <w:r>
+              <w:rPr>
+                <w:rFonts w:ascii="Arial" w:cs="Arial" w:eastAsia="Arial" w:hAnsi="Arial"/>
+                <w:sz w:val="17"/>
+                <w:szCs w:val="17"/>
+              </w:rPr>
+              <w:t xml:space="preserve">1</w:t>
+            </w:r>
+          </w:p>
+        </w:tc>
+        <w:tc>
+          <w:tcPr>
+            <w:tcW w:type="dxa" w:w="1800"/>
+            <w:tcBorders>
+              <w:top w:val="single" w:color="999999" w:sz="4"/>
+              <w:left w:val="single" w:color="999999" w:sz="4"/>
+              <w:bottom w:val="single" w:color="999999" w:sz="4"/>
+              <w:right w:val="single" w:color="999999" w:sz="4"/>
+            </w:tcBorders>
+            <w:tcMar>
+              <w:top w:type="dxa" w:w="50"/>
+              <w:left w:type="dxa" w:w="80"/>
+              <w:bottom w:type="dxa" w:w="50"/>
+              <w:right w:type="dxa" w:w="80"/>
+            </w:tcMar>
+          </w:tcPr>
+          <w:p>
+            <w:pPr>
+              <w:spacing w:after="60" w:before="0"/>
+            </w:pPr>
+            <w:r>
+              <w:rPr>
+                <w:rFonts w:ascii="Arial" w:cs="Arial" w:eastAsia="Arial" w:hAnsi="Arial"/>
+                <w:sz w:val="17"/>
+                <w:szCs w:val="17"/>
+              </w:rPr>
+              <w:t xml:space="preserve">56</w:t>
+            </w:r>
+          </w:p>
+        </w:tc>
+        <w:tc>
+          <w:tcPr>
+            <w:tcW w:type="dxa" w:w="1800"/>
+            <w:tcBorders>
+              <w:top w:val="single" w:color="999999" w:sz="4"/>
+              <w:left w:val="single" w:color="999999" w:sz="4"/>
+              <w:bottom w:val="single" w:color="999999" w:sz="4"/>
+              <w:right w:val="single" w:color="999999" w:sz="4"/>
+            </w:tcBorders>
+            <w:tcMar>
+              <w:top w:type="dxa" w:w="50"/>
+              <w:left w:type="dxa" w:w="80"/>
+              <w:bottom w:type="dxa" w:w="50"/>
+              <w:right w:type="dxa" w:w="80"/>
+            </w:tcMar>
+          </w:tcPr>
+          <w:p>
+            <w:pPr>
+              <w:spacing w:after="60" w:before="0"/>
+            </w:pPr>
+            <w:r>
+              <w:rPr>
+                <w:rFonts w:ascii="Arial" w:cs="Arial" w:eastAsia="Arial" w:hAnsi="Arial"/>
+                <w:sz w:val="17"/>
+                <w:szCs w:val="17"/>
+              </w:rPr>
+              <w:t xml:space="preserve">18</w:t>
+            </w:r>
+          </w:p>
+        </w:tc>
+        <w:tc>
+          <w:tcPr>
+            <w:tcW w:type="dxa" w:w="1800"/>
+            <w:tcBorders>
+              <w:top w:val="single" w:color="999999" w:sz="4"/>
+              <w:left w:val="single" w:color="999999" w:sz="4"/>
+              <w:bottom w:val="single" w:color="999999" w:sz="4"/>
+              <w:right w:val="single" w:color="999999" w:sz="4"/>
+            </w:tcBorders>
+            <w:tcMar>
+              <w:top w:type="dxa" w:w="50"/>
+              <w:left w:type="dxa" w:w="80"/>
+              <w:bottom w:type="dxa" w:w="50"/>
+              <w:right w:type="dxa" w:w="80"/>
+            </w:tcMar>
+          </w:tcPr>
+          <w:p>
+            <w:pPr>
+              <w:spacing w:after="60" w:before="0"/>
+            </w:pPr>
+            <w:r>
+              <w:rPr>
+                <w:rFonts w:ascii="Arial" w:cs="Arial" w:eastAsia="Arial" w:hAnsi="Arial"/>
+                <w:sz w:val="17"/>
+                <w:szCs w:val="17"/>
+              </w:rPr>
+              <w:t xml:space="preserve">7</w:t>
+            </w:r>
+          </w:p>
+        </w:tc>
+        <w:tc>
+          <w:tcPr>
+            <w:tcW w:type="dxa" w:w="2380"/>
+            <w:tcBorders>
+              <w:top w:val="single" w:color="999999" w:sz="4"/>
+              <w:left w:val="single" w:color="999999" w:sz="4"/>
+              <w:bottom w:val="single" w:color="999999" w:sz="4"/>
+              <w:right w:val="single" w:color="999999" w:sz="4"/>
+            </w:tcBorders>
+            <w:tcMar>
+              <w:top w:type="dxa" w:w="50"/>
+              <w:left w:type="dxa" w:w="80"/>
+              <w:bottom w:type="dxa" w:w="50"/>
+              <w:right w:type="dxa" w:w="80"/>
+            </w:tcMar>
+          </w:tcPr>
+          <w:p>
+            <w:pPr>
+              <w:spacing w:after="60" w:before="0"/>
+            </w:pPr>
+            <w:r>
+              <w:rPr>
+                <w:rFonts w:ascii="Arial" w:cs="Arial" w:eastAsia="Arial" w:hAnsi="Arial"/>
+                <w:sz w:val="17"/>
+                <w:szCs w:val="17"/>
+              </w:rPr>
+              <w:t xml:space="preserve">7</w:t>
+            </w:r>
+          </w:p>
+        </w:tc>
+      </w:tr>
+      <w:tr>
+        <w:tc>
+          <w:tcPr>
+            <w:tcW w:type="dxa" w:w="4200"/>
+            <w:tcBorders>
+              <w:top w:val="single" w:color="999999" w:sz="4"/>
+              <w:left w:val="single" w:color="999999" w:sz="4"/>
+              <w:bottom w:val="single" w:color="999999" w:sz="4"/>
+              <w:right w:val="single" w:color="999999" w:sz="4"/>
+            </w:tcBorders>
+            <w:tcMar>
+              <w:top w:type="dxa" w:w="50"/>
+              <w:left w:type="dxa" w:w="80"/>
+              <w:bottom w:type="dxa" w:w="50"/>
+              <w:right w:type="dxa" w:w="80"/>
+            </w:tcMar>
+          </w:tcPr>
+          <w:p>
+            <w:pPr>
+              <w:spacing w:after="60" w:before="0"/>
+            </w:pPr>
+            <w:r>
+              <w:rPr>
+                <w:rFonts w:ascii="Arial" w:cs="Arial" w:eastAsia="Arial" w:hAnsi="Arial"/>
+                <w:sz w:val="17"/>
+                <w:szCs w:val="17"/>
+              </w:rPr>
               <w:t xml:space="preserve">Total</w:t>
             </w:r>
           </w:p>
@@ -1320,7 +1502,7 @@
                 <w:sz w:val="17"/>
                 <w:szCs w:val="17"/>
               </w:rPr>
-              <w:t xml:space="preserve">16</w:t>
+              <w:t xml:space="preserve">20</w:t>
             </w:r>
           </w:p>
         </w:tc>
@@ -1350,7 +1532,7 @@
                 <w:sz w:val="17"/>
                 <w:szCs w:val="17"/>
               </w:rPr>
-              <w:t xml:space="preserve">1804</w:t>
+              <w:t xml:space="preserve">2111</w:t>
             </w:r>
           </w:p>
         </w:tc>
@@ -1380,7 +1562,7 @@
                 <w:sz w:val="17"/>
                 <w:szCs w:val="17"/>
               </w:rPr>
-              <w:t xml:space="preserve">442</w:t>
+              <w:t xml:space="preserve">556</w:t>
             </w:r>
           </w:p>
         </w:tc>
@@ -1410,7 +1592,7 @@
                 <w:sz w:val="17"/>
                 <w:szCs w:val="17"/>
               </w:rPr>
-              <w:t xml:space="preserve">174</w:t>
+              <w:t xml:space="preserve">223</w:t>
             </w:r>
           </w:p>
         </w:tc>
@@ -1440,7 +1622,7 @@
                 <w:sz w:val="17"/>
                 <w:szCs w:val="17"/>
               </w:rPr>
-              <w:t xml:space="preserve">122</w:t>
+              <w:t xml:space="preserve">152</w:t>
             </w:r>
           </w:p>
         </w:tc>
@@ -1673,7 +1855,7 @@
                 <w:sz w:val="17"/>
                 <w:szCs w:val="17"/>
               </w:rPr>
-              <w:t xml:space="preserve">311</w:t>
+              <w:t xml:space="preserve">374</w:t>
             </w:r>
           </w:p>
         </w:tc>
@@ -1765,7 +1947,7 @@
                 <w:sz w:val="17"/>
                 <w:szCs w:val="17"/>
               </w:rPr>
-              <w:t xml:space="preserve">385</w:t>
+              <w:t xml:space="preserve">462</w:t>
             </w:r>
           </w:p>
         </w:tc>
@@ -1857,7 +2039,7 @@
                 <w:sz w:val="17"/>
                 <w:szCs w:val="17"/>
               </w:rPr>
-              <w:t xml:space="preserve">406</w:t>
+              <w:t xml:space="preserve">452</w:t>
             </w:r>
           </w:p>
         </w:tc>
@@ -1949,7 +2131,7 @@
                 <w:sz w:val="17"/>
                 <w:szCs w:val="17"/>
               </w:rPr>
-              <w:t xml:space="preserve">297</w:t>
+              <w:t xml:space="preserve">335</w:t>
             </w:r>
           </w:p>
         </w:tc>
@@ -2041,7 +2223,7 @@
                 <w:sz w:val="17"/>
                 <w:szCs w:val="17"/>
               </w:rPr>
-              <w:t xml:space="preserve">217</w:t>
+              <w:t xml:space="preserve">261</w:t>
             </w:r>
           </w:p>
         </w:tc>
@@ -2133,7 +2315,7 @@
                 <w:sz w:val="17"/>
                 <w:szCs w:val="17"/>
               </w:rPr>
-              <w:t xml:space="preserve">68</w:t>
+              <w:t xml:space="preserve">88</w:t>
             </w:r>
           </w:p>
         </w:tc>
@@ -2225,7 +2407,7 @@
                 <w:sz w:val="17"/>
                 <w:szCs w:val="17"/>
               </w:rPr>
-              <w:t xml:space="preserve">122</w:t>
+              <w:t xml:space="preserve">149</w:t>
             </w:r>
           </w:p>
         </w:tc>
@@ -2317,7 +2499,7 @@
                 <w:sz w:val="17"/>
                 <w:szCs w:val="17"/>
               </w:rPr>
-              <w:t xml:space="preserve">214</w:t>
+              <w:t xml:space="preserve">275</w:t>
             </w:r>
           </w:p>
         </w:tc>
@@ -2409,7 +2591,7 @@
                 <w:sz w:val="17"/>
                 <w:szCs w:val="17"/>
               </w:rPr>
-              <w:t xml:space="preserve">91</w:t>
+              <w:t xml:space="preserve">103</w:t>
             </w:r>
           </w:p>
         </w:tc>
@@ -2501,7 +2683,7 @@
                 <w:sz w:val="17"/>
                 <w:szCs w:val="17"/>
               </w:rPr>
-              <w:t xml:space="preserve">121</w:t>
+              <w:t xml:space="preserve">140</w:t>
             </w:r>
           </w:p>
         </w:tc>
@@ -2685,7 +2867,7 @@
                 <w:sz w:val="17"/>
                 <w:szCs w:val="17"/>
               </w:rPr>
-              <w:t xml:space="preserve">51</w:t>
+              <w:t xml:space="preserve">63</w:t>
             </w:r>
           </w:p>
         </w:tc>
@@ -2777,7 +2959,7 @@
                 <w:sz w:val="17"/>
                 <w:szCs w:val="17"/>
               </w:rPr>
-              <w:t xml:space="preserve">87</w:t>
+              <w:t xml:space="preserve">103</w:t>
             </w:r>
           </w:p>
         </w:tc>
@@ -2869,7 +3051,7 @@
                 <w:sz w:val="17"/>
                 <w:szCs w:val="17"/>
               </w:rPr>
-              <w:t xml:space="preserve">76</w:t>
+              <w:t xml:space="preserve">88</w:t>
             </w:r>
           </w:p>
         </w:tc>
@@ -15520,7 +15702,7 @@
                 <w:sz w:val="17"/>
                 <w:szCs w:val="17"/>
               </w:rPr>
-              <w:t xml:space="preserve">2.4 Trigonometry 1</w:t>
+              <w:t xml:space="preserve">1.5 Periodicity</w:t>
             </w:r>
           </w:p>
         </w:tc>
@@ -15550,7 +15732,7 @@
                 <w:sz w:val="17"/>
                 <w:szCs w:val="17"/>
               </w:rPr>
-              <w:t xml:space="preserve">Lesson 5, Model Building Phase, teacherMoves (+1 related)</w:t>
+              <w:t xml:space="preserve">Lesson 1, Predict Phase, teacherMoves</w:t>
             </w:r>
           </w:p>
         </w:tc>
@@ -15580,7 +15762,7 @@
                 <w:sz w:val="17"/>
                 <w:szCs w:val="17"/>
               </w:rPr>
-              <w:t xml:space="preserve">Suggested change: KICD clinometer project, digital-resource use and parent support were missing; added as a take-home project after Lesson 5 (and removed an orphan 'estimate the angle for Lesson 7' task). KICD asks learners to use a simple clinometer and to make one from local materials as the sub-strand project (also the source of the Creativity and Imagination competency and the Parental Engagement PCI). Nothing in the lessons did this. The Lesson 5 preview also sent learners to estimate an angle 'for Lesson 7', but Lesson 7 is paper-based and never used it, and it said Lesson 7 'takes this tool outside', which it does not. Now the preview points to Lesson 6 and 7 correctly and starts the clinometer project. Teacher must decide: which materials (protractor, card, straw, string, nut) families can really supply, and whether the template card is needed.</w:t>
+              <w:t xml:space="preserve">Suggested change: Added English-learner supports (a short Kiswahili word list and the option to answer in Kiswahili or by sketch); terms need checking by Kiswahili-speaking teachers. The sub-strand had no language supports for English learners and no alternative ways to show understanding. A short Kiswahili word list and the option to answer in Kiswahili or by sketch are added here at the start of the unit. The teacher must decide: the Kiswahili terms should be checked by a Kiswahili-speaking teacher, and the same words should be reused in later lessons.</w:t>
             </w:r>
           </w:p>
         </w:tc>
@@ -15610,7 +15792,7 @@
                 <w:sz w:val="17"/>
                 <w:szCs w:val="17"/>
               </w:rPr>
-              <w:t xml:space="preserve">Journal_Core_Mathematics</w:t>
+              <w:t xml:space="preserve">Journal_Chemistry</w:t>
             </w:r>
           </w:p>
         </w:tc>
@@ -15642,7 +15824,7 @@
                 <w:sz w:val="17"/>
                 <w:szCs w:val="17"/>
               </w:rPr>
-              <w:t xml:space="preserve">2.4 Trigonometry 1</w:t>
+              <w:t xml:space="preserve">1.5 Periodicity</w:t>
             </w:r>
           </w:p>
         </w:tc>
@@ -15672,7 +15854,7 @@
                 <w:sz w:val="17"/>
                 <w:szCs w:val="17"/>
               </w:rPr>
-              <w:t xml:space="preserve">Lesson 2, Explain Phase, learnerExperience (+1 related)</w:t>
+              <w:t xml:space="preserve">Lesson 1, Observe Phase, learnerExperience (+1 related)</w:t>
             </w:r>
           </w:p>
         </w:tc>
@@ -15702,7 +15884,7 @@
                 <w:sz w:val="17"/>
                 <w:szCs w:val="17"/>
               </w:rPr>
-              <w:t xml:space="preserve">Suggested change: Language support added: class word wall with Kiswahili beside English terms (started Lesson 2, extended in Lesson 7). There was no language support for English learners. A class word wall with Kiswahili beside the English terms is a low-cost support for the unit. Teacher must decide the exact Kiswahili terms the class and school use (they differ by region and textbook), so only two obvious words are suggested.</w:t>
+              <w:t xml:space="preserve">Suggested change: Argon ampoule near a flame was unsafe and unavailable in most schools; replaced by a photograph/video with the result stated by the teacher. Two problems: a sealed argon ampoule is not something most Kenyan partner schools can get, and holding a sealed glass ampoule near a flame is a shattering hazard. The teacher now shows a photograph or video and states the result. The teacher must decide whether their school can safely source argon, and which clip or photograph to use.</w:t>
             </w:r>
           </w:p>
         </w:tc>
@@ -15732,7 +15914,7 @@
                 <w:sz w:val="17"/>
                 <w:szCs w:val="17"/>
               </w:rPr>
-              <w:t xml:space="preserve">Journal_Core_Mathematics</w:t>
+              <w:t xml:space="preserve">Journal_Chemistry</w:t>
             </w:r>
           </w:p>
         </w:tc>
@@ -15764,7 +15946,7 @@
                 <w:sz w:val="17"/>
                 <w:szCs w:val="17"/>
               </w:rPr>
-              <w:t xml:space="preserve">2.4 Trigonometry 1</w:t>
+              <w:t xml:space="preserve">1.5 Periodicity</w:t>
             </w:r>
           </w:p>
         </w:tc>
@@ -15794,7 +15976,7 @@
                 <w:sz w:val="17"/>
                 <w:szCs w:val="17"/>
               </w:rPr>
-              <w:t xml:space="preserve">Lesson 8, Explain Phase, learnerExperience (+3 related)</w:t>
+              <w:t xml:space="preserve">Lesson 2, Observe Phase, learnerExperience (+2 related)</w:t>
             </w:r>
           </w:p>
         </w:tc>
@@ -15824,7 +16006,7 @@
                 <w:sz w:val="17"/>
                 <w:szCs w:val="17"/>
               </w:rPr>
-              <w:t xml:space="preserve">Suggested change: Lighthouse assessment was geometrically impossible (38° elevation and 22° depression along one line of sight must be equal); redesigned so the depression angle is measured from the cliff top and the numbers give a consistent answer. The summative task could not work. It said the boat sees the lighthouse top at 38° elevation and the lighthouse top sees the same boat at 22° depression. Those are the same line of sight, so the two angles must be equal (alternate angles), and the mark scheme in the teacher moves broke down in front of the class (it even asked students to find a negative height). The same story also appeared with different numbers (32° and 25°) in the overview. Fix: the 22° depression is now measured by an observer at the TOP OF THE CLIFF, so it equals the elevation of the cliff top from the boat, and 38° is measured to the lighthouse top. Checked twice: cliff = 120 x tan 22° = 120 x 0.40403 = 48.48 m; lighthouse top = 120 x tan 38° = 120 x 0.78129 = 93.75 m; lighthouse = 93.75 - 48.48 = 45.27 m (45.3 m from the rounded values 93.8 - 48.5). Teacher must decide whether to keep a lighthouse setting (the Kisumu shore has few cliffs; a rocky hill with a communications mast would also work with the same numbers).</w:t>
+              <w:t xml:space="preserve">Suggested change: Lesson 2 had every group handling lithium and sodium in its own trough, which contradicts its safety notes and cannot work with a large class; now one teacher demonstration of all three metals. The text had every group receive its own rice-grain piece of lithium and sodium, placed by the teacher in each group trough. That contradicts the safety note (teacher only, behind a screen), the overview (teacher demonstrates) and is unworkable with large classes (10 or more troughs, the teacher cutting and placing metal at each). All three metals are now teacher demonstrations; students still collect the data. The teacher must confirm this fits their class size and screens.</w:t>
             </w:r>
           </w:p>
         </w:tc>
@@ -15854,7 +16036,7 @@
                 <w:sz w:val="17"/>
                 <w:szCs w:val="17"/>
               </w:rPr>
-              <w:t xml:space="preserve">Journal_Core_Mathematics</w:t>
+              <w:t xml:space="preserve">Journal_Chemistry</w:t>
             </w:r>
           </w:p>
         </w:tc>
@@ -15886,7 +16068,7 @@
                 <w:sz w:val="17"/>
                 <w:szCs w:val="17"/>
               </w:rPr>
-              <w:t xml:space="preserve">2.4 Trigonometry 1</w:t>
+              <w:t xml:space="preserve">1.5 Periodicity</w:t>
             </w:r>
           </w:p>
         </w:tc>
@@ -15916,7 +16098,7 @@
                 <w:sz w:val="17"/>
                 <w:szCs w:val="17"/>
               </w:rPr>
-              <w:t xml:space="preserve">Lesson 7, Driving Question Board (DQB) Creation, teacherMoves</w:t>
+              <w:t xml:space="preserve">Lesson 4, Observe Phase, learnerExperience (+1 related)</w:t>
             </w:r>
           </w:p>
         </w:tc>
@@ -15946,7 +16128,7 @@
                 <w:sz w:val="17"/>
                 <w:szCs w:val="17"/>
               </w:rPr>
-              <w:t xml:space="preserve">Fort Jesus is described as a cliff 20 m, 27 m and (in the unit text) 30 m high. The fort stands on a low coral ridge and its sea-facing walls are lower than that, and the three heights do not agree. This needs local knowledge, so it is flagged rather than guessed: either use a real, measured height, or describe the place as 'a coastal cliff near Mombasa' and keep the numbers.</w:t>
+              <w:t xml:space="preserve">Suggested change: Iron-wool demonstration did not say the wool must be heated or that chlorine gas needs a fume cupboard; a video is offered if neither is available. Iron wool does not react with chlorine gas on its own at room temperature (it must be heated) and chlorine gas must only be made in a fume cupboard; the old text also called it 'chlorine water' in the heading but a gas jar in the body. The teacher must decide whether the school has a fume cupboard and a safe chlorine source, or should use a video.</w:t>
             </w:r>
           </w:p>
         </w:tc>
@@ -15976,7 +16158,7 @@
                 <w:sz w:val="17"/>
                 <w:szCs w:val="17"/>
               </w:rPr>
-              <w:t xml:space="preserve">Journal_Core_Mathematics</w:t>
+              <w:t xml:space="preserve">Journal_Chemistry</w:t>
             </w:r>
           </w:p>
         </w:tc>
@@ -16008,7 +16190,7 @@
                 <w:sz w:val="17"/>
                 <w:szCs w:val="17"/>
               </w:rPr>
-              <w:t xml:space="preserve">2.4 Trigonometry 1</w:t>
+              <w:t xml:space="preserve">1.5 Periodicity</w:t>
             </w:r>
           </w:p>
         </w:tc>
@@ -16068,7 +16250,7 @@
                 <w:sz w:val="17"/>
                 <w:szCs w:val="17"/>
               </w:rPr>
-              <w:t xml:space="preserve">CBE has four levels: Exceeds, Meets, Approaches and Below Expectations. The data contract allows only three level fields per criterion (excellent, proficient, developing) and the printed headings are fixed by the template, so the Below Expectations level cannot be represented. Teachers could add it by hand (for example 'work not yet showing the Approaches descriptor') until the contract allows four levels.</w:t>
+              <w:t xml:space="preserve">The partner contract allows only three rubric level fields, so the fourth CBE level, Below Expectations, cannot be represented in the current Final Explanation. Suggestion: if the contract can add a fourth level, use 'Below Expectations: little or no relevant explanation, with major errors'. Until then teachers can add it by hand.</w:t>
             </w:r>
           </w:p>
         </w:tc>
@@ -16098,7 +16280,7 @@
                 <w:sz w:val="17"/>
                 <w:szCs w:val="17"/>
               </w:rPr>
-              <w:t xml:space="preserve">Journal_Core_Mathematics</w:t>
+              <w:t xml:space="preserve">Journal_Chemistry</w:t>
             </w:r>
           </w:p>
         </w:tc>
@@ -16130,7 +16312,7 @@
                 <w:sz w:val="17"/>
                 <w:szCs w:val="17"/>
               </w:rPr>
-              <w:t xml:space="preserve">3.1 Turning Effect of Force</w:t>
+              <w:t xml:space="preserve">1.5 Periodicity</w:t>
             </w:r>
           </w:p>
         </w:tc>
@@ -16160,7 +16342,7 @@
                 <w:sz w:val="17"/>
                 <w:szCs w:val="17"/>
               </w:rPr>
-              <w:t xml:space="preserve">Lesson 2, Observe Phase, teacherMoves</w:t>
+              <w:t xml:space="preserve">Unit overview, content</w:t>
             </w:r>
           </w:p>
         </w:tc>
@@ -16190,7 +16372,7 @@
                 <w:sz w:val="17"/>
                 <w:szCs w:val="17"/>
               </w:rPr>
-              <w:t xml:space="preserve">Suggested change: Slotted masses are not in every partner school. The lesson only listed slotted masses; a low-cost substitute is now given. The teacher must decide which substitute their school actually has (bottles of water, packets of sugar or flour, stones weighed on a balance).</w:t>
+              <w:t xml:space="preserve">KICD content that is not taught or assessed in the 7 lessons: (1) size of IONS (ionic radius) and of atoms across groups beyond Group I/II/VII; (2) electron affinity across Period 3; (3) boiling points across Period 3 and down Groups I, II and VII (only melting points are graphed); (4) Group I and II metals reacting with oxygen and chlorine (only Mg with oxygen is written as an equation, nothing is demonstrated); (5) Group II with dilute acids other than Mg; (6) period 3 elements reacting with chlorine, with alkalis and with hydrogen; (7) preparing chlorine gas. Concrete suggestions: in Lesson 5 Activity B have Group C plot boiling point on the same sheet as melting point and Group D plot electron affinity (a data card is needed); give Lesson 6 a one-page data card on the reactions of Na, Mg, Al, Si, S with oxygen and chlorine (no demonstration, because of time and chlorine hazards); add ionic radius to the Lesson 5 data table. Teachers must decide what the 12 periods can hold; KICD itself suggests 34 lessons for this sub-strand.</w:t>
             </w:r>
           </w:p>
         </w:tc>
@@ -16220,7 +16402,7 @@
                 <w:sz w:val="17"/>
                 <w:szCs w:val="17"/>
               </w:rPr>
-              <w:t xml:space="preserve">Journal_General_Science</w:t>
+              <w:t xml:space="preserve">Journal_Chemistry</w:t>
             </w:r>
           </w:p>
         </w:tc>
@@ -16252,7 +16434,7 @@
                 <w:sz w:val="17"/>
                 <w:szCs w:val="17"/>
               </w:rPr>
-              <w:t xml:space="preserve">3.1 Turning Effect of Force</w:t>
+              <w:t xml:space="preserve">1.5 Periodicity</w:t>
             </w:r>
           </w:p>
         </w:tc>
@@ -16282,7 +16464,7 @@
                 <w:sz w:val="17"/>
                 <w:szCs w:val="17"/>
               </w:rPr>
-              <w:t xml:space="preserve">Lesson 3, Explain Phase, teacherMoves</w:t>
+              <w:t xml:space="preserve">Unit overview, strand</w:t>
             </w:r>
           </w:p>
         </w:tc>
@@ -16312,7 +16494,7 @@
                 <w:sz w:val="17"/>
                 <w:szCs w:val="17"/>
               </w:rPr>
-              <w:t xml:space="preserve">Suggested change: No Kiswahili or English-learner support appeared anywhere in the sequence. A short, optional support was added where the key words are first written down. The teacher must decide the Kiswahili terms: they are everyday words, but KICD or the school's Kiswahili teacher may prefer other physics terms.</w:t>
+              <w:t xml:space="preserve">Numbering and names checked against the KICD March 2025 Chemistry design: sub-strand 1.5 Periodicity is correct. The unit names Strand 1.0 as 'Chemical Families' but KICD names Strand 1.0 'Inorganic Chemistry' ('chemical families' appears only in the key inquiry question and the value text). The strand name was not changed. KICD suggests 34 lessons for the sub-strand; this sequence has 7 lessons (12 periods). The KICD learning outcomes (a to e), key inquiry questions and content bullets in the data already match the KICD text.</w:t>
             </w:r>
           </w:p>
         </w:tc>
@@ -16342,7 +16524,7 @@
                 <w:sz w:val="17"/>
                 <w:szCs w:val="17"/>
               </w:rPr>
-              <w:t xml:space="preserve">Journal_General_Science</w:t>
+              <w:t xml:space="preserve">Journal_Chemistry</w:t>
             </w:r>
           </w:p>
         </w:tc>
@@ -16374,7 +16556,7 @@
                 <w:sz w:val="17"/>
                 <w:szCs w:val="17"/>
               </w:rPr>
-              <w:t xml:space="preserve">3.1 Turning Effect of Force</w:t>
+              <w:t xml:space="preserve">1.5 Periodicity</w:t>
             </w:r>
           </w:p>
         </w:tc>
@@ -16404,7 +16586,7 @@
                 <w:sz w:val="17"/>
                 <w:szCs w:val="17"/>
               </w:rPr>
-              <w:t xml:space="preserve">Lesson 4, slo.purpose (+18 related)</w:t>
+              <w:t xml:space="preserve">Unit overview, phenomenon</w:t>
             </w:r>
           </w:p>
         </w:tc>
@@ -16434,7 +16616,7 @@
                 <w:sz w:val="17"/>
                 <w:szCs w:val="17"/>
               </w:rPr>
-              <w:t xml:space="preserve">Suggested change: Lesson 4 said the two-handed jembe grip is a couple that explains handle length, mixing up 'distance between the forces' with 'distance from the pivot'; the jembe stays a single-force moment about the blade and the couple is taught on a steering wheel, tap and wrench. Audit item confirmed. The lesson said the two-handed jembe grip is a couple and that widening the grip explains the handle-length puzzle. That mixes up two different distances: for the jembe, d is the distance from the blade pivot to the single effort force (M = F x d, Lessons 2-3); for a couple, d is the distance BETWEEN the two forces. The distance between the farmer's hands does not change the jembe's moment about the blade (a grip 0.9 m from the blade gives M = F x 0.9 however far apart the hands are). The jembe therefore stays a single-force moment, and the couple is now taught on objects that really turn about their own centre. Lesson 5 and the Final Explanation now say the same. Teacher to confirm this reading of the storyline.</w:t>
+              <w:t xml:space="preserve">The anchoring phenomenon, Summary and Final Explanation name 'the Kisumu Water and Sanitation Company'. The Kisumu utility is usually named the Kisumu Water and Sewerage Company (KIWASCO), and the careers text names the 'Nairobi Water and Sewerage Company' (the current name is Nairobi City Water and Sewerage Company). Because the phenomenon is a demonstration that real staff would not normally run, suggest naming 'a water treatment plant in Kisumu' instead of a real company. Not changed here because the name appears in every lesson; Kenyan teachers should confirm the correct name and decide.</w:t>
             </w:r>
           </w:p>
         </w:tc>
@@ -16464,7 +16646,7 @@
                 <w:sz w:val="17"/>
                 <w:szCs w:val="17"/>
               </w:rPr>
-              <w:t xml:space="preserve">Journal_General_Science</w:t>
+              <w:t xml:space="preserve">Journal_Chemistry</w:t>
             </w:r>
           </w:p>
         </w:tc>
@@ -16496,7 +16678,7 @@
                 <w:sz w:val="17"/>
                 <w:szCs w:val="17"/>
               </w:rPr>
-              <w:t xml:space="preserve">3.1 Turning Effect of Force</w:t>
+              <w:t xml:space="preserve">2.1 Introduction to Salts</w:t>
             </w:r>
           </w:p>
         </w:tc>
@@ -16526,7 +16708,7 @@
                 <w:sz w:val="17"/>
                 <w:szCs w:val="17"/>
               </w:rPr>
-              <w:t xml:space="preserve">Lesson 4, Observe Phase, teacherMoves</w:t>
+              <w:t xml:space="preserve">Lesson 5, Explain Phase, learnerExperience (+2 related)</w:t>
             </w:r>
           </w:p>
         </w:tc>
@@ -16556,7 +16738,7 @@
                 <w:sz w:val="17"/>
                 <w:szCs w:val="17"/>
               </w:rPr>
-              <w:t xml:space="preserve">Suggested change: Clamp stands and two spring balances per group are not available in every partner school. The teacher must decide whether this qualitative substitute suits the school's equipment.</w:t>
+              <w:t xml:space="preserve">Suggested change: KICD lists 'direct synthesis' as a preparation method, and the Unit and Lesson 8 mention it, but no lesson taught it. Added a short teacher demonstration or reading card in Lesson 5. The teacher must choose the example and whether equipment allows a demonstration.. KICD content not taught: direct synthesis. Lesson 8 even asks for 'one balanced equation per pathway' including direct synthesis. Suggested example: iron + sulphur -&gt; iron(II) sulphide (Fe 1=1, S 1=1; masses Fe 56 : S 32 = 7 : 4). The teacher decides: demonstration (needs ventilation and a heat source) or reading card only, or another example such as sodium + chlorine shown by video.</w:t>
             </w:r>
           </w:p>
         </w:tc>
@@ -16586,7 +16768,7 @@
                 <w:sz w:val="17"/>
                 <w:szCs w:val="17"/>
               </w:rPr>
-              <w:t xml:space="preserve">Journal_General_Science</w:t>
+              <w:t xml:space="preserve">Journal_Chemistry</w:t>
             </w:r>
           </w:p>
         </w:tc>
@@ -16618,7 +16800,7 @@
                 <w:sz w:val="17"/>
                 <w:szCs w:val="17"/>
               </w:rPr>
-              <w:t xml:space="preserve">3.1 Turning Effect of Force</w:t>
+              <w:t xml:space="preserve">2.1 Introduction to Salts</w:t>
             </w:r>
           </w:p>
         </w:tc>
@@ -16648,7 +16830,7 @@
                 <w:sz w:val="17"/>
                 <w:szCs w:val="17"/>
               </w:rPr>
-              <w:t xml:space="preserve">Lesson 8, Explain Phase, learnerExperience (+1 related)</w:t>
+              <w:t xml:space="preserve">Lesson 2, Explain Phase, learnerExperience (+3 related)</w:t>
             </w:r>
           </w:p>
         </w:tc>
@@ -16678,7 +16860,7 @@
                 <w:sz w:val="17"/>
                 <w:szCs w:val="17"/>
               </w:rPr>
-              <w:t xml:space="preserve">Suggested change: Assessing every learner one by one on the metre rule in 15 minutes was impossible for 40 learners (under 40 seconds each); now groups of four or five at stations, each member answering one question. As written, the teacher called learners one at a time to ONE bench for 15 minutes; with 40 learners that is under 40 seconds each for three questions with 10-second waits, and the teacher notes themselves contradicted it (8 stations prepared, 'two simultaneous stations' for 40 learners). Groups of 4-5 at 8 stations with 2 minutes per group fits 15 minutes (8 x 2 = 16, about 15 with rounding) and still gives every learner an individual question. The teacher must decide whether to assess in groups like this or to assess the practical over several lessons.</w:t>
+              <w:t xml:space="preserve">Suggested change: Language and access supports added: the Lesson 2 reading card promised Kiswahili key terms but gave none; added a few terms in Lessons 2 and 6 and in the Final Explanation, access roles for a practical, and ways to show understanding other than writing. The teacher must check the Kiswahili.. The card said 'Kiswahili key terms in brackets' but no terms existed. I added common school Kiswahili words (chumvi = salt, huyeyuka = dissolves, mumunyifu = soluble). I am confident they are standard but cannot verify them with a Kiswahili specialist, so the teacher must confirm or replace them. This one decision covers all the Kiswahili words in the unit.</w:t>
             </w:r>
           </w:p>
         </w:tc>
@@ -16708,7 +16890,7 @@
                 <w:sz w:val="17"/>
                 <w:szCs w:val="17"/>
               </w:rPr>
-              <w:t xml:space="preserve">Journal_General_Science</w:t>
+              <w:t xml:space="preserve">Journal_Chemistry</w:t>
             </w:r>
           </w:p>
         </w:tc>
@@ -16740,7 +16922,7 @@
                 <w:sz w:val="17"/>
                 <w:szCs w:val="17"/>
               </w:rPr>
-              <w:t xml:space="preserve">3.1 Turning Effect of Force</w:t>
+              <w:t xml:space="preserve">2.1 Introduction to Salts</w:t>
             </w:r>
           </w:p>
         </w:tc>
@@ -16770,7 +16952,7 @@
                 <w:sz w:val="17"/>
                 <w:szCs w:val="17"/>
               </w:rPr>
-              <w:t xml:space="preserve">Unit overview, learningOutcomes</w:t>
+              <w:t xml:space="preserve">Lesson 6, Observe Phase, learnerExperience (+1 related)</w:t>
             </w:r>
           </w:p>
         </w:tc>
@@ -16800,7 +16982,7 @@
                 <w:sz w:val="17"/>
                 <w:szCs w:val="17"/>
               </w:rPr>
-              <w:t xml:space="preserve">KICD wording check: the Grade 10 KICD PDFs available in data/raw/curriculum_pdfs/ cover Biology, Chemistry, Mathematics and Physics only. General Science Strand 3.0, Sub-Strand 3.1 'Turning Effect of Force' is not in them (the closest text, Physics 1.5 'Moments and equilibrium', is a different sub-strand with different outcomes), so the learning outcomes (a-d), key inquiry question, core competencies, values and PCIs could not be compared word for word and were left unchanged. Please check them against the KICD General Science Grade 10 curriculum design. Coverage check done: outcome a (moments of a force at a point) is taught in Lessons 2-3 and assessed in Final Explanation Parts 1-3; outcome b (moments of anti-parallel forces) is taught in Lessons 4-5 and assessed in Part 3 and Part 4 (a calculation was added); outcome c (real-life applications) is taught in Lessons 6-7 and assessed in Part 5; outcome d (appreciate) is observed in the Lesson 8 reflection journal.</w:t>
+              <w:t xml:space="preserve">Suggested change: The Lesson 6 watch-glass test may not show the washing soda changing in 20-25 minutes (efflorescence is slow, and none at all on a humid day). Added a 24-hour 'day-before' set, expected ranges and a fallback. The teacher should trial it with the school's own balance and humidity.. Efflorescence of Na2CO3·10H2O is slow and depends on the day's humidity, so a visible loss in 20-25 minutes is not guaranteed and a humid classroom may show none. The 24-hour set makes the result reliable. The ranges in the teacher note are indicative, not measured by me: the teacher must decide how to run it (own trial first, which balance, whether to pre-effloresce crystals) because it needs local knowledge of the balance and the humidity.</w:t>
             </w:r>
           </w:p>
         </w:tc>
@@ -16830,7 +17012,7 @@
                 <w:sz w:val="17"/>
                 <w:szCs w:val="17"/>
               </w:rPr>
-              <w:t xml:space="preserve">Journal_General_Science</w:t>
+              <w:t xml:space="preserve">Journal_Chemistry</w:t>
             </w:r>
           </w:p>
         </w:tc>
@@ -16862,7 +17044,7 @@
                 <w:sz w:val="17"/>
                 <w:szCs w:val="17"/>
               </w:rPr>
-              <w:t xml:space="preserve">3.1 Turning Effect of Force</w:t>
+              <w:t xml:space="preserve">2.1 Introduction to Salts</w:t>
             </w:r>
           </w:p>
         </w:tc>
@@ -16892,7 +17074,7 @@
                 <w:sz w:val="17"/>
                 <w:szCs w:val="17"/>
               </w:rPr>
-              <w:t xml:space="preserve">Final Explanation, rubric</w:t>
+              <w:t xml:space="preserve">Lesson 6, Explain Phase, learnerExperience</w:t>
             </w:r>
           </w:p>
         </w:tc>
@@ -16922,7 +17104,7 @@
                 <w:sz w:val="17"/>
                 <w:szCs w:val="17"/>
               </w:rPr>
-              <w:t xml:space="preserve">The contract allows only three level fields (excellent, proficient, developing) and the printed headings are fixed by the template, so the fourth CBE level, Below Expectations, cannot be represented. Suggestion for teachers: add a 'Below Expectations' column by hand when marking, for a learner who cannot calculate any moment or link force, distance and turning effect. The template or contract needs a decision from the project owner.</w:t>
+              <w:t xml:space="preserve">Suggested change: I could not confirm that calcium chloride is used as a desiccant in Kenyan tea factories (tea is dried with hot air), so I replaced it with uses that are common and checkable. The teacher should confirm that moisture-absorber tubs are sold locally or substitute a use they know, such as a desiccator in the school laboratory.</w:t>
             </w:r>
           </w:p>
         </w:tc>
@@ -16952,7 +17134,7 @@
                 <w:sz w:val="17"/>
                 <w:szCs w:val="17"/>
               </w:rPr>
-              <w:t xml:space="preserve">Journal_General_Science</w:t>
+              <w:t xml:space="preserve">Journal_Chemistry</w:t>
             </w:r>
           </w:p>
         </w:tc>
@@ -16984,7 +17166,7 @@
                 <w:sz w:val="17"/>
                 <w:szCs w:val="17"/>
               </w:rPr>
-              <w:t xml:space="preserve">2.4 Surface Area and Volume of Solids</w:t>
+              <w:t xml:space="preserve">2.1 Introduction to Salts</w:t>
             </w:r>
           </w:p>
         </w:tc>
@@ -17014,7 +17196,7 @@
                 <w:sz w:val="17"/>
                 <w:szCs w:val="17"/>
               </w:rPr>
-              <w:t xml:space="preserve">Unit overview, phenomenon (+48 related)</w:t>
+              <w:t xml:space="preserve">Lesson 8, Driving Question Board (DQB) Creation, learnerExperience (+1 related)</w:t>
             </w:r>
           </w:p>
         </w:tc>
@@ -17044,7 +17226,7 @@
                 <w:sz w:val="17"/>
                 <w:szCs w:val="17"/>
               </w:rPr>
-              <w:t xml:space="preserve">Suggested change: The two tanks did not add up: the frustum tank held only 1,300-3,300 L in the lessons and the composite tank had different sizes in Lessons 5, 6 and 10. One pair of tanks (both about 5,000 L, frustum about 4% less metal) is now used in every lesson.. Old data: the frustum tank in Lesson 3 (R 0.8, r 0.4, l 1.2 m) holds only about 1.3 m3 and in Lesson 7 (R 0.9, r 0.5, h 2.1 m) 3.3 m3, never 5,000 L; the composite tank was r 0.8, h 2.0 m in Lesson 5 but r 0.7, h 2.8 m in Lesson 6; Lesson 10 used a third set. I also searched by computer all closed frustums of volume 5 m3: the smallest total surface is about 16.19 m2, so a saving of 9 m2 (old text) is impossible against any sensibly shaped composite tank. New common data. Composite: cylinder r 0.7 m, h 2.8 m plus hemisphere r 0.7 m: V = pi(0.49x2.8 + 2/3x0.343) = 5.029 m3 (5,030 L); SA = 3.92pi + 0.49pi + 0.98pi = 5.39pi = 16.93 m2. Frustum: R 1.0 m, r 0.8 m, h 1.96 m, slant l = sqrt(1.96^2 + 0.2^2) = 1.97 m: V = pi x 1.96/3 x (1 + 0.8 + 0.64) = 5.008 m3 (5,010 L); SA = pi(1 + 0.64) + pi x 1.8 x 1.97 = 16.29 m2. Checked by hand and by script. The frustum saves 0.64 m2 (about 4%, about Ksh 540 per tank at Ksh 850/m2): the real size of the effect, because the composite tank is tall and narrow while the frustum is shorter and wider. TEACHER DECISION: accept this smaller difference (all later lessons now say 'about 4%'), or replace the tanks with a different pair.</w:t>
+              <w:t xml:space="preserve">Suggested change: The Lesson 8 task asked learners to 'predict' that ammonium sulphate absorbs water in humid air, but ammonium sulphate only takes up water above about 80% humidity and learners have no way to know that. The task now gives that fact and asks for the reasoning; the marking guide matches. The teacher should confirm the changed task.. Ammonium sulphate is much less hygroscopic than ammonium nitrate; it only becomes damp above about 80% relative humidity, so 'high humidity near Lake Nakuru' does not reliably make it clump and the original mark scheme would mark a sensible answer wrong. Learners also had no experiment on which to base that prediction. Teacher decision: this changes the summative task, so please confirm the new wording and the 2-mark scheme.</w:t>
             </w:r>
           </w:p>
         </w:tc>
@@ -17074,7 +17256,7 @@
                 <w:sz w:val="17"/>
                 <w:szCs w:val="17"/>
               </w:rPr>
-              <w:t xml:space="preserve">Journal_Mathematics</w:t>
+              <w:t xml:space="preserve">Journal_Chemistry</w:t>
             </w:r>
           </w:p>
         </w:tc>
@@ -17106,7 +17288,7 @@
                 <w:sz w:val="17"/>
                 <w:szCs w:val="17"/>
               </w:rPr>
-              <w:t xml:space="preserve">2.4 Surface Area and Volume of Solids</w:t>
+              <w:t xml:space="preserve">2.1 Introduction to Salts</w:t>
             </w:r>
           </w:p>
         </w:tc>
@@ -17136,7 +17318,7 @@
                 <w:sz w:val="17"/>
                 <w:szCs w:val="17"/>
               </w:rPr>
-              <w:t xml:space="preserve">Lesson 1, Explain Phase, teacherMoves</w:t>
+              <w:t xml:space="preserve">Unit overview, substrand</w:t>
             </w:r>
           </w:p>
         </w:tc>
@@ -17166,7 +17348,7 @@
                 <w:sz w:val="17"/>
                 <w:szCs w:val="17"/>
               </w:rPr>
-              <w:t xml:space="preserve">Suggested change: The sub-strand had no language support at all. Kiswahili terms are given only for words I am sure of; the teacher decides which terms and which local language their learners actually use.</w:t>
+              <w:t xml:space="preserve">Number and size mismatch against KICD: the KICD March 2025 Grade 10 Chemistry design numbers this sub-strand 2.2 'Introduction to Salts' (30 lessons) and puts 2.1 on 'Acids and Bases'. This project calls it Sub-Strand 2.1 (8 lessons) everywhere except UNIT.substrand, which already says 2.2. Not renamed here. Suggestion: decide once whether documents should show the KICD number 2.2 (and say the unit covers part of the 30 KICD lessons) or the project number 2.1, then make every heading match.</w:t>
             </w:r>
           </w:p>
         </w:tc>
@@ -17196,7 +17378,7 @@
                 <w:sz w:val="17"/>
                 <w:szCs w:val="17"/>
               </w:rPr>
-              <w:t xml:space="preserve">Journal_Mathematics</w:t>
+              <w:t xml:space="preserve">Journal_Chemistry</w:t>
             </w:r>
           </w:p>
         </w:tc>
@@ -17228,7 +17410,7 @@
                 <w:sz w:val="17"/>
                 <w:szCs w:val="17"/>
               </w:rPr>
-              <w:t xml:space="preserve">2.4 Surface Area and Volume of Solids</w:t>
+              <w:t xml:space="preserve">2.1 Introduction to Salts</w:t>
             </w:r>
           </w:p>
         </w:tc>
@@ -17258,7 +17440,7 @@
                 <w:sz w:val="17"/>
                 <w:szCs w:val="17"/>
               </w:rPr>
-              <w:t xml:space="preserve">Lesson 8, slo.purposeInStoryline (+5 related)</w:t>
+              <w:t xml:space="preserve">Lesson 3, Driving Question Board (DQB) Creation, learnerExperience</w:t>
             </w:r>
           </w:p>
         </w:tc>
@@ -17288,7 +17470,7 @@
                 <w:sz w:val="17"/>
                 <w:szCs w:val="17"/>
               </w:rPr>
-              <w:t xml:space="preserve">Suggested change: 'Mapunja' is not a term I could confirm as a Kenyan word for a grain store; replaced with the standard Kiswahili 'ghala' (grain store).. I could not confirm 'mapunja(s)' as a Kiswahili or other Kenyan word for a grain store; 'ghala' is the standard Kiswahili word. Teacher decision: if a local word is used in your area for this kind of store, use that instead.</w:t>
+              <w:t xml:space="preserve">Driving Question Board sticky-note colours change meaning between lessons: green means 'now understand' in Lesson 1, 'answered' in Lessons 2, 5 and 6, but 'new questions' in Lesson 3 (blue = evidence); Lesson 7 uses green, yellow and pink. Suggestion: use one code all unit (for example green = answered, orange = new question, blue = new evidence) and change Lesson 3's green question cards to orange. Left unedited because it touches every DQB step in Lesson 3 and teachers may have their own colour sets.</w:t>
             </w:r>
           </w:p>
         </w:tc>
@@ -17318,7 +17500,7 @@
                 <w:sz w:val="17"/>
                 <w:szCs w:val="17"/>
               </w:rPr>
-              <w:t xml:space="preserve">Journal_Mathematics</w:t>
+              <w:t xml:space="preserve">Journal_Chemistry</w:t>
             </w:r>
           </w:p>
         </w:tc>
@@ -17350,7 +17532,7 @@
                 <w:sz w:val="17"/>
                 <w:szCs w:val="17"/>
               </w:rPr>
-              <w:t xml:space="preserve">2.4 Surface Area and Volume of Solids</w:t>
+              <w:t xml:space="preserve">2.1 Introduction to Salts</w:t>
             </w:r>
           </w:p>
         </w:tc>
@@ -17380,7 +17562,7 @@
                 <w:sz w:val="17"/>
                 <w:szCs w:val="17"/>
               </w:rPr>
-              <w:t xml:space="preserve">Lesson 9, Observe Phase, learnerExperience (+1 related)</w:t>
+              <w:t xml:space="preserve">Final Explanation, rubric</w:t>
             </w:r>
           </w:p>
         </w:tc>
@@ -17410,7 +17592,7 @@
                 <w:sz w:val="17"/>
                 <w:szCs w:val="17"/>
               </w:rPr>
-              <w:t xml:space="preserve">Suggested change: Lesson 9 repeated the tank volumes already found in Lessons 6 and 7 and gave no dimensions; learners now re-check them quickly and solve a new composite problem (Kitale silo).. Old Lesson 9 asked learners to compute both tank volumes, which they had already done in Lessons 6 and 7, and the data card had no dimensions. KICD outcome (d), the volume of composite solids in real-life situations, therefore had little new practice. I give the card its dimensions, shorten the re-check, and add one new composite problem. Checked: cylinder pi x 2.25 x 3 = 21.206; cone (1/3) x pi x 2.25 x 1 = 2.356; total 23.562 m3. TEACHER DECISION: this changes the lesson design (a different problem in the group-work slot); keep or swap the silo for a problem from your own textbook.</w:t>
+              <w:t xml:space="preserve">The CBE rubric has four levels (Exceeds, Meets, Approaches, Below Expectations) but the data contract allows only three level fields and the printed headings are fixed by the template, so the Below Expectations level cannot be represented. Suggestion: tell teachers that work that does not reach 'Approaches Expectations' on a criterion is 'Below Expectations', or ask the partner whether a fourth level field can be added.</w:t>
             </w:r>
           </w:p>
         </w:tc>
@@ -17440,7 +17622,7 @@
                 <w:sz w:val="17"/>
                 <w:szCs w:val="17"/>
               </w:rPr>
-              <w:t xml:space="preserve">Journal_Mathematics</w:t>
+              <w:t xml:space="preserve">Journal_Chemistry</w:t>
             </w:r>
           </w:p>
         </w:tc>
@@ -17472,7 +17654,7 @@
                 <w:sz w:val="17"/>
                 <w:szCs w:val="17"/>
               </w:rPr>
-              <w:t xml:space="preserve">2.4 Surface Area and Volume of Solids</w:t>
+              <w:t xml:space="preserve">3.1 Acids and Bases</w:t>
             </w:r>
           </w:p>
         </w:tc>
@@ -17502,7 +17684,7 @@
                 <w:sz w:val="17"/>
                 <w:szCs w:val="17"/>
               </w:rPr>
-              <w:t xml:space="preserve">Unit overview, coreCompetencies (+2 related)</w:t>
+              <w:t xml:space="preserve">Unit overview, supportingPhenomena (+4 related)</w:t>
             </w:r>
           </w:p>
         </w:tc>
@@ -17532,7 +17714,7 @@
                 <w:sz w:val="17"/>
                 <w:szCs w:val="17"/>
               </w:rPr>
-              <w:t xml:space="preserve">Suggested change: Core competencies, values and PCI now include the KICD-listed ones word for word (Lesson 6 sand activity); the earlier extras were kept where they match lesson activities.. KICD lists two core competencies (Critical Thinking and Problem Solving; Creativity and Imagination), two values (Unity, Respect) and the PCI 'Environment and technology', all tied to the cone-and-cylinder sand activity (Lesson 6). The data had other competencies, values and PCIs not in KICD (Digital Literacy, Self-efficacy, Integrity, Financial Literacy...). TEACHER DECISION: I restored the KICD wording and kept the extras that match real lesson activities; delete extras if your school wants the KICD list only.</w:t>
+              <w:t xml:space="preserve">Suggested change: Tea farmers do not lime their soil (tea likes acidic soil); the liming example now uses a maize farm in Kericho. Tea grows best at soil pH about 4.5 to 5.5, so tea farmers do not raise soil pH with lime; raising it to about 6.0 as in the lessons would harm tea. Maize needs about pH 5.5 to 6.5, so the 4.5 to 6.0 liming data fits a maize field. The lime data are unchanged. A teacher must decide: keep Kericho (acidic soils, many smallholder maize plots) or name a local maize-growing area your learners know better, such as Nandi or Trans Nzoia.</w:t>
             </w:r>
           </w:p>
         </w:tc>
@@ -17562,7 +17744,7 @@
                 <w:sz w:val="17"/>
                 <w:szCs w:val="17"/>
               </w:rPr>
-              <w:t xml:space="preserve">Journal_Mathematics</w:t>
+              <w:t xml:space="preserve">Journal_Chemistry</w:t>
             </w:r>
           </w:p>
         </w:tc>
@@ -17594,7 +17776,7 @@
                 <w:sz w:val="17"/>
                 <w:szCs w:val="17"/>
               </w:rPr>
-              <w:t xml:space="preserve">2.4 Surface Area and Volume of Solids</w:t>
+              <w:t xml:space="preserve">3.1 Acids and Bases</w:t>
             </w:r>
           </w:p>
         </w:tc>
@@ -17624,7 +17806,7 @@
                 <w:sz w:val="17"/>
                 <w:szCs w:val="17"/>
               </w:rPr>
-              <w:t xml:space="preserve">Unit overview, substrand</w:t>
+              <w:t xml:space="preserve">Lesson 3, overview (+8 related)</w:t>
             </w:r>
           </w:p>
         </w:tc>
@@ -17654,7 +17836,7 @@
                 <w:sz w:val="17"/>
                 <w:szCs w:val="17"/>
               </w:rPr>
-              <w:t xml:space="preserve">Suggested change: The unit header said Sub-Strand 2.7 while all ten lessons, the module name, file names and document titles say 2.4. KICD prints this sub-strand as 2.7 in the curriculum design, but 2.4 is the number the teacher templates and this project use everywhere else. I made the unit match 2.4. TEACHER DECISION: if you prefer the KICD number, all references must change to 2.7 together.</w:t>
+              <w:t xml:space="preserve">Suggested change: Lesson 3 asked learners to draw H+ and OH- ions before the ions are taught in Lessons 4 and 5; the draft model now uses unnamed 'acid-making' and 'base-making' dots that Lessons 4 and 5 name. Lesson 2 says the H+ and OH- drawings come in later lessons and Lesson 3's own teacher moves say not to explain ions, yet its Model Building phase had learners draw H+ and OH- ions. Learners should experience the pattern before getting the vocabulary. Judgement call: teachers may prefer to keep the ion names in Lesson 3 as a 'first guess'.</w:t>
             </w:r>
           </w:p>
         </w:tc>
@@ -17684,7 +17866,7 @@
                 <w:sz w:val="17"/>
                 <w:szCs w:val="17"/>
               </w:rPr>
-              <w:t xml:space="preserve">Journal_Mathematics</w:t>
+              <w:t xml:space="preserve">Journal_Chemistry</w:t>
             </w:r>
           </w:p>
         </w:tc>
@@ -17716,6 +17898,2080 @@
                 <w:sz w:val="17"/>
                 <w:szCs w:val="17"/>
               </w:rPr>
+              <w:t xml:space="preserve">3.1 Acids and Bases</w:t>
+            </w:r>
+          </w:p>
+        </w:tc>
+        <w:tc>
+          <w:tcPr>
+            <w:tcW w:type="dxa" w:w="3200"/>
+            <w:tcBorders>
+              <w:top w:val="single" w:color="999999" w:sz="4"/>
+              <w:left w:val="single" w:color="999999" w:sz="4"/>
+              <w:bottom w:val="single" w:color="999999" w:sz="4"/>
+              <w:right w:val="single" w:color="999999" w:sz="4"/>
+            </w:tcBorders>
+            <w:tcMar>
+              <w:top w:type="dxa" w:w="50"/>
+              <w:left w:type="dxa" w:w="80"/>
+              <w:bottom w:type="dxa" w:w="50"/>
+              <w:right w:type="dxa" w:w="80"/>
+            </w:tcMar>
+          </w:tcPr>
+          <w:p>
+            <w:pPr>
+              <w:spacing w:after="60" w:before="0"/>
+            </w:pPr>
+            <w:r>
+              <w:rPr>
+                <w:rFonts w:ascii="Arial" w:cs="Arial" w:eastAsia="Arial" w:hAnsi="Arial"/>
+                <w:sz w:val="17"/>
+                <w:szCs w:val="17"/>
+              </w:rPr>
+              <w:t xml:space="preserve">Lesson 8, Observe Phase, learnerExperience (+1 related)</w:t>
+            </w:r>
+          </w:p>
+        </w:tc>
+        <w:tc>
+          <w:tcPr>
+            <w:tcW w:type="dxa" w:w="6580"/>
+            <w:tcBorders>
+              <w:top w:val="single" w:color="999999" w:sz="4"/>
+              <w:left w:val="single" w:color="999999" w:sz="4"/>
+              <w:bottom w:val="single" w:color="999999" w:sz="4"/>
+              <w:right w:val="single" w:color="999999" w:sz="4"/>
+            </w:tcBorders>
+            <w:tcMar>
+              <w:top w:type="dxa" w:w="50"/>
+              <w:left w:type="dxa" w:w="80"/>
+              <w:bottom w:type="dxa" w:w="50"/>
+              <w:right w:type="dxa" w:w="80"/>
+            </w:tcMar>
+          </w:tcPr>
+          <w:p>
+            <w:pPr>
+              <w:spacing w:after="60" w:before="0"/>
+            </w:pPr>
+            <w:r>
+              <w:rPr>
+                <w:rFonts w:ascii="Arial" w:cs="Arial" w:eastAsia="Arial" w:hAnsi="Arial"/>
+                <w:sz w:val="17"/>
+                <w:szCs w:val="17"/>
+              </w:rPr>
+              <w:t xml:space="preserve">Suggested change: KICD asks learners to compare electrical conductivity of strong and weak acids and bases; this was never taught, so a short teacher demonstration is added to Lesson 8. The KICD content list and learning experiences include comparing electrical conductivity of strong and weak acids and bases (HCl, ethanoic acid, NaOH, ammonia of the same concentration). Conductivity was absent from all ten lessons. Bright versus dim bulb is a standard, low-cost result (more ions, more current). Judgement call: needs a bulb, battery and electrodes; if the school has none, skip it and keep the pH evidence.</w:t>
+            </w:r>
+          </w:p>
+        </w:tc>
+        <w:tc>
+          <w:tcPr>
+            <w:tcW w:type="dxa" w:w="1700"/>
+            <w:tcBorders>
+              <w:top w:val="single" w:color="999999" w:sz="4"/>
+              <w:left w:val="single" w:color="999999" w:sz="4"/>
+              <w:bottom w:val="single" w:color="999999" w:sz="4"/>
+              <w:right w:val="single" w:color="999999" w:sz="4"/>
+            </w:tcBorders>
+            <w:tcMar>
+              <w:top w:type="dxa" w:w="50"/>
+              <w:left w:type="dxa" w:w="80"/>
+              <w:bottom w:type="dxa" w:w="50"/>
+              <w:right w:type="dxa" w:w="80"/>
+            </w:tcMar>
+          </w:tcPr>
+          <w:p>
+            <w:pPr>
+              <w:spacing w:after="60" w:before="0"/>
+            </w:pPr>
+            <w:r>
+              <w:rPr>
+                <w:rFonts w:ascii="Arial" w:cs="Arial" w:eastAsia="Arial" w:hAnsi="Arial"/>
+                <w:sz w:val="17"/>
+                <w:szCs w:val="17"/>
+              </w:rPr>
+              <w:t xml:space="preserve">Journal_Chemistry</w:t>
+            </w:r>
+          </w:p>
+        </w:tc>
+      </w:tr>
+      <w:tr>
+        <w:tc>
+          <w:tcPr>
+            <w:tcW w:type="dxa" w:w="2200"/>
+            <w:tcBorders>
+              <w:top w:val="single" w:color="999999" w:sz="4"/>
+              <w:left w:val="single" w:color="999999" w:sz="4"/>
+              <w:bottom w:val="single" w:color="999999" w:sz="4"/>
+              <w:right w:val="single" w:color="999999" w:sz="4"/>
+            </w:tcBorders>
+            <w:tcMar>
+              <w:top w:type="dxa" w:w="50"/>
+              <w:left w:type="dxa" w:w="80"/>
+              <w:bottom w:type="dxa" w:w="50"/>
+              <w:right w:type="dxa" w:w="80"/>
+            </w:tcMar>
+          </w:tcPr>
+          <w:p>
+            <w:pPr>
+              <w:spacing w:after="60" w:before="0"/>
+            </w:pPr>
+            <w:r>
+              <w:rPr>
+                <w:rFonts w:ascii="Arial" w:cs="Arial" w:eastAsia="Arial" w:hAnsi="Arial"/>
+                <w:sz w:val="17"/>
+                <w:szCs w:val="17"/>
+              </w:rPr>
+              <w:t xml:space="preserve">3.1 Acids and Bases</w:t>
+            </w:r>
+          </w:p>
+        </w:tc>
+        <w:tc>
+          <w:tcPr>
+            <w:tcW w:type="dxa" w:w="3200"/>
+            <w:tcBorders>
+              <w:top w:val="single" w:color="999999" w:sz="4"/>
+              <w:left w:val="single" w:color="999999" w:sz="4"/>
+              <w:bottom w:val="single" w:color="999999" w:sz="4"/>
+              <w:right w:val="single" w:color="999999" w:sz="4"/>
+            </w:tcBorders>
+            <w:tcMar>
+              <w:top w:type="dxa" w:w="50"/>
+              <w:left w:type="dxa" w:w="80"/>
+              <w:bottom w:type="dxa" w:w="50"/>
+              <w:right w:type="dxa" w:w="80"/>
+            </w:tcMar>
+          </w:tcPr>
+          <w:p>
+            <w:pPr>
+              <w:spacing w:after="60" w:before="0"/>
+            </w:pPr>
+            <w:r>
+              <w:rPr>
+                <w:rFonts w:ascii="Arial" w:cs="Arial" w:eastAsia="Arial" w:hAnsi="Arial"/>
+                <w:sz w:val="17"/>
+                <w:szCs w:val="17"/>
+              </w:rPr>
+              <w:t xml:space="preserve">Lesson 1, Explain Phase, teacherMoves (+1 related)</w:t>
+            </w:r>
+          </w:p>
+        </w:tc>
+        <w:tc>
+          <w:tcPr>
+            <w:tcW w:type="dxa" w:w="6580"/>
+            <w:tcBorders>
+              <w:top w:val="single" w:color="999999" w:sz="4"/>
+              <w:left w:val="single" w:color="999999" w:sz="4"/>
+              <w:bottom w:val="single" w:color="999999" w:sz="4"/>
+              <w:right w:val="single" w:color="999999" w:sz="4"/>
+            </w:tcBorders>
+            <w:tcMar>
+              <w:top w:type="dxa" w:w="50"/>
+              <w:left w:type="dxa" w:w="80"/>
+              <w:bottom w:type="dxa" w:w="50"/>
+              <w:right w:type="dxa" w:w="80"/>
+            </w:tcMar>
+          </w:tcPr>
+          <w:p>
+            <w:pPr>
+              <w:spacing w:after="60" w:before="0"/>
+            </w:pPr>
+            <w:r>
+              <w:rPr>
+                <w:rFonts w:ascii="Arial" w:cs="Arial" w:eastAsia="Arial" w:hAnsi="Arial"/>
+                <w:sz w:val="17"/>
+                <w:szCs w:val="17"/>
+              </w:rPr>
+              <w:t xml:space="preserve">Suggested change: Added a few Kiswahili terms and a first-language answer option (no language supports existed in the lessons). No lesson had language support for English learners (guideline 12). I added asidi, besi and kiashiria. The teacher must confirm these terms match the Kiswahili your learners and textbooks use; I have not been able to verify them against a KICD Kiswahili glossary.</w:t>
+            </w:r>
+          </w:p>
+        </w:tc>
+        <w:tc>
+          <w:tcPr>
+            <w:tcW w:type="dxa" w:w="1700"/>
+            <w:tcBorders>
+              <w:top w:val="single" w:color="999999" w:sz="4"/>
+              <w:left w:val="single" w:color="999999" w:sz="4"/>
+              <w:bottom w:val="single" w:color="999999" w:sz="4"/>
+              <w:right w:val="single" w:color="999999" w:sz="4"/>
+            </w:tcBorders>
+            <w:tcMar>
+              <w:top w:type="dxa" w:w="50"/>
+              <w:left w:type="dxa" w:w="80"/>
+              <w:bottom w:type="dxa" w:w="50"/>
+              <w:right w:type="dxa" w:w="80"/>
+            </w:tcMar>
+          </w:tcPr>
+          <w:p>
+            <w:pPr>
+              <w:spacing w:after="60" w:before="0"/>
+            </w:pPr>
+            <w:r>
+              <w:rPr>
+                <w:rFonts w:ascii="Arial" w:cs="Arial" w:eastAsia="Arial" w:hAnsi="Arial"/>
+                <w:sz w:val="17"/>
+                <w:szCs w:val="17"/>
+              </w:rPr>
+              <w:t xml:space="preserve">Journal_Chemistry</w:t>
+            </w:r>
+          </w:p>
+        </w:tc>
+      </w:tr>
+      <w:tr>
+        <w:tc>
+          <w:tcPr>
+            <w:tcW w:type="dxa" w:w="2200"/>
+            <w:tcBorders>
+              <w:top w:val="single" w:color="999999" w:sz="4"/>
+              <w:left w:val="single" w:color="999999" w:sz="4"/>
+              <w:bottom w:val="single" w:color="999999" w:sz="4"/>
+              <w:right w:val="single" w:color="999999" w:sz="4"/>
+            </w:tcBorders>
+            <w:tcMar>
+              <w:top w:type="dxa" w:w="50"/>
+              <w:left w:type="dxa" w:w="80"/>
+              <w:bottom w:type="dxa" w:w="50"/>
+              <w:right w:type="dxa" w:w="80"/>
+            </w:tcMar>
+          </w:tcPr>
+          <w:p>
+            <w:pPr>
+              <w:spacing w:after="60" w:before="0"/>
+            </w:pPr>
+            <w:r>
+              <w:rPr>
+                <w:rFonts w:ascii="Arial" w:cs="Arial" w:eastAsia="Arial" w:hAnsi="Arial"/>
+                <w:sz w:val="17"/>
+                <w:szCs w:val="17"/>
+              </w:rPr>
+              <w:t xml:space="preserve">3.1 Acids and Bases</w:t>
+            </w:r>
+          </w:p>
+        </w:tc>
+        <w:tc>
+          <w:tcPr>
+            <w:tcW w:type="dxa" w:w="3200"/>
+            <w:tcBorders>
+              <w:top w:val="single" w:color="999999" w:sz="4"/>
+              <w:left w:val="single" w:color="999999" w:sz="4"/>
+              <w:bottom w:val="single" w:color="999999" w:sz="4"/>
+              <w:right w:val="single" w:color="999999" w:sz="4"/>
+            </w:tcBorders>
+            <w:tcMar>
+              <w:top w:type="dxa" w:w="50"/>
+              <w:left w:type="dxa" w:w="80"/>
+              <w:bottom w:type="dxa" w:w="50"/>
+              <w:right w:type="dxa" w:w="80"/>
+            </w:tcMar>
+          </w:tcPr>
+          <w:p>
+            <w:pPr>
+              <w:spacing w:after="60" w:before="0"/>
+            </w:pPr>
+            <w:r>
+              <w:rPr>
+                <w:rFonts w:ascii="Arial" w:cs="Arial" w:eastAsia="Arial" w:hAnsi="Arial"/>
+                <w:sz w:val="17"/>
+                <w:szCs w:val="17"/>
+              </w:rPr>
+              <w:t xml:space="preserve">Final Explanation, rubric</w:t>
+            </w:r>
+          </w:p>
+        </w:tc>
+        <w:tc>
+          <w:tcPr>
+            <w:tcW w:type="dxa" w:w="6580"/>
+            <w:tcBorders>
+              <w:top w:val="single" w:color="999999" w:sz="4"/>
+              <w:left w:val="single" w:color="999999" w:sz="4"/>
+              <w:bottom w:val="single" w:color="999999" w:sz="4"/>
+              <w:right w:val="single" w:color="999999" w:sz="4"/>
+            </w:tcBorders>
+            <w:tcMar>
+              <w:top w:type="dxa" w:w="50"/>
+              <w:left w:type="dxa" w:w="80"/>
+              <w:bottom w:type="dxa" w:w="50"/>
+              <w:right w:type="dxa" w:w="80"/>
+            </w:tcMar>
+          </w:tcPr>
+          <w:p>
+            <w:pPr>
+              <w:spacing w:after="60" w:before="0"/>
+            </w:pPr>
+            <w:r>
+              <w:rPr>
+                <w:rFonts w:ascii="Arial" w:cs="Arial" w:eastAsia="Arial" w:hAnsi="Arial"/>
+                <w:sz w:val="17"/>
+                <w:szCs w:val="17"/>
+              </w:rPr>
+              <w:t xml:space="preserve">The data contract allows only three level fields (excellent, proficient, developing), so the fourth CBE level, Below Expectations, cannot be represented and the printed headings are fixed by the template. Suggestion: teachers treat any answer below 'Approaches Expectations' as Below Expectations, or the template owner adds a fourth field later.</w:t>
+            </w:r>
+          </w:p>
+        </w:tc>
+        <w:tc>
+          <w:tcPr>
+            <w:tcW w:type="dxa" w:w="1700"/>
+            <w:tcBorders>
+              <w:top w:val="single" w:color="999999" w:sz="4"/>
+              <w:left w:val="single" w:color="999999" w:sz="4"/>
+              <w:bottom w:val="single" w:color="999999" w:sz="4"/>
+              <w:right w:val="single" w:color="999999" w:sz="4"/>
+            </w:tcBorders>
+            <w:tcMar>
+              <w:top w:type="dxa" w:w="50"/>
+              <w:left w:type="dxa" w:w="80"/>
+              <w:bottom w:type="dxa" w:w="50"/>
+              <w:right w:type="dxa" w:w="80"/>
+            </w:tcMar>
+          </w:tcPr>
+          <w:p>
+            <w:pPr>
+              <w:spacing w:after="60" w:before="0"/>
+            </w:pPr>
+            <w:r>
+              <w:rPr>
+                <w:rFonts w:ascii="Arial" w:cs="Arial" w:eastAsia="Arial" w:hAnsi="Arial"/>
+                <w:sz w:val="17"/>
+                <w:szCs w:val="17"/>
+              </w:rPr>
+              <w:t xml:space="preserve">Journal_Chemistry</w:t>
+            </w:r>
+          </w:p>
+        </w:tc>
+      </w:tr>
+      <w:tr>
+        <w:tc>
+          <w:tcPr>
+            <w:tcW w:type="dxa" w:w="2200"/>
+            <w:tcBorders>
+              <w:top w:val="single" w:color="999999" w:sz="4"/>
+              <w:left w:val="single" w:color="999999" w:sz="4"/>
+              <w:bottom w:val="single" w:color="999999" w:sz="4"/>
+              <w:right w:val="single" w:color="999999" w:sz="4"/>
+            </w:tcBorders>
+            <w:tcMar>
+              <w:top w:type="dxa" w:w="50"/>
+              <w:left w:type="dxa" w:w="80"/>
+              <w:bottom w:type="dxa" w:w="50"/>
+              <w:right w:type="dxa" w:w="80"/>
+            </w:tcMar>
+          </w:tcPr>
+          <w:p>
+            <w:pPr>
+              <w:spacing w:after="60" w:before="0"/>
+            </w:pPr>
+            <w:r>
+              <w:rPr>
+                <w:rFonts w:ascii="Arial" w:cs="Arial" w:eastAsia="Arial" w:hAnsi="Arial"/>
+                <w:sz w:val="17"/>
+                <w:szCs w:val="17"/>
+              </w:rPr>
+              <w:t xml:space="preserve">3.1 Acids and Bases</w:t>
+            </w:r>
+          </w:p>
+        </w:tc>
+        <w:tc>
+          <w:tcPr>
+            <w:tcW w:type="dxa" w:w="3200"/>
+            <w:tcBorders>
+              <w:top w:val="single" w:color="999999" w:sz="4"/>
+              <w:left w:val="single" w:color="999999" w:sz="4"/>
+              <w:bottom w:val="single" w:color="999999" w:sz="4"/>
+              <w:right w:val="single" w:color="999999" w:sz="4"/>
+            </w:tcBorders>
+            <w:tcMar>
+              <w:top w:type="dxa" w:w="50"/>
+              <w:left w:type="dxa" w:w="80"/>
+              <w:bottom w:type="dxa" w:w="50"/>
+              <w:right w:type="dxa" w:w="80"/>
+            </w:tcMar>
+          </w:tcPr>
+          <w:p>
+            <w:pPr>
+              <w:spacing w:after="60" w:before="0"/>
+            </w:pPr>
+            <w:r>
+              <w:rPr>
+                <w:rFonts w:ascii="Arial" w:cs="Arial" w:eastAsia="Arial" w:hAnsi="Arial"/>
+                <w:sz w:val="17"/>
+                <w:szCs w:val="17"/>
+              </w:rPr>
+              <w:t xml:space="preserve">Unit overview, strand</w:t>
+            </w:r>
+          </w:p>
+        </w:tc>
+        <w:tc>
+          <w:tcPr>
+            <w:tcW w:type="dxa" w:w="6580"/>
+            <w:tcBorders>
+              <w:top w:val="single" w:color="999999" w:sz="4"/>
+              <w:left w:val="single" w:color="999999" w:sz="4"/>
+              <w:bottom w:val="single" w:color="999999" w:sz="4"/>
+              <w:right w:val="single" w:color="999999" w:sz="4"/>
+            </w:tcBorders>
+            <w:tcMar>
+              <w:top w:type="dxa" w:w="50"/>
+              <w:left w:type="dxa" w:w="80"/>
+              <w:bottom w:type="dxa" w:w="50"/>
+              <w:right w:type="dxa" w:w="80"/>
+            </w:tcMar>
+          </w:tcPr>
+          <w:p>
+            <w:pPr>
+              <w:spacing w:after="60" w:before="0"/>
+            </w:pPr>
+            <w:r>
+              <w:rPr>
+                <w:rFonts w:ascii="Arial" w:cs="Arial" w:eastAsia="Arial" w:hAnsi="Arial"/>
+                <w:sz w:val="17"/>
+                <w:szCs w:val="17"/>
+              </w:rPr>
+              <w:t xml:space="preserve">KICD places Acids and Bases in Strand 2.0 Physical Chemistry as Sub-Strand 2.1 (30 lessons). The data and every lesson say 'Strand 3.0: Chemical Reactions and Mixtures' and 'Sub-Strand 3.1'. In KICD, Strand 3.0 is Organic Chemistry. I have not renamed it because numbering is used in file names and teacher references; teachers/project owner should decide whether to renumber everywhere (strand 2.0 Physical Chemistry, sub-strand 2.1).</w:t>
+            </w:r>
+          </w:p>
+        </w:tc>
+        <w:tc>
+          <w:tcPr>
+            <w:tcW w:type="dxa" w:w="1700"/>
+            <w:tcBorders>
+              <w:top w:val="single" w:color="999999" w:sz="4"/>
+              <w:left w:val="single" w:color="999999" w:sz="4"/>
+              <w:bottom w:val="single" w:color="999999" w:sz="4"/>
+              <w:right w:val="single" w:color="999999" w:sz="4"/>
+            </w:tcBorders>
+            <w:tcMar>
+              <w:top w:type="dxa" w:w="50"/>
+              <w:left w:type="dxa" w:w="80"/>
+              <w:bottom w:type="dxa" w:w="50"/>
+              <w:right w:type="dxa" w:w="80"/>
+            </w:tcMar>
+          </w:tcPr>
+          <w:p>
+            <w:pPr>
+              <w:spacing w:after="60" w:before="0"/>
+            </w:pPr>
+            <w:r>
+              <w:rPr>
+                <w:rFonts w:ascii="Arial" w:cs="Arial" w:eastAsia="Arial" w:hAnsi="Arial"/>
+                <w:sz w:val="17"/>
+                <w:szCs w:val="17"/>
+              </w:rPr>
+              <w:t xml:space="preserve">Journal_Chemistry</w:t>
+            </w:r>
+          </w:p>
+        </w:tc>
+      </w:tr>
+      <w:tr>
+        <w:tc>
+          <w:tcPr>
+            <w:tcW w:type="dxa" w:w="2200"/>
+            <w:tcBorders>
+              <w:top w:val="single" w:color="999999" w:sz="4"/>
+              <w:left w:val="single" w:color="999999" w:sz="4"/>
+              <w:bottom w:val="single" w:color="999999" w:sz="4"/>
+              <w:right w:val="single" w:color="999999" w:sz="4"/>
+            </w:tcBorders>
+            <w:tcMar>
+              <w:top w:type="dxa" w:w="50"/>
+              <w:left w:type="dxa" w:w="80"/>
+              <w:bottom w:type="dxa" w:w="50"/>
+              <w:right w:type="dxa" w:w="80"/>
+            </w:tcMar>
+          </w:tcPr>
+          <w:p>
+            <w:pPr>
+              <w:spacing w:after="60" w:before="0"/>
+            </w:pPr>
+            <w:r>
+              <w:rPr>
+                <w:rFonts w:ascii="Arial" w:cs="Arial" w:eastAsia="Arial" w:hAnsi="Arial"/>
+                <w:sz w:val="17"/>
+                <w:szCs w:val="17"/>
+              </w:rPr>
+              <w:t xml:space="preserve">3.1 Acids and Bases</w:t>
+            </w:r>
+          </w:p>
+        </w:tc>
+        <w:tc>
+          <w:tcPr>
+            <w:tcW w:type="dxa" w:w="3200"/>
+            <w:tcBorders>
+              <w:top w:val="single" w:color="999999" w:sz="4"/>
+              <w:left w:val="single" w:color="999999" w:sz="4"/>
+              <w:bottom w:val="single" w:color="999999" w:sz="4"/>
+              <w:right w:val="single" w:color="999999" w:sz="4"/>
+            </w:tcBorders>
+            <w:tcMar>
+              <w:top w:type="dxa" w:w="50"/>
+              <w:left w:type="dxa" w:w="80"/>
+              <w:bottom w:type="dxa" w:w="50"/>
+              <w:right w:type="dxa" w:w="80"/>
+            </w:tcMar>
+          </w:tcPr>
+          <w:p>
+            <w:pPr>
+              <w:spacing w:after="60" w:before="0"/>
+            </w:pPr>
+            <w:r>
+              <w:rPr>
+                <w:rFonts w:ascii="Arial" w:cs="Arial" w:eastAsia="Arial" w:hAnsi="Arial"/>
+                <w:sz w:val="17"/>
+                <w:szCs w:val="17"/>
+              </w:rPr>
+              <w:t xml:space="preserve">Lesson 7, Observe Phase, learnerExperience</w:t>
+            </w:r>
+          </w:p>
+        </w:tc>
+        <w:tc>
+          <w:tcPr>
+            <w:tcW w:type="dxa" w:w="6580"/>
+            <w:tcBorders>
+              <w:top w:val="single" w:color="999999" w:sz="4"/>
+              <w:left w:val="single" w:color="999999" w:sz="4"/>
+              <w:bottom w:val="single" w:color="999999" w:sz="4"/>
+              <w:right w:val="single" w:color="999999" w:sz="4"/>
+            </w:tcBorders>
+            <w:tcMar>
+              <w:top w:type="dxa" w:w="50"/>
+              <w:left w:type="dxa" w:w="80"/>
+              <w:bottom w:type="dxa" w:w="50"/>
+              <w:right w:type="dxa" w:w="80"/>
+            </w:tcMar>
+          </w:tcPr>
+          <w:p>
+            <w:pPr>
+              <w:spacing w:after="60" w:before="0"/>
+            </w:pPr>
+            <w:r>
+              <w:rPr>
+                <w:rFonts w:ascii="Arial" w:cs="Arial" w:eastAsia="Arial" w:hAnsi="Arial"/>
+                <w:sz w:val="17"/>
+                <w:szCs w:val="17"/>
+              </w:rPr>
+              <w:t xml:space="preserve">KICD content lists reactions of acids with metal oxides (as well as hydroxides, carbonates, hydrogen carbonates, metals) and suggests using sulphuric (VI) acid and sodium carbonate in the strength comparison. Metals, carbonates, hydrogen carbonates and hydroxides are practised (Lessons 6 and 7); metal oxides appear only as a card in Lesson 5, and sulphuric acid and sodium carbonate are not used. Suggestion: if equipment allows, add a 5-minute teacher demonstration of copper(II) oxide with warm dilute sulphuric acid (black solid dissolves, blue solution) to Lesson 7.</w:t>
+            </w:r>
+          </w:p>
+        </w:tc>
+        <w:tc>
+          <w:tcPr>
+            <w:tcW w:type="dxa" w:w="1700"/>
+            <w:tcBorders>
+              <w:top w:val="single" w:color="999999" w:sz="4"/>
+              <w:left w:val="single" w:color="999999" w:sz="4"/>
+              <w:bottom w:val="single" w:color="999999" w:sz="4"/>
+              <w:right w:val="single" w:color="999999" w:sz="4"/>
+            </w:tcBorders>
+            <w:tcMar>
+              <w:top w:type="dxa" w:w="50"/>
+              <w:left w:type="dxa" w:w="80"/>
+              <w:bottom w:type="dxa" w:w="50"/>
+              <w:right w:type="dxa" w:w="80"/>
+            </w:tcMar>
+          </w:tcPr>
+          <w:p>
+            <w:pPr>
+              <w:spacing w:after="60" w:before="0"/>
+            </w:pPr>
+            <w:r>
+              <w:rPr>
+                <w:rFonts w:ascii="Arial" w:cs="Arial" w:eastAsia="Arial" w:hAnsi="Arial"/>
+                <w:sz w:val="17"/>
+                <w:szCs w:val="17"/>
+              </w:rPr>
+              <w:t xml:space="preserve">Journal_Chemistry</w:t>
+            </w:r>
+          </w:p>
+        </w:tc>
+      </w:tr>
+      <w:tr>
+        <w:tc>
+          <w:tcPr>
+            <w:tcW w:type="dxa" w:w="2200"/>
+            <w:tcBorders>
+              <w:top w:val="single" w:color="999999" w:sz="4"/>
+              <w:left w:val="single" w:color="999999" w:sz="4"/>
+              <w:bottom w:val="single" w:color="999999" w:sz="4"/>
+              <w:right w:val="single" w:color="999999" w:sz="4"/>
+            </w:tcBorders>
+            <w:tcMar>
+              <w:top w:type="dxa" w:w="50"/>
+              <w:left w:type="dxa" w:w="80"/>
+              <w:bottom w:type="dxa" w:w="50"/>
+              <w:right w:type="dxa" w:w="80"/>
+            </w:tcMar>
+          </w:tcPr>
+          <w:p>
+            <w:pPr>
+              <w:spacing w:after="60" w:before="0"/>
+            </w:pPr>
+            <w:r>
+              <w:rPr>
+                <w:rFonts w:ascii="Arial" w:cs="Arial" w:eastAsia="Arial" w:hAnsi="Arial"/>
+                <w:sz w:val="17"/>
+                <w:szCs w:val="17"/>
+              </w:rPr>
+              <w:t xml:space="preserve">2.4 Trigonometry 1</w:t>
+            </w:r>
+          </w:p>
+        </w:tc>
+        <w:tc>
+          <w:tcPr>
+            <w:tcW w:type="dxa" w:w="3200"/>
+            <w:tcBorders>
+              <w:top w:val="single" w:color="999999" w:sz="4"/>
+              <w:left w:val="single" w:color="999999" w:sz="4"/>
+              <w:bottom w:val="single" w:color="999999" w:sz="4"/>
+              <w:right w:val="single" w:color="999999" w:sz="4"/>
+            </w:tcBorders>
+            <w:tcMar>
+              <w:top w:type="dxa" w:w="50"/>
+              <w:left w:type="dxa" w:w="80"/>
+              <w:bottom w:type="dxa" w:w="50"/>
+              <w:right w:type="dxa" w:w="80"/>
+            </w:tcMar>
+          </w:tcPr>
+          <w:p>
+            <w:pPr>
+              <w:spacing w:after="60" w:before="0"/>
+            </w:pPr>
+            <w:r>
+              <w:rPr>
+                <w:rFonts w:ascii="Arial" w:cs="Arial" w:eastAsia="Arial" w:hAnsi="Arial"/>
+                <w:sz w:val="17"/>
+                <w:szCs w:val="17"/>
+              </w:rPr>
+              <w:t xml:space="preserve">Lesson 5, Model Building Phase, teacherMoves (+1 related)</w:t>
+            </w:r>
+          </w:p>
+        </w:tc>
+        <w:tc>
+          <w:tcPr>
+            <w:tcW w:type="dxa" w:w="6580"/>
+            <w:tcBorders>
+              <w:top w:val="single" w:color="999999" w:sz="4"/>
+              <w:left w:val="single" w:color="999999" w:sz="4"/>
+              <w:bottom w:val="single" w:color="999999" w:sz="4"/>
+              <w:right w:val="single" w:color="999999" w:sz="4"/>
+            </w:tcBorders>
+            <w:tcMar>
+              <w:top w:type="dxa" w:w="50"/>
+              <w:left w:type="dxa" w:w="80"/>
+              <w:bottom w:type="dxa" w:w="50"/>
+              <w:right w:type="dxa" w:w="80"/>
+            </w:tcMar>
+          </w:tcPr>
+          <w:p>
+            <w:pPr>
+              <w:spacing w:after="60" w:before="0"/>
+            </w:pPr>
+            <w:r>
+              <w:rPr>
+                <w:rFonts w:ascii="Arial" w:cs="Arial" w:eastAsia="Arial" w:hAnsi="Arial"/>
+                <w:sz w:val="17"/>
+                <w:szCs w:val="17"/>
+              </w:rPr>
+              <w:t xml:space="preserve">Suggested change: KICD clinometer project, digital-resource use and parent support were missing; added as a take-home project after Lesson 5 (and removed an orphan 'estimate the angle for Lesson 7' task). KICD asks learners to use a simple clinometer and to make one from local materials as the sub-strand project (also the source of the Creativity and Imagination competency and the Parental Engagement PCI). Nothing in the lessons did this. The Lesson 5 preview also sent learners to estimate an angle 'for Lesson 7', but Lesson 7 is paper-based and never used it, and it said Lesson 7 'takes this tool outside', which it does not. Now the preview points to Lesson 6 and 7 correctly and starts the clinometer project. Teacher must decide: which materials (protractor, card, straw, string, nut) families can really supply, and whether the template card is needed.</w:t>
+            </w:r>
+          </w:p>
+        </w:tc>
+        <w:tc>
+          <w:tcPr>
+            <w:tcW w:type="dxa" w:w="1700"/>
+            <w:tcBorders>
+              <w:top w:val="single" w:color="999999" w:sz="4"/>
+              <w:left w:val="single" w:color="999999" w:sz="4"/>
+              <w:bottom w:val="single" w:color="999999" w:sz="4"/>
+              <w:right w:val="single" w:color="999999" w:sz="4"/>
+            </w:tcBorders>
+            <w:tcMar>
+              <w:top w:type="dxa" w:w="50"/>
+              <w:left w:type="dxa" w:w="80"/>
+              <w:bottom w:type="dxa" w:w="50"/>
+              <w:right w:type="dxa" w:w="80"/>
+            </w:tcMar>
+          </w:tcPr>
+          <w:p>
+            <w:pPr>
+              <w:spacing w:after="60" w:before="0"/>
+            </w:pPr>
+            <w:r>
+              <w:rPr>
+                <w:rFonts w:ascii="Arial" w:cs="Arial" w:eastAsia="Arial" w:hAnsi="Arial"/>
+                <w:sz w:val="17"/>
+                <w:szCs w:val="17"/>
+              </w:rPr>
+              <w:t xml:space="preserve">Journal_Core_Mathematics</w:t>
+            </w:r>
+          </w:p>
+        </w:tc>
+      </w:tr>
+      <w:tr>
+        <w:tc>
+          <w:tcPr>
+            <w:tcW w:type="dxa" w:w="2200"/>
+            <w:tcBorders>
+              <w:top w:val="single" w:color="999999" w:sz="4"/>
+              <w:left w:val="single" w:color="999999" w:sz="4"/>
+              <w:bottom w:val="single" w:color="999999" w:sz="4"/>
+              <w:right w:val="single" w:color="999999" w:sz="4"/>
+            </w:tcBorders>
+            <w:tcMar>
+              <w:top w:type="dxa" w:w="50"/>
+              <w:left w:type="dxa" w:w="80"/>
+              <w:bottom w:type="dxa" w:w="50"/>
+              <w:right w:type="dxa" w:w="80"/>
+            </w:tcMar>
+          </w:tcPr>
+          <w:p>
+            <w:pPr>
+              <w:spacing w:after="60" w:before="0"/>
+            </w:pPr>
+            <w:r>
+              <w:rPr>
+                <w:rFonts w:ascii="Arial" w:cs="Arial" w:eastAsia="Arial" w:hAnsi="Arial"/>
+                <w:sz w:val="17"/>
+                <w:szCs w:val="17"/>
+              </w:rPr>
+              <w:t xml:space="preserve">2.4 Trigonometry 1</w:t>
+            </w:r>
+          </w:p>
+        </w:tc>
+        <w:tc>
+          <w:tcPr>
+            <w:tcW w:type="dxa" w:w="3200"/>
+            <w:tcBorders>
+              <w:top w:val="single" w:color="999999" w:sz="4"/>
+              <w:left w:val="single" w:color="999999" w:sz="4"/>
+              <w:bottom w:val="single" w:color="999999" w:sz="4"/>
+              <w:right w:val="single" w:color="999999" w:sz="4"/>
+            </w:tcBorders>
+            <w:tcMar>
+              <w:top w:type="dxa" w:w="50"/>
+              <w:left w:type="dxa" w:w="80"/>
+              <w:bottom w:type="dxa" w:w="50"/>
+              <w:right w:type="dxa" w:w="80"/>
+            </w:tcMar>
+          </w:tcPr>
+          <w:p>
+            <w:pPr>
+              <w:spacing w:after="60" w:before="0"/>
+            </w:pPr>
+            <w:r>
+              <w:rPr>
+                <w:rFonts w:ascii="Arial" w:cs="Arial" w:eastAsia="Arial" w:hAnsi="Arial"/>
+                <w:sz w:val="17"/>
+                <w:szCs w:val="17"/>
+              </w:rPr>
+              <w:t xml:space="preserve">Lesson 2, Explain Phase, learnerExperience (+1 related)</w:t>
+            </w:r>
+          </w:p>
+        </w:tc>
+        <w:tc>
+          <w:tcPr>
+            <w:tcW w:type="dxa" w:w="6580"/>
+            <w:tcBorders>
+              <w:top w:val="single" w:color="999999" w:sz="4"/>
+              <w:left w:val="single" w:color="999999" w:sz="4"/>
+              <w:bottom w:val="single" w:color="999999" w:sz="4"/>
+              <w:right w:val="single" w:color="999999" w:sz="4"/>
+            </w:tcBorders>
+            <w:tcMar>
+              <w:top w:type="dxa" w:w="50"/>
+              <w:left w:type="dxa" w:w="80"/>
+              <w:bottom w:type="dxa" w:w="50"/>
+              <w:right w:type="dxa" w:w="80"/>
+            </w:tcMar>
+          </w:tcPr>
+          <w:p>
+            <w:pPr>
+              <w:spacing w:after="60" w:before="0"/>
+            </w:pPr>
+            <w:r>
+              <w:rPr>
+                <w:rFonts w:ascii="Arial" w:cs="Arial" w:eastAsia="Arial" w:hAnsi="Arial"/>
+                <w:sz w:val="17"/>
+                <w:szCs w:val="17"/>
+              </w:rPr>
+              <w:t xml:space="preserve">Suggested change: Language support added: class word wall with Kiswahili beside English terms (started Lesson 2, extended in Lesson 7). There was no language support for English learners. A class word wall with Kiswahili beside the English terms is a low-cost support for the unit. Teacher must decide the exact Kiswahili terms the class and school use (they differ by region and textbook), so only two obvious words are suggested.</w:t>
+            </w:r>
+          </w:p>
+        </w:tc>
+        <w:tc>
+          <w:tcPr>
+            <w:tcW w:type="dxa" w:w="1700"/>
+            <w:tcBorders>
+              <w:top w:val="single" w:color="999999" w:sz="4"/>
+              <w:left w:val="single" w:color="999999" w:sz="4"/>
+              <w:bottom w:val="single" w:color="999999" w:sz="4"/>
+              <w:right w:val="single" w:color="999999" w:sz="4"/>
+            </w:tcBorders>
+            <w:tcMar>
+              <w:top w:type="dxa" w:w="50"/>
+              <w:left w:type="dxa" w:w="80"/>
+              <w:bottom w:type="dxa" w:w="50"/>
+              <w:right w:type="dxa" w:w="80"/>
+            </w:tcMar>
+          </w:tcPr>
+          <w:p>
+            <w:pPr>
+              <w:spacing w:after="60" w:before="0"/>
+            </w:pPr>
+            <w:r>
+              <w:rPr>
+                <w:rFonts w:ascii="Arial" w:cs="Arial" w:eastAsia="Arial" w:hAnsi="Arial"/>
+                <w:sz w:val="17"/>
+                <w:szCs w:val="17"/>
+              </w:rPr>
+              <w:t xml:space="preserve">Journal_Core_Mathematics</w:t>
+            </w:r>
+          </w:p>
+        </w:tc>
+      </w:tr>
+      <w:tr>
+        <w:tc>
+          <w:tcPr>
+            <w:tcW w:type="dxa" w:w="2200"/>
+            <w:tcBorders>
+              <w:top w:val="single" w:color="999999" w:sz="4"/>
+              <w:left w:val="single" w:color="999999" w:sz="4"/>
+              <w:bottom w:val="single" w:color="999999" w:sz="4"/>
+              <w:right w:val="single" w:color="999999" w:sz="4"/>
+            </w:tcBorders>
+            <w:tcMar>
+              <w:top w:type="dxa" w:w="50"/>
+              <w:left w:type="dxa" w:w="80"/>
+              <w:bottom w:type="dxa" w:w="50"/>
+              <w:right w:type="dxa" w:w="80"/>
+            </w:tcMar>
+          </w:tcPr>
+          <w:p>
+            <w:pPr>
+              <w:spacing w:after="60" w:before="0"/>
+            </w:pPr>
+            <w:r>
+              <w:rPr>
+                <w:rFonts w:ascii="Arial" w:cs="Arial" w:eastAsia="Arial" w:hAnsi="Arial"/>
+                <w:sz w:val="17"/>
+                <w:szCs w:val="17"/>
+              </w:rPr>
+              <w:t xml:space="preserve">2.4 Trigonometry 1</w:t>
+            </w:r>
+          </w:p>
+        </w:tc>
+        <w:tc>
+          <w:tcPr>
+            <w:tcW w:type="dxa" w:w="3200"/>
+            <w:tcBorders>
+              <w:top w:val="single" w:color="999999" w:sz="4"/>
+              <w:left w:val="single" w:color="999999" w:sz="4"/>
+              <w:bottom w:val="single" w:color="999999" w:sz="4"/>
+              <w:right w:val="single" w:color="999999" w:sz="4"/>
+            </w:tcBorders>
+            <w:tcMar>
+              <w:top w:type="dxa" w:w="50"/>
+              <w:left w:type="dxa" w:w="80"/>
+              <w:bottom w:type="dxa" w:w="50"/>
+              <w:right w:type="dxa" w:w="80"/>
+            </w:tcMar>
+          </w:tcPr>
+          <w:p>
+            <w:pPr>
+              <w:spacing w:after="60" w:before="0"/>
+            </w:pPr>
+            <w:r>
+              <w:rPr>
+                <w:rFonts w:ascii="Arial" w:cs="Arial" w:eastAsia="Arial" w:hAnsi="Arial"/>
+                <w:sz w:val="17"/>
+                <w:szCs w:val="17"/>
+              </w:rPr>
+              <w:t xml:space="preserve">Lesson 8, Explain Phase, learnerExperience (+3 related)</w:t>
+            </w:r>
+          </w:p>
+        </w:tc>
+        <w:tc>
+          <w:tcPr>
+            <w:tcW w:type="dxa" w:w="6580"/>
+            <w:tcBorders>
+              <w:top w:val="single" w:color="999999" w:sz="4"/>
+              <w:left w:val="single" w:color="999999" w:sz="4"/>
+              <w:bottom w:val="single" w:color="999999" w:sz="4"/>
+              <w:right w:val="single" w:color="999999" w:sz="4"/>
+            </w:tcBorders>
+            <w:tcMar>
+              <w:top w:type="dxa" w:w="50"/>
+              <w:left w:type="dxa" w:w="80"/>
+              <w:bottom w:type="dxa" w:w="50"/>
+              <w:right w:type="dxa" w:w="80"/>
+            </w:tcMar>
+          </w:tcPr>
+          <w:p>
+            <w:pPr>
+              <w:spacing w:after="60" w:before="0"/>
+            </w:pPr>
+            <w:r>
+              <w:rPr>
+                <w:rFonts w:ascii="Arial" w:cs="Arial" w:eastAsia="Arial" w:hAnsi="Arial"/>
+                <w:sz w:val="17"/>
+                <w:szCs w:val="17"/>
+              </w:rPr>
+              <w:t xml:space="preserve">Suggested change: Lighthouse assessment was geometrically impossible (38° elevation and 22° depression along one line of sight must be equal); redesigned so the depression angle is measured from the cliff top and the numbers give a consistent answer. The summative task could not work. It said the boat sees the lighthouse top at 38° elevation and the lighthouse top sees the same boat at 22° depression. Those are the same line of sight, so the two angles must be equal (alternate angles), and the mark scheme in the teacher moves broke down in front of the class (it even asked students to find a negative height). The same story also appeared with different numbers (32° and 25°) in the overview. Fix: the 22° depression is now measured by an observer at the TOP OF THE CLIFF, so it equals the elevation of the cliff top from the boat, and 38° is measured to the lighthouse top. Checked twice: cliff = 120 x tan 22° = 120 x 0.40403 = 48.48 m; lighthouse top = 120 x tan 38° = 120 x 0.78129 = 93.75 m; lighthouse = 93.75 - 48.48 = 45.27 m (45.3 m from the rounded values 93.8 - 48.5). Teacher must decide whether to keep a lighthouse setting (the Kisumu shore has few cliffs; a rocky hill with a communications mast would also work with the same numbers).</w:t>
+            </w:r>
+          </w:p>
+        </w:tc>
+        <w:tc>
+          <w:tcPr>
+            <w:tcW w:type="dxa" w:w="1700"/>
+            <w:tcBorders>
+              <w:top w:val="single" w:color="999999" w:sz="4"/>
+              <w:left w:val="single" w:color="999999" w:sz="4"/>
+              <w:bottom w:val="single" w:color="999999" w:sz="4"/>
+              <w:right w:val="single" w:color="999999" w:sz="4"/>
+            </w:tcBorders>
+            <w:tcMar>
+              <w:top w:type="dxa" w:w="50"/>
+              <w:left w:type="dxa" w:w="80"/>
+              <w:bottom w:type="dxa" w:w="50"/>
+              <w:right w:type="dxa" w:w="80"/>
+            </w:tcMar>
+          </w:tcPr>
+          <w:p>
+            <w:pPr>
+              <w:spacing w:after="60" w:before="0"/>
+            </w:pPr>
+            <w:r>
+              <w:rPr>
+                <w:rFonts w:ascii="Arial" w:cs="Arial" w:eastAsia="Arial" w:hAnsi="Arial"/>
+                <w:sz w:val="17"/>
+                <w:szCs w:val="17"/>
+              </w:rPr>
+              <w:t xml:space="preserve">Journal_Core_Mathematics</w:t>
+            </w:r>
+          </w:p>
+        </w:tc>
+      </w:tr>
+      <w:tr>
+        <w:tc>
+          <w:tcPr>
+            <w:tcW w:type="dxa" w:w="2200"/>
+            <w:tcBorders>
+              <w:top w:val="single" w:color="999999" w:sz="4"/>
+              <w:left w:val="single" w:color="999999" w:sz="4"/>
+              <w:bottom w:val="single" w:color="999999" w:sz="4"/>
+              <w:right w:val="single" w:color="999999" w:sz="4"/>
+            </w:tcBorders>
+            <w:tcMar>
+              <w:top w:type="dxa" w:w="50"/>
+              <w:left w:type="dxa" w:w="80"/>
+              <w:bottom w:type="dxa" w:w="50"/>
+              <w:right w:type="dxa" w:w="80"/>
+            </w:tcMar>
+          </w:tcPr>
+          <w:p>
+            <w:pPr>
+              <w:spacing w:after="60" w:before="0"/>
+            </w:pPr>
+            <w:r>
+              <w:rPr>
+                <w:rFonts w:ascii="Arial" w:cs="Arial" w:eastAsia="Arial" w:hAnsi="Arial"/>
+                <w:sz w:val="17"/>
+                <w:szCs w:val="17"/>
+              </w:rPr>
+              <w:t xml:space="preserve">2.4 Trigonometry 1</w:t>
+            </w:r>
+          </w:p>
+        </w:tc>
+        <w:tc>
+          <w:tcPr>
+            <w:tcW w:type="dxa" w:w="3200"/>
+            <w:tcBorders>
+              <w:top w:val="single" w:color="999999" w:sz="4"/>
+              <w:left w:val="single" w:color="999999" w:sz="4"/>
+              <w:bottom w:val="single" w:color="999999" w:sz="4"/>
+              <w:right w:val="single" w:color="999999" w:sz="4"/>
+            </w:tcBorders>
+            <w:tcMar>
+              <w:top w:type="dxa" w:w="50"/>
+              <w:left w:type="dxa" w:w="80"/>
+              <w:bottom w:type="dxa" w:w="50"/>
+              <w:right w:type="dxa" w:w="80"/>
+            </w:tcMar>
+          </w:tcPr>
+          <w:p>
+            <w:pPr>
+              <w:spacing w:after="60" w:before="0"/>
+            </w:pPr>
+            <w:r>
+              <w:rPr>
+                <w:rFonts w:ascii="Arial" w:cs="Arial" w:eastAsia="Arial" w:hAnsi="Arial"/>
+                <w:sz w:val="17"/>
+                <w:szCs w:val="17"/>
+              </w:rPr>
+              <w:t xml:space="preserve">Lesson 7, Driving Question Board (DQB) Creation, teacherMoves</w:t>
+            </w:r>
+          </w:p>
+        </w:tc>
+        <w:tc>
+          <w:tcPr>
+            <w:tcW w:type="dxa" w:w="6580"/>
+            <w:tcBorders>
+              <w:top w:val="single" w:color="999999" w:sz="4"/>
+              <w:left w:val="single" w:color="999999" w:sz="4"/>
+              <w:bottom w:val="single" w:color="999999" w:sz="4"/>
+              <w:right w:val="single" w:color="999999" w:sz="4"/>
+            </w:tcBorders>
+            <w:tcMar>
+              <w:top w:type="dxa" w:w="50"/>
+              <w:left w:type="dxa" w:w="80"/>
+              <w:bottom w:type="dxa" w:w="50"/>
+              <w:right w:type="dxa" w:w="80"/>
+            </w:tcMar>
+          </w:tcPr>
+          <w:p>
+            <w:pPr>
+              <w:spacing w:after="60" w:before="0"/>
+            </w:pPr>
+            <w:r>
+              <w:rPr>
+                <w:rFonts w:ascii="Arial" w:cs="Arial" w:eastAsia="Arial" w:hAnsi="Arial"/>
+                <w:sz w:val="17"/>
+                <w:szCs w:val="17"/>
+              </w:rPr>
+              <w:t xml:space="preserve">Fort Jesus is described as a cliff 20 m, 27 m and (in the unit text) 30 m high. The fort stands on a low coral ridge and its sea-facing walls are lower than that, and the three heights do not agree. This needs local knowledge, so it is flagged rather than guessed: either use a real, measured height, or describe the place as 'a coastal cliff near Mombasa' and keep the numbers.</w:t>
+            </w:r>
+          </w:p>
+        </w:tc>
+        <w:tc>
+          <w:tcPr>
+            <w:tcW w:type="dxa" w:w="1700"/>
+            <w:tcBorders>
+              <w:top w:val="single" w:color="999999" w:sz="4"/>
+              <w:left w:val="single" w:color="999999" w:sz="4"/>
+              <w:bottom w:val="single" w:color="999999" w:sz="4"/>
+              <w:right w:val="single" w:color="999999" w:sz="4"/>
+            </w:tcBorders>
+            <w:tcMar>
+              <w:top w:type="dxa" w:w="50"/>
+              <w:left w:type="dxa" w:w="80"/>
+              <w:bottom w:type="dxa" w:w="50"/>
+              <w:right w:type="dxa" w:w="80"/>
+            </w:tcMar>
+          </w:tcPr>
+          <w:p>
+            <w:pPr>
+              <w:spacing w:after="60" w:before="0"/>
+            </w:pPr>
+            <w:r>
+              <w:rPr>
+                <w:rFonts w:ascii="Arial" w:cs="Arial" w:eastAsia="Arial" w:hAnsi="Arial"/>
+                <w:sz w:val="17"/>
+                <w:szCs w:val="17"/>
+              </w:rPr>
+              <w:t xml:space="preserve">Journal_Core_Mathematics</w:t>
+            </w:r>
+          </w:p>
+        </w:tc>
+      </w:tr>
+      <w:tr>
+        <w:tc>
+          <w:tcPr>
+            <w:tcW w:type="dxa" w:w="2200"/>
+            <w:tcBorders>
+              <w:top w:val="single" w:color="999999" w:sz="4"/>
+              <w:left w:val="single" w:color="999999" w:sz="4"/>
+              <w:bottom w:val="single" w:color="999999" w:sz="4"/>
+              <w:right w:val="single" w:color="999999" w:sz="4"/>
+            </w:tcBorders>
+            <w:tcMar>
+              <w:top w:type="dxa" w:w="50"/>
+              <w:left w:type="dxa" w:w="80"/>
+              <w:bottom w:type="dxa" w:w="50"/>
+              <w:right w:type="dxa" w:w="80"/>
+            </w:tcMar>
+          </w:tcPr>
+          <w:p>
+            <w:pPr>
+              <w:spacing w:after="60" w:before="0"/>
+            </w:pPr>
+            <w:r>
+              <w:rPr>
+                <w:rFonts w:ascii="Arial" w:cs="Arial" w:eastAsia="Arial" w:hAnsi="Arial"/>
+                <w:sz w:val="17"/>
+                <w:szCs w:val="17"/>
+              </w:rPr>
+              <w:t xml:space="preserve">2.4 Trigonometry 1</w:t>
+            </w:r>
+          </w:p>
+        </w:tc>
+        <w:tc>
+          <w:tcPr>
+            <w:tcW w:type="dxa" w:w="3200"/>
+            <w:tcBorders>
+              <w:top w:val="single" w:color="999999" w:sz="4"/>
+              <w:left w:val="single" w:color="999999" w:sz="4"/>
+              <w:bottom w:val="single" w:color="999999" w:sz="4"/>
+              <w:right w:val="single" w:color="999999" w:sz="4"/>
+            </w:tcBorders>
+            <w:tcMar>
+              <w:top w:type="dxa" w:w="50"/>
+              <w:left w:type="dxa" w:w="80"/>
+              <w:bottom w:type="dxa" w:w="50"/>
+              <w:right w:type="dxa" w:w="80"/>
+            </w:tcMar>
+          </w:tcPr>
+          <w:p>
+            <w:pPr>
+              <w:spacing w:after="60" w:before="0"/>
+            </w:pPr>
+            <w:r>
+              <w:rPr>
+                <w:rFonts w:ascii="Arial" w:cs="Arial" w:eastAsia="Arial" w:hAnsi="Arial"/>
+                <w:sz w:val="17"/>
+                <w:szCs w:val="17"/>
+              </w:rPr>
+              <w:t xml:space="preserve">Final Explanation, rubric</w:t>
+            </w:r>
+          </w:p>
+        </w:tc>
+        <w:tc>
+          <w:tcPr>
+            <w:tcW w:type="dxa" w:w="6580"/>
+            <w:tcBorders>
+              <w:top w:val="single" w:color="999999" w:sz="4"/>
+              <w:left w:val="single" w:color="999999" w:sz="4"/>
+              <w:bottom w:val="single" w:color="999999" w:sz="4"/>
+              <w:right w:val="single" w:color="999999" w:sz="4"/>
+            </w:tcBorders>
+            <w:tcMar>
+              <w:top w:type="dxa" w:w="50"/>
+              <w:left w:type="dxa" w:w="80"/>
+              <w:bottom w:type="dxa" w:w="50"/>
+              <w:right w:type="dxa" w:w="80"/>
+            </w:tcMar>
+          </w:tcPr>
+          <w:p>
+            <w:pPr>
+              <w:spacing w:after="60" w:before="0"/>
+            </w:pPr>
+            <w:r>
+              <w:rPr>
+                <w:rFonts w:ascii="Arial" w:cs="Arial" w:eastAsia="Arial" w:hAnsi="Arial"/>
+                <w:sz w:val="17"/>
+                <w:szCs w:val="17"/>
+              </w:rPr>
+              <w:t xml:space="preserve">CBE has four levels: Exceeds, Meets, Approaches and Below Expectations. The data contract allows only three level fields per criterion (excellent, proficient, developing) and the printed headings are fixed by the template, so the Below Expectations level cannot be represented. Teachers could add it by hand (for example 'work not yet showing the Approaches descriptor') until the contract allows four levels.</w:t>
+            </w:r>
+          </w:p>
+        </w:tc>
+        <w:tc>
+          <w:tcPr>
+            <w:tcW w:type="dxa" w:w="1700"/>
+            <w:tcBorders>
+              <w:top w:val="single" w:color="999999" w:sz="4"/>
+              <w:left w:val="single" w:color="999999" w:sz="4"/>
+              <w:bottom w:val="single" w:color="999999" w:sz="4"/>
+              <w:right w:val="single" w:color="999999" w:sz="4"/>
+            </w:tcBorders>
+            <w:tcMar>
+              <w:top w:type="dxa" w:w="50"/>
+              <w:left w:type="dxa" w:w="80"/>
+              <w:bottom w:type="dxa" w:w="50"/>
+              <w:right w:type="dxa" w:w="80"/>
+            </w:tcMar>
+          </w:tcPr>
+          <w:p>
+            <w:pPr>
+              <w:spacing w:after="60" w:before="0"/>
+            </w:pPr>
+            <w:r>
+              <w:rPr>
+                <w:rFonts w:ascii="Arial" w:cs="Arial" w:eastAsia="Arial" w:hAnsi="Arial"/>
+                <w:sz w:val="17"/>
+                <w:szCs w:val="17"/>
+              </w:rPr>
+              <w:t xml:space="preserve">Journal_Core_Mathematics</w:t>
+            </w:r>
+          </w:p>
+        </w:tc>
+      </w:tr>
+      <w:tr>
+        <w:tc>
+          <w:tcPr>
+            <w:tcW w:type="dxa" w:w="2200"/>
+            <w:tcBorders>
+              <w:top w:val="single" w:color="999999" w:sz="4"/>
+              <w:left w:val="single" w:color="999999" w:sz="4"/>
+              <w:bottom w:val="single" w:color="999999" w:sz="4"/>
+              <w:right w:val="single" w:color="999999" w:sz="4"/>
+            </w:tcBorders>
+            <w:tcMar>
+              <w:top w:type="dxa" w:w="50"/>
+              <w:left w:type="dxa" w:w="80"/>
+              <w:bottom w:type="dxa" w:w="50"/>
+              <w:right w:type="dxa" w:w="80"/>
+            </w:tcMar>
+          </w:tcPr>
+          <w:p>
+            <w:pPr>
+              <w:spacing w:after="60" w:before="0"/>
+            </w:pPr>
+            <w:r>
+              <w:rPr>
+                <w:rFonts w:ascii="Arial" w:cs="Arial" w:eastAsia="Arial" w:hAnsi="Arial"/>
+                <w:sz w:val="17"/>
+                <w:szCs w:val="17"/>
+              </w:rPr>
+              <w:t xml:space="preserve">3.1 Turning Effect of Force</w:t>
+            </w:r>
+          </w:p>
+        </w:tc>
+        <w:tc>
+          <w:tcPr>
+            <w:tcW w:type="dxa" w:w="3200"/>
+            <w:tcBorders>
+              <w:top w:val="single" w:color="999999" w:sz="4"/>
+              <w:left w:val="single" w:color="999999" w:sz="4"/>
+              <w:bottom w:val="single" w:color="999999" w:sz="4"/>
+              <w:right w:val="single" w:color="999999" w:sz="4"/>
+            </w:tcBorders>
+            <w:tcMar>
+              <w:top w:type="dxa" w:w="50"/>
+              <w:left w:type="dxa" w:w="80"/>
+              <w:bottom w:type="dxa" w:w="50"/>
+              <w:right w:type="dxa" w:w="80"/>
+            </w:tcMar>
+          </w:tcPr>
+          <w:p>
+            <w:pPr>
+              <w:spacing w:after="60" w:before="0"/>
+            </w:pPr>
+            <w:r>
+              <w:rPr>
+                <w:rFonts w:ascii="Arial" w:cs="Arial" w:eastAsia="Arial" w:hAnsi="Arial"/>
+                <w:sz w:val="17"/>
+                <w:szCs w:val="17"/>
+              </w:rPr>
+              <w:t xml:space="preserve">Lesson 2, Observe Phase, teacherMoves</w:t>
+            </w:r>
+          </w:p>
+        </w:tc>
+        <w:tc>
+          <w:tcPr>
+            <w:tcW w:type="dxa" w:w="6580"/>
+            <w:tcBorders>
+              <w:top w:val="single" w:color="999999" w:sz="4"/>
+              <w:left w:val="single" w:color="999999" w:sz="4"/>
+              <w:bottom w:val="single" w:color="999999" w:sz="4"/>
+              <w:right w:val="single" w:color="999999" w:sz="4"/>
+            </w:tcBorders>
+            <w:tcMar>
+              <w:top w:type="dxa" w:w="50"/>
+              <w:left w:type="dxa" w:w="80"/>
+              <w:bottom w:type="dxa" w:w="50"/>
+              <w:right w:type="dxa" w:w="80"/>
+            </w:tcMar>
+          </w:tcPr>
+          <w:p>
+            <w:pPr>
+              <w:spacing w:after="60" w:before="0"/>
+            </w:pPr>
+            <w:r>
+              <w:rPr>
+                <w:rFonts w:ascii="Arial" w:cs="Arial" w:eastAsia="Arial" w:hAnsi="Arial"/>
+                <w:sz w:val="17"/>
+                <w:szCs w:val="17"/>
+              </w:rPr>
+              <w:t xml:space="preserve">Suggested change: Slotted masses are not in every partner school. The lesson only listed slotted masses; a low-cost substitute is now given. The teacher must decide which substitute their school actually has (bottles of water, packets of sugar or flour, stones weighed on a balance).</w:t>
+            </w:r>
+          </w:p>
+        </w:tc>
+        <w:tc>
+          <w:tcPr>
+            <w:tcW w:type="dxa" w:w="1700"/>
+            <w:tcBorders>
+              <w:top w:val="single" w:color="999999" w:sz="4"/>
+              <w:left w:val="single" w:color="999999" w:sz="4"/>
+              <w:bottom w:val="single" w:color="999999" w:sz="4"/>
+              <w:right w:val="single" w:color="999999" w:sz="4"/>
+            </w:tcBorders>
+            <w:tcMar>
+              <w:top w:type="dxa" w:w="50"/>
+              <w:left w:type="dxa" w:w="80"/>
+              <w:bottom w:type="dxa" w:w="50"/>
+              <w:right w:type="dxa" w:w="80"/>
+            </w:tcMar>
+          </w:tcPr>
+          <w:p>
+            <w:pPr>
+              <w:spacing w:after="60" w:before="0"/>
+            </w:pPr>
+            <w:r>
+              <w:rPr>
+                <w:rFonts w:ascii="Arial" w:cs="Arial" w:eastAsia="Arial" w:hAnsi="Arial"/>
+                <w:sz w:val="17"/>
+                <w:szCs w:val="17"/>
+              </w:rPr>
+              <w:t xml:space="preserve">Journal_General_Science</w:t>
+            </w:r>
+          </w:p>
+        </w:tc>
+      </w:tr>
+      <w:tr>
+        <w:tc>
+          <w:tcPr>
+            <w:tcW w:type="dxa" w:w="2200"/>
+            <w:tcBorders>
+              <w:top w:val="single" w:color="999999" w:sz="4"/>
+              <w:left w:val="single" w:color="999999" w:sz="4"/>
+              <w:bottom w:val="single" w:color="999999" w:sz="4"/>
+              <w:right w:val="single" w:color="999999" w:sz="4"/>
+            </w:tcBorders>
+            <w:tcMar>
+              <w:top w:type="dxa" w:w="50"/>
+              <w:left w:type="dxa" w:w="80"/>
+              <w:bottom w:type="dxa" w:w="50"/>
+              <w:right w:type="dxa" w:w="80"/>
+            </w:tcMar>
+          </w:tcPr>
+          <w:p>
+            <w:pPr>
+              <w:spacing w:after="60" w:before="0"/>
+            </w:pPr>
+            <w:r>
+              <w:rPr>
+                <w:rFonts w:ascii="Arial" w:cs="Arial" w:eastAsia="Arial" w:hAnsi="Arial"/>
+                <w:sz w:val="17"/>
+                <w:szCs w:val="17"/>
+              </w:rPr>
+              <w:t xml:space="preserve">3.1 Turning Effect of Force</w:t>
+            </w:r>
+          </w:p>
+        </w:tc>
+        <w:tc>
+          <w:tcPr>
+            <w:tcW w:type="dxa" w:w="3200"/>
+            <w:tcBorders>
+              <w:top w:val="single" w:color="999999" w:sz="4"/>
+              <w:left w:val="single" w:color="999999" w:sz="4"/>
+              <w:bottom w:val="single" w:color="999999" w:sz="4"/>
+              <w:right w:val="single" w:color="999999" w:sz="4"/>
+            </w:tcBorders>
+            <w:tcMar>
+              <w:top w:type="dxa" w:w="50"/>
+              <w:left w:type="dxa" w:w="80"/>
+              <w:bottom w:type="dxa" w:w="50"/>
+              <w:right w:type="dxa" w:w="80"/>
+            </w:tcMar>
+          </w:tcPr>
+          <w:p>
+            <w:pPr>
+              <w:spacing w:after="60" w:before="0"/>
+            </w:pPr>
+            <w:r>
+              <w:rPr>
+                <w:rFonts w:ascii="Arial" w:cs="Arial" w:eastAsia="Arial" w:hAnsi="Arial"/>
+                <w:sz w:val="17"/>
+                <w:szCs w:val="17"/>
+              </w:rPr>
+              <w:t xml:space="preserve">Lesson 3, Explain Phase, teacherMoves</w:t>
+            </w:r>
+          </w:p>
+        </w:tc>
+        <w:tc>
+          <w:tcPr>
+            <w:tcW w:type="dxa" w:w="6580"/>
+            <w:tcBorders>
+              <w:top w:val="single" w:color="999999" w:sz="4"/>
+              <w:left w:val="single" w:color="999999" w:sz="4"/>
+              <w:bottom w:val="single" w:color="999999" w:sz="4"/>
+              <w:right w:val="single" w:color="999999" w:sz="4"/>
+            </w:tcBorders>
+            <w:tcMar>
+              <w:top w:type="dxa" w:w="50"/>
+              <w:left w:type="dxa" w:w="80"/>
+              <w:bottom w:type="dxa" w:w="50"/>
+              <w:right w:type="dxa" w:w="80"/>
+            </w:tcMar>
+          </w:tcPr>
+          <w:p>
+            <w:pPr>
+              <w:spacing w:after="60" w:before="0"/>
+            </w:pPr>
+            <w:r>
+              <w:rPr>
+                <w:rFonts w:ascii="Arial" w:cs="Arial" w:eastAsia="Arial" w:hAnsi="Arial"/>
+                <w:sz w:val="17"/>
+                <w:szCs w:val="17"/>
+              </w:rPr>
+              <w:t xml:space="preserve">Suggested change: No Kiswahili or English-learner support appeared anywhere in the sequence. A short, optional support was added where the key words are first written down. The teacher must decide the Kiswahili terms: they are everyday words, but KICD or the school's Kiswahili teacher may prefer other physics terms.</w:t>
+            </w:r>
+          </w:p>
+        </w:tc>
+        <w:tc>
+          <w:tcPr>
+            <w:tcW w:type="dxa" w:w="1700"/>
+            <w:tcBorders>
+              <w:top w:val="single" w:color="999999" w:sz="4"/>
+              <w:left w:val="single" w:color="999999" w:sz="4"/>
+              <w:bottom w:val="single" w:color="999999" w:sz="4"/>
+              <w:right w:val="single" w:color="999999" w:sz="4"/>
+            </w:tcBorders>
+            <w:tcMar>
+              <w:top w:type="dxa" w:w="50"/>
+              <w:left w:type="dxa" w:w="80"/>
+              <w:bottom w:type="dxa" w:w="50"/>
+              <w:right w:type="dxa" w:w="80"/>
+            </w:tcMar>
+          </w:tcPr>
+          <w:p>
+            <w:pPr>
+              <w:spacing w:after="60" w:before="0"/>
+            </w:pPr>
+            <w:r>
+              <w:rPr>
+                <w:rFonts w:ascii="Arial" w:cs="Arial" w:eastAsia="Arial" w:hAnsi="Arial"/>
+                <w:sz w:val="17"/>
+                <w:szCs w:val="17"/>
+              </w:rPr>
+              <w:t xml:space="preserve">Journal_General_Science</w:t>
+            </w:r>
+          </w:p>
+        </w:tc>
+      </w:tr>
+      <w:tr>
+        <w:tc>
+          <w:tcPr>
+            <w:tcW w:type="dxa" w:w="2200"/>
+            <w:tcBorders>
+              <w:top w:val="single" w:color="999999" w:sz="4"/>
+              <w:left w:val="single" w:color="999999" w:sz="4"/>
+              <w:bottom w:val="single" w:color="999999" w:sz="4"/>
+              <w:right w:val="single" w:color="999999" w:sz="4"/>
+            </w:tcBorders>
+            <w:tcMar>
+              <w:top w:type="dxa" w:w="50"/>
+              <w:left w:type="dxa" w:w="80"/>
+              <w:bottom w:type="dxa" w:w="50"/>
+              <w:right w:type="dxa" w:w="80"/>
+            </w:tcMar>
+          </w:tcPr>
+          <w:p>
+            <w:pPr>
+              <w:spacing w:after="60" w:before="0"/>
+            </w:pPr>
+            <w:r>
+              <w:rPr>
+                <w:rFonts w:ascii="Arial" w:cs="Arial" w:eastAsia="Arial" w:hAnsi="Arial"/>
+                <w:sz w:val="17"/>
+                <w:szCs w:val="17"/>
+              </w:rPr>
+              <w:t xml:space="preserve">3.1 Turning Effect of Force</w:t>
+            </w:r>
+          </w:p>
+        </w:tc>
+        <w:tc>
+          <w:tcPr>
+            <w:tcW w:type="dxa" w:w="3200"/>
+            <w:tcBorders>
+              <w:top w:val="single" w:color="999999" w:sz="4"/>
+              <w:left w:val="single" w:color="999999" w:sz="4"/>
+              <w:bottom w:val="single" w:color="999999" w:sz="4"/>
+              <w:right w:val="single" w:color="999999" w:sz="4"/>
+            </w:tcBorders>
+            <w:tcMar>
+              <w:top w:type="dxa" w:w="50"/>
+              <w:left w:type="dxa" w:w="80"/>
+              <w:bottom w:type="dxa" w:w="50"/>
+              <w:right w:type="dxa" w:w="80"/>
+            </w:tcMar>
+          </w:tcPr>
+          <w:p>
+            <w:pPr>
+              <w:spacing w:after="60" w:before="0"/>
+            </w:pPr>
+            <w:r>
+              <w:rPr>
+                <w:rFonts w:ascii="Arial" w:cs="Arial" w:eastAsia="Arial" w:hAnsi="Arial"/>
+                <w:sz w:val="17"/>
+                <w:szCs w:val="17"/>
+              </w:rPr>
+              <w:t xml:space="preserve">Lesson 4, slo.purpose (+18 related)</w:t>
+            </w:r>
+          </w:p>
+        </w:tc>
+        <w:tc>
+          <w:tcPr>
+            <w:tcW w:type="dxa" w:w="6580"/>
+            <w:tcBorders>
+              <w:top w:val="single" w:color="999999" w:sz="4"/>
+              <w:left w:val="single" w:color="999999" w:sz="4"/>
+              <w:bottom w:val="single" w:color="999999" w:sz="4"/>
+              <w:right w:val="single" w:color="999999" w:sz="4"/>
+            </w:tcBorders>
+            <w:tcMar>
+              <w:top w:type="dxa" w:w="50"/>
+              <w:left w:type="dxa" w:w="80"/>
+              <w:bottom w:type="dxa" w:w="50"/>
+              <w:right w:type="dxa" w:w="80"/>
+            </w:tcMar>
+          </w:tcPr>
+          <w:p>
+            <w:pPr>
+              <w:spacing w:after="60" w:before="0"/>
+            </w:pPr>
+            <w:r>
+              <w:rPr>
+                <w:rFonts w:ascii="Arial" w:cs="Arial" w:eastAsia="Arial" w:hAnsi="Arial"/>
+                <w:sz w:val="17"/>
+                <w:szCs w:val="17"/>
+              </w:rPr>
+              <w:t xml:space="preserve">Suggested change: Lesson 4 said the two-handed jembe grip is a couple that explains handle length, mixing up 'distance between the forces' with 'distance from the pivot'; the jembe stays a single-force moment about the blade and the couple is taught on a steering wheel, tap and wrench. Audit item confirmed. The lesson said the two-handed jembe grip is a couple and that widening the grip explains the handle-length puzzle. That mixes up two different distances: for the jembe, d is the distance from the blade pivot to the single effort force (M = F x d, Lessons 2-3); for a couple, d is the distance BETWEEN the two forces. The distance between the farmer's hands does not change the jembe's moment about the blade (a grip 0.9 m from the blade gives M = F x 0.9 however far apart the hands are). The jembe therefore stays a single-force moment, and the couple is now taught on objects that really turn about their own centre. Lesson 5 and the Final Explanation now say the same. Teacher to confirm this reading of the storyline.</w:t>
+            </w:r>
+          </w:p>
+        </w:tc>
+        <w:tc>
+          <w:tcPr>
+            <w:tcW w:type="dxa" w:w="1700"/>
+            <w:tcBorders>
+              <w:top w:val="single" w:color="999999" w:sz="4"/>
+              <w:left w:val="single" w:color="999999" w:sz="4"/>
+              <w:bottom w:val="single" w:color="999999" w:sz="4"/>
+              <w:right w:val="single" w:color="999999" w:sz="4"/>
+            </w:tcBorders>
+            <w:tcMar>
+              <w:top w:type="dxa" w:w="50"/>
+              <w:left w:type="dxa" w:w="80"/>
+              <w:bottom w:type="dxa" w:w="50"/>
+              <w:right w:type="dxa" w:w="80"/>
+            </w:tcMar>
+          </w:tcPr>
+          <w:p>
+            <w:pPr>
+              <w:spacing w:after="60" w:before="0"/>
+            </w:pPr>
+            <w:r>
+              <w:rPr>
+                <w:rFonts w:ascii="Arial" w:cs="Arial" w:eastAsia="Arial" w:hAnsi="Arial"/>
+                <w:sz w:val="17"/>
+                <w:szCs w:val="17"/>
+              </w:rPr>
+              <w:t xml:space="preserve">Journal_General_Science</w:t>
+            </w:r>
+          </w:p>
+        </w:tc>
+      </w:tr>
+      <w:tr>
+        <w:tc>
+          <w:tcPr>
+            <w:tcW w:type="dxa" w:w="2200"/>
+            <w:tcBorders>
+              <w:top w:val="single" w:color="999999" w:sz="4"/>
+              <w:left w:val="single" w:color="999999" w:sz="4"/>
+              <w:bottom w:val="single" w:color="999999" w:sz="4"/>
+              <w:right w:val="single" w:color="999999" w:sz="4"/>
+            </w:tcBorders>
+            <w:tcMar>
+              <w:top w:type="dxa" w:w="50"/>
+              <w:left w:type="dxa" w:w="80"/>
+              <w:bottom w:type="dxa" w:w="50"/>
+              <w:right w:type="dxa" w:w="80"/>
+            </w:tcMar>
+          </w:tcPr>
+          <w:p>
+            <w:pPr>
+              <w:spacing w:after="60" w:before="0"/>
+            </w:pPr>
+            <w:r>
+              <w:rPr>
+                <w:rFonts w:ascii="Arial" w:cs="Arial" w:eastAsia="Arial" w:hAnsi="Arial"/>
+                <w:sz w:val="17"/>
+                <w:szCs w:val="17"/>
+              </w:rPr>
+              <w:t xml:space="preserve">3.1 Turning Effect of Force</w:t>
+            </w:r>
+          </w:p>
+        </w:tc>
+        <w:tc>
+          <w:tcPr>
+            <w:tcW w:type="dxa" w:w="3200"/>
+            <w:tcBorders>
+              <w:top w:val="single" w:color="999999" w:sz="4"/>
+              <w:left w:val="single" w:color="999999" w:sz="4"/>
+              <w:bottom w:val="single" w:color="999999" w:sz="4"/>
+              <w:right w:val="single" w:color="999999" w:sz="4"/>
+            </w:tcBorders>
+            <w:tcMar>
+              <w:top w:type="dxa" w:w="50"/>
+              <w:left w:type="dxa" w:w="80"/>
+              <w:bottom w:type="dxa" w:w="50"/>
+              <w:right w:type="dxa" w:w="80"/>
+            </w:tcMar>
+          </w:tcPr>
+          <w:p>
+            <w:pPr>
+              <w:spacing w:after="60" w:before="0"/>
+            </w:pPr>
+            <w:r>
+              <w:rPr>
+                <w:rFonts w:ascii="Arial" w:cs="Arial" w:eastAsia="Arial" w:hAnsi="Arial"/>
+                <w:sz w:val="17"/>
+                <w:szCs w:val="17"/>
+              </w:rPr>
+              <w:t xml:space="preserve">Lesson 4, Observe Phase, teacherMoves</w:t>
+            </w:r>
+          </w:p>
+        </w:tc>
+        <w:tc>
+          <w:tcPr>
+            <w:tcW w:type="dxa" w:w="6580"/>
+            <w:tcBorders>
+              <w:top w:val="single" w:color="999999" w:sz="4"/>
+              <w:left w:val="single" w:color="999999" w:sz="4"/>
+              <w:bottom w:val="single" w:color="999999" w:sz="4"/>
+              <w:right w:val="single" w:color="999999" w:sz="4"/>
+            </w:tcBorders>
+            <w:tcMar>
+              <w:top w:type="dxa" w:w="50"/>
+              <w:left w:type="dxa" w:w="80"/>
+              <w:bottom w:type="dxa" w:w="50"/>
+              <w:right w:type="dxa" w:w="80"/>
+            </w:tcMar>
+          </w:tcPr>
+          <w:p>
+            <w:pPr>
+              <w:spacing w:after="60" w:before="0"/>
+            </w:pPr>
+            <w:r>
+              <w:rPr>
+                <w:rFonts w:ascii="Arial" w:cs="Arial" w:eastAsia="Arial" w:hAnsi="Arial"/>
+                <w:sz w:val="17"/>
+                <w:szCs w:val="17"/>
+              </w:rPr>
+              <w:t xml:space="preserve">Suggested change: Clamp stands and two spring balances per group are not available in every partner school. The teacher must decide whether this qualitative substitute suits the school's equipment.</w:t>
+            </w:r>
+          </w:p>
+        </w:tc>
+        <w:tc>
+          <w:tcPr>
+            <w:tcW w:type="dxa" w:w="1700"/>
+            <w:tcBorders>
+              <w:top w:val="single" w:color="999999" w:sz="4"/>
+              <w:left w:val="single" w:color="999999" w:sz="4"/>
+              <w:bottom w:val="single" w:color="999999" w:sz="4"/>
+              <w:right w:val="single" w:color="999999" w:sz="4"/>
+            </w:tcBorders>
+            <w:tcMar>
+              <w:top w:type="dxa" w:w="50"/>
+              <w:left w:type="dxa" w:w="80"/>
+              <w:bottom w:type="dxa" w:w="50"/>
+              <w:right w:type="dxa" w:w="80"/>
+            </w:tcMar>
+          </w:tcPr>
+          <w:p>
+            <w:pPr>
+              <w:spacing w:after="60" w:before="0"/>
+            </w:pPr>
+            <w:r>
+              <w:rPr>
+                <w:rFonts w:ascii="Arial" w:cs="Arial" w:eastAsia="Arial" w:hAnsi="Arial"/>
+                <w:sz w:val="17"/>
+                <w:szCs w:val="17"/>
+              </w:rPr>
+              <w:t xml:space="preserve">Journal_General_Science</w:t>
+            </w:r>
+          </w:p>
+        </w:tc>
+      </w:tr>
+      <w:tr>
+        <w:tc>
+          <w:tcPr>
+            <w:tcW w:type="dxa" w:w="2200"/>
+            <w:tcBorders>
+              <w:top w:val="single" w:color="999999" w:sz="4"/>
+              <w:left w:val="single" w:color="999999" w:sz="4"/>
+              <w:bottom w:val="single" w:color="999999" w:sz="4"/>
+              <w:right w:val="single" w:color="999999" w:sz="4"/>
+            </w:tcBorders>
+            <w:tcMar>
+              <w:top w:type="dxa" w:w="50"/>
+              <w:left w:type="dxa" w:w="80"/>
+              <w:bottom w:type="dxa" w:w="50"/>
+              <w:right w:type="dxa" w:w="80"/>
+            </w:tcMar>
+          </w:tcPr>
+          <w:p>
+            <w:pPr>
+              <w:spacing w:after="60" w:before="0"/>
+            </w:pPr>
+            <w:r>
+              <w:rPr>
+                <w:rFonts w:ascii="Arial" w:cs="Arial" w:eastAsia="Arial" w:hAnsi="Arial"/>
+                <w:sz w:val="17"/>
+                <w:szCs w:val="17"/>
+              </w:rPr>
+              <w:t xml:space="preserve">3.1 Turning Effect of Force</w:t>
+            </w:r>
+          </w:p>
+        </w:tc>
+        <w:tc>
+          <w:tcPr>
+            <w:tcW w:type="dxa" w:w="3200"/>
+            <w:tcBorders>
+              <w:top w:val="single" w:color="999999" w:sz="4"/>
+              <w:left w:val="single" w:color="999999" w:sz="4"/>
+              <w:bottom w:val="single" w:color="999999" w:sz="4"/>
+              <w:right w:val="single" w:color="999999" w:sz="4"/>
+            </w:tcBorders>
+            <w:tcMar>
+              <w:top w:type="dxa" w:w="50"/>
+              <w:left w:type="dxa" w:w="80"/>
+              <w:bottom w:type="dxa" w:w="50"/>
+              <w:right w:type="dxa" w:w="80"/>
+            </w:tcMar>
+          </w:tcPr>
+          <w:p>
+            <w:pPr>
+              <w:spacing w:after="60" w:before="0"/>
+            </w:pPr>
+            <w:r>
+              <w:rPr>
+                <w:rFonts w:ascii="Arial" w:cs="Arial" w:eastAsia="Arial" w:hAnsi="Arial"/>
+                <w:sz w:val="17"/>
+                <w:szCs w:val="17"/>
+              </w:rPr>
+              <w:t xml:space="preserve">Lesson 8, Explain Phase, learnerExperience (+1 related)</w:t>
+            </w:r>
+          </w:p>
+        </w:tc>
+        <w:tc>
+          <w:tcPr>
+            <w:tcW w:type="dxa" w:w="6580"/>
+            <w:tcBorders>
+              <w:top w:val="single" w:color="999999" w:sz="4"/>
+              <w:left w:val="single" w:color="999999" w:sz="4"/>
+              <w:bottom w:val="single" w:color="999999" w:sz="4"/>
+              <w:right w:val="single" w:color="999999" w:sz="4"/>
+            </w:tcBorders>
+            <w:tcMar>
+              <w:top w:type="dxa" w:w="50"/>
+              <w:left w:type="dxa" w:w="80"/>
+              <w:bottom w:type="dxa" w:w="50"/>
+              <w:right w:type="dxa" w:w="80"/>
+            </w:tcMar>
+          </w:tcPr>
+          <w:p>
+            <w:pPr>
+              <w:spacing w:after="60" w:before="0"/>
+            </w:pPr>
+            <w:r>
+              <w:rPr>
+                <w:rFonts w:ascii="Arial" w:cs="Arial" w:eastAsia="Arial" w:hAnsi="Arial"/>
+                <w:sz w:val="17"/>
+                <w:szCs w:val="17"/>
+              </w:rPr>
+              <w:t xml:space="preserve">Suggested change: Assessing every learner one by one on the metre rule in 15 minutes was impossible for 40 learners (under 40 seconds each); now groups of four or five at stations, each member answering one question. As written, the teacher called learners one at a time to ONE bench for 15 minutes; with 40 learners that is under 40 seconds each for three questions with 10-second waits, and the teacher notes themselves contradicted it (8 stations prepared, 'two simultaneous stations' for 40 learners). Groups of 4-5 at 8 stations with 2 minutes per group fits 15 minutes (8 x 2 = 16, about 15 with rounding) and still gives every learner an individual question. The teacher must decide whether to assess in groups like this or to assess the practical over several lessons.</w:t>
+            </w:r>
+          </w:p>
+        </w:tc>
+        <w:tc>
+          <w:tcPr>
+            <w:tcW w:type="dxa" w:w="1700"/>
+            <w:tcBorders>
+              <w:top w:val="single" w:color="999999" w:sz="4"/>
+              <w:left w:val="single" w:color="999999" w:sz="4"/>
+              <w:bottom w:val="single" w:color="999999" w:sz="4"/>
+              <w:right w:val="single" w:color="999999" w:sz="4"/>
+            </w:tcBorders>
+            <w:tcMar>
+              <w:top w:type="dxa" w:w="50"/>
+              <w:left w:type="dxa" w:w="80"/>
+              <w:bottom w:type="dxa" w:w="50"/>
+              <w:right w:type="dxa" w:w="80"/>
+            </w:tcMar>
+          </w:tcPr>
+          <w:p>
+            <w:pPr>
+              <w:spacing w:after="60" w:before="0"/>
+            </w:pPr>
+            <w:r>
+              <w:rPr>
+                <w:rFonts w:ascii="Arial" w:cs="Arial" w:eastAsia="Arial" w:hAnsi="Arial"/>
+                <w:sz w:val="17"/>
+                <w:szCs w:val="17"/>
+              </w:rPr>
+              <w:t xml:space="preserve">Journal_General_Science</w:t>
+            </w:r>
+          </w:p>
+        </w:tc>
+      </w:tr>
+      <w:tr>
+        <w:tc>
+          <w:tcPr>
+            <w:tcW w:type="dxa" w:w="2200"/>
+            <w:tcBorders>
+              <w:top w:val="single" w:color="999999" w:sz="4"/>
+              <w:left w:val="single" w:color="999999" w:sz="4"/>
+              <w:bottom w:val="single" w:color="999999" w:sz="4"/>
+              <w:right w:val="single" w:color="999999" w:sz="4"/>
+            </w:tcBorders>
+            <w:tcMar>
+              <w:top w:type="dxa" w:w="50"/>
+              <w:left w:type="dxa" w:w="80"/>
+              <w:bottom w:type="dxa" w:w="50"/>
+              <w:right w:type="dxa" w:w="80"/>
+            </w:tcMar>
+          </w:tcPr>
+          <w:p>
+            <w:pPr>
+              <w:spacing w:after="60" w:before="0"/>
+            </w:pPr>
+            <w:r>
+              <w:rPr>
+                <w:rFonts w:ascii="Arial" w:cs="Arial" w:eastAsia="Arial" w:hAnsi="Arial"/>
+                <w:sz w:val="17"/>
+                <w:szCs w:val="17"/>
+              </w:rPr>
+              <w:t xml:space="preserve">3.1 Turning Effect of Force</w:t>
+            </w:r>
+          </w:p>
+        </w:tc>
+        <w:tc>
+          <w:tcPr>
+            <w:tcW w:type="dxa" w:w="3200"/>
+            <w:tcBorders>
+              <w:top w:val="single" w:color="999999" w:sz="4"/>
+              <w:left w:val="single" w:color="999999" w:sz="4"/>
+              <w:bottom w:val="single" w:color="999999" w:sz="4"/>
+              <w:right w:val="single" w:color="999999" w:sz="4"/>
+            </w:tcBorders>
+            <w:tcMar>
+              <w:top w:type="dxa" w:w="50"/>
+              <w:left w:type="dxa" w:w="80"/>
+              <w:bottom w:type="dxa" w:w="50"/>
+              <w:right w:type="dxa" w:w="80"/>
+            </w:tcMar>
+          </w:tcPr>
+          <w:p>
+            <w:pPr>
+              <w:spacing w:after="60" w:before="0"/>
+            </w:pPr>
+            <w:r>
+              <w:rPr>
+                <w:rFonts w:ascii="Arial" w:cs="Arial" w:eastAsia="Arial" w:hAnsi="Arial"/>
+                <w:sz w:val="17"/>
+                <w:szCs w:val="17"/>
+              </w:rPr>
+              <w:t xml:space="preserve">Unit overview, learningOutcomes</w:t>
+            </w:r>
+          </w:p>
+        </w:tc>
+        <w:tc>
+          <w:tcPr>
+            <w:tcW w:type="dxa" w:w="6580"/>
+            <w:tcBorders>
+              <w:top w:val="single" w:color="999999" w:sz="4"/>
+              <w:left w:val="single" w:color="999999" w:sz="4"/>
+              <w:bottom w:val="single" w:color="999999" w:sz="4"/>
+              <w:right w:val="single" w:color="999999" w:sz="4"/>
+            </w:tcBorders>
+            <w:tcMar>
+              <w:top w:type="dxa" w:w="50"/>
+              <w:left w:type="dxa" w:w="80"/>
+              <w:bottom w:type="dxa" w:w="50"/>
+              <w:right w:type="dxa" w:w="80"/>
+            </w:tcMar>
+          </w:tcPr>
+          <w:p>
+            <w:pPr>
+              <w:spacing w:after="60" w:before="0"/>
+            </w:pPr>
+            <w:r>
+              <w:rPr>
+                <w:rFonts w:ascii="Arial" w:cs="Arial" w:eastAsia="Arial" w:hAnsi="Arial"/>
+                <w:sz w:val="17"/>
+                <w:szCs w:val="17"/>
+              </w:rPr>
+              <w:t xml:space="preserve">KICD wording check: the Grade 10 KICD PDFs available in data/raw/curriculum_pdfs/ cover Biology, Chemistry, Mathematics and Physics only. General Science Strand 3.0, Sub-Strand 3.1 'Turning Effect of Force' is not in them (the closest text, Physics 1.5 'Moments and equilibrium', is a different sub-strand with different outcomes), so the learning outcomes (a-d), key inquiry question, core competencies, values and PCIs could not be compared word for word and were left unchanged. Please check them against the KICD General Science Grade 10 curriculum design. Coverage check done: outcome a (moments of a force at a point) is taught in Lessons 2-3 and assessed in Final Explanation Parts 1-3; outcome b (moments of anti-parallel forces) is taught in Lessons 4-5 and assessed in Part 3 and Part 4 (a calculation was added); outcome c (real-life applications) is taught in Lessons 6-7 and assessed in Part 5; outcome d (appreciate) is observed in the Lesson 8 reflection journal.</w:t>
+            </w:r>
+          </w:p>
+        </w:tc>
+        <w:tc>
+          <w:tcPr>
+            <w:tcW w:type="dxa" w:w="1700"/>
+            <w:tcBorders>
+              <w:top w:val="single" w:color="999999" w:sz="4"/>
+              <w:left w:val="single" w:color="999999" w:sz="4"/>
+              <w:bottom w:val="single" w:color="999999" w:sz="4"/>
+              <w:right w:val="single" w:color="999999" w:sz="4"/>
+            </w:tcBorders>
+            <w:tcMar>
+              <w:top w:type="dxa" w:w="50"/>
+              <w:left w:type="dxa" w:w="80"/>
+              <w:bottom w:type="dxa" w:w="50"/>
+              <w:right w:type="dxa" w:w="80"/>
+            </w:tcMar>
+          </w:tcPr>
+          <w:p>
+            <w:pPr>
+              <w:spacing w:after="60" w:before="0"/>
+            </w:pPr>
+            <w:r>
+              <w:rPr>
+                <w:rFonts w:ascii="Arial" w:cs="Arial" w:eastAsia="Arial" w:hAnsi="Arial"/>
+                <w:sz w:val="17"/>
+                <w:szCs w:val="17"/>
+              </w:rPr>
+              <w:t xml:space="preserve">Journal_General_Science</w:t>
+            </w:r>
+          </w:p>
+        </w:tc>
+      </w:tr>
+      <w:tr>
+        <w:tc>
+          <w:tcPr>
+            <w:tcW w:type="dxa" w:w="2200"/>
+            <w:tcBorders>
+              <w:top w:val="single" w:color="999999" w:sz="4"/>
+              <w:left w:val="single" w:color="999999" w:sz="4"/>
+              <w:bottom w:val="single" w:color="999999" w:sz="4"/>
+              <w:right w:val="single" w:color="999999" w:sz="4"/>
+            </w:tcBorders>
+            <w:tcMar>
+              <w:top w:type="dxa" w:w="50"/>
+              <w:left w:type="dxa" w:w="80"/>
+              <w:bottom w:type="dxa" w:w="50"/>
+              <w:right w:type="dxa" w:w="80"/>
+            </w:tcMar>
+          </w:tcPr>
+          <w:p>
+            <w:pPr>
+              <w:spacing w:after="60" w:before="0"/>
+            </w:pPr>
+            <w:r>
+              <w:rPr>
+                <w:rFonts w:ascii="Arial" w:cs="Arial" w:eastAsia="Arial" w:hAnsi="Arial"/>
+                <w:sz w:val="17"/>
+                <w:szCs w:val="17"/>
+              </w:rPr>
+              <w:t xml:space="preserve">3.1 Turning Effect of Force</w:t>
+            </w:r>
+          </w:p>
+        </w:tc>
+        <w:tc>
+          <w:tcPr>
+            <w:tcW w:type="dxa" w:w="3200"/>
+            <w:tcBorders>
+              <w:top w:val="single" w:color="999999" w:sz="4"/>
+              <w:left w:val="single" w:color="999999" w:sz="4"/>
+              <w:bottom w:val="single" w:color="999999" w:sz="4"/>
+              <w:right w:val="single" w:color="999999" w:sz="4"/>
+            </w:tcBorders>
+            <w:tcMar>
+              <w:top w:type="dxa" w:w="50"/>
+              <w:left w:type="dxa" w:w="80"/>
+              <w:bottom w:type="dxa" w:w="50"/>
+              <w:right w:type="dxa" w:w="80"/>
+            </w:tcMar>
+          </w:tcPr>
+          <w:p>
+            <w:pPr>
+              <w:spacing w:after="60" w:before="0"/>
+            </w:pPr>
+            <w:r>
+              <w:rPr>
+                <w:rFonts w:ascii="Arial" w:cs="Arial" w:eastAsia="Arial" w:hAnsi="Arial"/>
+                <w:sz w:val="17"/>
+                <w:szCs w:val="17"/>
+              </w:rPr>
+              <w:t xml:space="preserve">Final Explanation, rubric</w:t>
+            </w:r>
+          </w:p>
+        </w:tc>
+        <w:tc>
+          <w:tcPr>
+            <w:tcW w:type="dxa" w:w="6580"/>
+            <w:tcBorders>
+              <w:top w:val="single" w:color="999999" w:sz="4"/>
+              <w:left w:val="single" w:color="999999" w:sz="4"/>
+              <w:bottom w:val="single" w:color="999999" w:sz="4"/>
+              <w:right w:val="single" w:color="999999" w:sz="4"/>
+            </w:tcBorders>
+            <w:tcMar>
+              <w:top w:type="dxa" w:w="50"/>
+              <w:left w:type="dxa" w:w="80"/>
+              <w:bottom w:type="dxa" w:w="50"/>
+              <w:right w:type="dxa" w:w="80"/>
+            </w:tcMar>
+          </w:tcPr>
+          <w:p>
+            <w:pPr>
+              <w:spacing w:after="60" w:before="0"/>
+            </w:pPr>
+            <w:r>
+              <w:rPr>
+                <w:rFonts w:ascii="Arial" w:cs="Arial" w:eastAsia="Arial" w:hAnsi="Arial"/>
+                <w:sz w:val="17"/>
+                <w:szCs w:val="17"/>
+              </w:rPr>
+              <w:t xml:space="preserve">The contract allows only three level fields (excellent, proficient, developing) and the printed headings are fixed by the template, so the fourth CBE level, Below Expectations, cannot be represented. Suggestion for teachers: add a 'Below Expectations' column by hand when marking, for a learner who cannot calculate any moment or link force, distance and turning effect. The template or contract needs a decision from the project owner.</w:t>
+            </w:r>
+          </w:p>
+        </w:tc>
+        <w:tc>
+          <w:tcPr>
+            <w:tcW w:type="dxa" w:w="1700"/>
+            <w:tcBorders>
+              <w:top w:val="single" w:color="999999" w:sz="4"/>
+              <w:left w:val="single" w:color="999999" w:sz="4"/>
+              <w:bottom w:val="single" w:color="999999" w:sz="4"/>
+              <w:right w:val="single" w:color="999999" w:sz="4"/>
+            </w:tcBorders>
+            <w:tcMar>
+              <w:top w:type="dxa" w:w="50"/>
+              <w:left w:type="dxa" w:w="80"/>
+              <w:bottom w:type="dxa" w:w="50"/>
+              <w:right w:type="dxa" w:w="80"/>
+            </w:tcMar>
+          </w:tcPr>
+          <w:p>
+            <w:pPr>
+              <w:spacing w:after="60" w:before="0"/>
+            </w:pPr>
+            <w:r>
+              <w:rPr>
+                <w:rFonts w:ascii="Arial" w:cs="Arial" w:eastAsia="Arial" w:hAnsi="Arial"/>
+                <w:sz w:val="17"/>
+                <w:szCs w:val="17"/>
+              </w:rPr>
+              <w:t xml:space="preserve">Journal_General_Science</w:t>
+            </w:r>
+          </w:p>
+        </w:tc>
+      </w:tr>
+      <w:tr>
+        <w:tc>
+          <w:tcPr>
+            <w:tcW w:type="dxa" w:w="2200"/>
+            <w:tcBorders>
+              <w:top w:val="single" w:color="999999" w:sz="4"/>
+              <w:left w:val="single" w:color="999999" w:sz="4"/>
+              <w:bottom w:val="single" w:color="999999" w:sz="4"/>
+              <w:right w:val="single" w:color="999999" w:sz="4"/>
+            </w:tcBorders>
+            <w:tcMar>
+              <w:top w:type="dxa" w:w="50"/>
+              <w:left w:type="dxa" w:w="80"/>
+              <w:bottom w:type="dxa" w:w="50"/>
+              <w:right w:type="dxa" w:w="80"/>
+            </w:tcMar>
+          </w:tcPr>
+          <w:p>
+            <w:pPr>
+              <w:spacing w:after="60" w:before="0"/>
+            </w:pPr>
+            <w:r>
+              <w:rPr>
+                <w:rFonts w:ascii="Arial" w:cs="Arial" w:eastAsia="Arial" w:hAnsi="Arial"/>
+                <w:sz w:val="17"/>
+                <w:szCs w:val="17"/>
+              </w:rPr>
               <w:t xml:space="preserve">2.4 Surface Area and Volume of Solids</w:t>
             </w:r>
           </w:p>
@@ -17746,6 +20002,738 @@
                 <w:sz w:val="17"/>
                 <w:szCs w:val="17"/>
               </w:rPr>
+              <w:t xml:space="preserve">Unit overview, phenomenon (+48 related)</w:t>
+            </w:r>
+          </w:p>
+        </w:tc>
+        <w:tc>
+          <w:tcPr>
+            <w:tcW w:type="dxa" w:w="6580"/>
+            <w:tcBorders>
+              <w:top w:val="single" w:color="999999" w:sz="4"/>
+              <w:left w:val="single" w:color="999999" w:sz="4"/>
+              <w:bottom w:val="single" w:color="999999" w:sz="4"/>
+              <w:right w:val="single" w:color="999999" w:sz="4"/>
+            </w:tcBorders>
+            <w:tcMar>
+              <w:top w:type="dxa" w:w="50"/>
+              <w:left w:type="dxa" w:w="80"/>
+              <w:bottom w:type="dxa" w:w="50"/>
+              <w:right w:type="dxa" w:w="80"/>
+            </w:tcMar>
+          </w:tcPr>
+          <w:p>
+            <w:pPr>
+              <w:spacing w:after="60" w:before="0"/>
+            </w:pPr>
+            <w:r>
+              <w:rPr>
+                <w:rFonts w:ascii="Arial" w:cs="Arial" w:eastAsia="Arial" w:hAnsi="Arial"/>
+                <w:sz w:val="17"/>
+                <w:szCs w:val="17"/>
+              </w:rPr>
+              <w:t xml:space="preserve">Suggested change: The two tanks did not add up: the frustum tank held only 1,300-3,300 L in the lessons and the composite tank had different sizes in Lessons 5, 6 and 10. One pair of tanks (both about 5,000 L, frustum about 4% less metal) is now used in every lesson.. Old data: the frustum tank in Lesson 3 (R 0.8, r 0.4, l 1.2 m) holds only about 1.3 m3 and in Lesson 7 (R 0.9, r 0.5, h 2.1 m) 3.3 m3, never 5,000 L; the composite tank was r 0.8, h 2.0 m in Lesson 5 but r 0.7, h 2.8 m in Lesson 6; Lesson 10 used a third set. I also searched by computer all closed frustums of volume 5 m3: the smallest total surface is about 16.19 m2, so a saving of 9 m2 (old text) is impossible against any sensibly shaped composite tank. New common data. Composite: cylinder r 0.7 m, h 2.8 m plus hemisphere r 0.7 m: V = pi(0.49x2.8 + 2/3x0.343) = 5.029 m3 (5,030 L); SA = 3.92pi + 0.49pi + 0.98pi = 5.39pi = 16.93 m2. Frustum: R 1.0 m, r 0.8 m, h 1.96 m, slant l = sqrt(1.96^2 + 0.2^2) = 1.97 m: V = pi x 1.96/3 x (1 + 0.8 + 0.64) = 5.008 m3 (5,010 L); SA = pi(1 + 0.64) + pi x 1.8 x 1.97 = 16.29 m2. Checked by hand and by script. The frustum saves 0.64 m2 (about 4%, about Ksh 540 per tank at Ksh 850/m2): the real size of the effect, because the composite tank is tall and narrow while the frustum is shorter and wider. TEACHER DECISION: accept this smaller difference (all later lessons now say 'about 4%'), or replace the tanks with a different pair.</w:t>
+            </w:r>
+          </w:p>
+        </w:tc>
+        <w:tc>
+          <w:tcPr>
+            <w:tcW w:type="dxa" w:w="1700"/>
+            <w:tcBorders>
+              <w:top w:val="single" w:color="999999" w:sz="4"/>
+              <w:left w:val="single" w:color="999999" w:sz="4"/>
+              <w:bottom w:val="single" w:color="999999" w:sz="4"/>
+              <w:right w:val="single" w:color="999999" w:sz="4"/>
+            </w:tcBorders>
+            <w:tcMar>
+              <w:top w:type="dxa" w:w="50"/>
+              <w:left w:type="dxa" w:w="80"/>
+              <w:bottom w:type="dxa" w:w="50"/>
+              <w:right w:type="dxa" w:w="80"/>
+            </w:tcMar>
+          </w:tcPr>
+          <w:p>
+            <w:pPr>
+              <w:spacing w:after="60" w:before="0"/>
+            </w:pPr>
+            <w:r>
+              <w:rPr>
+                <w:rFonts w:ascii="Arial" w:cs="Arial" w:eastAsia="Arial" w:hAnsi="Arial"/>
+                <w:sz w:val="17"/>
+                <w:szCs w:val="17"/>
+              </w:rPr>
+              <w:t xml:space="preserve">Journal_Mathematics</w:t>
+            </w:r>
+          </w:p>
+        </w:tc>
+      </w:tr>
+      <w:tr>
+        <w:tc>
+          <w:tcPr>
+            <w:tcW w:type="dxa" w:w="2200"/>
+            <w:tcBorders>
+              <w:top w:val="single" w:color="999999" w:sz="4"/>
+              <w:left w:val="single" w:color="999999" w:sz="4"/>
+              <w:bottom w:val="single" w:color="999999" w:sz="4"/>
+              <w:right w:val="single" w:color="999999" w:sz="4"/>
+            </w:tcBorders>
+            <w:tcMar>
+              <w:top w:type="dxa" w:w="50"/>
+              <w:left w:type="dxa" w:w="80"/>
+              <w:bottom w:type="dxa" w:w="50"/>
+              <w:right w:type="dxa" w:w="80"/>
+            </w:tcMar>
+          </w:tcPr>
+          <w:p>
+            <w:pPr>
+              <w:spacing w:after="60" w:before="0"/>
+            </w:pPr>
+            <w:r>
+              <w:rPr>
+                <w:rFonts w:ascii="Arial" w:cs="Arial" w:eastAsia="Arial" w:hAnsi="Arial"/>
+                <w:sz w:val="17"/>
+                <w:szCs w:val="17"/>
+              </w:rPr>
+              <w:t xml:space="preserve">2.4 Surface Area and Volume of Solids</w:t>
+            </w:r>
+          </w:p>
+        </w:tc>
+        <w:tc>
+          <w:tcPr>
+            <w:tcW w:type="dxa" w:w="3200"/>
+            <w:tcBorders>
+              <w:top w:val="single" w:color="999999" w:sz="4"/>
+              <w:left w:val="single" w:color="999999" w:sz="4"/>
+              <w:bottom w:val="single" w:color="999999" w:sz="4"/>
+              <w:right w:val="single" w:color="999999" w:sz="4"/>
+            </w:tcBorders>
+            <w:tcMar>
+              <w:top w:type="dxa" w:w="50"/>
+              <w:left w:type="dxa" w:w="80"/>
+              <w:bottom w:type="dxa" w:w="50"/>
+              <w:right w:type="dxa" w:w="80"/>
+            </w:tcMar>
+          </w:tcPr>
+          <w:p>
+            <w:pPr>
+              <w:spacing w:after="60" w:before="0"/>
+            </w:pPr>
+            <w:r>
+              <w:rPr>
+                <w:rFonts w:ascii="Arial" w:cs="Arial" w:eastAsia="Arial" w:hAnsi="Arial"/>
+                <w:sz w:val="17"/>
+                <w:szCs w:val="17"/>
+              </w:rPr>
+              <w:t xml:space="preserve">Lesson 1, Explain Phase, teacherMoves</w:t>
+            </w:r>
+          </w:p>
+        </w:tc>
+        <w:tc>
+          <w:tcPr>
+            <w:tcW w:type="dxa" w:w="6580"/>
+            <w:tcBorders>
+              <w:top w:val="single" w:color="999999" w:sz="4"/>
+              <w:left w:val="single" w:color="999999" w:sz="4"/>
+              <w:bottom w:val="single" w:color="999999" w:sz="4"/>
+              <w:right w:val="single" w:color="999999" w:sz="4"/>
+            </w:tcBorders>
+            <w:tcMar>
+              <w:top w:type="dxa" w:w="50"/>
+              <w:left w:type="dxa" w:w="80"/>
+              <w:bottom w:type="dxa" w:w="50"/>
+              <w:right w:type="dxa" w:w="80"/>
+            </w:tcMar>
+          </w:tcPr>
+          <w:p>
+            <w:pPr>
+              <w:spacing w:after="60" w:before="0"/>
+            </w:pPr>
+            <w:r>
+              <w:rPr>
+                <w:rFonts w:ascii="Arial" w:cs="Arial" w:eastAsia="Arial" w:hAnsi="Arial"/>
+                <w:sz w:val="17"/>
+                <w:szCs w:val="17"/>
+              </w:rPr>
+              <w:t xml:space="preserve">Suggested change: The sub-strand had no language support at all. Kiswahili terms are given only for words I am sure of; the teacher decides which terms and which local language their learners actually use.</w:t>
+            </w:r>
+          </w:p>
+        </w:tc>
+        <w:tc>
+          <w:tcPr>
+            <w:tcW w:type="dxa" w:w="1700"/>
+            <w:tcBorders>
+              <w:top w:val="single" w:color="999999" w:sz="4"/>
+              <w:left w:val="single" w:color="999999" w:sz="4"/>
+              <w:bottom w:val="single" w:color="999999" w:sz="4"/>
+              <w:right w:val="single" w:color="999999" w:sz="4"/>
+            </w:tcBorders>
+            <w:tcMar>
+              <w:top w:type="dxa" w:w="50"/>
+              <w:left w:type="dxa" w:w="80"/>
+              <w:bottom w:type="dxa" w:w="50"/>
+              <w:right w:type="dxa" w:w="80"/>
+            </w:tcMar>
+          </w:tcPr>
+          <w:p>
+            <w:pPr>
+              <w:spacing w:after="60" w:before="0"/>
+            </w:pPr>
+            <w:r>
+              <w:rPr>
+                <w:rFonts w:ascii="Arial" w:cs="Arial" w:eastAsia="Arial" w:hAnsi="Arial"/>
+                <w:sz w:val="17"/>
+                <w:szCs w:val="17"/>
+              </w:rPr>
+              <w:t xml:space="preserve">Journal_Mathematics</w:t>
+            </w:r>
+          </w:p>
+        </w:tc>
+      </w:tr>
+      <w:tr>
+        <w:tc>
+          <w:tcPr>
+            <w:tcW w:type="dxa" w:w="2200"/>
+            <w:tcBorders>
+              <w:top w:val="single" w:color="999999" w:sz="4"/>
+              <w:left w:val="single" w:color="999999" w:sz="4"/>
+              <w:bottom w:val="single" w:color="999999" w:sz="4"/>
+              <w:right w:val="single" w:color="999999" w:sz="4"/>
+            </w:tcBorders>
+            <w:tcMar>
+              <w:top w:type="dxa" w:w="50"/>
+              <w:left w:type="dxa" w:w="80"/>
+              <w:bottom w:type="dxa" w:w="50"/>
+              <w:right w:type="dxa" w:w="80"/>
+            </w:tcMar>
+          </w:tcPr>
+          <w:p>
+            <w:pPr>
+              <w:spacing w:after="60" w:before="0"/>
+            </w:pPr>
+            <w:r>
+              <w:rPr>
+                <w:rFonts w:ascii="Arial" w:cs="Arial" w:eastAsia="Arial" w:hAnsi="Arial"/>
+                <w:sz w:val="17"/>
+                <w:szCs w:val="17"/>
+              </w:rPr>
+              <w:t xml:space="preserve">2.4 Surface Area and Volume of Solids</w:t>
+            </w:r>
+          </w:p>
+        </w:tc>
+        <w:tc>
+          <w:tcPr>
+            <w:tcW w:type="dxa" w:w="3200"/>
+            <w:tcBorders>
+              <w:top w:val="single" w:color="999999" w:sz="4"/>
+              <w:left w:val="single" w:color="999999" w:sz="4"/>
+              <w:bottom w:val="single" w:color="999999" w:sz="4"/>
+              <w:right w:val="single" w:color="999999" w:sz="4"/>
+            </w:tcBorders>
+            <w:tcMar>
+              <w:top w:type="dxa" w:w="50"/>
+              <w:left w:type="dxa" w:w="80"/>
+              <w:bottom w:type="dxa" w:w="50"/>
+              <w:right w:type="dxa" w:w="80"/>
+            </w:tcMar>
+          </w:tcPr>
+          <w:p>
+            <w:pPr>
+              <w:spacing w:after="60" w:before="0"/>
+            </w:pPr>
+            <w:r>
+              <w:rPr>
+                <w:rFonts w:ascii="Arial" w:cs="Arial" w:eastAsia="Arial" w:hAnsi="Arial"/>
+                <w:sz w:val="17"/>
+                <w:szCs w:val="17"/>
+              </w:rPr>
+              <w:t xml:space="preserve">Lesson 8, slo.purposeInStoryline (+5 related)</w:t>
+            </w:r>
+          </w:p>
+        </w:tc>
+        <w:tc>
+          <w:tcPr>
+            <w:tcW w:type="dxa" w:w="6580"/>
+            <w:tcBorders>
+              <w:top w:val="single" w:color="999999" w:sz="4"/>
+              <w:left w:val="single" w:color="999999" w:sz="4"/>
+              <w:bottom w:val="single" w:color="999999" w:sz="4"/>
+              <w:right w:val="single" w:color="999999" w:sz="4"/>
+            </w:tcBorders>
+            <w:tcMar>
+              <w:top w:type="dxa" w:w="50"/>
+              <w:left w:type="dxa" w:w="80"/>
+              <w:bottom w:type="dxa" w:w="50"/>
+              <w:right w:type="dxa" w:w="80"/>
+            </w:tcMar>
+          </w:tcPr>
+          <w:p>
+            <w:pPr>
+              <w:spacing w:after="60" w:before="0"/>
+            </w:pPr>
+            <w:r>
+              <w:rPr>
+                <w:rFonts w:ascii="Arial" w:cs="Arial" w:eastAsia="Arial" w:hAnsi="Arial"/>
+                <w:sz w:val="17"/>
+                <w:szCs w:val="17"/>
+              </w:rPr>
+              <w:t xml:space="preserve">Suggested change: 'Mapunja' is not a term I could confirm as a Kenyan word for a grain store; replaced with the standard Kiswahili 'ghala' (grain store).. I could not confirm 'mapunja(s)' as a Kiswahili or other Kenyan word for a grain store; 'ghala' is the standard Kiswahili word. Teacher decision: if a local word is used in your area for this kind of store, use that instead.</w:t>
+            </w:r>
+          </w:p>
+        </w:tc>
+        <w:tc>
+          <w:tcPr>
+            <w:tcW w:type="dxa" w:w="1700"/>
+            <w:tcBorders>
+              <w:top w:val="single" w:color="999999" w:sz="4"/>
+              <w:left w:val="single" w:color="999999" w:sz="4"/>
+              <w:bottom w:val="single" w:color="999999" w:sz="4"/>
+              <w:right w:val="single" w:color="999999" w:sz="4"/>
+            </w:tcBorders>
+            <w:tcMar>
+              <w:top w:type="dxa" w:w="50"/>
+              <w:left w:type="dxa" w:w="80"/>
+              <w:bottom w:type="dxa" w:w="50"/>
+              <w:right w:type="dxa" w:w="80"/>
+            </w:tcMar>
+          </w:tcPr>
+          <w:p>
+            <w:pPr>
+              <w:spacing w:after="60" w:before="0"/>
+            </w:pPr>
+            <w:r>
+              <w:rPr>
+                <w:rFonts w:ascii="Arial" w:cs="Arial" w:eastAsia="Arial" w:hAnsi="Arial"/>
+                <w:sz w:val="17"/>
+                <w:szCs w:val="17"/>
+              </w:rPr>
+              <w:t xml:space="preserve">Journal_Mathematics</w:t>
+            </w:r>
+          </w:p>
+        </w:tc>
+      </w:tr>
+      <w:tr>
+        <w:tc>
+          <w:tcPr>
+            <w:tcW w:type="dxa" w:w="2200"/>
+            <w:tcBorders>
+              <w:top w:val="single" w:color="999999" w:sz="4"/>
+              <w:left w:val="single" w:color="999999" w:sz="4"/>
+              <w:bottom w:val="single" w:color="999999" w:sz="4"/>
+              <w:right w:val="single" w:color="999999" w:sz="4"/>
+            </w:tcBorders>
+            <w:tcMar>
+              <w:top w:type="dxa" w:w="50"/>
+              <w:left w:type="dxa" w:w="80"/>
+              <w:bottom w:type="dxa" w:w="50"/>
+              <w:right w:type="dxa" w:w="80"/>
+            </w:tcMar>
+          </w:tcPr>
+          <w:p>
+            <w:pPr>
+              <w:spacing w:after="60" w:before="0"/>
+            </w:pPr>
+            <w:r>
+              <w:rPr>
+                <w:rFonts w:ascii="Arial" w:cs="Arial" w:eastAsia="Arial" w:hAnsi="Arial"/>
+                <w:sz w:val="17"/>
+                <w:szCs w:val="17"/>
+              </w:rPr>
+              <w:t xml:space="preserve">2.4 Surface Area and Volume of Solids</w:t>
+            </w:r>
+          </w:p>
+        </w:tc>
+        <w:tc>
+          <w:tcPr>
+            <w:tcW w:type="dxa" w:w="3200"/>
+            <w:tcBorders>
+              <w:top w:val="single" w:color="999999" w:sz="4"/>
+              <w:left w:val="single" w:color="999999" w:sz="4"/>
+              <w:bottom w:val="single" w:color="999999" w:sz="4"/>
+              <w:right w:val="single" w:color="999999" w:sz="4"/>
+            </w:tcBorders>
+            <w:tcMar>
+              <w:top w:type="dxa" w:w="50"/>
+              <w:left w:type="dxa" w:w="80"/>
+              <w:bottom w:type="dxa" w:w="50"/>
+              <w:right w:type="dxa" w:w="80"/>
+            </w:tcMar>
+          </w:tcPr>
+          <w:p>
+            <w:pPr>
+              <w:spacing w:after="60" w:before="0"/>
+            </w:pPr>
+            <w:r>
+              <w:rPr>
+                <w:rFonts w:ascii="Arial" w:cs="Arial" w:eastAsia="Arial" w:hAnsi="Arial"/>
+                <w:sz w:val="17"/>
+                <w:szCs w:val="17"/>
+              </w:rPr>
+              <w:t xml:space="preserve">Lesson 9, Observe Phase, learnerExperience (+1 related)</w:t>
+            </w:r>
+          </w:p>
+        </w:tc>
+        <w:tc>
+          <w:tcPr>
+            <w:tcW w:type="dxa" w:w="6580"/>
+            <w:tcBorders>
+              <w:top w:val="single" w:color="999999" w:sz="4"/>
+              <w:left w:val="single" w:color="999999" w:sz="4"/>
+              <w:bottom w:val="single" w:color="999999" w:sz="4"/>
+              <w:right w:val="single" w:color="999999" w:sz="4"/>
+            </w:tcBorders>
+            <w:tcMar>
+              <w:top w:type="dxa" w:w="50"/>
+              <w:left w:type="dxa" w:w="80"/>
+              <w:bottom w:type="dxa" w:w="50"/>
+              <w:right w:type="dxa" w:w="80"/>
+            </w:tcMar>
+          </w:tcPr>
+          <w:p>
+            <w:pPr>
+              <w:spacing w:after="60" w:before="0"/>
+            </w:pPr>
+            <w:r>
+              <w:rPr>
+                <w:rFonts w:ascii="Arial" w:cs="Arial" w:eastAsia="Arial" w:hAnsi="Arial"/>
+                <w:sz w:val="17"/>
+                <w:szCs w:val="17"/>
+              </w:rPr>
+              <w:t xml:space="preserve">Suggested change: Lesson 9 repeated the tank volumes already found in Lessons 6 and 7 and gave no dimensions; learners now re-check them quickly and solve a new composite problem (Kitale silo).. Old Lesson 9 asked learners to compute both tank volumes, which they had already done in Lessons 6 and 7, and the data card had no dimensions. KICD outcome (d), the volume of composite solids in real-life situations, therefore had little new practice. I give the card its dimensions, shorten the re-check, and add one new composite problem. Checked: cylinder pi x 2.25 x 3 = 21.206; cone (1/3) x pi x 2.25 x 1 = 2.356; total 23.562 m3. TEACHER DECISION: this changes the lesson design (a different problem in the group-work slot); keep or swap the silo for a problem from your own textbook.</w:t>
+            </w:r>
+          </w:p>
+        </w:tc>
+        <w:tc>
+          <w:tcPr>
+            <w:tcW w:type="dxa" w:w="1700"/>
+            <w:tcBorders>
+              <w:top w:val="single" w:color="999999" w:sz="4"/>
+              <w:left w:val="single" w:color="999999" w:sz="4"/>
+              <w:bottom w:val="single" w:color="999999" w:sz="4"/>
+              <w:right w:val="single" w:color="999999" w:sz="4"/>
+            </w:tcBorders>
+            <w:tcMar>
+              <w:top w:type="dxa" w:w="50"/>
+              <w:left w:type="dxa" w:w="80"/>
+              <w:bottom w:type="dxa" w:w="50"/>
+              <w:right w:type="dxa" w:w="80"/>
+            </w:tcMar>
+          </w:tcPr>
+          <w:p>
+            <w:pPr>
+              <w:spacing w:after="60" w:before="0"/>
+            </w:pPr>
+            <w:r>
+              <w:rPr>
+                <w:rFonts w:ascii="Arial" w:cs="Arial" w:eastAsia="Arial" w:hAnsi="Arial"/>
+                <w:sz w:val="17"/>
+                <w:szCs w:val="17"/>
+              </w:rPr>
+              <w:t xml:space="preserve">Journal_Mathematics</w:t>
+            </w:r>
+          </w:p>
+        </w:tc>
+      </w:tr>
+      <w:tr>
+        <w:tc>
+          <w:tcPr>
+            <w:tcW w:type="dxa" w:w="2200"/>
+            <w:tcBorders>
+              <w:top w:val="single" w:color="999999" w:sz="4"/>
+              <w:left w:val="single" w:color="999999" w:sz="4"/>
+              <w:bottom w:val="single" w:color="999999" w:sz="4"/>
+              <w:right w:val="single" w:color="999999" w:sz="4"/>
+            </w:tcBorders>
+            <w:tcMar>
+              <w:top w:type="dxa" w:w="50"/>
+              <w:left w:type="dxa" w:w="80"/>
+              <w:bottom w:type="dxa" w:w="50"/>
+              <w:right w:type="dxa" w:w="80"/>
+            </w:tcMar>
+          </w:tcPr>
+          <w:p>
+            <w:pPr>
+              <w:spacing w:after="60" w:before="0"/>
+            </w:pPr>
+            <w:r>
+              <w:rPr>
+                <w:rFonts w:ascii="Arial" w:cs="Arial" w:eastAsia="Arial" w:hAnsi="Arial"/>
+                <w:sz w:val="17"/>
+                <w:szCs w:val="17"/>
+              </w:rPr>
+              <w:t xml:space="preserve">2.4 Surface Area and Volume of Solids</w:t>
+            </w:r>
+          </w:p>
+        </w:tc>
+        <w:tc>
+          <w:tcPr>
+            <w:tcW w:type="dxa" w:w="3200"/>
+            <w:tcBorders>
+              <w:top w:val="single" w:color="999999" w:sz="4"/>
+              <w:left w:val="single" w:color="999999" w:sz="4"/>
+              <w:bottom w:val="single" w:color="999999" w:sz="4"/>
+              <w:right w:val="single" w:color="999999" w:sz="4"/>
+            </w:tcBorders>
+            <w:tcMar>
+              <w:top w:type="dxa" w:w="50"/>
+              <w:left w:type="dxa" w:w="80"/>
+              <w:bottom w:type="dxa" w:w="50"/>
+              <w:right w:type="dxa" w:w="80"/>
+            </w:tcMar>
+          </w:tcPr>
+          <w:p>
+            <w:pPr>
+              <w:spacing w:after="60" w:before="0"/>
+            </w:pPr>
+            <w:r>
+              <w:rPr>
+                <w:rFonts w:ascii="Arial" w:cs="Arial" w:eastAsia="Arial" w:hAnsi="Arial"/>
+                <w:sz w:val="17"/>
+                <w:szCs w:val="17"/>
+              </w:rPr>
+              <w:t xml:space="preserve">Unit overview, coreCompetencies (+2 related)</w:t>
+            </w:r>
+          </w:p>
+        </w:tc>
+        <w:tc>
+          <w:tcPr>
+            <w:tcW w:type="dxa" w:w="6580"/>
+            <w:tcBorders>
+              <w:top w:val="single" w:color="999999" w:sz="4"/>
+              <w:left w:val="single" w:color="999999" w:sz="4"/>
+              <w:bottom w:val="single" w:color="999999" w:sz="4"/>
+              <w:right w:val="single" w:color="999999" w:sz="4"/>
+            </w:tcBorders>
+            <w:tcMar>
+              <w:top w:type="dxa" w:w="50"/>
+              <w:left w:type="dxa" w:w="80"/>
+              <w:bottom w:type="dxa" w:w="50"/>
+              <w:right w:type="dxa" w:w="80"/>
+            </w:tcMar>
+          </w:tcPr>
+          <w:p>
+            <w:pPr>
+              <w:spacing w:after="60" w:before="0"/>
+            </w:pPr>
+            <w:r>
+              <w:rPr>
+                <w:rFonts w:ascii="Arial" w:cs="Arial" w:eastAsia="Arial" w:hAnsi="Arial"/>
+                <w:sz w:val="17"/>
+                <w:szCs w:val="17"/>
+              </w:rPr>
+              <w:t xml:space="preserve">Suggested change: Core competencies, values and PCI now include the KICD-listed ones word for word (Lesson 6 sand activity); the earlier extras were kept where they match lesson activities.. KICD lists two core competencies (Critical Thinking and Problem Solving; Creativity and Imagination), two values (Unity, Respect) and the PCI 'Environment and technology', all tied to the cone-and-cylinder sand activity (Lesson 6). The data had other competencies, values and PCIs not in KICD (Digital Literacy, Self-efficacy, Integrity, Financial Literacy...). TEACHER DECISION: I restored the KICD wording and kept the extras that match real lesson activities; delete extras if your school wants the KICD list only.</w:t>
+            </w:r>
+          </w:p>
+        </w:tc>
+        <w:tc>
+          <w:tcPr>
+            <w:tcW w:type="dxa" w:w="1700"/>
+            <w:tcBorders>
+              <w:top w:val="single" w:color="999999" w:sz="4"/>
+              <w:left w:val="single" w:color="999999" w:sz="4"/>
+              <w:bottom w:val="single" w:color="999999" w:sz="4"/>
+              <w:right w:val="single" w:color="999999" w:sz="4"/>
+            </w:tcBorders>
+            <w:tcMar>
+              <w:top w:type="dxa" w:w="50"/>
+              <w:left w:type="dxa" w:w="80"/>
+              <w:bottom w:type="dxa" w:w="50"/>
+              <w:right w:type="dxa" w:w="80"/>
+            </w:tcMar>
+          </w:tcPr>
+          <w:p>
+            <w:pPr>
+              <w:spacing w:after="60" w:before="0"/>
+            </w:pPr>
+            <w:r>
+              <w:rPr>
+                <w:rFonts w:ascii="Arial" w:cs="Arial" w:eastAsia="Arial" w:hAnsi="Arial"/>
+                <w:sz w:val="17"/>
+                <w:szCs w:val="17"/>
+              </w:rPr>
+              <w:t xml:space="preserve">Journal_Mathematics</w:t>
+            </w:r>
+          </w:p>
+        </w:tc>
+      </w:tr>
+      <w:tr>
+        <w:tc>
+          <w:tcPr>
+            <w:tcW w:type="dxa" w:w="2200"/>
+            <w:tcBorders>
+              <w:top w:val="single" w:color="999999" w:sz="4"/>
+              <w:left w:val="single" w:color="999999" w:sz="4"/>
+              <w:bottom w:val="single" w:color="999999" w:sz="4"/>
+              <w:right w:val="single" w:color="999999" w:sz="4"/>
+            </w:tcBorders>
+            <w:tcMar>
+              <w:top w:type="dxa" w:w="50"/>
+              <w:left w:type="dxa" w:w="80"/>
+              <w:bottom w:type="dxa" w:w="50"/>
+              <w:right w:type="dxa" w:w="80"/>
+            </w:tcMar>
+          </w:tcPr>
+          <w:p>
+            <w:pPr>
+              <w:spacing w:after="60" w:before="0"/>
+            </w:pPr>
+            <w:r>
+              <w:rPr>
+                <w:rFonts w:ascii="Arial" w:cs="Arial" w:eastAsia="Arial" w:hAnsi="Arial"/>
+                <w:sz w:val="17"/>
+                <w:szCs w:val="17"/>
+              </w:rPr>
+              <w:t xml:space="preserve">2.4 Surface Area and Volume of Solids</w:t>
+            </w:r>
+          </w:p>
+        </w:tc>
+        <w:tc>
+          <w:tcPr>
+            <w:tcW w:type="dxa" w:w="3200"/>
+            <w:tcBorders>
+              <w:top w:val="single" w:color="999999" w:sz="4"/>
+              <w:left w:val="single" w:color="999999" w:sz="4"/>
+              <w:bottom w:val="single" w:color="999999" w:sz="4"/>
+              <w:right w:val="single" w:color="999999" w:sz="4"/>
+            </w:tcBorders>
+            <w:tcMar>
+              <w:top w:type="dxa" w:w="50"/>
+              <w:left w:type="dxa" w:w="80"/>
+              <w:bottom w:type="dxa" w:w="50"/>
+              <w:right w:type="dxa" w:w="80"/>
+            </w:tcMar>
+          </w:tcPr>
+          <w:p>
+            <w:pPr>
+              <w:spacing w:after="60" w:before="0"/>
+            </w:pPr>
+            <w:r>
+              <w:rPr>
+                <w:rFonts w:ascii="Arial" w:cs="Arial" w:eastAsia="Arial" w:hAnsi="Arial"/>
+                <w:sz w:val="17"/>
+                <w:szCs w:val="17"/>
+              </w:rPr>
+              <w:t xml:space="preserve">Unit overview, substrand</w:t>
+            </w:r>
+          </w:p>
+        </w:tc>
+        <w:tc>
+          <w:tcPr>
+            <w:tcW w:type="dxa" w:w="6580"/>
+            <w:tcBorders>
+              <w:top w:val="single" w:color="999999" w:sz="4"/>
+              <w:left w:val="single" w:color="999999" w:sz="4"/>
+              <w:bottom w:val="single" w:color="999999" w:sz="4"/>
+              <w:right w:val="single" w:color="999999" w:sz="4"/>
+            </w:tcBorders>
+            <w:tcMar>
+              <w:top w:type="dxa" w:w="50"/>
+              <w:left w:type="dxa" w:w="80"/>
+              <w:bottom w:type="dxa" w:w="50"/>
+              <w:right w:type="dxa" w:w="80"/>
+            </w:tcMar>
+          </w:tcPr>
+          <w:p>
+            <w:pPr>
+              <w:spacing w:after="60" w:before="0"/>
+            </w:pPr>
+            <w:r>
+              <w:rPr>
+                <w:rFonts w:ascii="Arial" w:cs="Arial" w:eastAsia="Arial" w:hAnsi="Arial"/>
+                <w:sz w:val="17"/>
+                <w:szCs w:val="17"/>
+              </w:rPr>
+              <w:t xml:space="preserve">Suggested change: The unit header said Sub-Strand 2.7 while all ten lessons, the module name, file names and document titles say 2.4. KICD prints this sub-strand as 2.7 in the curriculum design, but 2.4 is the number the teacher templates and this project use everywhere else. I made the unit match 2.4. TEACHER DECISION: if you prefer the KICD number, all references must change to 2.7 together.</w:t>
+            </w:r>
+          </w:p>
+        </w:tc>
+        <w:tc>
+          <w:tcPr>
+            <w:tcW w:type="dxa" w:w="1700"/>
+            <w:tcBorders>
+              <w:top w:val="single" w:color="999999" w:sz="4"/>
+              <w:left w:val="single" w:color="999999" w:sz="4"/>
+              <w:bottom w:val="single" w:color="999999" w:sz="4"/>
+              <w:right w:val="single" w:color="999999" w:sz="4"/>
+            </w:tcBorders>
+            <w:tcMar>
+              <w:top w:type="dxa" w:w="50"/>
+              <w:left w:type="dxa" w:w="80"/>
+              <w:bottom w:type="dxa" w:w="50"/>
+              <w:right w:type="dxa" w:w="80"/>
+            </w:tcMar>
+          </w:tcPr>
+          <w:p>
+            <w:pPr>
+              <w:spacing w:after="60" w:before="0"/>
+            </w:pPr>
+            <w:r>
+              <w:rPr>
+                <w:rFonts w:ascii="Arial" w:cs="Arial" w:eastAsia="Arial" w:hAnsi="Arial"/>
+                <w:sz w:val="17"/>
+                <w:szCs w:val="17"/>
+              </w:rPr>
+              <w:t xml:space="preserve">Journal_Mathematics</w:t>
+            </w:r>
+          </w:p>
+        </w:tc>
+      </w:tr>
+      <w:tr>
+        <w:tc>
+          <w:tcPr>
+            <w:tcW w:type="dxa" w:w="2200"/>
+            <w:tcBorders>
+              <w:top w:val="single" w:color="999999" w:sz="4"/>
+              <w:left w:val="single" w:color="999999" w:sz="4"/>
+              <w:bottom w:val="single" w:color="999999" w:sz="4"/>
+              <w:right w:val="single" w:color="999999" w:sz="4"/>
+            </w:tcBorders>
+            <w:tcMar>
+              <w:top w:type="dxa" w:w="50"/>
+              <w:left w:type="dxa" w:w="80"/>
+              <w:bottom w:type="dxa" w:w="50"/>
+              <w:right w:type="dxa" w:w="80"/>
+            </w:tcMar>
+          </w:tcPr>
+          <w:p>
+            <w:pPr>
+              <w:spacing w:after="60" w:before="0"/>
+            </w:pPr>
+            <w:r>
+              <w:rPr>
+                <w:rFonts w:ascii="Arial" w:cs="Arial" w:eastAsia="Arial" w:hAnsi="Arial"/>
+                <w:sz w:val="17"/>
+                <w:szCs w:val="17"/>
+              </w:rPr>
+              <w:t xml:space="preserve">2.4 Surface Area and Volume of Solids</w:t>
+            </w:r>
+          </w:p>
+        </w:tc>
+        <w:tc>
+          <w:tcPr>
+            <w:tcW w:type="dxa" w:w="3200"/>
+            <w:tcBorders>
+              <w:top w:val="single" w:color="999999" w:sz="4"/>
+              <w:left w:val="single" w:color="999999" w:sz="4"/>
+              <w:bottom w:val="single" w:color="999999" w:sz="4"/>
+              <w:right w:val="single" w:color="999999" w:sz="4"/>
+            </w:tcBorders>
+            <w:tcMar>
+              <w:top w:type="dxa" w:w="50"/>
+              <w:left w:type="dxa" w:w="80"/>
+              <w:bottom w:type="dxa" w:w="50"/>
+              <w:right w:type="dxa" w:w="80"/>
+            </w:tcMar>
+          </w:tcPr>
+          <w:p>
+            <w:pPr>
+              <w:spacing w:after="60" w:before="0"/>
+            </w:pPr>
+            <w:r>
+              <w:rPr>
+                <w:rFonts w:ascii="Arial" w:cs="Arial" w:eastAsia="Arial" w:hAnsi="Arial"/>
+                <w:sz w:val="17"/>
+                <w:szCs w:val="17"/>
+              </w:rPr>
               <w:t xml:space="preserve">Final Explanation, rubric</w:t>
             </w:r>
           </w:p>
@@ -17807,6 +20795,860 @@
                 <w:szCs w:val="17"/>
               </w:rPr>
               <w:t xml:space="preserve">Journal_Mathematics</w:t>
+            </w:r>
+          </w:p>
+        </w:tc>
+      </w:tr>
+      <w:tr>
+        <w:tc>
+          <w:tcPr>
+            <w:tcW w:type="dxa" w:w="2200"/>
+            <w:tcBorders>
+              <w:top w:val="single" w:color="999999" w:sz="4"/>
+              <w:left w:val="single" w:color="999999" w:sz="4"/>
+              <w:bottom w:val="single" w:color="999999" w:sz="4"/>
+              <w:right w:val="single" w:color="999999" w:sz="4"/>
+            </w:tcBorders>
+            <w:tcMar>
+              <w:top w:type="dxa" w:w="50"/>
+              <w:left w:type="dxa" w:w="80"/>
+              <w:bottom w:type="dxa" w:w="50"/>
+              <w:right w:type="dxa" w:w="80"/>
+            </w:tcMar>
+          </w:tcPr>
+          <w:p>
+            <w:pPr>
+              <w:spacing w:after="60" w:before="0"/>
+            </w:pPr>
+            <w:r>
+              <w:rPr>
+                <w:rFonts w:ascii="Arial" w:cs="Arial" w:eastAsia="Arial" w:hAnsi="Arial"/>
+                <w:sz w:val="17"/>
+                <w:szCs w:val="17"/>
+              </w:rPr>
+              <w:t xml:space="preserve">1.1 Pressure</w:t>
+            </w:r>
+          </w:p>
+        </w:tc>
+        <w:tc>
+          <w:tcPr>
+            <w:tcW w:type="dxa" w:w="3200"/>
+            <w:tcBorders>
+              <w:top w:val="single" w:color="999999" w:sz="4"/>
+              <w:left w:val="single" w:color="999999" w:sz="4"/>
+              <w:bottom w:val="single" w:color="999999" w:sz="4"/>
+              <w:right w:val="single" w:color="999999" w:sz="4"/>
+            </w:tcBorders>
+            <w:tcMar>
+              <w:top w:type="dxa" w:w="50"/>
+              <w:left w:type="dxa" w:w="80"/>
+              <w:bottom w:type="dxa" w:w="50"/>
+              <w:right w:type="dxa" w:w="80"/>
+            </w:tcMar>
+          </w:tcPr>
+          <w:p>
+            <w:pPr>
+              <w:spacing w:after="60" w:before="0"/>
+            </w:pPr>
+            <w:r>
+              <w:rPr>
+                <w:rFonts w:ascii="Arial" w:cs="Arial" w:eastAsia="Arial" w:hAnsi="Arial"/>
+                <w:sz w:val="17"/>
+                <w:szCs w:val="17"/>
+              </w:rPr>
+              <w:t xml:space="preserve">Lesson 6, duration (+2 related)</w:t>
+            </w:r>
+          </w:p>
+        </w:tc>
+        <w:tc>
+          <w:tcPr>
+            <w:tcW w:type="dxa" w:w="6580"/>
+            <w:tcBorders>
+              <w:top w:val="single" w:color="999999" w:sz="4"/>
+              <w:left w:val="single" w:color="999999" w:sz="4"/>
+              <w:bottom w:val="single" w:color="999999" w:sz="4"/>
+              <w:right w:val="single" w:color="999999" w:sz="4"/>
+            </w:tcBorders>
+            <w:tcMar>
+              <w:top w:type="dxa" w:w="50"/>
+              <w:left w:type="dxa" w:w="80"/>
+              <w:bottom w:type="dxa" w:w="50"/>
+              <w:right w:type="dxa" w:w="80"/>
+            </w:tcMar>
+          </w:tcPr>
+          <w:p>
+            <w:pPr>
+              <w:spacing w:after="60" w:before="0"/>
+            </w:pPr>
+            <w:r>
+              <w:rPr>
+                <w:rFonts w:ascii="Arial" w:cs="Arial" w:eastAsia="Arial" w:hAnsi="Arial"/>
+                <w:sz w:val="17"/>
+                <w:szCs w:val="17"/>
+              </w:rPr>
+              <w:t xml:space="preserve">Suggested change: Lesson 6 could not fit in 40 minutes (the derivation and calculations alone take 25); it is now an 80-minute double lesson and the unit total is recalculated to 440 minutes. Lesson 6 gave two options (40 minutes, or 2 x 40). Its own activities do not fit 40 minutes: Observe alone is 25 minutes (Part A 15 + Part B 10), and the lesson also has a prediction, four explanation tasks, a Driving Question Board step, model building and an exit ticket. Chose the double lesson (80 minutes), as Lesson 9 already is. Teacher to confirm the timetable can give Lesson 6 a double period; if not, trim Explain Task 4 and move the exit ticket to Lesson 7.</w:t>
+            </w:r>
+          </w:p>
+        </w:tc>
+        <w:tc>
+          <w:tcPr>
+            <w:tcW w:type="dxa" w:w="1700"/>
+            <w:tcBorders>
+              <w:top w:val="single" w:color="999999" w:sz="4"/>
+              <w:left w:val="single" w:color="999999" w:sz="4"/>
+              <w:bottom w:val="single" w:color="999999" w:sz="4"/>
+              <w:right w:val="single" w:color="999999" w:sz="4"/>
+            </w:tcBorders>
+            <w:tcMar>
+              <w:top w:type="dxa" w:w="50"/>
+              <w:left w:type="dxa" w:w="80"/>
+              <w:bottom w:type="dxa" w:w="50"/>
+              <w:right w:type="dxa" w:w="80"/>
+            </w:tcMar>
+          </w:tcPr>
+          <w:p>
+            <w:pPr>
+              <w:spacing w:after="60" w:before="0"/>
+            </w:pPr>
+            <w:r>
+              <w:rPr>
+                <w:rFonts w:ascii="Arial" w:cs="Arial" w:eastAsia="Arial" w:hAnsi="Arial"/>
+                <w:sz w:val="17"/>
+                <w:szCs w:val="17"/>
+              </w:rPr>
+              <w:t xml:space="preserve">Journal_Physics</w:t>
+            </w:r>
+          </w:p>
+        </w:tc>
+      </w:tr>
+      <w:tr>
+        <w:tc>
+          <w:tcPr>
+            <w:tcW w:type="dxa" w:w="2200"/>
+            <w:tcBorders>
+              <w:top w:val="single" w:color="999999" w:sz="4"/>
+              <w:left w:val="single" w:color="999999" w:sz="4"/>
+              <w:bottom w:val="single" w:color="999999" w:sz="4"/>
+              <w:right w:val="single" w:color="999999" w:sz="4"/>
+            </w:tcBorders>
+            <w:tcMar>
+              <w:top w:type="dxa" w:w="50"/>
+              <w:left w:type="dxa" w:w="80"/>
+              <w:bottom w:type="dxa" w:w="50"/>
+              <w:right w:type="dxa" w:w="80"/>
+            </w:tcMar>
+          </w:tcPr>
+          <w:p>
+            <w:pPr>
+              <w:spacing w:after="60" w:before="0"/>
+            </w:pPr>
+            <w:r>
+              <w:rPr>
+                <w:rFonts w:ascii="Arial" w:cs="Arial" w:eastAsia="Arial" w:hAnsi="Arial"/>
+                <w:sz w:val="17"/>
+                <w:szCs w:val="17"/>
+              </w:rPr>
+              <w:t xml:space="preserve">1.1 Pressure</w:t>
+            </w:r>
+          </w:p>
+        </w:tc>
+        <w:tc>
+          <w:tcPr>
+            <w:tcW w:type="dxa" w:w="3200"/>
+            <w:tcBorders>
+              <w:top w:val="single" w:color="999999" w:sz="4"/>
+              <w:left w:val="single" w:color="999999" w:sz="4"/>
+              <w:bottom w:val="single" w:color="999999" w:sz="4"/>
+              <w:right w:val="single" w:color="999999" w:sz="4"/>
+            </w:tcBorders>
+            <w:tcMar>
+              <w:top w:type="dxa" w:w="50"/>
+              <w:left w:type="dxa" w:w="80"/>
+              <w:bottom w:type="dxa" w:w="50"/>
+              <w:right w:type="dxa" w:w="80"/>
+            </w:tcMar>
+          </w:tcPr>
+          <w:p>
+            <w:pPr>
+              <w:spacing w:after="60" w:before="0"/>
+            </w:pPr>
+            <w:r>
+              <w:rPr>
+                <w:rFonts w:ascii="Arial" w:cs="Arial" w:eastAsia="Arial" w:hAnsi="Arial"/>
+                <w:sz w:val="17"/>
+                <w:szCs w:val="17"/>
+              </w:rPr>
+              <w:t xml:space="preserve">Lesson 5, Observe Phase, learnerExperience (+5 related)</w:t>
+            </w:r>
+          </w:p>
+        </w:tc>
+        <w:tc>
+          <w:tcPr>
+            <w:tcW w:type="dxa" w:w="6580"/>
+            <w:tcBorders>
+              <w:top w:val="single" w:color="999999" w:sz="4"/>
+              <w:left w:val="single" w:color="999999" w:sz="4"/>
+              <w:bottom w:val="single" w:color="999999" w:sz="4"/>
+              <w:right w:val="single" w:color="999999" w:sz="4"/>
+            </w:tcBorders>
+            <w:tcMar>
+              <w:top w:type="dxa" w:w="50"/>
+              <w:left w:type="dxa" w:w="80"/>
+              <w:bottom w:type="dxa" w:w="50"/>
+              <w:right w:type="dxa" w:w="80"/>
+            </w:tcMar>
+          </w:tcPr>
+          <w:p>
+            <w:pPr>
+              <w:spacing w:after="60" w:before="0"/>
+            </w:pPr>
+            <w:r>
+              <w:rPr>
+                <w:rFonts w:ascii="Arial" w:cs="Arial" w:eastAsia="Arial" w:hAnsi="Arial"/>
+                <w:sz w:val="17"/>
+                <w:szCs w:val="17"/>
+              </w:rPr>
+              <w:t xml:space="preserve">Suggested change: Lesson 5 had learners look for a density effect in jet distance, but jets from the same depth land together whatever the liquid; the density test now uses a simple U-tube pressure gauge. Science error: learners were asked to predict and measure which liquid squirts farthest. By Torricelli's law the exit speed v = sqrt(2gh) does not depend on density, so water, salt water and oil at the same depth land at the same distance, and learners would see no difference. The pressure differences are real (rho x g x h = 1,030 x 10 x 0.10 = 1,030 Pa; 1,000 Pa; 920 Pa, recomputed) and a water U-tube would show 1,030/10,000 = 10.3 cm, 10.0 cm and 9.2 cm. The teacher decides whether a funnel, balloon rubber and clear tube are available; if not, present the table and reason from density only.</w:t>
+            </w:r>
+          </w:p>
+        </w:tc>
+        <w:tc>
+          <w:tcPr>
+            <w:tcW w:type="dxa" w:w="1700"/>
+            <w:tcBorders>
+              <w:top w:val="single" w:color="999999" w:sz="4"/>
+              <w:left w:val="single" w:color="999999" w:sz="4"/>
+              <w:bottom w:val="single" w:color="999999" w:sz="4"/>
+              <w:right w:val="single" w:color="999999" w:sz="4"/>
+            </w:tcBorders>
+            <w:tcMar>
+              <w:top w:type="dxa" w:w="50"/>
+              <w:left w:type="dxa" w:w="80"/>
+              <w:bottom w:type="dxa" w:w="50"/>
+              <w:right w:type="dxa" w:w="80"/>
+            </w:tcMar>
+          </w:tcPr>
+          <w:p>
+            <w:pPr>
+              <w:spacing w:after="60" w:before="0"/>
+            </w:pPr>
+            <w:r>
+              <w:rPr>
+                <w:rFonts w:ascii="Arial" w:cs="Arial" w:eastAsia="Arial" w:hAnsi="Arial"/>
+                <w:sz w:val="17"/>
+                <w:szCs w:val="17"/>
+              </w:rPr>
+              <w:t xml:space="preserve">Journal_Physics</w:t>
+            </w:r>
+          </w:p>
+        </w:tc>
+      </w:tr>
+      <w:tr>
+        <w:tc>
+          <w:tcPr>
+            <w:tcW w:type="dxa" w:w="2200"/>
+            <w:tcBorders>
+              <w:top w:val="single" w:color="999999" w:sz="4"/>
+              <w:left w:val="single" w:color="999999" w:sz="4"/>
+              <w:bottom w:val="single" w:color="999999" w:sz="4"/>
+              <w:right w:val="single" w:color="999999" w:sz="4"/>
+            </w:tcBorders>
+            <w:tcMar>
+              <w:top w:type="dxa" w:w="50"/>
+              <w:left w:type="dxa" w:w="80"/>
+              <w:bottom w:type="dxa" w:w="50"/>
+              <w:right w:type="dxa" w:w="80"/>
+            </w:tcMar>
+          </w:tcPr>
+          <w:p>
+            <w:pPr>
+              <w:spacing w:after="60" w:before="0"/>
+            </w:pPr>
+            <w:r>
+              <w:rPr>
+                <w:rFonts w:ascii="Arial" w:cs="Arial" w:eastAsia="Arial" w:hAnsi="Arial"/>
+                <w:sz w:val="17"/>
+                <w:szCs w:val="17"/>
+              </w:rPr>
+              <w:t xml:space="preserve">1.1 Pressure</w:t>
+            </w:r>
+          </w:p>
+        </w:tc>
+        <w:tc>
+          <w:tcPr>
+            <w:tcW w:type="dxa" w:w="3200"/>
+            <w:tcBorders>
+              <w:top w:val="single" w:color="999999" w:sz="4"/>
+              <w:left w:val="single" w:color="999999" w:sz="4"/>
+              <w:bottom w:val="single" w:color="999999" w:sz="4"/>
+              <w:right w:val="single" w:color="999999" w:sz="4"/>
+            </w:tcBorders>
+            <w:tcMar>
+              <w:top w:type="dxa" w:w="50"/>
+              <w:left w:type="dxa" w:w="80"/>
+              <w:bottom w:type="dxa" w:w="50"/>
+              <w:right w:type="dxa" w:w="80"/>
+            </w:tcMar>
+          </w:tcPr>
+          <w:p>
+            <w:pPr>
+              <w:spacing w:after="60" w:before="0"/>
+            </w:pPr>
+            <w:r>
+              <w:rPr>
+                <w:rFonts w:ascii="Arial" w:cs="Arial" w:eastAsia="Arial" w:hAnsi="Arial"/>
+                <w:sz w:val="17"/>
+                <w:szCs w:val="17"/>
+              </w:rPr>
+              <w:t xml:space="preserve">Lesson 8, overview (+8 related)</w:t>
+            </w:r>
+          </w:p>
+        </w:tc>
+        <w:tc>
+          <w:tcPr>
+            <w:tcW w:type="dxa" w:w="6580"/>
+            <w:tcBorders>
+              <w:top w:val="single" w:color="999999" w:sz="4"/>
+              <w:left w:val="single" w:color="999999" w:sz="4"/>
+              <w:bottom w:val="single" w:color="999999" w:sz="4"/>
+              <w:right w:val="single" w:color="999999" w:sz="4"/>
+            </w:tcBorders>
+            <w:tcMar>
+              <w:top w:type="dxa" w:w="50"/>
+              <w:left w:type="dxa" w:w="80"/>
+              <w:bottom w:type="dxa" w:w="50"/>
+              <w:right w:type="dxa" w:w="80"/>
+            </w:tcMar>
+          </w:tcPr>
+          <w:p>
+            <w:pPr>
+              <w:spacing w:after="60" w:before="0"/>
+            </w:pPr>
+            <w:r>
+              <w:rPr>
+                <w:rFonts w:ascii="Arial" w:cs="Arial" w:eastAsia="Arial" w:hAnsi="Arial"/>
+                <w:sz w:val="17"/>
+                <w:szCs w:val="17"/>
+              </w:rPr>
+              <w:t xml:space="preserve">Suggested change: A 1,000 N load is about 100 kg, not a matatu (about 25,000 N); the jack is now shown lifting an engine block with the same numbers, and the note says real jacks use a longer handle and bigger pistons. 1,000 N is the weight of about 100 kg, not of a matatu: a 14-seat matatu (Toyota HiAce type) has a gross weight of about 3 tonnes, roughly 25,000 N (checked: 2,500 kg x 10 N/kg). The classroom numbers (50 N, 5 cm2, 100 cm2, 1,000 N) are right for the physics, so they are kept and the load is renamed to something that really weighs 1,000 N (an engine block, about 100 kg). The note says a real garage jack also uses a long handle and a larger piston ratio. Teacher decides: this reframing or rescaling all numbers (for example 5 cm2 : 500 cm2 for 10,000 N).</w:t>
+            </w:r>
+          </w:p>
+        </w:tc>
+        <w:tc>
+          <w:tcPr>
+            <w:tcW w:type="dxa" w:w="1700"/>
+            <w:tcBorders>
+              <w:top w:val="single" w:color="999999" w:sz="4"/>
+              <w:left w:val="single" w:color="999999" w:sz="4"/>
+              <w:bottom w:val="single" w:color="999999" w:sz="4"/>
+              <w:right w:val="single" w:color="999999" w:sz="4"/>
+            </w:tcBorders>
+            <w:tcMar>
+              <w:top w:type="dxa" w:w="50"/>
+              <w:left w:type="dxa" w:w="80"/>
+              <w:bottom w:type="dxa" w:w="50"/>
+              <w:right w:type="dxa" w:w="80"/>
+            </w:tcMar>
+          </w:tcPr>
+          <w:p>
+            <w:pPr>
+              <w:spacing w:after="60" w:before="0"/>
+            </w:pPr>
+            <w:r>
+              <w:rPr>
+                <w:rFonts w:ascii="Arial" w:cs="Arial" w:eastAsia="Arial" w:hAnsi="Arial"/>
+                <w:sz w:val="17"/>
+                <w:szCs w:val="17"/>
+              </w:rPr>
+              <w:t xml:space="preserve">Journal_Physics</w:t>
+            </w:r>
+          </w:p>
+        </w:tc>
+      </w:tr>
+      <w:tr>
+        <w:tc>
+          <w:tcPr>
+            <w:tcW w:type="dxa" w:w="2200"/>
+            <w:tcBorders>
+              <w:top w:val="single" w:color="999999" w:sz="4"/>
+              <w:left w:val="single" w:color="999999" w:sz="4"/>
+              <w:bottom w:val="single" w:color="999999" w:sz="4"/>
+              <w:right w:val="single" w:color="999999" w:sz="4"/>
+            </w:tcBorders>
+            <w:tcMar>
+              <w:top w:type="dxa" w:w="50"/>
+              <w:left w:type="dxa" w:w="80"/>
+              <w:bottom w:type="dxa" w:w="50"/>
+              <w:right w:type="dxa" w:w="80"/>
+            </w:tcMar>
+          </w:tcPr>
+          <w:p>
+            <w:pPr>
+              <w:spacing w:after="60" w:before="0"/>
+            </w:pPr>
+            <w:r>
+              <w:rPr>
+                <w:rFonts w:ascii="Arial" w:cs="Arial" w:eastAsia="Arial" w:hAnsi="Arial"/>
+                <w:sz w:val="17"/>
+                <w:szCs w:val="17"/>
+              </w:rPr>
+              <w:t xml:space="preserve">1.1 Pressure</w:t>
+            </w:r>
+          </w:p>
+        </w:tc>
+        <w:tc>
+          <w:tcPr>
+            <w:tcW w:type="dxa" w:w="3200"/>
+            <w:tcBorders>
+              <w:top w:val="single" w:color="999999" w:sz="4"/>
+              <w:left w:val="single" w:color="999999" w:sz="4"/>
+              <w:bottom w:val="single" w:color="999999" w:sz="4"/>
+              <w:right w:val="single" w:color="999999" w:sz="4"/>
+            </w:tcBorders>
+            <w:tcMar>
+              <w:top w:type="dxa" w:w="50"/>
+              <w:left w:type="dxa" w:w="80"/>
+              <w:bottom w:type="dxa" w:w="50"/>
+              <w:right w:type="dxa" w:w="80"/>
+            </w:tcMar>
+          </w:tcPr>
+          <w:p>
+            <w:pPr>
+              <w:spacing w:after="60" w:before="0"/>
+            </w:pPr>
+            <w:r>
+              <w:rPr>
+                <w:rFonts w:ascii="Arial" w:cs="Arial" w:eastAsia="Arial" w:hAnsi="Arial"/>
+                <w:sz w:val="17"/>
+                <w:szCs w:val="17"/>
+              </w:rPr>
+              <w:t xml:space="preserve">Lesson 2, Explain Phase, teacherMoves (+2 related)</w:t>
+            </w:r>
+          </w:p>
+        </w:tc>
+        <w:tc>
+          <w:tcPr>
+            <w:tcW w:type="dxa" w:w="6580"/>
+            <w:tcBorders>
+              <w:top w:val="single" w:color="999999" w:sz="4"/>
+              <w:left w:val="single" w:color="999999" w:sz="4"/>
+              <w:bottom w:val="single" w:color="999999" w:sz="4"/>
+              <w:right w:val="single" w:color="999999" w:sz="4"/>
+            </w:tcBorders>
+            <w:tcMar>
+              <w:top w:type="dxa" w:w="50"/>
+              <w:left w:type="dxa" w:w="80"/>
+              <w:bottom w:type="dxa" w:w="50"/>
+              <w:right w:type="dxa" w:w="80"/>
+            </w:tcMar>
+          </w:tcPr>
+          <w:p>
+            <w:pPr>
+              <w:spacing w:after="60" w:before="0"/>
+            </w:pPr>
+            <w:r>
+              <w:rPr>
+                <w:rFonts w:ascii="Arial" w:cs="Arial" w:eastAsia="Arial" w:hAnsi="Arial"/>
+                <w:sz w:val="17"/>
+                <w:szCs w:val="17"/>
+              </w:rPr>
+              <w:t xml:space="preserve">Suggested change: No supports for English learners or learners with special needs; added a Kiswahili word wall and sentence frame, more than one way to show the model, and a number support for the calculation lesson. The sequence had no language support for English learners and no Kiswahili terms (guideline 12). Teachers must check the Kiswahili terms with local usage before they go on the wall; I could not verify them against a Kiswahili physics glossary.</w:t>
+            </w:r>
+          </w:p>
+        </w:tc>
+        <w:tc>
+          <w:tcPr>
+            <w:tcW w:type="dxa" w:w="1700"/>
+            <w:tcBorders>
+              <w:top w:val="single" w:color="999999" w:sz="4"/>
+              <w:left w:val="single" w:color="999999" w:sz="4"/>
+              <w:bottom w:val="single" w:color="999999" w:sz="4"/>
+              <w:right w:val="single" w:color="999999" w:sz="4"/>
+            </w:tcBorders>
+            <w:tcMar>
+              <w:top w:type="dxa" w:w="50"/>
+              <w:left w:type="dxa" w:w="80"/>
+              <w:bottom w:type="dxa" w:w="50"/>
+              <w:right w:type="dxa" w:w="80"/>
+            </w:tcMar>
+          </w:tcPr>
+          <w:p>
+            <w:pPr>
+              <w:spacing w:after="60" w:before="0"/>
+            </w:pPr>
+            <w:r>
+              <w:rPr>
+                <w:rFonts w:ascii="Arial" w:cs="Arial" w:eastAsia="Arial" w:hAnsi="Arial"/>
+                <w:sz w:val="17"/>
+                <w:szCs w:val="17"/>
+              </w:rPr>
+              <w:t xml:space="preserve">Journal_Physics</w:t>
+            </w:r>
+          </w:p>
+        </w:tc>
+      </w:tr>
+      <w:tr>
+        <w:tc>
+          <w:tcPr>
+            <w:tcW w:type="dxa" w:w="2200"/>
+            <w:tcBorders>
+              <w:top w:val="single" w:color="999999" w:sz="4"/>
+              <w:left w:val="single" w:color="999999" w:sz="4"/>
+              <w:bottom w:val="single" w:color="999999" w:sz="4"/>
+              <w:right w:val="single" w:color="999999" w:sz="4"/>
+            </w:tcBorders>
+            <w:tcMar>
+              <w:top w:type="dxa" w:w="50"/>
+              <w:left w:type="dxa" w:w="80"/>
+              <w:bottom w:type="dxa" w:w="50"/>
+              <w:right w:type="dxa" w:w="80"/>
+            </w:tcMar>
+          </w:tcPr>
+          <w:p>
+            <w:pPr>
+              <w:spacing w:after="60" w:before="0"/>
+            </w:pPr>
+            <w:r>
+              <w:rPr>
+                <w:rFonts w:ascii="Arial" w:cs="Arial" w:eastAsia="Arial" w:hAnsi="Arial"/>
+                <w:sz w:val="17"/>
+                <w:szCs w:val="17"/>
+              </w:rPr>
+              <w:t xml:space="preserve">1.1 Pressure</w:t>
+            </w:r>
+          </w:p>
+        </w:tc>
+        <w:tc>
+          <w:tcPr>
+            <w:tcW w:type="dxa" w:w="3200"/>
+            <w:tcBorders>
+              <w:top w:val="single" w:color="999999" w:sz="4"/>
+              <w:left w:val="single" w:color="999999" w:sz="4"/>
+              <w:bottom w:val="single" w:color="999999" w:sz="4"/>
+              <w:right w:val="single" w:color="999999" w:sz="4"/>
+            </w:tcBorders>
+            <w:tcMar>
+              <w:top w:type="dxa" w:w="50"/>
+              <w:left w:type="dxa" w:w="80"/>
+              <w:bottom w:type="dxa" w:w="50"/>
+              <w:right w:type="dxa" w:w="80"/>
+            </w:tcMar>
+          </w:tcPr>
+          <w:p>
+            <w:pPr>
+              <w:spacing w:after="60" w:before="0"/>
+            </w:pPr>
+            <w:r>
+              <w:rPr>
+                <w:rFonts w:ascii="Arial" w:cs="Arial" w:eastAsia="Arial" w:hAnsi="Arial"/>
+                <w:sz w:val="17"/>
+                <w:szCs w:val="17"/>
+              </w:rPr>
+              <w:t xml:space="preserve">Final Explanation, rubric</w:t>
+            </w:r>
+          </w:p>
+        </w:tc>
+        <w:tc>
+          <w:tcPr>
+            <w:tcW w:type="dxa" w:w="6580"/>
+            <w:tcBorders>
+              <w:top w:val="single" w:color="999999" w:sz="4"/>
+              <w:left w:val="single" w:color="999999" w:sz="4"/>
+              <w:bottom w:val="single" w:color="999999" w:sz="4"/>
+              <w:right w:val="single" w:color="999999" w:sz="4"/>
+            </w:tcBorders>
+            <w:tcMar>
+              <w:top w:type="dxa" w:w="50"/>
+              <w:left w:type="dxa" w:w="80"/>
+              <w:bottom w:type="dxa" w:w="50"/>
+              <w:right w:type="dxa" w:w="80"/>
+            </w:tcMar>
+          </w:tcPr>
+          <w:p>
+            <w:pPr>
+              <w:spacing w:after="60" w:before="0"/>
+            </w:pPr>
+            <w:r>
+              <w:rPr>
+                <w:rFonts w:ascii="Arial" w:cs="Arial" w:eastAsia="Arial" w:hAnsi="Arial"/>
+                <w:sz w:val="17"/>
+                <w:szCs w:val="17"/>
+              </w:rPr>
+              <w:t xml:space="preserve">The CBE rubric has four levels (Exceeds, Meets, Approaches, Below Expectations) but the partner contract has only three level fields (excellent, proficient, developing), so Below Expectations cannot be written into the data. Suggest the partner template adds a fourth field, or teachers add the level by hand when printing.</w:t>
+            </w:r>
+          </w:p>
+        </w:tc>
+        <w:tc>
+          <w:tcPr>
+            <w:tcW w:type="dxa" w:w="1700"/>
+            <w:tcBorders>
+              <w:top w:val="single" w:color="999999" w:sz="4"/>
+              <w:left w:val="single" w:color="999999" w:sz="4"/>
+              <w:bottom w:val="single" w:color="999999" w:sz="4"/>
+              <w:right w:val="single" w:color="999999" w:sz="4"/>
+            </w:tcBorders>
+            <w:tcMar>
+              <w:top w:type="dxa" w:w="50"/>
+              <w:left w:type="dxa" w:w="80"/>
+              <w:bottom w:type="dxa" w:w="50"/>
+              <w:right w:type="dxa" w:w="80"/>
+            </w:tcMar>
+          </w:tcPr>
+          <w:p>
+            <w:pPr>
+              <w:spacing w:after="60" w:before="0"/>
+            </w:pPr>
+            <w:r>
+              <w:rPr>
+                <w:rFonts w:ascii="Arial" w:cs="Arial" w:eastAsia="Arial" w:hAnsi="Arial"/>
+                <w:sz w:val="17"/>
+                <w:szCs w:val="17"/>
+              </w:rPr>
+              <w:t xml:space="preserve">Journal_Physics</w:t>
+            </w:r>
+          </w:p>
+        </w:tc>
+      </w:tr>
+      <w:tr>
+        <w:tc>
+          <w:tcPr>
+            <w:tcW w:type="dxa" w:w="2200"/>
+            <w:tcBorders>
+              <w:top w:val="single" w:color="999999" w:sz="4"/>
+              <w:left w:val="single" w:color="999999" w:sz="4"/>
+              <w:bottom w:val="single" w:color="999999" w:sz="4"/>
+              <w:right w:val="single" w:color="999999" w:sz="4"/>
+            </w:tcBorders>
+            <w:tcMar>
+              <w:top w:type="dxa" w:w="50"/>
+              <w:left w:type="dxa" w:w="80"/>
+              <w:bottom w:type="dxa" w:w="50"/>
+              <w:right w:type="dxa" w:w="80"/>
+            </w:tcMar>
+          </w:tcPr>
+          <w:p>
+            <w:pPr>
+              <w:spacing w:after="60" w:before="0"/>
+            </w:pPr>
+            <w:r>
+              <w:rPr>
+                <w:rFonts w:ascii="Arial" w:cs="Arial" w:eastAsia="Arial" w:hAnsi="Arial"/>
+                <w:sz w:val="17"/>
+                <w:szCs w:val="17"/>
+              </w:rPr>
+              <w:t xml:space="preserve">1.1 Pressure</w:t>
+            </w:r>
+          </w:p>
+        </w:tc>
+        <w:tc>
+          <w:tcPr>
+            <w:tcW w:type="dxa" w:w="3200"/>
+            <w:tcBorders>
+              <w:top w:val="single" w:color="999999" w:sz="4"/>
+              <w:left w:val="single" w:color="999999" w:sz="4"/>
+              <w:bottom w:val="single" w:color="999999" w:sz="4"/>
+              <w:right w:val="single" w:color="999999" w:sz="4"/>
+            </w:tcBorders>
+            <w:tcMar>
+              <w:top w:type="dxa" w:w="50"/>
+              <w:left w:type="dxa" w:w="80"/>
+              <w:bottom w:type="dxa" w:w="50"/>
+              <w:right w:type="dxa" w:w="80"/>
+            </w:tcMar>
+          </w:tcPr>
+          <w:p>
+            <w:pPr>
+              <w:spacing w:after="60" w:before="0"/>
+            </w:pPr>
+            <w:r>
+              <w:rPr>
+                <w:rFonts w:ascii="Arial" w:cs="Arial" w:eastAsia="Arial" w:hAnsi="Arial"/>
+                <w:sz w:val="17"/>
+                <w:szCs w:val="17"/>
+              </w:rPr>
+              <w:t xml:space="preserve">Unit overview, sub-strand number</w:t>
+            </w:r>
+          </w:p>
+        </w:tc>
+        <w:tc>
+          <w:tcPr>
+            <w:tcW w:type="dxa" w:w="6580"/>
+            <w:tcBorders>
+              <w:top w:val="single" w:color="999999" w:sz="4"/>
+              <w:left w:val="single" w:color="999999" w:sz="4"/>
+              <w:bottom w:val="single" w:color="999999" w:sz="4"/>
+              <w:right w:val="single" w:color="999999" w:sz="4"/>
+            </w:tcBorders>
+            <w:tcMar>
+              <w:top w:type="dxa" w:w="50"/>
+              <w:left w:type="dxa" w:w="80"/>
+              <w:bottom w:type="dxa" w:w="50"/>
+              <w:right w:type="dxa" w:w="80"/>
+            </w:tcMar>
+          </w:tcPr>
+          <w:p>
+            <w:pPr>
+              <w:spacing w:after="60" w:before="0"/>
+            </w:pPr>
+            <w:r>
+              <w:rPr>
+                <w:rFonts w:ascii="Arial" w:cs="Arial" w:eastAsia="Arial" w:hAnsi="Arial"/>
+                <w:sz w:val="17"/>
+                <w:szCs w:val="17"/>
+              </w:rPr>
+              <w:t xml:space="preserve">Sub-strand number mismatch: this sequence is labelled Sub-Strand 1.1 Pressure throughout, but in the KICD Grade 10 Physics design 'Pressure' is sub-strand 1.2 (1.1 is Introduction to Physics). Not renamed, as instructed; the number should be confirmed with the teachers and the partner.</w:t>
+            </w:r>
+          </w:p>
+        </w:tc>
+        <w:tc>
+          <w:tcPr>
+            <w:tcW w:type="dxa" w:w="1700"/>
+            <w:tcBorders>
+              <w:top w:val="single" w:color="999999" w:sz="4"/>
+              <w:left w:val="single" w:color="999999" w:sz="4"/>
+              <w:bottom w:val="single" w:color="999999" w:sz="4"/>
+              <w:right w:val="single" w:color="999999" w:sz="4"/>
+            </w:tcBorders>
+            <w:tcMar>
+              <w:top w:type="dxa" w:w="50"/>
+              <w:left w:type="dxa" w:w="80"/>
+              <w:bottom w:type="dxa" w:w="50"/>
+              <w:right w:type="dxa" w:w="80"/>
+            </w:tcMar>
+          </w:tcPr>
+          <w:p>
+            <w:pPr>
+              <w:spacing w:after="60" w:before="0"/>
+            </w:pPr>
+            <w:r>
+              <w:rPr>
+                <w:rFonts w:ascii="Arial" w:cs="Arial" w:eastAsia="Arial" w:hAnsi="Arial"/>
+                <w:sz w:val="17"/>
+                <w:szCs w:val="17"/>
+              </w:rPr>
+              <w:t xml:space="preserve">Journal_Physics</w:t>
+            </w:r>
+          </w:p>
+        </w:tc>
+      </w:tr>
+      <w:tr>
+        <w:tc>
+          <w:tcPr>
+            <w:tcW w:type="dxa" w:w="2200"/>
+            <w:tcBorders>
+              <w:top w:val="single" w:color="999999" w:sz="4"/>
+              <w:left w:val="single" w:color="999999" w:sz="4"/>
+              <w:bottom w:val="single" w:color="999999" w:sz="4"/>
+              <w:right w:val="single" w:color="999999" w:sz="4"/>
+            </w:tcBorders>
+            <w:tcMar>
+              <w:top w:type="dxa" w:w="50"/>
+              <w:left w:type="dxa" w:w="80"/>
+              <w:bottom w:type="dxa" w:w="50"/>
+              <w:right w:type="dxa" w:w="80"/>
+            </w:tcMar>
+          </w:tcPr>
+          <w:p>
+            <w:pPr>
+              <w:spacing w:after="60" w:before="0"/>
+            </w:pPr>
+            <w:r>
+              <w:rPr>
+                <w:rFonts w:ascii="Arial" w:cs="Arial" w:eastAsia="Arial" w:hAnsi="Arial"/>
+                <w:sz w:val="17"/>
+                <w:szCs w:val="17"/>
+              </w:rPr>
+              <w:t xml:space="preserve">1.1 Pressure</w:t>
+            </w:r>
+          </w:p>
+        </w:tc>
+        <w:tc>
+          <w:tcPr>
+            <w:tcW w:type="dxa" w:w="3200"/>
+            <w:tcBorders>
+              <w:top w:val="single" w:color="999999" w:sz="4"/>
+              <w:left w:val="single" w:color="999999" w:sz="4"/>
+              <w:bottom w:val="single" w:color="999999" w:sz="4"/>
+              <w:right w:val="single" w:color="999999" w:sz="4"/>
+            </w:tcBorders>
+            <w:tcMar>
+              <w:top w:type="dxa" w:w="50"/>
+              <w:left w:type="dxa" w:w="80"/>
+              <w:bottom w:type="dxa" w:w="50"/>
+              <w:right w:type="dxa" w:w="80"/>
+            </w:tcMar>
+          </w:tcPr>
+          <w:p>
+            <w:pPr>
+              <w:spacing w:after="60" w:before="0"/>
+            </w:pPr>
+            <w:r>
+              <w:rPr>
+                <w:rFonts w:ascii="Arial" w:cs="Arial" w:eastAsia="Arial" w:hAnsi="Arial"/>
+                <w:sz w:val="17"/>
+                <w:szCs w:val="17"/>
+              </w:rPr>
+              <w:t xml:space="preserve">Unit overview, KICD coverage</w:t>
+            </w:r>
+          </w:p>
+        </w:tc>
+        <w:tc>
+          <w:tcPr>
+            <w:tcW w:type="dxa" w:w="6580"/>
+            <w:tcBorders>
+              <w:top w:val="single" w:color="999999" w:sz="4"/>
+              <w:left w:val="single" w:color="999999" w:sz="4"/>
+              <w:bottom w:val="single" w:color="999999" w:sz="4"/>
+              <w:right w:val="single" w:color="999999" w:sz="4"/>
+            </w:tcBorders>
+            <w:tcMar>
+              <w:top w:type="dxa" w:w="50"/>
+              <w:left w:type="dxa" w:w="80"/>
+              <w:bottom w:type="dxa" w:w="50"/>
+              <w:right w:type="dxa" w:w="80"/>
+            </w:tcMar>
+          </w:tcPr>
+          <w:p>
+            <w:pPr>
+              <w:spacing w:after="60" w:before="0"/>
+            </w:pPr>
+            <w:r>
+              <w:rPr>
+                <w:rFonts w:ascii="Arial" w:cs="Arial" w:eastAsia="Arial" w:hAnsi="Arial"/>
+                <w:sz w:val="17"/>
+                <w:szCs w:val="17"/>
+              </w:rPr>
+              <w:t xml:space="preserve">KICD content and outcomes not taught or not yet tied to an activity: bicycle pump and mechanisms of water pumping (only the optional Lesson 9 homework search); the garage visit to see a braking system and the discussion of car-tyre pressure against vehicle loading; the PCIs climate change and General History of Africa (wind patterns and Indian Ocean trade). KICD suggests 19 lessons for this sub-strand and the sequence has 9, so a short extra lesson or a field/project task could cover them. Suggested placement if a teacher wants it in the existing lessons: tyre pressure and loading as a short discussion in Lesson 8; air pressure and weather (climate change) in Lesson 7's Driving Question Board step. Also KICD does not list pressure in solids; Lessons 1-3 are the teachers' anchor and are kept.</w:t>
+            </w:r>
+          </w:p>
+        </w:tc>
+        <w:tc>
+          <w:tcPr>
+            <w:tcW w:type="dxa" w:w="1700"/>
+            <w:tcBorders>
+              <w:top w:val="single" w:color="999999" w:sz="4"/>
+              <w:left w:val="single" w:color="999999" w:sz="4"/>
+              <w:bottom w:val="single" w:color="999999" w:sz="4"/>
+              <w:right w:val="single" w:color="999999" w:sz="4"/>
+            </w:tcBorders>
+            <w:tcMar>
+              <w:top w:type="dxa" w:w="50"/>
+              <w:left w:type="dxa" w:w="80"/>
+              <w:bottom w:type="dxa" w:w="50"/>
+              <w:right w:type="dxa" w:w="80"/>
+            </w:tcMar>
+          </w:tcPr>
+          <w:p>
+            <w:pPr>
+              <w:spacing w:after="60" w:before="0"/>
+            </w:pPr>
+            <w:r>
+              <w:rPr>
+                <w:rFonts w:ascii="Arial" w:cs="Arial" w:eastAsia="Arial" w:hAnsi="Arial"/>
+                <w:sz w:val="17"/>
+                <w:szCs w:val="17"/>
+              </w:rPr>
+              <w:t xml:space="preserve">Journal_Physics</w:t>
             </w:r>
           </w:p>
         </w:tc>

--- a/data/revised_2026-10_full/journal/Journal_00_Master_Index.docx
+++ b/data/revised_2026-10_full/journal/Journal_00_Master_Index.docx
@@ -1138,7 +1138,7 @@
                 <w:sz w:val="17"/>
                 <w:szCs w:val="17"/>
               </w:rPr>
-              <w:t xml:space="preserve">3</w:t>
+              <w:t xml:space="preserve">14</w:t>
             </w:r>
           </w:p>
         </w:tc>
@@ -1168,7 +1168,7 @@
                 <w:sz w:val="17"/>
                 <w:szCs w:val="17"/>
               </w:rPr>
-              <w:t xml:space="preserve">188</w:t>
+              <w:t xml:space="preserve">989</w:t>
             </w:r>
           </w:p>
         </w:tc>
@@ -1198,7 +1198,7 @@
                 <w:sz w:val="17"/>
                 <w:szCs w:val="17"/>
               </w:rPr>
-              <w:t xml:space="preserve">54</w:t>
+              <w:t xml:space="preserve">169</w:t>
             </w:r>
           </w:p>
         </w:tc>
@@ -1228,7 +1228,7 @@
                 <w:sz w:val="17"/>
                 <w:szCs w:val="17"/>
               </w:rPr>
-              <w:t xml:space="preserve">23</w:t>
+              <w:t xml:space="preserve">114</w:t>
             </w:r>
           </w:p>
         </w:tc>
@@ -1258,7 +1258,7 @@
                 <w:sz w:val="17"/>
                 <w:szCs w:val="17"/>
               </w:rPr>
-              <w:t xml:space="preserve">14</w:t>
+              <w:t xml:space="preserve">82</w:t>
             </w:r>
           </w:p>
         </w:tc>
@@ -1502,7 +1502,7 @@
                 <w:sz w:val="17"/>
                 <w:szCs w:val="17"/>
               </w:rPr>
-              <w:t xml:space="preserve">33</w:t>
+              <w:t xml:space="preserve">44</w:t>
             </w:r>
           </w:p>
         </w:tc>
@@ -1532,7 +1532,7 @@
                 <w:sz w:val="17"/>
                 <w:szCs w:val="17"/>
               </w:rPr>
-              <w:t xml:space="preserve">3093</w:t>
+              <w:t xml:space="preserve">3894</w:t>
             </w:r>
           </w:p>
         </w:tc>
@@ -1562,7 +1562,7 @@
                 <w:sz w:val="17"/>
                 <w:szCs w:val="17"/>
               </w:rPr>
-              <w:t xml:space="preserve">797</w:t>
+              <w:t xml:space="preserve">912</w:t>
             </w:r>
           </w:p>
         </w:tc>
@@ -1592,7 +1592,7 @@
                 <w:sz w:val="17"/>
                 <w:szCs w:val="17"/>
               </w:rPr>
-              <w:t xml:space="preserve">325</w:t>
+              <w:t xml:space="preserve">416</w:t>
             </w:r>
           </w:p>
         </w:tc>
@@ -1622,7 +1622,7 @@
                 <w:sz w:val="17"/>
                 <w:szCs w:val="17"/>
               </w:rPr>
-              <w:t xml:space="preserve">240</w:t>
+              <w:t xml:space="preserve">308</w:t>
             </w:r>
           </w:p>
         </w:tc>
@@ -1855,7 +1855,7 @@
                 <w:sz w:val="17"/>
                 <w:szCs w:val="17"/>
               </w:rPr>
-              <w:t xml:space="preserve">575</w:t>
+              <w:t xml:space="preserve">690</w:t>
             </w:r>
           </w:p>
         </w:tc>
@@ -1947,7 +1947,7 @@
                 <w:sz w:val="17"/>
                 <w:szCs w:val="17"/>
               </w:rPr>
-              <w:t xml:space="preserve">665</w:t>
+              <w:t xml:space="preserve">945</w:t>
             </w:r>
           </w:p>
         </w:tc>
@@ -2039,7 +2039,7 @@
                 <w:sz w:val="17"/>
                 <w:szCs w:val="17"/>
               </w:rPr>
-              <w:t xml:space="preserve">696</w:t>
+              <w:t xml:space="preserve">868</w:t>
             </w:r>
           </w:p>
         </w:tc>
@@ -2131,7 +2131,7 @@
                 <w:sz w:val="17"/>
                 <w:szCs w:val="17"/>
               </w:rPr>
-              <w:t xml:space="preserve">488</w:t>
+              <w:t xml:space="preserve">620</w:t>
             </w:r>
           </w:p>
         </w:tc>
@@ -2223,7 +2223,7 @@
                 <w:sz w:val="17"/>
                 <w:szCs w:val="17"/>
               </w:rPr>
-              <w:t xml:space="preserve">379</w:t>
+              <w:t xml:space="preserve">487</w:t>
             </w:r>
           </w:p>
         </w:tc>
@@ -2315,7 +2315,7 @@
                 <w:sz w:val="17"/>
                 <w:szCs w:val="17"/>
               </w:rPr>
-              <w:t xml:space="preserve">119</w:t>
+              <w:t xml:space="preserve">130</w:t>
             </w:r>
           </w:p>
         </w:tc>
@@ -2407,7 +2407,7 @@
                 <w:sz w:val="17"/>
                 <w:szCs w:val="17"/>
               </w:rPr>
-              <w:t xml:space="preserve">217</w:t>
+              <w:t xml:space="preserve">261</w:t>
             </w:r>
           </w:p>
         </w:tc>
@@ -2499,7 +2499,7 @@
                 <w:sz w:val="17"/>
                 <w:szCs w:val="17"/>
               </w:rPr>
-              <w:t xml:space="preserve">383</w:t>
+              <w:t xml:space="preserve">434</w:t>
             </w:r>
           </w:p>
         </w:tc>
@@ -2591,7 +2591,7 @@
                 <w:sz w:val="17"/>
                 <w:szCs w:val="17"/>
               </w:rPr>
-              <w:t xml:space="preserve">186</w:t>
+              <w:t xml:space="preserve">215</w:t>
             </w:r>
           </w:p>
         </w:tc>
@@ -2683,7 +2683,7 @@
                 <w:sz w:val="17"/>
                 <w:szCs w:val="17"/>
               </w:rPr>
-              <w:t xml:space="preserve">199</w:t>
+              <w:t xml:space="preserve">249</w:t>
             </w:r>
           </w:p>
         </w:tc>
@@ -2775,7 +2775,7 @@
                 <w:sz w:val="17"/>
                 <w:szCs w:val="17"/>
               </w:rPr>
-              <w:t xml:space="preserve">19</w:t>
+              <w:t xml:space="preserve">25</w:t>
             </w:r>
           </w:p>
         </w:tc>
@@ -2867,7 +2867,7 @@
                 <w:sz w:val="17"/>
                 <w:szCs w:val="17"/>
               </w:rPr>
-              <w:t xml:space="preserve">105</w:t>
+              <w:t xml:space="preserve">140</w:t>
             </w:r>
           </w:p>
         </w:tc>
@@ -2959,7 +2959,7 @@
                 <w:sz w:val="17"/>
                 <w:szCs w:val="17"/>
               </w:rPr>
-              <w:t xml:space="preserve">157</w:t>
+              <w:t xml:space="preserve">259</w:t>
             </w:r>
           </w:p>
         </w:tc>
@@ -3051,7 +3051,7 @@
                 <w:sz w:val="17"/>
                 <w:szCs w:val="17"/>
               </w:rPr>
-              <w:t xml:space="preserve">108</w:t>
+              <w:t xml:space="preserve">123</w:t>
             </w:r>
           </w:p>
         </w:tc>
@@ -20826,7 +20826,7 @@
                 <w:sz w:val="17"/>
                 <w:szCs w:val="17"/>
               </w:rPr>
-              <w:t xml:space="preserve">2.4 Surface Area and Volume of Solids</w:t>
+              <w:t xml:space="preserve">1.3 Quadratic Equations</w:t>
             </w:r>
           </w:p>
         </w:tc>
@@ -20856,7 +20856,7 @@
                 <w:sz w:val="17"/>
                 <w:szCs w:val="17"/>
               </w:rPr>
-              <w:t xml:space="preserve">Unit overview, phenomenon (+48 related)</w:t>
+              <w:t xml:space="preserve">Unit overview, totalDuration (+11 related)</w:t>
             </w:r>
           </w:p>
         </w:tc>
@@ -20886,7 +20886,7 @@
                 <w:sz w:val="17"/>
                 <w:szCs w:val="17"/>
               </w:rPr>
-              <w:t xml:space="preserve">Suggested change: The two tanks did not add up: the frustum tank held only 1,300-3,300 L in the lessons and the composite tank had different sizes in Lessons 5, 6 and 10. One pair of tanks (both about 5,000 L, frustum about 4% less metal) is now used in every lesson.. Old data: the frustum tank in Lesson 3 (R 0.8, r 0.4, l 1.2 m) holds only about 1.3 m3 and in Lesson 7 (R 0.9, r 0.5, h 2.1 m) 3.3 m3, never 5,000 L; the composite tank was r 0.8, h 2.0 m in Lesson 5 but r 0.7, h 2.8 m in Lesson 6; Lesson 10 used a third set. I also searched by computer all closed frustums of volume 5 m3: the smallest total surface is about 16.19 m2, so a saving of 9 m2 (old text) is impossible against any sensibly shaped composite tank. New common data. Composite: cylinder r 0.7 m, h 2.8 m plus hemisphere r 0.7 m: V = pi(0.49x2.8 + 2/3x0.343) = 5.029 m3 (5,030 L); SA = 3.92pi + 0.49pi + 0.98pi = 5.39pi = 16.93 m2. Frustum: R 1.0 m, r 0.8 m, h 1.96 m, slant l = sqrt(1.96^2 + 0.2^2) = 1.97 m: V = pi x 1.96/3 x (1 + 0.8 + 0.64) = 5.008 m3 (5,010 L); SA = pi(1 + 0.64) + pi x 1.8 x 1.97 = 16.29 m2. Checked by hand and by script. The frustum saves 0.64 m2 (about 4%, about Ksh 540 per tank at Ksh 850/m2): the real size of the effect, because the composite tank is tall and narrow while the frustum is shorter and wider. TEACHER DECISION: accept this smaller difference (all later lessons now say 'about 4%'), or replace the tanks with a different pair.</w:t>
+              <w:t xml:space="preserve">Suggested change: Lesson times did not add up: five lessons were labelled 40 minutes but hold about 80 minutes of work, so every lesson now states a period that fits its activities (unit total 480 minutes, not 280).. Recomputed from the lesson periods: L1 40 + L2 80 + L3 80 + L4 40 + L5 80 + L6 80 + L7 80 = 480 minutes (12 periods of 40 minutes, inside the 16 lessons KICD suggests for this sub-strand). The old figure (7 x 40 = 280) ignored that Lesson 6 is already 80 minutes and that Lessons 2, 3, 5 and 7 hold about 80 minutes of work. Teacher decides: keep double periods, or trim content to keep 40 minutes.</w:t>
             </w:r>
           </w:p>
         </w:tc>
@@ -20948,7 +20948,7 @@
                 <w:sz w:val="17"/>
                 <w:szCs w:val="17"/>
               </w:rPr>
-              <w:t xml:space="preserve">2.4 Surface Area and Volume of Solids</w:t>
+              <w:t xml:space="preserve">1.3 Quadratic Equations</w:t>
             </w:r>
           </w:p>
         </w:tc>
@@ -20978,7 +20978,7 @@
                 <w:sz w:val="17"/>
                 <w:szCs w:val="17"/>
               </w:rPr>
-              <w:t xml:space="preserve">Lesson 1, Explain Phase, teacherMoves</w:t>
+              <w:t xml:space="preserve">Unit overview, learningOutcomes (+14 related)</w:t>
             </w:r>
           </w:p>
         </w:tc>
@@ -21008,7 +21008,7 @@
                 <w:sz w:val="17"/>
                 <w:szCs w:val="17"/>
               </w:rPr>
-              <w:t xml:space="preserve">Suggested change: The sub-strand had no language support at all. Kiswahili terms are given only for words I am sure of; the teacher decides which terms and which local language their learners actually use.</w:t>
+              <w:t xml:space="preserve">Suggested change: Restored the KICD wording (outcomes, key inquiry question, competencies, values, PCIs) and labelled the teachers' extra methods as extensions beyond KICD.. KICD March 2025 (Grade 10 Mathematics, Sub-Strand 1.3) lists eight outcomes, a) to h); the unit text had nine different paraphrased outcomes and dropped the two on quadratic identities. KICD outcomes are now verbatim. Completing the square and the quadratic formula are not in the KICD design for this sub-strand, so they are kept but labelled as extensions (i, j). Teacher decides whether to keep the extension.</w:t>
             </w:r>
           </w:p>
         </w:tc>
@@ -21070,7 +21070,7 @@
                 <w:sz w:val="17"/>
                 <w:szCs w:val="17"/>
               </w:rPr>
-              <w:t xml:space="preserve">2.4 Surface Area and Volume of Solids</w:t>
+              <w:t xml:space="preserve">1.3 Quadratic Equations</w:t>
             </w:r>
           </w:p>
         </w:tc>
@@ -21100,7 +21100,7 @@
                 <w:sz w:val="17"/>
                 <w:szCs w:val="17"/>
               </w:rPr>
-              <w:t xml:space="preserve">Lesson 8, slo.purposeInStoryline (+5 related)</w:t>
+              <w:t xml:space="preserve">Unit overview, supportingPhenomena (+1 related)</w:t>
             </w:r>
           </w:p>
         </w:tc>
@@ -21130,7 +21130,7 @@
                 <w:sz w:val="17"/>
                 <w:szCs w:val="17"/>
               </w:rPr>
-              <w:t xml:space="preserve">Suggested change: 'Mapunja' is not a term I could confirm as a Kenyan word for a grain store; replaced with the standard Kiswahili 'ghala' (grain store).. I could not confirm 'mapunja(s)' as a Kiswahili or other Kenyan word for a grain store; 'ghala' is the standard Kiswahili word. Teacher decision: if a local word is used in your area for this kind of store, use that instead.</w:t>
+              <w:t xml:space="preserve">Suggested change: The unit's supporting phenomena described problems the lessons never use, and one claimed a wrong 'only one answer works'; the list now matches what is taught and is mathematically correct.. Maths error and mismatch with the lessons. The first bullet claimed that only one solution is physically sensible, but x(60 - 2x) = 400 gives x^2 - 30x + 200 = (x - 10)(x - 20) = 0, and both x = 10 (river side 40 m) and x = 20 (river side 20 m) use exactly 60 m of wire and enclose 400 m^2. The mandazi bullet (price x, 'revenue stays at 2,000') gives x^2 + 5x - 1000 = 0 (discriminant 4025, not a perfect square), which is not what Lesson 3 or 6 teaches. The Nakuru courtyard problem gives x^2 - 9x + 8 = (x - 1)(x - 8) = 0, which factorises, whereas Lesson 5 uses the Nakuru garden precisely because it does not. The list now describes the problems the lessons actually use (all recomputed in the lessons: 4x + 16, x^2 + 8x + 15; p^2 - 30p + 175 with D = 200; t = 5 s; x^2 + 6x - 48 with D = 228).</w:t>
             </w:r>
           </w:p>
         </w:tc>
@@ -21192,7 +21192,7 @@
                 <w:sz w:val="17"/>
                 <w:szCs w:val="17"/>
               </w:rPr>
-              <w:t xml:space="preserve">2.4 Surface Area and Volume of Solids</w:t>
+              <w:t xml:space="preserve">1.3 Quadratic Equations</w:t>
             </w:r>
           </w:p>
         </w:tc>
@@ -21222,7 +21222,7 @@
                 <w:sz w:val="17"/>
                 <w:szCs w:val="17"/>
               </w:rPr>
-              <w:t xml:space="preserve">Lesson 9, Observe Phase, learnerExperience (+1 related)</w:t>
+              <w:t xml:space="preserve">Lesson 1, Explain Phase, teacherMoves (+2 related)</w:t>
             </w:r>
           </w:p>
         </w:tc>
@@ -21252,7 +21252,7 @@
                 <w:sz w:val="17"/>
                 <w:szCs w:val="17"/>
               </w:rPr>
-              <w:t xml:space="preserve">Suggested change: Lesson 9 repeated the tank volumes already found in Lessons 6 and 7 and gave no dimensions; learners now re-check them quickly and solve a new composite problem (Kitale silo).. Old Lesson 9 asked learners to compute both tank volumes, which they had already done in Lessons 6 and 7, and the data card had no dimensions. KICD outcome (d), the volume of composite solids in real-life situations, therefore had little new practice. I give the card its dimensions, shorten the re-check, and add one new composite problem. Checked: cylinder pi x 2.25 x 3 = 21.206; cone (1/3) x pi x 2.25 x 1 = 2.356; total 23.562 m3. TEACHER DECISION: this changes the lesson design (a different problem in the group-work slot); keep or swap the silo for a problem from your own textbook.</w:t>
+              <w:t xml:space="preserve">Suggested change: Added lesson-specific language and access supports (home-language partner talk and word wall, tactile area tiles, spoken or drawn answers for the Final Explanation). Kiswahili terms need teacher confirmation.. Guideline 12: no lesson-specific language support for English learners. Adds partner talk in a home language and a word wall. The Kiswahili terms are standard school words as far as I know (eneo, upana, urefu, mlinganyo, suluhisho, mraba) but I cannot verify them: teacher to confirm or replace.</w:t>
             </w:r>
           </w:p>
         </w:tc>
@@ -21314,7 +21314,7 @@
                 <w:sz w:val="17"/>
                 <w:szCs w:val="17"/>
               </w:rPr>
-              <w:t xml:space="preserve">2.4 Surface Area and Volume of Solids</w:t>
+              <w:t xml:space="preserve">1.3 Quadratic Equations</w:t>
             </w:r>
           </w:p>
         </w:tc>
@@ -21344,7 +21344,7 @@
                 <w:sz w:val="17"/>
                 <w:szCs w:val="17"/>
               </w:rPr>
-              <w:t xml:space="preserve">Unit overview, coreCompetencies (+2 related)</w:t>
+              <w:t xml:space="preserve">Lesson 6, Explain Phase, teacherMoves (+1 related)</w:t>
             </w:r>
           </w:p>
         </w:tc>
@@ -21374,7 +21374,7 @@
                 <w:sz w:val="17"/>
                 <w:szCs w:val="17"/>
               </w:rPr>
-              <w:t xml:space="preserve">Suggested change: Core competencies, values and PCI now include the KICD-listed ones word for word (Lesson 6 sand activity); the earlier extras were kept where they match lesson activities.. KICD lists two core competencies (Critical Thinking and Problem Solving; Creativity and Imagination), two values (Unity, Respect) and the PCI 'Environment and technology', all tied to the cone-and-cylinder sand activity (Lesson 6). The data had other competencies, values and PCIs not in KICD (Digital Literacy, Self-efficacy, Integrity, Financial Literacy...). TEACHER DECISION: I restored the KICD wording and kept the extras that match real lesson activities; delete extras if your school wants the KICD list only.</w:t>
+              <w:t xml:space="preserve">Suggested change: Mandazi price: the lessons say the lower price must be chosen; now other reasoned choices are accepted and the prices are rounded to whole shillings as a real vendor would.. Choosing 7.93 KES is one defensible choice, not the only one, and a vendor prices in whole shillings. Recomputed: at p = 8, n = 120 - 32 = 88, revenue 704; at p = 22, n = 120 - 88 = 32, revenue 704. Teacher decides which choices to accept.</w:t>
             </w:r>
           </w:p>
         </w:tc>
@@ -21436,7 +21436,7 @@
                 <w:sz w:val="17"/>
                 <w:szCs w:val="17"/>
               </w:rPr>
-              <w:t xml:space="preserve">2.4 Surface Area and Volume of Solids</w:t>
+              <w:t xml:space="preserve">1.3 Quadratic Equations</w:t>
             </w:r>
           </w:p>
         </w:tc>
@@ -21466,7 +21466,7 @@
                 <w:sz w:val="17"/>
                 <w:szCs w:val="17"/>
               </w:rPr>
-              <w:t xml:space="preserve">Unit overview, substrand</w:t>
+              <w:t xml:space="preserve">META, lesson headers and Final Explanation label</w:t>
             </w:r>
           </w:p>
         </w:tc>
@@ -21496,7 +21496,7 @@
                 <w:sz w:val="17"/>
                 <w:szCs w:val="17"/>
               </w:rPr>
-              <w:t xml:space="preserve">Suggested change: The unit header said Sub-Strand 2.7 while all ten lessons, the module name, file names and document titles say 2.4. KICD prints this sub-strand as 2.7 in the curriculum design, but 2.4 is the number the teacher templates and this project use everywhere else. I made the unit match 2.4. TEACHER DECISION: if you prefer the KICD number, all references must change to 2.7 together.</w:t>
+              <w:t xml:space="preserve">Sub-strand name mismatch against KICD: KICD names it 'Quadratic Expressions and Equations' (16 lessons). UNIT.substrand uses that name, but META.substrand_name, the document title/subtitle, every lesson's 'substrand' field and the Final Explanation subjectLabel say 'Quadratic Equations'. Suggest renaming them to the KICD name in one pass outside this contract.</w:t>
             </w:r>
           </w:p>
         </w:tc>
@@ -21558,6 +21558,3788 @@
                 <w:sz w:val="17"/>
                 <w:szCs w:val="17"/>
               </w:rPr>
+              <w:t xml:space="preserve">1.3 Quadratic Equations</w:t>
+            </w:r>
+          </w:p>
+        </w:tc>
+        <w:tc>
+          <w:tcPr>
+            <w:tcW w:type="dxa" w:w="3200"/>
+            <w:tcBorders>
+              <w:top w:val="single" w:color="999999" w:sz="4"/>
+              <w:left w:val="single" w:color="999999" w:sz="4"/>
+              <w:bottom w:val="single" w:color="999999" w:sz="4"/>
+              <w:right w:val="single" w:color="999999" w:sz="4"/>
+            </w:tcBorders>
+            <w:tcMar>
+              <w:top w:type="dxa" w:w="50"/>
+              <w:left w:type="dxa" w:w="80"/>
+              <w:bottom w:type="dxa" w:w="50"/>
+              <w:right w:type="dxa" w:w="80"/>
+            </w:tcMar>
+          </w:tcPr>
+          <w:p>
+            <w:pPr>
+              <w:spacing w:after="60" w:before="0"/>
+            </w:pPr>
+            <w:r>
+              <w:rPr>
+                <w:rFonts w:ascii="Arial" w:cs="Arial" w:eastAsia="Arial" w:hAnsi="Arial"/>
+                <w:sz w:val="17"/>
+                <w:szCs w:val="17"/>
+              </w:rPr>
+              <w:t xml:space="preserve">Final Explanation, rubric</w:t>
+            </w:r>
+          </w:p>
+        </w:tc>
+        <w:tc>
+          <w:tcPr>
+            <w:tcW w:type="dxa" w:w="6580"/>
+            <w:tcBorders>
+              <w:top w:val="single" w:color="999999" w:sz="4"/>
+              <w:left w:val="single" w:color="999999" w:sz="4"/>
+              <w:bottom w:val="single" w:color="999999" w:sz="4"/>
+              <w:right w:val="single" w:color="999999" w:sz="4"/>
+            </w:tcBorders>
+            <w:tcMar>
+              <w:top w:type="dxa" w:w="50"/>
+              <w:left w:type="dxa" w:w="80"/>
+              <w:bottom w:type="dxa" w:w="50"/>
+              <w:right w:type="dxa" w:w="80"/>
+            </w:tcMar>
+          </w:tcPr>
+          <w:p>
+            <w:pPr>
+              <w:spacing w:after="60" w:before="0"/>
+            </w:pPr>
+            <w:r>
+              <w:rPr>
+                <w:rFonts w:ascii="Arial" w:cs="Arial" w:eastAsia="Arial" w:hAnsi="Arial"/>
+                <w:sz w:val="17"/>
+                <w:szCs w:val="17"/>
+              </w:rPr>
+              <w:t xml:space="preserve">The contract allows only three rubric level fields (excellent / proficient / developing), so the fourth CBE level, Below Expectations, cannot be represented. Suggest the partner add a fourth field in a future contract version; until then teachers can treat work below 'Approaches' as Below Expectations.</w:t>
+            </w:r>
+          </w:p>
+        </w:tc>
+        <w:tc>
+          <w:tcPr>
+            <w:tcW w:type="dxa" w:w="1700"/>
+            <w:tcBorders>
+              <w:top w:val="single" w:color="999999" w:sz="4"/>
+              <w:left w:val="single" w:color="999999" w:sz="4"/>
+              <w:bottom w:val="single" w:color="999999" w:sz="4"/>
+              <w:right w:val="single" w:color="999999" w:sz="4"/>
+            </w:tcBorders>
+            <w:tcMar>
+              <w:top w:type="dxa" w:w="50"/>
+              <w:left w:type="dxa" w:w="80"/>
+              <w:bottom w:type="dxa" w:w="50"/>
+              <w:right w:type="dxa" w:w="80"/>
+            </w:tcMar>
+          </w:tcPr>
+          <w:p>
+            <w:pPr>
+              <w:spacing w:after="60" w:before="0"/>
+            </w:pPr>
+            <w:r>
+              <w:rPr>
+                <w:rFonts w:ascii="Arial" w:cs="Arial" w:eastAsia="Arial" w:hAnsi="Arial"/>
+                <w:sz w:val="17"/>
+                <w:szCs w:val="17"/>
+              </w:rPr>
+              <w:t xml:space="preserve">Journal_Mathematics</w:t>
+            </w:r>
+          </w:p>
+        </w:tc>
+      </w:tr>
+      <w:tr>
+        <w:tc>
+          <w:tcPr>
+            <w:tcW w:type="dxa" w:w="2200"/>
+            <w:tcBorders>
+              <w:top w:val="single" w:color="999999" w:sz="4"/>
+              <w:left w:val="single" w:color="999999" w:sz="4"/>
+              <w:bottom w:val="single" w:color="999999" w:sz="4"/>
+              <w:right w:val="single" w:color="999999" w:sz="4"/>
+            </w:tcBorders>
+            <w:tcMar>
+              <w:top w:type="dxa" w:w="50"/>
+              <w:left w:type="dxa" w:w="80"/>
+              <w:bottom w:type="dxa" w:w="50"/>
+              <w:right w:type="dxa" w:w="80"/>
+            </w:tcMar>
+          </w:tcPr>
+          <w:p>
+            <w:pPr>
+              <w:spacing w:after="60" w:before="0"/>
+            </w:pPr>
+            <w:r>
+              <w:rPr>
+                <w:rFonts w:ascii="Arial" w:cs="Arial" w:eastAsia="Arial" w:hAnsi="Arial"/>
+                <w:sz w:val="17"/>
+                <w:szCs w:val="17"/>
+              </w:rPr>
+              <w:t xml:space="preserve">1.4 Congruence</w:t>
+            </w:r>
+          </w:p>
+        </w:tc>
+        <w:tc>
+          <w:tcPr>
+            <w:tcW w:type="dxa" w:w="3200"/>
+            <w:tcBorders>
+              <w:top w:val="single" w:color="999999" w:sz="4"/>
+              <w:left w:val="single" w:color="999999" w:sz="4"/>
+              <w:bottom w:val="single" w:color="999999" w:sz="4"/>
+              <w:right w:val="single" w:color="999999" w:sz="4"/>
+            </w:tcBorders>
+            <w:tcMar>
+              <w:top w:type="dxa" w:w="50"/>
+              <w:left w:type="dxa" w:w="80"/>
+              <w:bottom w:type="dxa" w:w="50"/>
+              <w:right w:type="dxa" w:w="80"/>
+            </w:tcMar>
+          </w:tcPr>
+          <w:p>
+            <w:pPr>
+              <w:spacing w:after="60" w:before="0"/>
+            </w:pPr>
+            <w:r>
+              <w:rPr>
+                <w:rFonts w:ascii="Arial" w:cs="Arial" w:eastAsia="Arial" w:hAnsi="Arial"/>
+                <w:sz w:val="17"/>
+                <w:szCs w:val="17"/>
+              </w:rPr>
+              <w:t xml:space="preserve">Lesson 2, duration (+20 related)</w:t>
+            </w:r>
+          </w:p>
+        </w:tc>
+        <w:tc>
+          <w:tcPr>
+            <w:tcW w:type="dxa" w:w="6580"/>
+            <w:tcBorders>
+              <w:top w:val="single" w:color="999999" w:sz="4"/>
+              <w:left w:val="single" w:color="999999" w:sz="4"/>
+              <w:bottom w:val="single" w:color="999999" w:sz="4"/>
+              <w:right w:val="single" w:color="999999" w:sz="4"/>
+            </w:tcBorders>
+            <w:tcMar>
+              <w:top w:type="dxa" w:w="50"/>
+              <w:left w:type="dxa" w:w="80"/>
+              <w:bottom w:type="dxa" w:w="50"/>
+              <w:right w:type="dxa" w:w="80"/>
+            </w:tcMar>
+          </w:tcPr>
+          <w:p>
+            <w:pPr>
+              <w:spacing w:after="60" w:before="0"/>
+            </w:pPr>
+            <w:r>
+              <w:rPr>
+                <w:rFonts w:ascii="Arial" w:cs="Arial" w:eastAsia="Arial" w:hAnsi="Arial"/>
+                <w:sz w:val="17"/>
+                <w:szCs w:val="17"/>
+              </w:rPr>
+              <w:t xml:space="preserve">Suggested change: Times did not add up: the unit said 640 minutes but the lessons totalled 500, Lesson 2 was 60 minutes (periods are 40 or 80), and Lessons 1, 3, 7 and 8 held more activity than their period. Lesson 2 was set to 60 minutes, but lessons here are single (40) or double (80) periods. Its content (video 10, fold-and-measure 17, rule extraction with application problems, Driving Question Board, model page) needs about 60-70 minutes of work, which cannot fit 40, so it is set to a double period (80) with a little slack for a large class. Teacher decision: either keep it as a double period, or split the lesson into two single periods.</w:t>
+            </w:r>
+          </w:p>
+        </w:tc>
+        <w:tc>
+          <w:tcPr>
+            <w:tcW w:type="dxa" w:w="1700"/>
+            <w:tcBorders>
+              <w:top w:val="single" w:color="999999" w:sz="4"/>
+              <w:left w:val="single" w:color="999999" w:sz="4"/>
+              <w:bottom w:val="single" w:color="999999" w:sz="4"/>
+              <w:right w:val="single" w:color="999999" w:sz="4"/>
+            </w:tcBorders>
+            <w:tcMar>
+              <w:top w:type="dxa" w:w="50"/>
+              <w:left w:type="dxa" w:w="80"/>
+              <w:bottom w:type="dxa" w:w="50"/>
+              <w:right w:type="dxa" w:w="80"/>
+            </w:tcMar>
+          </w:tcPr>
+          <w:p>
+            <w:pPr>
+              <w:spacing w:after="60" w:before="0"/>
+            </w:pPr>
+            <w:r>
+              <w:rPr>
+                <w:rFonts w:ascii="Arial" w:cs="Arial" w:eastAsia="Arial" w:hAnsi="Arial"/>
+                <w:sz w:val="17"/>
+                <w:szCs w:val="17"/>
+              </w:rPr>
+              <w:t xml:space="preserve">Journal_Mathematics</w:t>
+            </w:r>
+          </w:p>
+        </w:tc>
+      </w:tr>
+      <w:tr>
+        <w:tc>
+          <w:tcPr>
+            <w:tcW w:type="dxa" w:w="2200"/>
+            <w:tcBorders>
+              <w:top w:val="single" w:color="999999" w:sz="4"/>
+              <w:left w:val="single" w:color="999999" w:sz="4"/>
+              <w:bottom w:val="single" w:color="999999" w:sz="4"/>
+              <w:right w:val="single" w:color="999999" w:sz="4"/>
+            </w:tcBorders>
+            <w:tcMar>
+              <w:top w:type="dxa" w:w="50"/>
+              <w:left w:type="dxa" w:w="80"/>
+              <w:bottom w:type="dxa" w:w="50"/>
+              <w:right w:type="dxa" w:w="80"/>
+            </w:tcMar>
+          </w:tcPr>
+          <w:p>
+            <w:pPr>
+              <w:spacing w:after="60" w:before="0"/>
+            </w:pPr>
+            <w:r>
+              <w:rPr>
+                <w:rFonts w:ascii="Arial" w:cs="Arial" w:eastAsia="Arial" w:hAnsi="Arial"/>
+                <w:sz w:val="17"/>
+                <w:szCs w:val="17"/>
+              </w:rPr>
+              <w:t xml:space="preserve">1.4 Congruence</w:t>
+            </w:r>
+          </w:p>
+        </w:tc>
+        <w:tc>
+          <w:tcPr>
+            <w:tcW w:type="dxa" w:w="3200"/>
+            <w:tcBorders>
+              <w:top w:val="single" w:color="999999" w:sz="4"/>
+              <w:left w:val="single" w:color="999999" w:sz="4"/>
+              <w:bottom w:val="single" w:color="999999" w:sz="4"/>
+              <w:right w:val="single" w:color="999999" w:sz="4"/>
+            </w:tcBorders>
+            <w:tcMar>
+              <w:top w:type="dxa" w:w="50"/>
+              <w:left w:type="dxa" w:w="80"/>
+              <w:bottom w:type="dxa" w:w="50"/>
+              <w:right w:type="dxa" w:w="80"/>
+            </w:tcMar>
+          </w:tcPr>
+          <w:p>
+            <w:pPr>
+              <w:spacing w:after="60" w:before="0"/>
+            </w:pPr>
+            <w:r>
+              <w:rPr>
+                <w:rFonts w:ascii="Arial" w:cs="Arial" w:eastAsia="Arial" w:hAnsi="Arial"/>
+                <w:sz w:val="17"/>
+                <w:szCs w:val="17"/>
+              </w:rPr>
+              <w:t xml:space="preserve">Lesson 1, Explain Phase, teacherMoves (+1 related)</w:t>
+            </w:r>
+          </w:p>
+        </w:tc>
+        <w:tc>
+          <w:tcPr>
+            <w:tcW w:type="dxa" w:w="6580"/>
+            <w:tcBorders>
+              <w:top w:val="single" w:color="999999" w:sz="4"/>
+              <w:left w:val="single" w:color="999999" w:sz="4"/>
+              <w:bottom w:val="single" w:color="999999" w:sz="4"/>
+              <w:right w:val="single" w:color="999999" w:sz="4"/>
+            </w:tcBorders>
+            <w:tcMar>
+              <w:top w:type="dxa" w:w="50"/>
+              <w:left w:type="dxa" w:w="80"/>
+              <w:bottom w:type="dxa" w:w="50"/>
+              <w:right w:type="dxa" w:w="80"/>
+            </w:tcMar>
+          </w:tcPr>
+          <w:p>
+            <w:pPr>
+              <w:spacing w:after="60" w:before="0"/>
+            </w:pPr>
+            <w:r>
+              <w:rPr>
+                <w:rFonts w:ascii="Arial" w:cs="Arial" w:eastAsia="Arial" w:hAnsi="Arial"/>
+                <w:sz w:val="17"/>
+                <w:szCs w:val="17"/>
+              </w:rPr>
+              <w:t xml:space="preserve">Suggested change: Added Kiswahili word supports for key terms in Lessons 1 and 6 (teachers to confirm the wording). No language supports for English learners existed anywhere in the sub-strand (guideline 12). Added a short bilingual word list and permission to discuss in Kiswahili or home language before reporting in English. The Kiswahili terms are suggestions from general knowledge and must be confirmed by the school's Kiswahili teacher or the KICD terminology before use; 'congruent' is given descriptively ('exactly alike') rather than as a technical term. Teacher decision: confirm or replace the Kiswahili wording.</w:t>
+            </w:r>
+          </w:p>
+        </w:tc>
+        <w:tc>
+          <w:tcPr>
+            <w:tcW w:type="dxa" w:w="1700"/>
+            <w:tcBorders>
+              <w:top w:val="single" w:color="999999" w:sz="4"/>
+              <w:left w:val="single" w:color="999999" w:sz="4"/>
+              <w:bottom w:val="single" w:color="999999" w:sz="4"/>
+              <w:right w:val="single" w:color="999999" w:sz="4"/>
+            </w:tcBorders>
+            <w:tcMar>
+              <w:top w:type="dxa" w:w="50"/>
+              <w:left w:type="dxa" w:w="80"/>
+              <w:bottom w:type="dxa" w:w="50"/>
+              <w:right w:type="dxa" w:w="80"/>
+            </w:tcMar>
+          </w:tcPr>
+          <w:p>
+            <w:pPr>
+              <w:spacing w:after="60" w:before="0"/>
+            </w:pPr>
+            <w:r>
+              <w:rPr>
+                <w:rFonts w:ascii="Arial" w:cs="Arial" w:eastAsia="Arial" w:hAnsi="Arial"/>
+                <w:sz w:val="17"/>
+                <w:szCs w:val="17"/>
+              </w:rPr>
+              <w:t xml:space="preserve">Journal_Mathematics</w:t>
+            </w:r>
+          </w:p>
+        </w:tc>
+      </w:tr>
+      <w:tr>
+        <w:tc>
+          <w:tcPr>
+            <w:tcW w:type="dxa" w:w="2200"/>
+            <w:tcBorders>
+              <w:top w:val="single" w:color="999999" w:sz="4"/>
+              <w:left w:val="single" w:color="999999" w:sz="4"/>
+              <w:bottom w:val="single" w:color="999999" w:sz="4"/>
+              <w:right w:val="single" w:color="999999" w:sz="4"/>
+            </w:tcBorders>
+            <w:tcMar>
+              <w:top w:type="dxa" w:w="50"/>
+              <w:left w:type="dxa" w:w="80"/>
+              <w:bottom w:type="dxa" w:w="50"/>
+              <w:right w:type="dxa" w:w="80"/>
+            </w:tcMar>
+          </w:tcPr>
+          <w:p>
+            <w:pPr>
+              <w:spacing w:after="60" w:before="0"/>
+            </w:pPr>
+            <w:r>
+              <w:rPr>
+                <w:rFonts w:ascii="Arial" w:cs="Arial" w:eastAsia="Arial" w:hAnsi="Arial"/>
+                <w:sz w:val="17"/>
+                <w:szCs w:val="17"/>
+              </w:rPr>
+              <w:t xml:space="preserve">1.4 Congruence</w:t>
+            </w:r>
+          </w:p>
+        </w:tc>
+        <w:tc>
+          <w:tcPr>
+            <w:tcW w:type="dxa" w:w="3200"/>
+            <w:tcBorders>
+              <w:top w:val="single" w:color="999999" w:sz="4"/>
+              <w:left w:val="single" w:color="999999" w:sz="4"/>
+              <w:bottom w:val="single" w:color="999999" w:sz="4"/>
+              <w:right w:val="single" w:color="999999" w:sz="4"/>
+            </w:tcBorders>
+            <w:tcMar>
+              <w:top w:type="dxa" w:w="50"/>
+              <w:left w:type="dxa" w:w="80"/>
+              <w:bottom w:type="dxa" w:w="50"/>
+              <w:right w:type="dxa" w:w="80"/>
+            </w:tcMar>
+          </w:tcPr>
+          <w:p>
+            <w:pPr>
+              <w:spacing w:after="60" w:before="0"/>
+            </w:pPr>
+            <w:r>
+              <w:rPr>
+                <w:rFonts w:ascii="Arial" w:cs="Arial" w:eastAsia="Arial" w:hAnsi="Arial"/>
+                <w:sz w:val="17"/>
+                <w:szCs w:val="17"/>
+              </w:rPr>
+              <w:t xml:space="preserve">Lesson 4, Predict Phase, learnerExperience (+1 related)</w:t>
+            </w:r>
+          </w:p>
+        </w:tc>
+        <w:tc>
+          <w:tcPr>
+            <w:tcW w:type="dxa" w:w="6580"/>
+            <w:tcBorders>
+              <w:top w:val="single" w:color="999999" w:sz="4"/>
+              <w:left w:val="single" w:color="999999" w:sz="4"/>
+              <w:bottom w:val="single" w:color="999999" w:sz="4"/>
+              <w:right w:val="single" w:color="999999" w:sz="4"/>
+            </w:tcBorders>
+            <w:tcMar>
+              <w:top w:type="dxa" w:w="50"/>
+              <w:left w:type="dxa" w:w="80"/>
+              <w:bottom w:type="dxa" w:w="50"/>
+              <w:right w:type="dxa" w:w="80"/>
+            </w:tcMar>
+          </w:tcPr>
+          <w:p>
+            <w:pPr>
+              <w:spacing w:after="60" w:before="0"/>
+            </w:pPr>
+            <w:r>
+              <w:rPr>
+                <w:rFonts w:ascii="Arial" w:cs="Arial" w:eastAsia="Arial" w:hAnsi="Arial"/>
+                <w:sz w:val="17"/>
+                <w:szCs w:val="17"/>
+              </w:rPr>
+              <w:t xml:space="preserve">Suggested change: The Mombasa tile photo was said to come from Fort Jesus walls; changed to a building in Old Town Mombasa (teacher to choose the photo). Fort Jesus (a 16th-century fort) is not known for geometric tile panels, and the overview and unit supporting phenomenon say mosque/Old Town buildings. Changed to a building in Old Town Mombasa. Teacher decision: choose the photograph you actually have (a mosque tile panel, a carved-and-tiled doorway or similar) with a visible diagonal line of symmetry.</w:t>
+            </w:r>
+          </w:p>
+        </w:tc>
+        <w:tc>
+          <w:tcPr>
+            <w:tcW w:type="dxa" w:w="1700"/>
+            <w:tcBorders>
+              <w:top w:val="single" w:color="999999" w:sz="4"/>
+              <w:left w:val="single" w:color="999999" w:sz="4"/>
+              <w:bottom w:val="single" w:color="999999" w:sz="4"/>
+              <w:right w:val="single" w:color="999999" w:sz="4"/>
+            </w:tcBorders>
+            <w:tcMar>
+              <w:top w:type="dxa" w:w="50"/>
+              <w:left w:type="dxa" w:w="80"/>
+              <w:bottom w:type="dxa" w:w="50"/>
+              <w:right w:type="dxa" w:w="80"/>
+            </w:tcMar>
+          </w:tcPr>
+          <w:p>
+            <w:pPr>
+              <w:spacing w:after="60" w:before="0"/>
+            </w:pPr>
+            <w:r>
+              <w:rPr>
+                <w:rFonts w:ascii="Arial" w:cs="Arial" w:eastAsia="Arial" w:hAnsi="Arial"/>
+                <w:sz w:val="17"/>
+                <w:szCs w:val="17"/>
+              </w:rPr>
+              <w:t xml:space="preserve">Journal_Mathematics</w:t>
+            </w:r>
+          </w:p>
+        </w:tc>
+      </w:tr>
+      <w:tr>
+        <w:tc>
+          <w:tcPr>
+            <w:tcW w:type="dxa" w:w="2200"/>
+            <w:tcBorders>
+              <w:top w:val="single" w:color="999999" w:sz="4"/>
+              <w:left w:val="single" w:color="999999" w:sz="4"/>
+              <w:bottom w:val="single" w:color="999999" w:sz="4"/>
+              <w:right w:val="single" w:color="999999" w:sz="4"/>
+            </w:tcBorders>
+            <w:tcMar>
+              <w:top w:type="dxa" w:w="50"/>
+              <w:left w:type="dxa" w:w="80"/>
+              <w:bottom w:type="dxa" w:w="50"/>
+              <w:right w:type="dxa" w:w="80"/>
+            </w:tcMar>
+          </w:tcPr>
+          <w:p>
+            <w:pPr>
+              <w:spacing w:after="60" w:before="0"/>
+            </w:pPr>
+            <w:r>
+              <w:rPr>
+                <w:rFonts w:ascii="Arial" w:cs="Arial" w:eastAsia="Arial" w:hAnsi="Arial"/>
+                <w:sz w:val="17"/>
+                <w:szCs w:val="17"/>
+              </w:rPr>
+              <w:t xml:space="preserve">1.4 Congruence</w:t>
+            </w:r>
+          </w:p>
+        </w:tc>
+        <w:tc>
+          <w:tcPr>
+            <w:tcW w:type="dxa" w:w="3200"/>
+            <w:tcBorders>
+              <w:top w:val="single" w:color="999999" w:sz="4"/>
+              <w:left w:val="single" w:color="999999" w:sz="4"/>
+              <w:bottom w:val="single" w:color="999999" w:sz="4"/>
+              <w:right w:val="single" w:color="999999" w:sz="4"/>
+            </w:tcBorders>
+            <w:tcMar>
+              <w:top w:type="dxa" w:w="50"/>
+              <w:left w:type="dxa" w:w="80"/>
+              <w:bottom w:type="dxa" w:w="50"/>
+              <w:right w:type="dxa" w:w="80"/>
+            </w:tcMar>
+          </w:tcPr>
+          <w:p>
+            <w:pPr>
+              <w:spacing w:after="60" w:before="0"/>
+            </w:pPr>
+            <w:r>
+              <w:rPr>
+                <w:rFonts w:ascii="Arial" w:cs="Arial" w:eastAsia="Arial" w:hAnsi="Arial"/>
+                <w:sz w:val="17"/>
+                <w:szCs w:val="17"/>
+              </w:rPr>
+              <w:t xml:space="preserve">Lesson 5, Observe Phase, learnerExperience</w:t>
+            </w:r>
+          </w:p>
+        </w:tc>
+        <w:tc>
+          <w:tcPr>
+            <w:tcW w:type="dxa" w:w="6580"/>
+            <w:tcBorders>
+              <w:top w:val="single" w:color="999999" w:sz="4"/>
+              <w:left w:val="single" w:color="999999" w:sz="4"/>
+              <w:bottom w:val="single" w:color="999999" w:sz="4"/>
+              <w:right w:val="single" w:color="999999" w:sz="4"/>
+            </w:tcBorders>
+            <w:tcMar>
+              <w:top w:type="dxa" w:w="50"/>
+              <w:left w:type="dxa" w:w="80"/>
+              <w:bottom w:type="dxa" w:w="50"/>
+              <w:right w:type="dxa" w:w="80"/>
+            </w:tcMar>
+          </w:tcPr>
+          <w:p>
+            <w:pPr>
+              <w:spacing w:after="60" w:before="0"/>
+            </w:pPr>
+            <w:r>
+              <w:rPr>
+                <w:rFonts w:ascii="Arial" w:cs="Arial" w:eastAsia="Arial" w:hAnsi="Arial"/>
+                <w:sz w:val="17"/>
+                <w:szCs w:val="17"/>
+              </w:rPr>
+              <w:t xml:space="preserve">Suggested change: The Kenya Meteorological Department forecasts weather; a hydrographer measuring a shoreline would work at an institution such as the Kenya Marine and Fisheries Research Institute (KMFRI), which has a centre in Kisumu. Teacher decision: keep, or name the institution your learners know.</w:t>
+            </w:r>
+          </w:p>
+        </w:tc>
+        <w:tc>
+          <w:tcPr>
+            <w:tcW w:type="dxa" w:w="1700"/>
+            <w:tcBorders>
+              <w:top w:val="single" w:color="999999" w:sz="4"/>
+              <w:left w:val="single" w:color="999999" w:sz="4"/>
+              <w:bottom w:val="single" w:color="999999" w:sz="4"/>
+              <w:right w:val="single" w:color="999999" w:sz="4"/>
+            </w:tcBorders>
+            <w:tcMar>
+              <w:top w:type="dxa" w:w="50"/>
+              <w:left w:type="dxa" w:w="80"/>
+              <w:bottom w:type="dxa" w:w="50"/>
+              <w:right w:type="dxa" w:w="80"/>
+            </w:tcMar>
+          </w:tcPr>
+          <w:p>
+            <w:pPr>
+              <w:spacing w:after="60" w:before="0"/>
+            </w:pPr>
+            <w:r>
+              <w:rPr>
+                <w:rFonts w:ascii="Arial" w:cs="Arial" w:eastAsia="Arial" w:hAnsi="Arial"/>
+                <w:sz w:val="17"/>
+                <w:szCs w:val="17"/>
+              </w:rPr>
+              <w:t xml:space="preserve">Journal_Mathematics</w:t>
+            </w:r>
+          </w:p>
+        </w:tc>
+      </w:tr>
+      <w:tr>
+        <w:tc>
+          <w:tcPr>
+            <w:tcW w:type="dxa" w:w="2200"/>
+            <w:tcBorders>
+              <w:top w:val="single" w:color="999999" w:sz="4"/>
+              <w:left w:val="single" w:color="999999" w:sz="4"/>
+              <w:bottom w:val="single" w:color="999999" w:sz="4"/>
+              <w:right w:val="single" w:color="999999" w:sz="4"/>
+            </w:tcBorders>
+            <w:tcMar>
+              <w:top w:type="dxa" w:w="50"/>
+              <w:left w:type="dxa" w:w="80"/>
+              <w:bottom w:type="dxa" w:w="50"/>
+              <w:right w:type="dxa" w:w="80"/>
+            </w:tcMar>
+          </w:tcPr>
+          <w:p>
+            <w:pPr>
+              <w:spacing w:after="60" w:before="0"/>
+            </w:pPr>
+            <w:r>
+              <w:rPr>
+                <w:rFonts w:ascii="Arial" w:cs="Arial" w:eastAsia="Arial" w:hAnsi="Arial"/>
+                <w:sz w:val="17"/>
+                <w:szCs w:val="17"/>
+              </w:rPr>
+              <w:t xml:space="preserve">1.4 Congruence</w:t>
+            </w:r>
+          </w:p>
+        </w:tc>
+        <w:tc>
+          <w:tcPr>
+            <w:tcW w:type="dxa" w:w="3200"/>
+            <w:tcBorders>
+              <w:top w:val="single" w:color="999999" w:sz="4"/>
+              <w:left w:val="single" w:color="999999" w:sz="4"/>
+              <w:bottom w:val="single" w:color="999999" w:sz="4"/>
+              <w:right w:val="single" w:color="999999" w:sz="4"/>
+            </w:tcBorders>
+            <w:tcMar>
+              <w:top w:type="dxa" w:w="50"/>
+              <w:left w:type="dxa" w:w="80"/>
+              <w:bottom w:type="dxa" w:w="50"/>
+              <w:right w:type="dxa" w:w="80"/>
+            </w:tcMar>
+          </w:tcPr>
+          <w:p>
+            <w:pPr>
+              <w:spacing w:after="60" w:before="0"/>
+            </w:pPr>
+            <w:r>
+              <w:rPr>
+                <w:rFonts w:ascii="Arial" w:cs="Arial" w:eastAsia="Arial" w:hAnsi="Arial"/>
+                <w:sz w:val="17"/>
+                <w:szCs w:val="17"/>
+              </w:rPr>
+              <w:t xml:space="preserve">Unit overview and all lesson headers (strand and sub-strand numbers)</w:t>
+            </w:r>
+          </w:p>
+        </w:tc>
+        <w:tc>
+          <w:tcPr>
+            <w:tcW w:type="dxa" w:w="6580"/>
+            <w:tcBorders>
+              <w:top w:val="single" w:color="999999" w:sz="4"/>
+              <w:left w:val="single" w:color="999999" w:sz="4"/>
+              <w:bottom w:val="single" w:color="999999" w:sz="4"/>
+              <w:right w:val="single" w:color="999999" w:sz="4"/>
+            </w:tcBorders>
+            <w:tcMar>
+              <w:top w:type="dxa" w:w="50"/>
+              <w:left w:type="dxa" w:w="80"/>
+              <w:bottom w:type="dxa" w:w="50"/>
+              <w:right w:type="dxa" w:w="80"/>
+            </w:tcMar>
+          </w:tcPr>
+          <w:p>
+            <w:pPr>
+              <w:spacing w:after="60" w:before="0"/>
+            </w:pPr>
+            <w:r>
+              <w:rPr>
+                <w:rFonts w:ascii="Arial" w:cs="Arial" w:eastAsia="Arial" w:hAnsi="Arial"/>
+                <w:sz w:val="17"/>
+                <w:szCs w:val="17"/>
+              </w:rPr>
+              <w:t xml:space="preserve">Strand/sub-strand numbering does not match KICD. The data says 'Strand 1.0: Numbers' and 'Sub-Strand 1.4: Congruence' (also in the title, file prefix and every lesson). KICD March 2025 has this content as Strand 2.0 Measurements and Geometry, Sub-Strand 2.2 'Reflection and Congruence' (12 suggested lessons; 1.4 does not exist in the Mathematics design, strand 1 ends at 1.3 Quadratic Expressions and Equations). Not renamed, as instructed; suggest renaming to 2.2 Reflection and Congruence when the whole Mathematics set is next regenerated.</w:t>
+            </w:r>
+          </w:p>
+        </w:tc>
+        <w:tc>
+          <w:tcPr>
+            <w:tcW w:type="dxa" w:w="1700"/>
+            <w:tcBorders>
+              <w:top w:val="single" w:color="999999" w:sz="4"/>
+              <w:left w:val="single" w:color="999999" w:sz="4"/>
+              <w:bottom w:val="single" w:color="999999" w:sz="4"/>
+              <w:right w:val="single" w:color="999999" w:sz="4"/>
+            </w:tcBorders>
+            <w:tcMar>
+              <w:top w:type="dxa" w:w="50"/>
+              <w:left w:type="dxa" w:w="80"/>
+              <w:bottom w:type="dxa" w:w="50"/>
+              <w:right w:type="dxa" w:w="80"/>
+            </w:tcMar>
+          </w:tcPr>
+          <w:p>
+            <w:pPr>
+              <w:spacing w:after="60" w:before="0"/>
+            </w:pPr>
+            <w:r>
+              <w:rPr>
+                <w:rFonts w:ascii="Arial" w:cs="Arial" w:eastAsia="Arial" w:hAnsi="Arial"/>
+                <w:sz w:val="17"/>
+                <w:szCs w:val="17"/>
+              </w:rPr>
+              <w:t xml:space="preserve">Journal_Mathematics</w:t>
+            </w:r>
+          </w:p>
+        </w:tc>
+      </w:tr>
+      <w:tr>
+        <w:tc>
+          <w:tcPr>
+            <w:tcW w:type="dxa" w:w="2200"/>
+            <w:tcBorders>
+              <w:top w:val="single" w:color="999999" w:sz="4"/>
+              <w:left w:val="single" w:color="999999" w:sz="4"/>
+              <w:bottom w:val="single" w:color="999999" w:sz="4"/>
+              <w:right w:val="single" w:color="999999" w:sz="4"/>
+            </w:tcBorders>
+            <w:tcMar>
+              <w:top w:type="dxa" w:w="50"/>
+              <w:left w:type="dxa" w:w="80"/>
+              <w:bottom w:type="dxa" w:w="50"/>
+              <w:right w:type="dxa" w:w="80"/>
+            </w:tcMar>
+          </w:tcPr>
+          <w:p>
+            <w:pPr>
+              <w:spacing w:after="60" w:before="0"/>
+            </w:pPr>
+            <w:r>
+              <w:rPr>
+                <w:rFonts w:ascii="Arial" w:cs="Arial" w:eastAsia="Arial" w:hAnsi="Arial"/>
+                <w:sz w:val="17"/>
+                <w:szCs w:val="17"/>
+              </w:rPr>
+              <w:t xml:space="preserve">1.4 Congruence</w:t>
+            </w:r>
+          </w:p>
+        </w:tc>
+        <w:tc>
+          <w:tcPr>
+            <w:tcW w:type="dxa" w:w="3200"/>
+            <w:tcBorders>
+              <w:top w:val="single" w:color="999999" w:sz="4"/>
+              <w:left w:val="single" w:color="999999" w:sz="4"/>
+              <w:bottom w:val="single" w:color="999999" w:sz="4"/>
+              <w:right w:val="single" w:color="999999" w:sz="4"/>
+            </w:tcBorders>
+            <w:tcMar>
+              <w:top w:type="dxa" w:w="50"/>
+              <w:left w:type="dxa" w:w="80"/>
+              <w:bottom w:type="dxa" w:w="50"/>
+              <w:right w:type="dxa" w:w="80"/>
+            </w:tcMar>
+          </w:tcPr>
+          <w:p>
+            <w:pPr>
+              <w:spacing w:after="60" w:before="0"/>
+            </w:pPr>
+            <w:r>
+              <w:rPr>
+                <w:rFonts w:ascii="Arial" w:cs="Arial" w:eastAsia="Arial" w:hAnsi="Arial"/>
+                <w:sz w:val="17"/>
+                <w:szCs w:val="17"/>
+              </w:rPr>
+              <w:t xml:space="preserve">Lessons 2 and 5, Observe phase (video before the hands-on discovery)</w:t>
+            </w:r>
+          </w:p>
+        </w:tc>
+        <w:tc>
+          <w:tcPr>
+            <w:tcW w:type="dxa" w:w="6580"/>
+            <w:tcBorders>
+              <w:top w:val="single" w:color="999999" w:sz="4"/>
+              <w:left w:val="single" w:color="999999" w:sz="4"/>
+              <w:bottom w:val="single" w:color="999999" w:sz="4"/>
+              <w:right w:val="single" w:color="999999" w:sz="4"/>
+            </w:tcBorders>
+            <w:tcMar>
+              <w:top w:type="dxa" w:w="50"/>
+              <w:left w:type="dxa" w:w="80"/>
+              <w:bottom w:type="dxa" w:w="50"/>
+              <w:right w:type="dxa" w:w="80"/>
+            </w:tcMar>
+          </w:tcPr>
+          <w:p>
+            <w:pPr>
+              <w:spacing w:after="60" w:before="0"/>
+            </w:pPr>
+            <w:r>
+              <w:rPr>
+                <w:rFonts w:ascii="Arial" w:cs="Arial" w:eastAsia="Arial" w:hAnsi="Arial"/>
+                <w:sz w:val="17"/>
+                <w:szCs w:val="17"/>
+              </w:rPr>
+              <w:t xml:space="preserve">Sequence/spoiler check for the videos. In Lesson 2 the Observe phase starts with the ARES video 'Reflecting Points on the Cartesian Plane', which probably shows the rule (x, y) → (x, −y) before learners find it from their own table; in Lesson 5 the video 'Finding the Mirror Line Given Object and Image' probably shows the perpendicular-bisector method before learners try it, and its viewing guide sentence starters give the method away. Suggested fix: show each video AFTER the hands-on activity as consolidation, or show only the first minute. Videos come from the matcher and could not be checked here.</w:t>
+            </w:r>
+          </w:p>
+        </w:tc>
+        <w:tc>
+          <w:tcPr>
+            <w:tcW w:type="dxa" w:w="1700"/>
+            <w:tcBorders>
+              <w:top w:val="single" w:color="999999" w:sz="4"/>
+              <w:left w:val="single" w:color="999999" w:sz="4"/>
+              <w:bottom w:val="single" w:color="999999" w:sz="4"/>
+              <w:right w:val="single" w:color="999999" w:sz="4"/>
+            </w:tcBorders>
+            <w:tcMar>
+              <w:top w:type="dxa" w:w="50"/>
+              <w:left w:type="dxa" w:w="80"/>
+              <w:bottom w:type="dxa" w:w="50"/>
+              <w:right w:type="dxa" w:w="80"/>
+            </w:tcMar>
+          </w:tcPr>
+          <w:p>
+            <w:pPr>
+              <w:spacing w:after="60" w:before="0"/>
+            </w:pPr>
+            <w:r>
+              <w:rPr>
+                <w:rFonts w:ascii="Arial" w:cs="Arial" w:eastAsia="Arial" w:hAnsi="Arial"/>
+                <w:sz w:val="17"/>
+                <w:szCs w:val="17"/>
+              </w:rPr>
+              <w:t xml:space="preserve">Journal_Mathematics</w:t>
+            </w:r>
+          </w:p>
+        </w:tc>
+      </w:tr>
+      <w:tr>
+        <w:tc>
+          <w:tcPr>
+            <w:tcW w:type="dxa" w:w="2200"/>
+            <w:tcBorders>
+              <w:top w:val="single" w:color="999999" w:sz="4"/>
+              <w:left w:val="single" w:color="999999" w:sz="4"/>
+              <w:bottom w:val="single" w:color="999999" w:sz="4"/>
+              <w:right w:val="single" w:color="999999" w:sz="4"/>
+            </w:tcBorders>
+            <w:tcMar>
+              <w:top w:type="dxa" w:w="50"/>
+              <w:left w:type="dxa" w:w="80"/>
+              <w:bottom w:type="dxa" w:w="50"/>
+              <w:right w:type="dxa" w:w="80"/>
+            </w:tcMar>
+          </w:tcPr>
+          <w:p>
+            <w:pPr>
+              <w:spacing w:after="60" w:before="0"/>
+            </w:pPr>
+            <w:r>
+              <w:rPr>
+                <w:rFonts w:ascii="Arial" w:cs="Arial" w:eastAsia="Arial" w:hAnsi="Arial"/>
+                <w:sz w:val="17"/>
+                <w:szCs w:val="17"/>
+              </w:rPr>
+              <w:t xml:space="preserve">1.4 Congruence</w:t>
+            </w:r>
+          </w:p>
+        </w:tc>
+        <w:tc>
+          <w:tcPr>
+            <w:tcW w:type="dxa" w:w="3200"/>
+            <w:tcBorders>
+              <w:top w:val="single" w:color="999999" w:sz="4"/>
+              <w:left w:val="single" w:color="999999" w:sz="4"/>
+              <w:bottom w:val="single" w:color="999999" w:sz="4"/>
+              <w:right w:val="single" w:color="999999" w:sz="4"/>
+            </w:tcBorders>
+            <w:tcMar>
+              <w:top w:type="dxa" w:w="50"/>
+              <w:left w:type="dxa" w:w="80"/>
+              <w:bottom w:type="dxa" w:w="50"/>
+              <w:right w:type="dxa" w:w="80"/>
+            </w:tcMar>
+          </w:tcPr>
+          <w:p>
+            <w:pPr>
+              <w:spacing w:after="60" w:before="0"/>
+            </w:pPr>
+            <w:r>
+              <w:rPr>
+                <w:rFonts w:ascii="Arial" w:cs="Arial" w:eastAsia="Arial" w:hAnsi="Arial"/>
+                <w:sz w:val="17"/>
+                <w:szCs w:val="17"/>
+              </w:rPr>
+              <w:t xml:space="preserve">Lessons 6 and 8, Observe phase (video content descriptions)</w:t>
+            </w:r>
+          </w:p>
+        </w:tc>
+        <w:tc>
+          <w:tcPr>
+            <w:tcW w:type="dxa" w:w="6580"/>
+            <w:tcBorders>
+              <w:top w:val="single" w:color="999999" w:sz="4"/>
+              <w:left w:val="single" w:color="999999" w:sz="4"/>
+              <w:bottom w:val="single" w:color="999999" w:sz="4"/>
+              <w:right w:val="single" w:color="999999" w:sz="4"/>
+            </w:tcBorders>
+            <w:tcMar>
+              <w:top w:type="dxa" w:w="50"/>
+              <w:left w:type="dxa" w:w="80"/>
+              <w:bottom w:type="dxa" w:w="50"/>
+              <w:right w:type="dxa" w:w="80"/>
+            </w:tcMar>
+          </w:tcPr>
+          <w:p>
+            <w:pPr>
+              <w:spacing w:after="60" w:before="0"/>
+            </w:pPr>
+            <w:r>
+              <w:rPr>
+                <w:rFonts w:ascii="Arial" w:cs="Arial" w:eastAsia="Arial" w:hAnsi="Arial"/>
+                <w:sz w:val="17"/>
+                <w:szCs w:val="17"/>
+              </w:rPr>
+              <w:t xml:space="preserve">Resource-dependent text. Lesson 6 says the video shows roof trusses on Kenyan market buildings, paving tiles at a Nairobi mall and gusset plates on the Likoni Ferry ramp, and Lesson 8 says an applications video 'produced for this lesson' shows a Kajiado beadwork artisan, a Rift Valley surveyor and a Nairobi architect. The videos come from the matcher, so these exact scenes may not exist, and a teacher would look for scenes that are not there. The Lesson 6 video also 'introduces the vocabulary of congruence' before the sorting activity and might show SSS/SAS before learners discover them in the Explain phase. Suggested: describe the videos generally ('real-world examples of identical parts', 'applications of reflection and congruence') and show the Lesson 6 video after the sorting, or only its first two minutes. Not edited because the actual videos could not be checked.</w:t>
+            </w:r>
+          </w:p>
+        </w:tc>
+        <w:tc>
+          <w:tcPr>
+            <w:tcW w:type="dxa" w:w="1700"/>
+            <w:tcBorders>
+              <w:top w:val="single" w:color="999999" w:sz="4"/>
+              <w:left w:val="single" w:color="999999" w:sz="4"/>
+              <w:bottom w:val="single" w:color="999999" w:sz="4"/>
+              <w:right w:val="single" w:color="999999" w:sz="4"/>
+            </w:tcBorders>
+            <w:tcMar>
+              <w:top w:type="dxa" w:w="50"/>
+              <w:left w:type="dxa" w:w="80"/>
+              <w:bottom w:type="dxa" w:w="50"/>
+              <w:right w:type="dxa" w:w="80"/>
+            </w:tcMar>
+          </w:tcPr>
+          <w:p>
+            <w:pPr>
+              <w:spacing w:after="60" w:before="0"/>
+            </w:pPr>
+            <w:r>
+              <w:rPr>
+                <w:rFonts w:ascii="Arial" w:cs="Arial" w:eastAsia="Arial" w:hAnsi="Arial"/>
+                <w:sz w:val="17"/>
+                <w:szCs w:val="17"/>
+              </w:rPr>
+              <w:t xml:space="preserve">Journal_Mathematics</w:t>
+            </w:r>
+          </w:p>
+        </w:tc>
+      </w:tr>
+      <w:tr>
+        <w:tc>
+          <w:tcPr>
+            <w:tcW w:type="dxa" w:w="2200"/>
+            <w:tcBorders>
+              <w:top w:val="single" w:color="999999" w:sz="4"/>
+              <w:left w:val="single" w:color="999999" w:sz="4"/>
+              <w:bottom w:val="single" w:color="999999" w:sz="4"/>
+              <w:right w:val="single" w:color="999999" w:sz="4"/>
+            </w:tcBorders>
+            <w:tcMar>
+              <w:top w:type="dxa" w:w="50"/>
+              <w:left w:type="dxa" w:w="80"/>
+              <w:bottom w:type="dxa" w:w="50"/>
+              <w:right w:type="dxa" w:w="80"/>
+            </w:tcMar>
+          </w:tcPr>
+          <w:p>
+            <w:pPr>
+              <w:spacing w:after="60" w:before="0"/>
+            </w:pPr>
+            <w:r>
+              <w:rPr>
+                <w:rFonts w:ascii="Arial" w:cs="Arial" w:eastAsia="Arial" w:hAnsi="Arial"/>
+                <w:sz w:val="17"/>
+                <w:szCs w:val="17"/>
+              </w:rPr>
+              <w:t xml:space="preserve">1.4 Congruence</w:t>
+            </w:r>
+          </w:p>
+        </w:tc>
+        <w:tc>
+          <w:tcPr>
+            <w:tcW w:type="dxa" w:w="3200"/>
+            <w:tcBorders>
+              <w:top w:val="single" w:color="999999" w:sz="4"/>
+              <w:left w:val="single" w:color="999999" w:sz="4"/>
+              <w:bottom w:val="single" w:color="999999" w:sz="4"/>
+              <w:right w:val="single" w:color="999999" w:sz="4"/>
+            </w:tcBorders>
+            <w:tcMar>
+              <w:top w:type="dxa" w:w="50"/>
+              <w:left w:type="dxa" w:w="80"/>
+              <w:bottom w:type="dxa" w:w="50"/>
+              <w:right w:type="dxa" w:w="80"/>
+            </w:tcMar>
+          </w:tcPr>
+          <w:p>
+            <w:pPr>
+              <w:spacing w:after="60" w:before="0"/>
+            </w:pPr>
+            <w:r>
+              <w:rPr>
+                <w:rFonts w:ascii="Arial" w:cs="Arial" w:eastAsia="Arial" w:hAnsi="Arial"/>
+                <w:sz w:val="17"/>
+                <w:szCs w:val="17"/>
+              </w:rPr>
+              <w:t xml:space="preserve">Final Explanation, rubric</w:t>
+            </w:r>
+          </w:p>
+        </w:tc>
+        <w:tc>
+          <w:tcPr>
+            <w:tcW w:type="dxa" w:w="6580"/>
+            <w:tcBorders>
+              <w:top w:val="single" w:color="999999" w:sz="4"/>
+              <w:left w:val="single" w:color="999999" w:sz="4"/>
+              <w:bottom w:val="single" w:color="999999" w:sz="4"/>
+              <w:right w:val="single" w:color="999999" w:sz="4"/>
+            </w:tcBorders>
+            <w:tcMar>
+              <w:top w:type="dxa" w:w="50"/>
+              <w:left w:type="dxa" w:w="80"/>
+              <w:bottom w:type="dxa" w:w="50"/>
+              <w:right w:type="dxa" w:w="80"/>
+            </w:tcMar>
+          </w:tcPr>
+          <w:p>
+            <w:pPr>
+              <w:spacing w:after="60" w:before="0"/>
+            </w:pPr>
+            <w:r>
+              <w:rPr>
+                <w:rFonts w:ascii="Arial" w:cs="Arial" w:eastAsia="Arial" w:hAnsi="Arial"/>
+                <w:sz w:val="17"/>
+                <w:szCs w:val="17"/>
+              </w:rPr>
+              <w:t xml:space="preserve">CBE asks for four levels (Exceeds, Meets, Approaches, Below Expectations), but the partner contract allows only three level fields, so a 'Below Expectations' level cannot be represented in the current data. Suggested: teachers treat work that does not reach 'Approaches Expectations' as Below Expectations; or ask the partner to allow a fourth field.</w:t>
+            </w:r>
+          </w:p>
+        </w:tc>
+        <w:tc>
+          <w:tcPr>
+            <w:tcW w:type="dxa" w:w="1700"/>
+            <w:tcBorders>
+              <w:top w:val="single" w:color="999999" w:sz="4"/>
+              <w:left w:val="single" w:color="999999" w:sz="4"/>
+              <w:bottom w:val="single" w:color="999999" w:sz="4"/>
+              <w:right w:val="single" w:color="999999" w:sz="4"/>
+            </w:tcBorders>
+            <w:tcMar>
+              <w:top w:type="dxa" w:w="50"/>
+              <w:left w:type="dxa" w:w="80"/>
+              <w:bottom w:type="dxa" w:w="50"/>
+              <w:right w:type="dxa" w:w="80"/>
+            </w:tcMar>
+          </w:tcPr>
+          <w:p>
+            <w:pPr>
+              <w:spacing w:after="60" w:before="0"/>
+            </w:pPr>
+            <w:r>
+              <w:rPr>
+                <w:rFonts w:ascii="Arial" w:cs="Arial" w:eastAsia="Arial" w:hAnsi="Arial"/>
+                <w:sz w:val="17"/>
+                <w:szCs w:val="17"/>
+              </w:rPr>
+              <w:t xml:space="preserve">Journal_Mathematics</w:t>
+            </w:r>
+          </w:p>
+        </w:tc>
+      </w:tr>
+      <w:tr>
+        <w:tc>
+          <w:tcPr>
+            <w:tcW w:type="dxa" w:w="2200"/>
+            <w:tcBorders>
+              <w:top w:val="single" w:color="999999" w:sz="4"/>
+              <w:left w:val="single" w:color="999999" w:sz="4"/>
+              <w:bottom w:val="single" w:color="999999" w:sz="4"/>
+              <w:right w:val="single" w:color="999999" w:sz="4"/>
+            </w:tcBorders>
+            <w:tcMar>
+              <w:top w:type="dxa" w:w="50"/>
+              <w:left w:type="dxa" w:w="80"/>
+              <w:bottom w:type="dxa" w:w="50"/>
+              <w:right w:type="dxa" w:w="80"/>
+            </w:tcMar>
+          </w:tcPr>
+          <w:p>
+            <w:pPr>
+              <w:spacing w:after="60" w:before="0"/>
+            </w:pPr>
+            <w:r>
+              <w:rPr>
+                <w:rFonts w:ascii="Arial" w:cs="Arial" w:eastAsia="Arial" w:hAnsi="Arial"/>
+                <w:sz w:val="17"/>
+                <w:szCs w:val="17"/>
+              </w:rPr>
+              <w:t xml:space="preserve">2.1 Similarity and Enlargement</w:t>
+            </w:r>
+          </w:p>
+        </w:tc>
+        <w:tc>
+          <w:tcPr>
+            <w:tcW w:type="dxa" w:w="3200"/>
+            <w:tcBorders>
+              <w:top w:val="single" w:color="999999" w:sz="4"/>
+              <w:left w:val="single" w:color="999999" w:sz="4"/>
+              <w:bottom w:val="single" w:color="999999" w:sz="4"/>
+              <w:right w:val="single" w:color="999999" w:sz="4"/>
+            </w:tcBorders>
+            <w:tcMar>
+              <w:top w:type="dxa" w:w="50"/>
+              <w:left w:type="dxa" w:w="80"/>
+              <w:bottom w:type="dxa" w:w="50"/>
+              <w:right w:type="dxa" w:w="80"/>
+            </w:tcMar>
+          </w:tcPr>
+          <w:p>
+            <w:pPr>
+              <w:spacing w:after="60" w:before="0"/>
+            </w:pPr>
+            <w:r>
+              <w:rPr>
+                <w:rFonts w:ascii="Arial" w:cs="Arial" w:eastAsia="Arial" w:hAnsi="Arial"/>
+                <w:sz w:val="17"/>
+                <w:szCs w:val="17"/>
+              </w:rPr>
+              <w:t xml:space="preserve">Unit overview, learningOutcomes (+4 related)</w:t>
+            </w:r>
+          </w:p>
+        </w:tc>
+        <w:tc>
+          <w:tcPr>
+            <w:tcW w:type="dxa" w:w="6580"/>
+            <w:tcBorders>
+              <w:top w:val="single" w:color="999999" w:sz="4"/>
+              <w:left w:val="single" w:color="999999" w:sz="4"/>
+              <w:bottom w:val="single" w:color="999999" w:sz="4"/>
+              <w:right w:val="single" w:color="999999" w:sz="4"/>
+            </w:tcBorders>
+            <w:tcMar>
+              <w:top w:type="dxa" w:w="50"/>
+              <w:left w:type="dxa" w:w="80"/>
+              <w:bottom w:type="dxa" w:w="50"/>
+              <w:right w:type="dxa" w:w="80"/>
+            </w:tcMar>
+          </w:tcPr>
+          <w:p>
+            <w:pPr>
+              <w:spacing w:after="60" w:before="0"/>
+            </w:pPr>
+            <w:r>
+              <w:rPr>
+                <w:rFonts w:ascii="Arial" w:cs="Arial" w:eastAsia="Arial" w:hAnsi="Arial"/>
+                <w:sz w:val="17"/>
+                <w:szCs w:val="17"/>
+              </w:rPr>
+              <w:t xml:space="preserve">Suggested change: Learning outcomes, content, competencies, values and PCIs now use the KICD March 2025 wording (the data had a longer, reworded list of nine outcomes and different competencies, values and PCIs); the extra links the lessons use are kept and labelled as additional.. The data listed nine reworded outcomes (a to i). KICD gives six, and the March 2025 wording is verbatim. Mapping: (a) centre and linear scale factor = Lessons 4 and 10; (b) construct the image = Lessons 8 and 9; (c) area and volume scale factor = Lessons 6 and 7; (d) relate the three factors = Lessons 7 and 11; (e) apply to real life = Lessons 5 and 11; (f) appreciate = every lesson's attitudes and Final Explanation Section 5(e). The old outcomes 'identify similar figures' and 'state the properties' are the KICD learning experience 'review the properties of similar figures' and are still taught in Lessons 2 and 3. Teachers decide whether to keep the extra competencies, value (Unity) and PCIs that the lessons already use; they are kept below the KICD text and labelled as additional.</w:t>
+            </w:r>
+          </w:p>
+        </w:tc>
+        <w:tc>
+          <w:tcPr>
+            <w:tcW w:type="dxa" w:w="1700"/>
+            <w:tcBorders>
+              <w:top w:val="single" w:color="999999" w:sz="4"/>
+              <w:left w:val="single" w:color="999999" w:sz="4"/>
+              <w:bottom w:val="single" w:color="999999" w:sz="4"/>
+              <w:right w:val="single" w:color="999999" w:sz="4"/>
+            </w:tcBorders>
+            <w:tcMar>
+              <w:top w:type="dxa" w:w="50"/>
+              <w:left w:type="dxa" w:w="80"/>
+              <w:bottom w:type="dxa" w:w="50"/>
+              <w:right w:type="dxa" w:w="80"/>
+            </w:tcMar>
+          </w:tcPr>
+          <w:p>
+            <w:pPr>
+              <w:spacing w:after="60" w:before="0"/>
+            </w:pPr>
+            <w:r>
+              <w:rPr>
+                <w:rFonts w:ascii="Arial" w:cs="Arial" w:eastAsia="Arial" w:hAnsi="Arial"/>
+                <w:sz w:val="17"/>
+                <w:szCs w:val="17"/>
+              </w:rPr>
+              <w:t xml:space="preserve">Journal_Mathematics</w:t>
+            </w:r>
+          </w:p>
+        </w:tc>
+      </w:tr>
+      <w:tr>
+        <w:tc>
+          <w:tcPr>
+            <w:tcW w:type="dxa" w:w="2200"/>
+            <w:tcBorders>
+              <w:top w:val="single" w:color="999999" w:sz="4"/>
+              <w:left w:val="single" w:color="999999" w:sz="4"/>
+              <w:bottom w:val="single" w:color="999999" w:sz="4"/>
+              <w:right w:val="single" w:color="999999" w:sz="4"/>
+            </w:tcBorders>
+            <w:tcMar>
+              <w:top w:type="dxa" w:w="50"/>
+              <w:left w:type="dxa" w:w="80"/>
+              <w:bottom w:type="dxa" w:w="50"/>
+              <w:right w:type="dxa" w:w="80"/>
+            </w:tcMar>
+          </w:tcPr>
+          <w:p>
+            <w:pPr>
+              <w:spacing w:after="60" w:before="0"/>
+            </w:pPr>
+            <w:r>
+              <w:rPr>
+                <w:rFonts w:ascii="Arial" w:cs="Arial" w:eastAsia="Arial" w:hAnsi="Arial"/>
+                <w:sz w:val="17"/>
+                <w:szCs w:val="17"/>
+              </w:rPr>
+              <w:t xml:space="preserve">2.1 Similarity and Enlargement</w:t>
+            </w:r>
+          </w:p>
+        </w:tc>
+        <w:tc>
+          <w:tcPr>
+            <w:tcW w:type="dxa" w:w="3200"/>
+            <w:tcBorders>
+              <w:top w:val="single" w:color="999999" w:sz="4"/>
+              <w:left w:val="single" w:color="999999" w:sz="4"/>
+              <w:bottom w:val="single" w:color="999999" w:sz="4"/>
+              <w:right w:val="single" w:color="999999" w:sz="4"/>
+            </w:tcBorders>
+            <w:tcMar>
+              <w:top w:type="dxa" w:w="50"/>
+              <w:left w:type="dxa" w:w="80"/>
+              <w:bottom w:type="dxa" w:w="50"/>
+              <w:right w:type="dxa" w:w="80"/>
+            </w:tcMar>
+          </w:tcPr>
+          <w:p>
+            <w:pPr>
+              <w:spacing w:after="60" w:before="0"/>
+            </w:pPr>
+            <w:r>
+              <w:rPr>
+                <w:rFonts w:ascii="Arial" w:cs="Arial" w:eastAsia="Arial" w:hAnsi="Arial"/>
+                <w:sz w:val="17"/>
+                <w:szCs w:val="17"/>
+              </w:rPr>
+              <w:t xml:space="preserve">Lesson 2, Explain Phase, teacherMoves</w:t>
+            </w:r>
+          </w:p>
+        </w:tc>
+        <w:tc>
+          <w:tcPr>
+            <w:tcW w:type="dxa" w:w="6580"/>
+            <w:tcBorders>
+              <w:top w:val="single" w:color="999999" w:sz="4"/>
+              <w:left w:val="single" w:color="999999" w:sz="4"/>
+              <w:bottom w:val="single" w:color="999999" w:sz="4"/>
+              <w:right w:val="single" w:color="999999" w:sz="4"/>
+            </w:tcBorders>
+            <w:tcMar>
+              <w:top w:type="dxa" w:w="50"/>
+              <w:left w:type="dxa" w:w="80"/>
+              <w:bottom w:type="dxa" w:w="50"/>
+              <w:right w:type="dxa" w:w="80"/>
+            </w:tcMar>
+          </w:tcPr>
+          <w:p>
+            <w:pPr>
+              <w:spacing w:after="60" w:before="0"/>
+            </w:pPr>
+            <w:r>
+              <w:rPr>
+                <w:rFonts w:ascii="Arial" w:cs="Arial" w:eastAsia="Arial" w:hAnsi="Arial"/>
+                <w:sz w:val="17"/>
+                <w:szCs w:val="17"/>
+              </w:rPr>
+              <w:t xml:space="preserve">Suggested change: The sequence had no Kiswahili or other language supports for English learners. These terms are my suggestion and I could not verify them against the Kenyan mathematics Kiswahili glossary; teachers must confirm or correct the terms before use.</w:t>
+            </w:r>
+          </w:p>
+        </w:tc>
+        <w:tc>
+          <w:tcPr>
+            <w:tcW w:type="dxa" w:w="1700"/>
+            <w:tcBorders>
+              <w:top w:val="single" w:color="999999" w:sz="4"/>
+              <w:left w:val="single" w:color="999999" w:sz="4"/>
+              <w:bottom w:val="single" w:color="999999" w:sz="4"/>
+              <w:right w:val="single" w:color="999999" w:sz="4"/>
+            </w:tcBorders>
+            <w:tcMar>
+              <w:top w:type="dxa" w:w="50"/>
+              <w:left w:type="dxa" w:w="80"/>
+              <w:bottom w:type="dxa" w:w="50"/>
+              <w:right w:type="dxa" w:w="80"/>
+            </w:tcMar>
+          </w:tcPr>
+          <w:p>
+            <w:pPr>
+              <w:spacing w:after="60" w:before="0"/>
+            </w:pPr>
+            <w:r>
+              <w:rPr>
+                <w:rFonts w:ascii="Arial" w:cs="Arial" w:eastAsia="Arial" w:hAnsi="Arial"/>
+                <w:sz w:val="17"/>
+                <w:szCs w:val="17"/>
+              </w:rPr>
+              <w:t xml:space="preserve">Journal_Mathematics</w:t>
+            </w:r>
+          </w:p>
+        </w:tc>
+      </w:tr>
+      <w:tr>
+        <w:tc>
+          <w:tcPr>
+            <w:tcW w:type="dxa" w:w="2200"/>
+            <w:tcBorders>
+              <w:top w:val="single" w:color="999999" w:sz="4"/>
+              <w:left w:val="single" w:color="999999" w:sz="4"/>
+              <w:bottom w:val="single" w:color="999999" w:sz="4"/>
+              <w:right w:val="single" w:color="999999" w:sz="4"/>
+            </w:tcBorders>
+            <w:tcMar>
+              <w:top w:type="dxa" w:w="50"/>
+              <w:left w:type="dxa" w:w="80"/>
+              <w:bottom w:type="dxa" w:w="50"/>
+              <w:right w:type="dxa" w:w="80"/>
+            </w:tcMar>
+          </w:tcPr>
+          <w:p>
+            <w:pPr>
+              <w:spacing w:after="60" w:before="0"/>
+            </w:pPr>
+            <w:r>
+              <w:rPr>
+                <w:rFonts w:ascii="Arial" w:cs="Arial" w:eastAsia="Arial" w:hAnsi="Arial"/>
+                <w:sz w:val="17"/>
+                <w:szCs w:val="17"/>
+              </w:rPr>
+              <w:t xml:space="preserve">2.1 Similarity and Enlargement</w:t>
+            </w:r>
+          </w:p>
+        </w:tc>
+        <w:tc>
+          <w:tcPr>
+            <w:tcW w:type="dxa" w:w="3200"/>
+            <w:tcBorders>
+              <w:top w:val="single" w:color="999999" w:sz="4"/>
+              <w:left w:val="single" w:color="999999" w:sz="4"/>
+              <w:bottom w:val="single" w:color="999999" w:sz="4"/>
+              <w:right w:val="single" w:color="999999" w:sz="4"/>
+            </w:tcBorders>
+            <w:tcMar>
+              <w:top w:type="dxa" w:w="50"/>
+              <w:left w:type="dxa" w:w="80"/>
+              <w:bottom w:type="dxa" w:w="50"/>
+              <w:right w:type="dxa" w:w="80"/>
+            </w:tcMar>
+          </w:tcPr>
+          <w:p>
+            <w:pPr>
+              <w:spacing w:after="60" w:before="0"/>
+            </w:pPr>
+            <w:r>
+              <w:rPr>
+                <w:rFonts w:ascii="Arial" w:cs="Arial" w:eastAsia="Arial" w:hAnsi="Arial"/>
+                <w:sz w:val="17"/>
+                <w:szCs w:val="17"/>
+              </w:rPr>
+              <w:t xml:space="preserve">Lesson 7, Model Building Phase, teacherMoves</w:t>
+            </w:r>
+          </w:p>
+        </w:tc>
+        <w:tc>
+          <w:tcPr>
+            <w:tcW w:type="dxa" w:w="6580"/>
+            <w:tcBorders>
+              <w:top w:val="single" w:color="999999" w:sz="4"/>
+              <w:left w:val="single" w:color="999999" w:sz="4"/>
+              <w:bottom w:val="single" w:color="999999" w:sz="4"/>
+              <w:right w:val="single" w:color="999999" w:sz="4"/>
+            </w:tcBorders>
+            <w:tcMar>
+              <w:top w:type="dxa" w:w="50"/>
+              <w:left w:type="dxa" w:w="80"/>
+              <w:bottom w:type="dxa" w:w="50"/>
+              <w:right w:type="dxa" w:w="80"/>
+            </w:tcMar>
+          </w:tcPr>
+          <w:p>
+            <w:pPr>
+              <w:spacing w:after="60" w:before="0"/>
+            </w:pPr>
+            <w:r>
+              <w:rPr>
+                <w:rFonts w:ascii="Arial" w:cs="Arial" w:eastAsia="Arial" w:hAnsi="Arial"/>
+                <w:sz w:val="17"/>
+                <w:szCs w:val="17"/>
+              </w:rPr>
+              <w:t xml:space="preserve">Suggested change: The KICD suggested learning experiences end with a project: make sets of models of solids (cubes, cuboids, cylinders, spheres) of different sizes using similarity and enlargement from locally available materials. Nothing in the 12 lessons covered it, although the KICD competency 'Creativity and Imagination' depends on it. Teachers decide whether to run it and with which solids.</w:t>
+            </w:r>
+          </w:p>
+        </w:tc>
+        <w:tc>
+          <w:tcPr>
+            <w:tcW w:type="dxa" w:w="1700"/>
+            <w:tcBorders>
+              <w:top w:val="single" w:color="999999" w:sz="4"/>
+              <w:left w:val="single" w:color="999999" w:sz="4"/>
+              <w:bottom w:val="single" w:color="999999" w:sz="4"/>
+              <w:right w:val="single" w:color="999999" w:sz="4"/>
+            </w:tcBorders>
+            <w:tcMar>
+              <w:top w:type="dxa" w:w="50"/>
+              <w:left w:type="dxa" w:w="80"/>
+              <w:bottom w:type="dxa" w:w="50"/>
+              <w:right w:type="dxa" w:w="80"/>
+            </w:tcMar>
+          </w:tcPr>
+          <w:p>
+            <w:pPr>
+              <w:spacing w:after="60" w:before="0"/>
+            </w:pPr>
+            <w:r>
+              <w:rPr>
+                <w:rFonts w:ascii="Arial" w:cs="Arial" w:eastAsia="Arial" w:hAnsi="Arial"/>
+                <w:sz w:val="17"/>
+                <w:szCs w:val="17"/>
+              </w:rPr>
+              <w:t xml:space="preserve">Journal_Mathematics</w:t>
+            </w:r>
+          </w:p>
+        </w:tc>
+      </w:tr>
+      <w:tr>
+        <w:tc>
+          <w:tcPr>
+            <w:tcW w:type="dxa" w:w="2200"/>
+            <w:tcBorders>
+              <w:top w:val="single" w:color="999999" w:sz="4"/>
+              <w:left w:val="single" w:color="999999" w:sz="4"/>
+              <w:bottom w:val="single" w:color="999999" w:sz="4"/>
+              <w:right w:val="single" w:color="999999" w:sz="4"/>
+            </w:tcBorders>
+            <w:tcMar>
+              <w:top w:type="dxa" w:w="50"/>
+              <w:left w:type="dxa" w:w="80"/>
+              <w:bottom w:type="dxa" w:w="50"/>
+              <w:right w:type="dxa" w:w="80"/>
+            </w:tcMar>
+          </w:tcPr>
+          <w:p>
+            <w:pPr>
+              <w:spacing w:after="60" w:before="0"/>
+            </w:pPr>
+            <w:r>
+              <w:rPr>
+                <w:rFonts w:ascii="Arial" w:cs="Arial" w:eastAsia="Arial" w:hAnsi="Arial"/>
+                <w:sz w:val="17"/>
+                <w:szCs w:val="17"/>
+              </w:rPr>
+              <w:t xml:space="preserve">2.1 Similarity and Enlargement</w:t>
+            </w:r>
+          </w:p>
+        </w:tc>
+        <w:tc>
+          <w:tcPr>
+            <w:tcW w:type="dxa" w:w="3200"/>
+            <w:tcBorders>
+              <w:top w:val="single" w:color="999999" w:sz="4"/>
+              <w:left w:val="single" w:color="999999" w:sz="4"/>
+              <w:bottom w:val="single" w:color="999999" w:sz="4"/>
+              <w:right w:val="single" w:color="999999" w:sz="4"/>
+            </w:tcBorders>
+            <w:tcMar>
+              <w:top w:type="dxa" w:w="50"/>
+              <w:left w:type="dxa" w:w="80"/>
+              <w:bottom w:type="dxa" w:w="50"/>
+              <w:right w:type="dxa" w:w="80"/>
+            </w:tcMar>
+          </w:tcPr>
+          <w:p>
+            <w:pPr>
+              <w:spacing w:after="60" w:before="0"/>
+            </w:pPr>
+            <w:r>
+              <w:rPr>
+                <w:rFonts w:ascii="Arial" w:cs="Arial" w:eastAsia="Arial" w:hAnsi="Arial"/>
+                <w:sz w:val="17"/>
+                <w:szCs w:val="17"/>
+              </w:rPr>
+              <w:t xml:space="preserve">Final Explanation, </w:t>
+            </w:r>
+          </w:p>
+        </w:tc>
+        <w:tc>
+          <w:tcPr>
+            <w:tcW w:type="dxa" w:w="6580"/>
+            <w:tcBorders>
+              <w:top w:val="single" w:color="999999" w:sz="4"/>
+              <w:left w:val="single" w:color="999999" w:sz="4"/>
+              <w:bottom w:val="single" w:color="999999" w:sz="4"/>
+              <w:right w:val="single" w:color="999999" w:sz="4"/>
+            </w:tcBorders>
+            <w:tcMar>
+              <w:top w:type="dxa" w:w="50"/>
+              <w:left w:type="dxa" w:w="80"/>
+              <w:bottom w:type="dxa" w:w="50"/>
+              <w:right w:type="dxa" w:w="80"/>
+            </w:tcMar>
+          </w:tcPr>
+          <w:p>
+            <w:pPr>
+              <w:spacing w:after="60" w:before="0"/>
+            </w:pPr>
+            <w:r>
+              <w:rPr>
+                <w:rFonts w:ascii="Arial" w:cs="Arial" w:eastAsia="Arial" w:hAnsi="Arial"/>
+                <w:sz w:val="17"/>
+                <w:szCs w:val="17"/>
+              </w:rPr>
+              <w:t xml:space="preserve">The CBE rubric has four levels (Exceeds, Meets, Approaches, Below Expectations) but the current data contract and printed headings allow only three. Below Expectations cannot be represented; the 'developing' field is used for Approaches. Teachers or the partner may wish to extend the contract.</w:t>
+            </w:r>
+          </w:p>
+        </w:tc>
+        <w:tc>
+          <w:tcPr>
+            <w:tcW w:type="dxa" w:w="1700"/>
+            <w:tcBorders>
+              <w:top w:val="single" w:color="999999" w:sz="4"/>
+              <w:left w:val="single" w:color="999999" w:sz="4"/>
+              <w:bottom w:val="single" w:color="999999" w:sz="4"/>
+              <w:right w:val="single" w:color="999999" w:sz="4"/>
+            </w:tcBorders>
+            <w:tcMar>
+              <w:top w:type="dxa" w:w="50"/>
+              <w:left w:type="dxa" w:w="80"/>
+              <w:bottom w:type="dxa" w:w="50"/>
+              <w:right w:type="dxa" w:w="80"/>
+            </w:tcMar>
+          </w:tcPr>
+          <w:p>
+            <w:pPr>
+              <w:spacing w:after="60" w:before="0"/>
+            </w:pPr>
+            <w:r>
+              <w:rPr>
+                <w:rFonts w:ascii="Arial" w:cs="Arial" w:eastAsia="Arial" w:hAnsi="Arial"/>
+                <w:sz w:val="17"/>
+                <w:szCs w:val="17"/>
+              </w:rPr>
+              <w:t xml:space="preserve">Journal_Mathematics</w:t>
+            </w:r>
+          </w:p>
+        </w:tc>
+      </w:tr>
+      <w:tr>
+        <w:tc>
+          <w:tcPr>
+            <w:tcW w:type="dxa" w:w="2200"/>
+            <w:tcBorders>
+              <w:top w:val="single" w:color="999999" w:sz="4"/>
+              <w:left w:val="single" w:color="999999" w:sz="4"/>
+              <w:bottom w:val="single" w:color="999999" w:sz="4"/>
+              <w:right w:val="single" w:color="999999" w:sz="4"/>
+            </w:tcBorders>
+            <w:tcMar>
+              <w:top w:type="dxa" w:w="50"/>
+              <w:left w:type="dxa" w:w="80"/>
+              <w:bottom w:type="dxa" w:w="50"/>
+              <w:right w:type="dxa" w:w="80"/>
+            </w:tcMar>
+          </w:tcPr>
+          <w:p>
+            <w:pPr>
+              <w:spacing w:after="60" w:before="0"/>
+            </w:pPr>
+            <w:r>
+              <w:rPr>
+                <w:rFonts w:ascii="Arial" w:cs="Arial" w:eastAsia="Arial" w:hAnsi="Arial"/>
+                <w:sz w:val="17"/>
+                <w:szCs w:val="17"/>
+              </w:rPr>
+              <w:t xml:space="preserve">2.1 Similarity and Enlargement</w:t>
+            </w:r>
+          </w:p>
+        </w:tc>
+        <w:tc>
+          <w:tcPr>
+            <w:tcW w:type="dxa" w:w="3200"/>
+            <w:tcBorders>
+              <w:top w:val="single" w:color="999999" w:sz="4"/>
+              <w:left w:val="single" w:color="999999" w:sz="4"/>
+              <w:bottom w:val="single" w:color="999999" w:sz="4"/>
+              <w:right w:val="single" w:color="999999" w:sz="4"/>
+            </w:tcBorders>
+            <w:tcMar>
+              <w:top w:type="dxa" w:w="50"/>
+              <w:left w:type="dxa" w:w="80"/>
+              <w:bottom w:type="dxa" w:w="50"/>
+              <w:right w:type="dxa" w:w="80"/>
+            </w:tcMar>
+          </w:tcPr>
+          <w:p>
+            <w:pPr>
+              <w:spacing w:after="60" w:before="0"/>
+            </w:pPr>
+            <w:r>
+              <w:rPr>
+                <w:rFonts w:ascii="Arial" w:cs="Arial" w:eastAsia="Arial" w:hAnsi="Arial"/>
+                <w:sz w:val="17"/>
+                <w:szCs w:val="17"/>
+              </w:rPr>
+              <w:t xml:space="preserve">Unit overview, </w:t>
+            </w:r>
+          </w:p>
+        </w:tc>
+        <w:tc>
+          <w:tcPr>
+            <w:tcW w:type="dxa" w:w="6580"/>
+            <w:tcBorders>
+              <w:top w:val="single" w:color="999999" w:sz="4"/>
+              <w:left w:val="single" w:color="999999" w:sz="4"/>
+              <w:bottom w:val="single" w:color="999999" w:sz="4"/>
+              <w:right w:val="single" w:color="999999" w:sz="4"/>
+            </w:tcBorders>
+            <w:tcMar>
+              <w:top w:type="dxa" w:w="50"/>
+              <w:left w:type="dxa" w:w="80"/>
+              <w:bottom w:type="dxa" w:w="50"/>
+              <w:right w:type="dxa" w:w="80"/>
+            </w:tcMar>
+          </w:tcPr>
+          <w:p>
+            <w:pPr>
+              <w:spacing w:after="60" w:before="0"/>
+            </w:pPr>
+            <w:r>
+              <w:rPr>
+                <w:rFonts w:ascii="Arial" w:cs="Arial" w:eastAsia="Arial" w:hAnsi="Arial"/>
+                <w:sz w:val="17"/>
+                <w:szCs w:val="17"/>
+              </w:rPr>
+              <w:t xml:space="preserve">The learner is called 'Wanjiru Atieno' and lives in Kisumu. Wanjiru is a typical Kikuyu given name and Atieno a Luo one, so the pairing is unusual for a Kisumu schoolgirl. 'Wanjiru' is also in lesson titles, which I may not change. Suggested: keep or change the name across the sequence (for example a single-community name such as 'Akinyi Atieno'); this needs a decision for all 12 lessons and the Final Explanation.</w:t>
+            </w:r>
+          </w:p>
+        </w:tc>
+        <w:tc>
+          <w:tcPr>
+            <w:tcW w:type="dxa" w:w="1700"/>
+            <w:tcBorders>
+              <w:top w:val="single" w:color="999999" w:sz="4"/>
+              <w:left w:val="single" w:color="999999" w:sz="4"/>
+              <w:bottom w:val="single" w:color="999999" w:sz="4"/>
+              <w:right w:val="single" w:color="999999" w:sz="4"/>
+            </w:tcBorders>
+            <w:tcMar>
+              <w:top w:type="dxa" w:w="50"/>
+              <w:left w:type="dxa" w:w="80"/>
+              <w:bottom w:type="dxa" w:w="50"/>
+              <w:right w:type="dxa" w:w="80"/>
+            </w:tcMar>
+          </w:tcPr>
+          <w:p>
+            <w:pPr>
+              <w:spacing w:after="60" w:before="0"/>
+            </w:pPr>
+            <w:r>
+              <w:rPr>
+                <w:rFonts w:ascii="Arial" w:cs="Arial" w:eastAsia="Arial" w:hAnsi="Arial"/>
+                <w:sz w:val="17"/>
+                <w:szCs w:val="17"/>
+              </w:rPr>
+              <w:t xml:space="preserve">Journal_Mathematics</w:t>
+            </w:r>
+          </w:p>
+        </w:tc>
+      </w:tr>
+      <w:tr>
+        <w:tc>
+          <w:tcPr>
+            <w:tcW w:type="dxa" w:w="2200"/>
+            <w:tcBorders>
+              <w:top w:val="single" w:color="999999" w:sz="4"/>
+              <w:left w:val="single" w:color="999999" w:sz="4"/>
+              <w:bottom w:val="single" w:color="999999" w:sz="4"/>
+              <w:right w:val="single" w:color="999999" w:sz="4"/>
+            </w:tcBorders>
+            <w:tcMar>
+              <w:top w:type="dxa" w:w="50"/>
+              <w:left w:type="dxa" w:w="80"/>
+              <w:bottom w:type="dxa" w:w="50"/>
+              <w:right w:type="dxa" w:w="80"/>
+            </w:tcMar>
+          </w:tcPr>
+          <w:p>
+            <w:pPr>
+              <w:spacing w:after="60" w:before="0"/>
+            </w:pPr>
+            <w:r>
+              <w:rPr>
+                <w:rFonts w:ascii="Arial" w:cs="Arial" w:eastAsia="Arial" w:hAnsi="Arial"/>
+                <w:sz w:val="17"/>
+                <w:szCs w:val="17"/>
+              </w:rPr>
+              <w:t xml:space="preserve">2.1 Similarity and Enlargement</w:t>
+            </w:r>
+          </w:p>
+        </w:tc>
+        <w:tc>
+          <w:tcPr>
+            <w:tcW w:type="dxa" w:w="3200"/>
+            <w:tcBorders>
+              <w:top w:val="single" w:color="999999" w:sz="4"/>
+              <w:left w:val="single" w:color="999999" w:sz="4"/>
+              <w:bottom w:val="single" w:color="999999" w:sz="4"/>
+              <w:right w:val="single" w:color="999999" w:sz="4"/>
+            </w:tcBorders>
+            <w:tcMar>
+              <w:top w:type="dxa" w:w="50"/>
+              <w:left w:type="dxa" w:w="80"/>
+              <w:bottom w:type="dxa" w:w="50"/>
+              <w:right w:type="dxa" w:w="80"/>
+            </w:tcMar>
+          </w:tcPr>
+          <w:p>
+            <w:pPr>
+              <w:spacing w:after="60" w:before="0"/>
+            </w:pPr>
+            <w:r>
+              <w:rPr>
+                <w:rFonts w:ascii="Arial" w:cs="Arial" w:eastAsia="Arial" w:hAnsi="Arial"/>
+                <w:sz w:val="17"/>
+                <w:szCs w:val="17"/>
+              </w:rPr>
+              <w:t xml:space="preserve">Lesson 11, </w:t>
+            </w:r>
+          </w:p>
+        </w:tc>
+        <w:tc>
+          <w:tcPr>
+            <w:tcW w:type="dxa" w:w="6580"/>
+            <w:tcBorders>
+              <w:top w:val="single" w:color="999999" w:sz="4"/>
+              <w:left w:val="single" w:color="999999" w:sz="4"/>
+              <w:bottom w:val="single" w:color="999999" w:sz="4"/>
+              <w:right w:val="single" w:color="999999" w:sz="4"/>
+            </w:tcBorders>
+            <w:tcMar>
+              <w:top w:type="dxa" w:w="50"/>
+              <w:left w:type="dxa" w:w="80"/>
+              <w:bottom w:type="dxa" w:w="50"/>
+              <w:right w:type="dxa" w:w="80"/>
+            </w:tcMar>
+          </w:tcPr>
+          <w:p>
+            <w:pPr>
+              <w:spacing w:after="60" w:before="0"/>
+            </w:pPr>
+            <w:r>
+              <w:rPr>
+                <w:rFonts w:ascii="Arial" w:cs="Arial" w:eastAsia="Arial" w:hAnsi="Arial"/>
+                <w:sz w:val="17"/>
+                <w:szCs w:val="17"/>
+              </w:rPr>
+              <w:t xml:space="preserve">The painting cost of KES 400 per square metre is an assumed price. Teachers should replace it with a typical local sign-writing rate if known; the rate appears in the Lesson 11 text, summary table and Final Explanation Section 5(d), and the answers (KES 252, KES 2268, KES 1008) would change with it.</w:t>
+            </w:r>
+          </w:p>
+        </w:tc>
+        <w:tc>
+          <w:tcPr>
+            <w:tcW w:type="dxa" w:w="1700"/>
+            <w:tcBorders>
+              <w:top w:val="single" w:color="999999" w:sz="4"/>
+              <w:left w:val="single" w:color="999999" w:sz="4"/>
+              <w:bottom w:val="single" w:color="999999" w:sz="4"/>
+              <w:right w:val="single" w:color="999999" w:sz="4"/>
+            </w:tcBorders>
+            <w:tcMar>
+              <w:top w:type="dxa" w:w="50"/>
+              <w:left w:type="dxa" w:w="80"/>
+              <w:bottom w:type="dxa" w:w="50"/>
+              <w:right w:type="dxa" w:w="80"/>
+            </w:tcMar>
+          </w:tcPr>
+          <w:p>
+            <w:pPr>
+              <w:spacing w:after="60" w:before="0"/>
+            </w:pPr>
+            <w:r>
+              <w:rPr>
+                <w:rFonts w:ascii="Arial" w:cs="Arial" w:eastAsia="Arial" w:hAnsi="Arial"/>
+                <w:sz w:val="17"/>
+                <w:szCs w:val="17"/>
+              </w:rPr>
+              <w:t xml:space="preserve">Journal_Mathematics</w:t>
+            </w:r>
+          </w:p>
+        </w:tc>
+      </w:tr>
+      <w:tr>
+        <w:tc>
+          <w:tcPr>
+            <w:tcW w:type="dxa" w:w="2200"/>
+            <w:tcBorders>
+              <w:top w:val="single" w:color="999999" w:sz="4"/>
+              <w:left w:val="single" w:color="999999" w:sz="4"/>
+              <w:bottom w:val="single" w:color="999999" w:sz="4"/>
+              <w:right w:val="single" w:color="999999" w:sz="4"/>
+            </w:tcBorders>
+            <w:tcMar>
+              <w:top w:type="dxa" w:w="50"/>
+              <w:left w:type="dxa" w:w="80"/>
+              <w:bottom w:type="dxa" w:w="50"/>
+              <w:right w:type="dxa" w:w="80"/>
+            </w:tcMar>
+          </w:tcPr>
+          <w:p>
+            <w:pPr>
+              <w:spacing w:after="60" w:before="0"/>
+            </w:pPr>
+            <w:r>
+              <w:rPr>
+                <w:rFonts w:ascii="Arial" w:cs="Arial" w:eastAsia="Arial" w:hAnsi="Arial"/>
+                <w:sz w:val="17"/>
+                <w:szCs w:val="17"/>
+              </w:rPr>
+              <w:t xml:space="preserve">2.1 Similarity and Enlargement</w:t>
+            </w:r>
+          </w:p>
+        </w:tc>
+        <w:tc>
+          <w:tcPr>
+            <w:tcW w:type="dxa" w:w="3200"/>
+            <w:tcBorders>
+              <w:top w:val="single" w:color="999999" w:sz="4"/>
+              <w:left w:val="single" w:color="999999" w:sz="4"/>
+              <w:bottom w:val="single" w:color="999999" w:sz="4"/>
+              <w:right w:val="single" w:color="999999" w:sz="4"/>
+            </w:tcBorders>
+            <w:tcMar>
+              <w:top w:type="dxa" w:w="50"/>
+              <w:left w:type="dxa" w:w="80"/>
+              <w:bottom w:type="dxa" w:w="50"/>
+              <w:right w:type="dxa" w:w="80"/>
+            </w:tcMar>
+          </w:tcPr>
+          <w:p>
+            <w:pPr>
+              <w:spacing w:after="60" w:before="0"/>
+            </w:pPr>
+            <w:r>
+              <w:rPr>
+                <w:rFonts w:ascii="Arial" w:cs="Arial" w:eastAsia="Arial" w:hAnsi="Arial"/>
+                <w:sz w:val="17"/>
+                <w:szCs w:val="17"/>
+              </w:rPr>
+              <w:t xml:space="preserve">Lesson 1, </w:t>
+            </w:r>
+          </w:p>
+        </w:tc>
+        <w:tc>
+          <w:tcPr>
+            <w:tcW w:type="dxa" w:w="6580"/>
+            <w:tcBorders>
+              <w:top w:val="single" w:color="999999" w:sz="4"/>
+              <w:left w:val="single" w:color="999999" w:sz="4"/>
+              <w:bottom w:val="single" w:color="999999" w:sz="4"/>
+              <w:right w:val="single" w:color="999999" w:sz="4"/>
+            </w:tcBorders>
+            <w:tcMar>
+              <w:top w:type="dxa" w:w="50"/>
+              <w:left w:type="dxa" w:w="80"/>
+              <w:bottom w:type="dxa" w:w="50"/>
+              <w:right w:type="dxa" w:w="80"/>
+            </w:tcMar>
+          </w:tcPr>
+          <w:p>
+            <w:pPr>
+              <w:spacing w:after="60" w:before="0"/>
+            </w:pPr>
+            <w:r>
+              <w:rPr>
+                <w:rFonts w:ascii="Arial" w:cs="Arial" w:eastAsia="Arial" w:hAnsi="Arial"/>
+                <w:sz w:val="17"/>
+                <w:szCs w:val="17"/>
+              </w:rPr>
+              <w:t xml:space="preserve">The aresKeywords of Lessons 1 and 2 include 'scale factor', 'ratio', 'corresponding sides' and 'corresponding angles'. A matched video or slide on those terms would give away the discovery before Lesson 3 and 4. Suggest removing those words from Lesson 1 and 2 keywords or checking the resources the matcher picks for them.</w:t>
+            </w:r>
+          </w:p>
+        </w:tc>
+        <w:tc>
+          <w:tcPr>
+            <w:tcW w:type="dxa" w:w="1700"/>
+            <w:tcBorders>
+              <w:top w:val="single" w:color="999999" w:sz="4"/>
+              <w:left w:val="single" w:color="999999" w:sz="4"/>
+              <w:bottom w:val="single" w:color="999999" w:sz="4"/>
+              <w:right w:val="single" w:color="999999" w:sz="4"/>
+            </w:tcBorders>
+            <w:tcMar>
+              <w:top w:type="dxa" w:w="50"/>
+              <w:left w:type="dxa" w:w="80"/>
+              <w:bottom w:type="dxa" w:w="50"/>
+              <w:right w:type="dxa" w:w="80"/>
+            </w:tcMar>
+          </w:tcPr>
+          <w:p>
+            <w:pPr>
+              <w:spacing w:after="60" w:before="0"/>
+            </w:pPr>
+            <w:r>
+              <w:rPr>
+                <w:rFonts w:ascii="Arial" w:cs="Arial" w:eastAsia="Arial" w:hAnsi="Arial"/>
+                <w:sz w:val="17"/>
+                <w:szCs w:val="17"/>
+              </w:rPr>
+              <w:t xml:space="preserve">Journal_Mathematics</w:t>
+            </w:r>
+          </w:p>
+        </w:tc>
+      </w:tr>
+      <w:tr>
+        <w:tc>
+          <w:tcPr>
+            <w:tcW w:type="dxa" w:w="2200"/>
+            <w:tcBorders>
+              <w:top w:val="single" w:color="999999" w:sz="4"/>
+              <w:left w:val="single" w:color="999999" w:sz="4"/>
+              <w:bottom w:val="single" w:color="999999" w:sz="4"/>
+              <w:right w:val="single" w:color="999999" w:sz="4"/>
+            </w:tcBorders>
+            <w:tcMar>
+              <w:top w:type="dxa" w:w="50"/>
+              <w:left w:type="dxa" w:w="80"/>
+              <w:bottom w:type="dxa" w:w="50"/>
+              <w:right w:type="dxa" w:w="80"/>
+            </w:tcMar>
+          </w:tcPr>
+          <w:p>
+            <w:pPr>
+              <w:spacing w:after="60" w:before="0"/>
+            </w:pPr>
+            <w:r>
+              <w:rPr>
+                <w:rFonts w:ascii="Arial" w:cs="Arial" w:eastAsia="Arial" w:hAnsi="Arial"/>
+                <w:sz w:val="17"/>
+                <w:szCs w:val="17"/>
+              </w:rPr>
+              <w:t xml:space="preserve">2.1 Similarity and Enlargement</w:t>
+            </w:r>
+          </w:p>
+        </w:tc>
+        <w:tc>
+          <w:tcPr>
+            <w:tcW w:type="dxa" w:w="3200"/>
+            <w:tcBorders>
+              <w:top w:val="single" w:color="999999" w:sz="4"/>
+              <w:left w:val="single" w:color="999999" w:sz="4"/>
+              <w:bottom w:val="single" w:color="999999" w:sz="4"/>
+              <w:right w:val="single" w:color="999999" w:sz="4"/>
+            </w:tcBorders>
+            <w:tcMar>
+              <w:top w:type="dxa" w:w="50"/>
+              <w:left w:type="dxa" w:w="80"/>
+              <w:bottom w:type="dxa" w:w="50"/>
+              <w:right w:type="dxa" w:w="80"/>
+            </w:tcMar>
+          </w:tcPr>
+          <w:p>
+            <w:pPr>
+              <w:spacing w:after="60" w:before="0"/>
+            </w:pPr>
+            <w:r>
+              <w:rPr>
+                <w:rFonts w:ascii="Arial" w:cs="Arial" w:eastAsia="Arial" w:hAnsi="Arial"/>
+                <w:sz w:val="17"/>
+                <w:szCs w:val="17"/>
+              </w:rPr>
+              <w:t xml:space="preserve">Unit overview, </w:t>
+            </w:r>
+          </w:p>
+        </w:tc>
+        <w:tc>
+          <w:tcPr>
+            <w:tcW w:type="dxa" w:w="6580"/>
+            <w:tcBorders>
+              <w:top w:val="single" w:color="999999" w:sz="4"/>
+              <w:left w:val="single" w:color="999999" w:sz="4"/>
+              <w:bottom w:val="single" w:color="999999" w:sz="4"/>
+              <w:right w:val="single" w:color="999999" w:sz="4"/>
+            </w:tcBorders>
+            <w:tcMar>
+              <w:top w:type="dxa" w:w="50"/>
+              <w:left w:type="dxa" w:w="80"/>
+              <w:bottom w:type="dxa" w:w="50"/>
+              <w:right w:type="dxa" w:w="80"/>
+            </w:tcMar>
+          </w:tcPr>
+          <w:p>
+            <w:pPr>
+              <w:spacing w:after="60" w:before="0"/>
+            </w:pPr>
+            <w:r>
+              <w:rPr>
+                <w:rFonts w:ascii="Arial" w:cs="Arial" w:eastAsia="Arial" w:hAnsi="Arial"/>
+                <w:sz w:val="17"/>
+                <w:szCs w:val="17"/>
+              </w:rPr>
+              <w:t xml:space="preserve">KICD content not (fully) taught: (1) area and volume scale factors are taught only for rectangles and cuboids, while outcome (c) says 'different figures and solids' (a Lesson 8 triangle ABC has area 1 and its k = 2 image area 4, which would be an easy extension); (2) the project with cylinders and spheres (see Lesson 7 record); (3) the KICD experience 'use digital devices' is not used because lessons assume no electricity. Number and name check: KICD Strand 2.0 Measurements and Geometry, Sub-Strand 2.1 Similarity and Enlargement, 12 lessons - matches the data, no mismatch.</w:t>
+            </w:r>
+          </w:p>
+        </w:tc>
+        <w:tc>
+          <w:tcPr>
+            <w:tcW w:type="dxa" w:w="1700"/>
+            <w:tcBorders>
+              <w:top w:val="single" w:color="999999" w:sz="4"/>
+              <w:left w:val="single" w:color="999999" w:sz="4"/>
+              <w:bottom w:val="single" w:color="999999" w:sz="4"/>
+              <w:right w:val="single" w:color="999999" w:sz="4"/>
+            </w:tcBorders>
+            <w:tcMar>
+              <w:top w:type="dxa" w:w="50"/>
+              <w:left w:type="dxa" w:w="80"/>
+              <w:bottom w:type="dxa" w:w="50"/>
+              <w:right w:type="dxa" w:w="80"/>
+            </w:tcMar>
+          </w:tcPr>
+          <w:p>
+            <w:pPr>
+              <w:spacing w:after="60" w:before="0"/>
+            </w:pPr>
+            <w:r>
+              <w:rPr>
+                <w:rFonts w:ascii="Arial" w:cs="Arial" w:eastAsia="Arial" w:hAnsi="Arial"/>
+                <w:sz w:val="17"/>
+                <w:szCs w:val="17"/>
+              </w:rPr>
+              <w:t xml:space="preserve">Journal_Mathematics</w:t>
+            </w:r>
+          </w:p>
+        </w:tc>
+      </w:tr>
+      <w:tr>
+        <w:tc>
+          <w:tcPr>
+            <w:tcW w:type="dxa" w:w="2200"/>
+            <w:tcBorders>
+              <w:top w:val="single" w:color="999999" w:sz="4"/>
+              <w:left w:val="single" w:color="999999" w:sz="4"/>
+              <w:bottom w:val="single" w:color="999999" w:sz="4"/>
+              <w:right w:val="single" w:color="999999" w:sz="4"/>
+            </w:tcBorders>
+            <w:tcMar>
+              <w:top w:type="dxa" w:w="50"/>
+              <w:left w:type="dxa" w:w="80"/>
+              <w:bottom w:type="dxa" w:w="50"/>
+              <w:right w:type="dxa" w:w="80"/>
+            </w:tcMar>
+          </w:tcPr>
+          <w:p>
+            <w:pPr>
+              <w:spacing w:after="60" w:before="0"/>
+            </w:pPr>
+            <w:r>
+              <w:rPr>
+                <w:rFonts w:ascii="Arial" w:cs="Arial" w:eastAsia="Arial" w:hAnsi="Arial"/>
+                <w:sz w:val="17"/>
+                <w:szCs w:val="17"/>
+              </w:rPr>
+              <w:t xml:space="preserve">2.2 Area of Polygons</w:t>
+            </w:r>
+          </w:p>
+        </w:tc>
+        <w:tc>
+          <w:tcPr>
+            <w:tcW w:type="dxa" w:w="3200"/>
+            <w:tcBorders>
+              <w:top w:val="single" w:color="999999" w:sz="4"/>
+              <w:left w:val="single" w:color="999999" w:sz="4"/>
+              <w:bottom w:val="single" w:color="999999" w:sz="4"/>
+              <w:right w:val="single" w:color="999999" w:sz="4"/>
+            </w:tcBorders>
+            <w:tcMar>
+              <w:top w:type="dxa" w:w="50"/>
+              <w:left w:type="dxa" w:w="80"/>
+              <w:bottom w:type="dxa" w:w="50"/>
+              <w:right w:type="dxa" w:w="80"/>
+            </w:tcMar>
+          </w:tcPr>
+          <w:p>
+            <w:pPr>
+              <w:spacing w:after="60" w:before="0"/>
+            </w:pPr>
+            <w:r>
+              <w:rPr>
+                <w:rFonts w:ascii="Arial" w:cs="Arial" w:eastAsia="Arial" w:hAnsi="Arial"/>
+                <w:sz w:val="17"/>
+                <w:szCs w:val="17"/>
+              </w:rPr>
+              <w:t xml:space="preserve">Unit overview, coreCompetencies (+3 related)</w:t>
+            </w:r>
+          </w:p>
+        </w:tc>
+        <w:tc>
+          <w:tcPr>
+            <w:tcW w:type="dxa" w:w="6580"/>
+            <w:tcBorders>
+              <w:top w:val="single" w:color="999999" w:sz="4"/>
+              <w:left w:val="single" w:color="999999" w:sz="4"/>
+              <w:bottom w:val="single" w:color="999999" w:sz="4"/>
+              <w:right w:val="single" w:color="999999" w:sz="4"/>
+            </w:tcBorders>
+            <w:tcMar>
+              <w:top w:type="dxa" w:w="50"/>
+              <w:left w:type="dxa" w:w="80"/>
+              <w:bottom w:type="dxa" w:w="50"/>
+              <w:right w:type="dxa" w:w="80"/>
+            </w:tcMar>
+          </w:tcPr>
+          <w:p>
+            <w:pPr>
+              <w:spacing w:after="60" w:before="0"/>
+            </w:pPr>
+            <w:r>
+              <w:rPr>
+                <w:rFonts w:ascii="Arial" w:cs="Arial" w:eastAsia="Arial" w:hAnsi="Arial"/>
+                <w:sz w:val="17"/>
+                <w:szCs w:val="17"/>
+              </w:rPr>
+              <w:t xml:space="preserve">Suggested change: Core competencies, values and PCIs now use the KICD wording (the unit listed more items than KICD names for this sub-strand). KICD names three core competencies for this sub-strand. The unit listed five, including Communication and Collaboration and Digital Literacy, which KICD does not list here, and paraphrased the other three. Now KICD wording. Teacher decision: you may prefer to keep the extra two if you actually use group communication and digital tools in the lessons; the activities in Lessons 2-8 already give real practice in all three KICD competencies (Lesson 2 derivation = Critical Thinking; Lesson 6 regular-polygon objects = Creativity and Imagination; Lessons 7-8 research and discussion = Learning to Learn).</w:t>
+            </w:r>
+          </w:p>
+        </w:tc>
+        <w:tc>
+          <w:tcPr>
+            <w:tcW w:type="dxa" w:w="1700"/>
+            <w:tcBorders>
+              <w:top w:val="single" w:color="999999" w:sz="4"/>
+              <w:left w:val="single" w:color="999999" w:sz="4"/>
+              <w:bottom w:val="single" w:color="999999" w:sz="4"/>
+              <w:right w:val="single" w:color="999999" w:sz="4"/>
+            </w:tcBorders>
+            <w:tcMar>
+              <w:top w:type="dxa" w:w="50"/>
+              <w:left w:type="dxa" w:w="80"/>
+              <w:bottom w:type="dxa" w:w="50"/>
+              <w:right w:type="dxa" w:w="80"/>
+            </w:tcMar>
+          </w:tcPr>
+          <w:p>
+            <w:pPr>
+              <w:spacing w:after="60" w:before="0"/>
+            </w:pPr>
+            <w:r>
+              <w:rPr>
+                <w:rFonts w:ascii="Arial" w:cs="Arial" w:eastAsia="Arial" w:hAnsi="Arial"/>
+                <w:sz w:val="17"/>
+                <w:szCs w:val="17"/>
+              </w:rPr>
+              <w:t xml:space="preserve">Journal_Mathematics</w:t>
+            </w:r>
+          </w:p>
+        </w:tc>
+      </w:tr>
+      <w:tr>
+        <w:tc>
+          <w:tcPr>
+            <w:tcW w:type="dxa" w:w="2200"/>
+            <w:tcBorders>
+              <w:top w:val="single" w:color="999999" w:sz="4"/>
+              <w:left w:val="single" w:color="999999" w:sz="4"/>
+              <w:bottom w:val="single" w:color="999999" w:sz="4"/>
+              <w:right w:val="single" w:color="999999" w:sz="4"/>
+            </w:tcBorders>
+            <w:tcMar>
+              <w:top w:type="dxa" w:w="50"/>
+              <w:left w:type="dxa" w:w="80"/>
+              <w:bottom w:type="dxa" w:w="50"/>
+              <w:right w:type="dxa" w:w="80"/>
+            </w:tcMar>
+          </w:tcPr>
+          <w:p>
+            <w:pPr>
+              <w:spacing w:after="60" w:before="0"/>
+            </w:pPr>
+            <w:r>
+              <w:rPr>
+                <w:rFonts w:ascii="Arial" w:cs="Arial" w:eastAsia="Arial" w:hAnsi="Arial"/>
+                <w:sz w:val="17"/>
+                <w:szCs w:val="17"/>
+              </w:rPr>
+              <w:t xml:space="preserve">2.2 Area of Polygons</w:t>
+            </w:r>
+          </w:p>
+        </w:tc>
+        <w:tc>
+          <w:tcPr>
+            <w:tcW w:type="dxa" w:w="3200"/>
+            <w:tcBorders>
+              <w:top w:val="single" w:color="999999" w:sz="4"/>
+              <w:left w:val="single" w:color="999999" w:sz="4"/>
+              <w:bottom w:val="single" w:color="999999" w:sz="4"/>
+              <w:right w:val="single" w:color="999999" w:sz="4"/>
+            </w:tcBorders>
+            <w:tcMar>
+              <w:top w:type="dxa" w:w="50"/>
+              <w:left w:type="dxa" w:w="80"/>
+              <w:bottom w:type="dxa" w:w="50"/>
+              <w:right w:type="dxa" w:w="80"/>
+            </w:tcMar>
+          </w:tcPr>
+          <w:p>
+            <w:pPr>
+              <w:spacing w:after="60" w:before="0"/>
+            </w:pPr>
+            <w:r>
+              <w:rPr>
+                <w:rFonts w:ascii="Arial" w:cs="Arial" w:eastAsia="Arial" w:hAnsi="Arial"/>
+                <w:sz w:val="17"/>
+                <w:szCs w:val="17"/>
+              </w:rPr>
+              <w:t xml:space="preserve">Lesson 8, Explain Phase, learnerExperience (+1 related)</w:t>
+            </w:r>
+          </w:p>
+        </w:tc>
+        <w:tc>
+          <w:tcPr>
+            <w:tcW w:type="dxa" w:w="6580"/>
+            <w:tcBorders>
+              <w:top w:val="single" w:color="999999" w:sz="4"/>
+              <w:left w:val="single" w:color="999999" w:sz="4"/>
+              <w:bottom w:val="single" w:color="999999" w:sz="4"/>
+              <w:right w:val="single" w:color="999999" w:sz="4"/>
+            </w:tcBorders>
+            <w:tcMar>
+              <w:top w:type="dxa" w:w="50"/>
+              <w:left w:type="dxa" w:w="80"/>
+              <w:bottom w:type="dxa" w:w="50"/>
+              <w:right w:type="dxa" w:w="80"/>
+            </w:tcMar>
+          </w:tcPr>
+          <w:p>
+            <w:pPr>
+              <w:spacing w:after="60" w:before="0"/>
+            </w:pPr>
+            <w:r>
+              <w:rPr>
+                <w:rFonts w:ascii="Arial" w:cs="Arial" w:eastAsia="Arial" w:hAnsi="Arial"/>
+                <w:sz w:val="17"/>
+                <w:szCs w:val="17"/>
+              </w:rPr>
+              <w:t xml:space="preserve">Suggested change: Lesson 8 problem card had no numbers; now each scenario has data and an answer (shamba total 11 589 m², about 1.16 hectares). The problem card said 'given three side lengths and two included angles' but gave no numbers for any of the four scenarios, so no teacher could mark it. Numbers and answers added and checked: 11 589 m² ÷ 10 000 = 1.16 ha (shamba, same dataset as Lesson 7); 150 × 80 = 12 000 m² = 1.2 ha, × 3 500 = 4 200; ½ × 1.2 × 0.8 = 0.48; 6 × 4 ÷ (4 × tan 30°) = 24 ÷ 2.3094 = 10.39. Teacher decision: confirm that KSh 3,500 per hectare is a sensible local ploughing rate (rates are often quoted per acre and vary by county); change the cost if not.</w:t>
+            </w:r>
+          </w:p>
+        </w:tc>
+        <w:tc>
+          <w:tcPr>
+            <w:tcW w:type="dxa" w:w="1700"/>
+            <w:tcBorders>
+              <w:top w:val="single" w:color="999999" w:sz="4"/>
+              <w:left w:val="single" w:color="999999" w:sz="4"/>
+              <w:bottom w:val="single" w:color="999999" w:sz="4"/>
+              <w:right w:val="single" w:color="999999" w:sz="4"/>
+            </w:tcBorders>
+            <w:tcMar>
+              <w:top w:type="dxa" w:w="50"/>
+              <w:left w:type="dxa" w:w="80"/>
+              <w:bottom w:type="dxa" w:w="50"/>
+              <w:right w:type="dxa" w:w="80"/>
+            </w:tcMar>
+          </w:tcPr>
+          <w:p>
+            <w:pPr>
+              <w:spacing w:after="60" w:before="0"/>
+            </w:pPr>
+            <w:r>
+              <w:rPr>
+                <w:rFonts w:ascii="Arial" w:cs="Arial" w:eastAsia="Arial" w:hAnsi="Arial"/>
+                <w:sz w:val="17"/>
+                <w:szCs w:val="17"/>
+              </w:rPr>
+              <w:t xml:space="preserve">Journal_Mathematics</w:t>
+            </w:r>
+          </w:p>
+        </w:tc>
+      </w:tr>
+      <w:tr>
+        <w:tc>
+          <w:tcPr>
+            <w:tcW w:type="dxa" w:w="2200"/>
+            <w:tcBorders>
+              <w:top w:val="single" w:color="999999" w:sz="4"/>
+              <w:left w:val="single" w:color="999999" w:sz="4"/>
+              <w:bottom w:val="single" w:color="999999" w:sz="4"/>
+              <w:right w:val="single" w:color="999999" w:sz="4"/>
+            </w:tcBorders>
+            <w:tcMar>
+              <w:top w:type="dxa" w:w="50"/>
+              <w:left w:type="dxa" w:w="80"/>
+              <w:bottom w:type="dxa" w:w="50"/>
+              <w:right w:type="dxa" w:w="80"/>
+            </w:tcMar>
+          </w:tcPr>
+          <w:p>
+            <w:pPr>
+              <w:spacing w:after="60" w:before="0"/>
+            </w:pPr>
+            <w:r>
+              <w:rPr>
+                <w:rFonts w:ascii="Arial" w:cs="Arial" w:eastAsia="Arial" w:hAnsi="Arial"/>
+                <w:sz w:val="17"/>
+                <w:szCs w:val="17"/>
+              </w:rPr>
+              <w:t xml:space="preserve">2.2 Area of Polygons</w:t>
+            </w:r>
+          </w:p>
+        </w:tc>
+        <w:tc>
+          <w:tcPr>
+            <w:tcW w:type="dxa" w:w="3200"/>
+            <w:tcBorders>
+              <w:top w:val="single" w:color="999999" w:sz="4"/>
+              <w:left w:val="single" w:color="999999" w:sz="4"/>
+              <w:bottom w:val="single" w:color="999999" w:sz="4"/>
+              <w:right w:val="single" w:color="999999" w:sz="4"/>
+            </w:tcBorders>
+            <w:tcMar>
+              <w:top w:type="dxa" w:w="50"/>
+              <w:left w:type="dxa" w:w="80"/>
+              <w:bottom w:type="dxa" w:w="50"/>
+              <w:right w:type="dxa" w:w="80"/>
+            </w:tcMar>
+          </w:tcPr>
+          <w:p>
+            <w:pPr>
+              <w:spacing w:after="60" w:before="0"/>
+            </w:pPr>
+            <w:r>
+              <w:rPr>
+                <w:rFonts w:ascii="Arial" w:cs="Arial" w:eastAsia="Arial" w:hAnsi="Arial"/>
+                <w:sz w:val="17"/>
+                <w:szCs w:val="17"/>
+              </w:rPr>
+              <w:t xml:space="preserve">Lesson 1, Observe Phase, teacherMoves (+1 related)</w:t>
+            </w:r>
+          </w:p>
+        </w:tc>
+        <w:tc>
+          <w:tcPr>
+            <w:tcW w:type="dxa" w:w="6580"/>
+            <w:tcBorders>
+              <w:top w:val="single" w:color="999999" w:sz="4"/>
+              <w:left w:val="single" w:color="999999" w:sz="4"/>
+              <w:bottom w:val="single" w:color="999999" w:sz="4"/>
+              <w:right w:val="single" w:color="999999" w:sz="4"/>
+            </w:tcBorders>
+            <w:tcMar>
+              <w:top w:type="dxa" w:w="50"/>
+              <w:left w:type="dxa" w:w="80"/>
+              <w:bottom w:type="dxa" w:w="50"/>
+              <w:right w:type="dxa" w:w="80"/>
+            </w:tcMar>
+          </w:tcPr>
+          <w:p>
+            <w:pPr>
+              <w:spacing w:after="60" w:before="0"/>
+            </w:pPr>
+            <w:r>
+              <w:rPr>
+                <w:rFonts w:ascii="Arial" w:cs="Arial" w:eastAsia="Arial" w:hAnsi="Arial"/>
+                <w:sz w:val="17"/>
+                <w:szCs w:val="17"/>
+              </w:rPr>
+              <w:t xml:space="preserve">Suggested change: Added Kiswahili/home-language word supports in Lessons 1 and 5 (terms need teacher confirmation). There was no language support for learners who study mathematics in a second language. Teacher decision: I wrote these six common Kiswahili mathematics words from general knowledge and could not verify them against a Kenyan Grade 10 mathematics glossary; please confirm the terms your learners use, and add others.</w:t>
+            </w:r>
+          </w:p>
+        </w:tc>
+        <w:tc>
+          <w:tcPr>
+            <w:tcW w:type="dxa" w:w="1700"/>
+            <w:tcBorders>
+              <w:top w:val="single" w:color="999999" w:sz="4"/>
+              <w:left w:val="single" w:color="999999" w:sz="4"/>
+              <w:bottom w:val="single" w:color="999999" w:sz="4"/>
+              <w:right w:val="single" w:color="999999" w:sz="4"/>
+            </w:tcBorders>
+            <w:tcMar>
+              <w:top w:type="dxa" w:w="50"/>
+              <w:left w:type="dxa" w:w="80"/>
+              <w:bottom w:type="dxa" w:w="50"/>
+              <w:right w:type="dxa" w:w="80"/>
+            </w:tcMar>
+          </w:tcPr>
+          <w:p>
+            <w:pPr>
+              <w:spacing w:after="60" w:before="0"/>
+            </w:pPr>
+            <w:r>
+              <w:rPr>
+                <w:rFonts w:ascii="Arial" w:cs="Arial" w:eastAsia="Arial" w:hAnsi="Arial"/>
+                <w:sz w:val="17"/>
+                <w:szCs w:val="17"/>
+              </w:rPr>
+              <w:t xml:space="preserve">Journal_Mathematics</w:t>
+            </w:r>
+          </w:p>
+        </w:tc>
+      </w:tr>
+      <w:tr>
+        <w:tc>
+          <w:tcPr>
+            <w:tcW w:type="dxa" w:w="2200"/>
+            <w:tcBorders>
+              <w:top w:val="single" w:color="999999" w:sz="4"/>
+              <w:left w:val="single" w:color="999999" w:sz="4"/>
+              <w:bottom w:val="single" w:color="999999" w:sz="4"/>
+              <w:right w:val="single" w:color="999999" w:sz="4"/>
+            </w:tcBorders>
+            <w:tcMar>
+              <w:top w:type="dxa" w:w="50"/>
+              <w:left w:type="dxa" w:w="80"/>
+              <w:bottom w:type="dxa" w:w="50"/>
+              <w:right w:type="dxa" w:w="80"/>
+            </w:tcMar>
+          </w:tcPr>
+          <w:p>
+            <w:pPr>
+              <w:spacing w:after="60" w:before="0"/>
+            </w:pPr>
+            <w:r>
+              <w:rPr>
+                <w:rFonts w:ascii="Arial" w:cs="Arial" w:eastAsia="Arial" w:hAnsi="Arial"/>
+                <w:sz w:val="17"/>
+                <w:szCs w:val="17"/>
+              </w:rPr>
+              <w:t xml:space="preserve">2.2 Area of Polygons</w:t>
+            </w:r>
+          </w:p>
+        </w:tc>
+        <w:tc>
+          <w:tcPr>
+            <w:tcW w:type="dxa" w:w="3200"/>
+            <w:tcBorders>
+              <w:top w:val="single" w:color="999999" w:sz="4"/>
+              <w:left w:val="single" w:color="999999" w:sz="4"/>
+              <w:bottom w:val="single" w:color="999999" w:sz="4"/>
+              <w:right w:val="single" w:color="999999" w:sz="4"/>
+            </w:tcBorders>
+            <w:tcMar>
+              <w:top w:type="dxa" w:w="50"/>
+              <w:left w:type="dxa" w:w="80"/>
+              <w:bottom w:type="dxa" w:w="50"/>
+              <w:right w:type="dxa" w:w="80"/>
+            </w:tcMar>
+          </w:tcPr>
+          <w:p>
+            <w:pPr>
+              <w:spacing w:after="60" w:before="0"/>
+            </w:pPr>
+            <w:r>
+              <w:rPr>
+                <w:rFonts w:ascii="Arial" w:cs="Arial" w:eastAsia="Arial" w:hAnsi="Arial"/>
+                <w:sz w:val="17"/>
+                <w:szCs w:val="17"/>
+              </w:rPr>
+              <w:t xml:space="preserve">Unit overview, focus</w:t>
+            </w:r>
+          </w:p>
+        </w:tc>
+        <w:tc>
+          <w:tcPr>
+            <w:tcW w:type="dxa" w:w="6580"/>
+            <w:tcBorders>
+              <w:top w:val="single" w:color="999999" w:sz="4"/>
+              <w:left w:val="single" w:color="999999" w:sz="4"/>
+              <w:bottom w:val="single" w:color="999999" w:sz="4"/>
+              <w:right w:val="single" w:color="999999" w:sz="4"/>
+            </w:tcBorders>
+            <w:tcMar>
+              <w:top w:type="dxa" w:w="50"/>
+              <w:left w:type="dxa" w:w="80"/>
+              <w:bottom w:type="dxa" w:w="50"/>
+              <w:right w:type="dxa" w:w="80"/>
+            </w:tcMar>
+          </w:tcPr>
+          <w:p>
+            <w:pPr>
+              <w:spacing w:after="60" w:before="0"/>
+            </w:pPr>
+            <w:r>
+              <w:rPr>
+                <w:rFonts w:ascii="Arial" w:cs="Arial" w:eastAsia="Arial" w:hAnsi="Arial"/>
+                <w:sz w:val="17"/>
+                <w:szCs w:val="17"/>
+              </w:rPr>
+              <w:t xml:space="preserve">Suggested change: The focus paragraph says Mombasa but the supporting phenomenon and Lesson 6 both say the Jamia Mosque in Nairobi. Aligned to Nairobi. Teacher decision: I cannot verify that the Jamia Mosque floor really has a regular hexagon-and-triangle tile pattern; if it does not, replace it with a tiled floor or honeycomb pattern your learners know (Lesson 6 already uses a honeycomb photograph as a second example).</w:t>
+            </w:r>
+          </w:p>
+        </w:tc>
+        <w:tc>
+          <w:tcPr>
+            <w:tcW w:type="dxa" w:w="1700"/>
+            <w:tcBorders>
+              <w:top w:val="single" w:color="999999" w:sz="4"/>
+              <w:left w:val="single" w:color="999999" w:sz="4"/>
+              <w:bottom w:val="single" w:color="999999" w:sz="4"/>
+              <w:right w:val="single" w:color="999999" w:sz="4"/>
+            </w:tcBorders>
+            <w:tcMar>
+              <w:top w:type="dxa" w:w="50"/>
+              <w:left w:type="dxa" w:w="80"/>
+              <w:bottom w:type="dxa" w:w="50"/>
+              <w:right w:type="dxa" w:w="80"/>
+            </w:tcMar>
+          </w:tcPr>
+          <w:p>
+            <w:pPr>
+              <w:spacing w:after="60" w:before="0"/>
+            </w:pPr>
+            <w:r>
+              <w:rPr>
+                <w:rFonts w:ascii="Arial" w:cs="Arial" w:eastAsia="Arial" w:hAnsi="Arial"/>
+                <w:sz w:val="17"/>
+                <w:szCs w:val="17"/>
+              </w:rPr>
+              <w:t xml:space="preserve">Journal_Mathematics</w:t>
+            </w:r>
+          </w:p>
+        </w:tc>
+      </w:tr>
+      <w:tr>
+        <w:tc>
+          <w:tcPr>
+            <w:tcW w:type="dxa" w:w="2200"/>
+            <w:tcBorders>
+              <w:top w:val="single" w:color="999999" w:sz="4"/>
+              <w:left w:val="single" w:color="999999" w:sz="4"/>
+              <w:bottom w:val="single" w:color="999999" w:sz="4"/>
+              <w:right w:val="single" w:color="999999" w:sz="4"/>
+            </w:tcBorders>
+            <w:tcMar>
+              <w:top w:type="dxa" w:w="50"/>
+              <w:left w:type="dxa" w:w="80"/>
+              <w:bottom w:type="dxa" w:w="50"/>
+              <w:right w:type="dxa" w:w="80"/>
+            </w:tcMar>
+          </w:tcPr>
+          <w:p>
+            <w:pPr>
+              <w:spacing w:after="60" w:before="0"/>
+            </w:pPr>
+            <w:r>
+              <w:rPr>
+                <w:rFonts w:ascii="Arial" w:cs="Arial" w:eastAsia="Arial" w:hAnsi="Arial"/>
+                <w:sz w:val="17"/>
+                <w:szCs w:val="17"/>
+              </w:rPr>
+              <w:t xml:space="preserve">2.2 Area of Polygons</w:t>
+            </w:r>
+          </w:p>
+        </w:tc>
+        <w:tc>
+          <w:tcPr>
+            <w:tcW w:type="dxa" w:w="3200"/>
+            <w:tcBorders>
+              <w:top w:val="single" w:color="999999" w:sz="4"/>
+              <w:left w:val="single" w:color="999999" w:sz="4"/>
+              <w:bottom w:val="single" w:color="999999" w:sz="4"/>
+              <w:right w:val="single" w:color="999999" w:sz="4"/>
+            </w:tcBorders>
+            <w:tcMar>
+              <w:top w:type="dxa" w:w="50"/>
+              <w:left w:type="dxa" w:w="80"/>
+              <w:bottom w:type="dxa" w:w="50"/>
+              <w:right w:type="dxa" w:w="80"/>
+            </w:tcMar>
+          </w:tcPr>
+          <w:p>
+            <w:pPr>
+              <w:spacing w:after="60" w:before="0"/>
+            </w:pPr>
+            <w:r>
+              <w:rPr>
+                <w:rFonts w:ascii="Arial" w:cs="Arial" w:eastAsia="Arial" w:hAnsi="Arial"/>
+                <w:sz w:val="17"/>
+                <w:szCs w:val="17"/>
+              </w:rPr>
+              <w:t xml:space="preserve">Final Explanation, rubric</w:t>
+            </w:r>
+          </w:p>
+        </w:tc>
+        <w:tc>
+          <w:tcPr>
+            <w:tcW w:type="dxa" w:w="6580"/>
+            <w:tcBorders>
+              <w:top w:val="single" w:color="999999" w:sz="4"/>
+              <w:left w:val="single" w:color="999999" w:sz="4"/>
+              <w:bottom w:val="single" w:color="999999" w:sz="4"/>
+              <w:right w:val="single" w:color="999999" w:sz="4"/>
+            </w:tcBorders>
+            <w:tcMar>
+              <w:top w:type="dxa" w:w="50"/>
+              <w:left w:type="dxa" w:w="80"/>
+              <w:bottom w:type="dxa" w:w="50"/>
+              <w:right w:type="dxa" w:w="80"/>
+            </w:tcMar>
+          </w:tcPr>
+          <w:p>
+            <w:pPr>
+              <w:spacing w:after="60" w:before="0"/>
+            </w:pPr>
+            <w:r>
+              <w:rPr>
+                <w:rFonts w:ascii="Arial" w:cs="Arial" w:eastAsia="Arial" w:hAnsi="Arial"/>
+                <w:sz w:val="17"/>
+                <w:szCs w:val="17"/>
+              </w:rPr>
+              <w:t xml:space="preserve">The CBE rubric has four levels (Exceeds, Meets, Approaches, Below Expectations) but the current data contract allows only three level fields, so Below Expectations cannot be represented. Suggested: teachers treat 'does not yet reach Approaches' as Below Expectations, and the partner is asked whether a fourth level field can be added.</w:t>
+            </w:r>
+          </w:p>
+        </w:tc>
+        <w:tc>
+          <w:tcPr>
+            <w:tcW w:type="dxa" w:w="1700"/>
+            <w:tcBorders>
+              <w:top w:val="single" w:color="999999" w:sz="4"/>
+              <w:left w:val="single" w:color="999999" w:sz="4"/>
+              <w:bottom w:val="single" w:color="999999" w:sz="4"/>
+              <w:right w:val="single" w:color="999999" w:sz="4"/>
+            </w:tcBorders>
+            <w:tcMar>
+              <w:top w:type="dxa" w:w="50"/>
+              <w:left w:type="dxa" w:w="80"/>
+              <w:bottom w:type="dxa" w:w="50"/>
+              <w:right w:type="dxa" w:w="80"/>
+            </w:tcMar>
+          </w:tcPr>
+          <w:p>
+            <w:pPr>
+              <w:spacing w:after="60" w:before="0"/>
+            </w:pPr>
+            <w:r>
+              <w:rPr>
+                <w:rFonts w:ascii="Arial" w:cs="Arial" w:eastAsia="Arial" w:hAnsi="Arial"/>
+                <w:sz w:val="17"/>
+                <w:szCs w:val="17"/>
+              </w:rPr>
+              <w:t xml:space="preserve">Journal_Mathematics</w:t>
+            </w:r>
+          </w:p>
+        </w:tc>
+      </w:tr>
+      <w:tr>
+        <w:tc>
+          <w:tcPr>
+            <w:tcW w:type="dxa" w:w="2200"/>
+            <w:tcBorders>
+              <w:top w:val="single" w:color="999999" w:sz="4"/>
+              <w:left w:val="single" w:color="999999" w:sz="4"/>
+              <w:bottom w:val="single" w:color="999999" w:sz="4"/>
+              <w:right w:val="single" w:color="999999" w:sz="4"/>
+            </w:tcBorders>
+            <w:tcMar>
+              <w:top w:type="dxa" w:w="50"/>
+              <w:left w:type="dxa" w:w="80"/>
+              <w:bottom w:type="dxa" w:w="50"/>
+              <w:right w:type="dxa" w:w="80"/>
+            </w:tcMar>
+          </w:tcPr>
+          <w:p>
+            <w:pPr>
+              <w:spacing w:after="60" w:before="0"/>
+            </w:pPr>
+            <w:r>
+              <w:rPr>
+                <w:rFonts w:ascii="Arial" w:cs="Arial" w:eastAsia="Arial" w:hAnsi="Arial"/>
+                <w:sz w:val="17"/>
+                <w:szCs w:val="17"/>
+              </w:rPr>
+              <w:t xml:space="preserve">2.2 Area of Polygons</w:t>
+            </w:r>
+          </w:p>
+        </w:tc>
+        <w:tc>
+          <w:tcPr>
+            <w:tcW w:type="dxa" w:w="3200"/>
+            <w:tcBorders>
+              <w:top w:val="single" w:color="999999" w:sz="4"/>
+              <w:left w:val="single" w:color="999999" w:sz="4"/>
+              <w:bottom w:val="single" w:color="999999" w:sz="4"/>
+              <w:right w:val="single" w:color="999999" w:sz="4"/>
+            </w:tcBorders>
+            <w:tcMar>
+              <w:top w:type="dxa" w:w="50"/>
+              <w:left w:type="dxa" w:w="80"/>
+              <w:bottom w:type="dxa" w:w="50"/>
+              <w:right w:type="dxa" w:w="80"/>
+            </w:tcMar>
+          </w:tcPr>
+          <w:p>
+            <w:pPr>
+              <w:spacing w:after="60" w:before="0"/>
+            </w:pPr>
+            <w:r>
+              <w:rPr>
+                <w:rFonts w:ascii="Arial" w:cs="Arial" w:eastAsia="Arial" w:hAnsi="Arial"/>
+                <w:sz w:val="17"/>
+                <w:szCs w:val="17"/>
+              </w:rPr>
+              <w:t xml:space="preserve">Unit header and lesson headers</w:t>
+            </w:r>
+          </w:p>
+        </w:tc>
+        <w:tc>
+          <w:tcPr>
+            <w:tcW w:type="dxa" w:w="6580"/>
+            <w:tcBorders>
+              <w:top w:val="single" w:color="999999" w:sz="4"/>
+              <w:left w:val="single" w:color="999999" w:sz="4"/>
+              <w:bottom w:val="single" w:color="999999" w:sz="4"/>
+              <w:right w:val="single" w:color="999999" w:sz="4"/>
+            </w:tcBorders>
+            <w:tcMar>
+              <w:top w:type="dxa" w:w="50"/>
+              <w:left w:type="dxa" w:w="80"/>
+              <w:bottom w:type="dxa" w:w="50"/>
+              <w:right w:type="dxa" w:w="80"/>
+            </w:tcMar>
+          </w:tcPr>
+          <w:p>
+            <w:pPr>
+              <w:spacing w:after="60" w:before="0"/>
+            </w:pPr>
+            <w:r>
+              <w:rPr>
+                <w:rFonts w:ascii="Arial" w:cs="Arial" w:eastAsia="Arial" w:hAnsi="Arial"/>
+                <w:sz w:val="17"/>
+                <w:szCs w:val="17"/>
+              </w:rPr>
+              <w:t xml:space="preserve">Numbering mismatch against KICD: KICD names this 'Strand 2.0 Measurements and Geometry, Sub-Strand 2.5 Area of Polygons (14 lessons)'. The unit header says Sub-Strand 2.5 but the lesson headers, document title, file name and Final Explanation say 2.2. I did not rename (per the brief). Teachers need to decide which number the documents should carry. Separately, KICD suggests 14 lessons while this unit has 8 double lessons (16 periods).</w:t>
+            </w:r>
+          </w:p>
+        </w:tc>
+        <w:tc>
+          <w:tcPr>
+            <w:tcW w:type="dxa" w:w="1700"/>
+            <w:tcBorders>
+              <w:top w:val="single" w:color="999999" w:sz="4"/>
+              <w:left w:val="single" w:color="999999" w:sz="4"/>
+              <w:bottom w:val="single" w:color="999999" w:sz="4"/>
+              <w:right w:val="single" w:color="999999" w:sz="4"/>
+            </w:tcBorders>
+            <w:tcMar>
+              <w:top w:type="dxa" w:w="50"/>
+              <w:left w:type="dxa" w:w="80"/>
+              <w:bottom w:type="dxa" w:w="50"/>
+              <w:right w:type="dxa" w:w="80"/>
+            </w:tcMar>
+          </w:tcPr>
+          <w:p>
+            <w:pPr>
+              <w:spacing w:after="60" w:before="0"/>
+            </w:pPr>
+            <w:r>
+              <w:rPr>
+                <w:rFonts w:ascii="Arial" w:cs="Arial" w:eastAsia="Arial" w:hAnsi="Arial"/>
+                <w:sz w:val="17"/>
+                <w:szCs w:val="17"/>
+              </w:rPr>
+              <w:t xml:space="preserve">Journal_Mathematics</w:t>
+            </w:r>
+          </w:p>
+        </w:tc>
+      </w:tr>
+      <w:tr>
+        <w:tc>
+          <w:tcPr>
+            <w:tcW w:type="dxa" w:w="2200"/>
+            <w:tcBorders>
+              <w:top w:val="single" w:color="999999" w:sz="4"/>
+              <w:left w:val="single" w:color="999999" w:sz="4"/>
+              <w:bottom w:val="single" w:color="999999" w:sz="4"/>
+              <w:right w:val="single" w:color="999999" w:sz="4"/>
+            </w:tcBorders>
+            <w:tcMar>
+              <w:top w:type="dxa" w:w="50"/>
+              <w:left w:type="dxa" w:w="80"/>
+              <w:bottom w:type="dxa" w:w="50"/>
+              <w:right w:type="dxa" w:w="80"/>
+            </w:tcMar>
+          </w:tcPr>
+          <w:p>
+            <w:pPr>
+              <w:spacing w:after="60" w:before="0"/>
+            </w:pPr>
+            <w:r>
+              <w:rPr>
+                <w:rFonts w:ascii="Arial" w:cs="Arial" w:eastAsia="Arial" w:hAnsi="Arial"/>
+                <w:sz w:val="17"/>
+                <w:szCs w:val="17"/>
+              </w:rPr>
+              <w:t xml:space="preserve">2.2 Area of Polygons</w:t>
+            </w:r>
+          </w:p>
+        </w:tc>
+        <w:tc>
+          <w:tcPr>
+            <w:tcW w:type="dxa" w:w="3200"/>
+            <w:tcBorders>
+              <w:top w:val="single" w:color="999999" w:sz="4"/>
+              <w:left w:val="single" w:color="999999" w:sz="4"/>
+              <w:bottom w:val="single" w:color="999999" w:sz="4"/>
+              <w:right w:val="single" w:color="999999" w:sz="4"/>
+            </w:tcBorders>
+            <w:tcMar>
+              <w:top w:type="dxa" w:w="50"/>
+              <w:left w:type="dxa" w:w="80"/>
+              <w:bottom w:type="dxa" w:w="50"/>
+              <w:right w:type="dxa" w:w="80"/>
+            </w:tcMar>
+          </w:tcPr>
+          <w:p>
+            <w:pPr>
+              <w:spacing w:after="60" w:before="0"/>
+            </w:pPr>
+            <w:r>
+              <w:rPr>
+                <w:rFonts w:ascii="Arial" w:cs="Arial" w:eastAsia="Arial" w:hAnsi="Arial"/>
+                <w:sz w:val="17"/>
+                <w:szCs w:val="17"/>
+              </w:rPr>
+              <w:t xml:space="preserve">Lesson 3, Observe phase</w:t>
+            </w:r>
+          </w:p>
+        </w:tc>
+        <w:tc>
+          <w:tcPr>
+            <w:tcW w:type="dxa" w:w="6580"/>
+            <w:tcBorders>
+              <w:top w:val="single" w:color="999999" w:sz="4"/>
+              <w:left w:val="single" w:color="999999" w:sz="4"/>
+              <w:bottom w:val="single" w:color="999999" w:sz="4"/>
+              <w:right w:val="single" w:color="999999" w:sz="4"/>
+            </w:tcBorders>
+            <w:tcMar>
+              <w:top w:type="dxa" w:w="50"/>
+              <w:left w:type="dxa" w:w="80"/>
+              <w:bottom w:type="dxa" w:w="50"/>
+              <w:right w:type="dxa" w:w="80"/>
+            </w:tcMar>
+          </w:tcPr>
+          <w:p>
+            <w:pPr>
+              <w:spacing w:after="60" w:before="0"/>
+            </w:pPr>
+            <w:r>
+              <w:rPr>
+                <w:rFonts w:ascii="Arial" w:cs="Arial" w:eastAsia="Arial" w:hAnsi="Arial"/>
+                <w:sz w:val="17"/>
+                <w:szCs w:val="17"/>
+              </w:rPr>
+              <w:t xml:space="preserve">The Observe phase leans on a 7-minute ARES video with specific content (a Kenyan builder in Eldoret: 6 m, 8 m, 50°; a fisherman on Lake Victoria: 2.5 m, 3.2 m, 72°; a stop at h = a sin C). The matcher may return a different video. If the video does not show these examples, teachers should use the board derivation from Lesson 2 and these two examples (areas ≈ 18.4 m² and 3.8 m²). Also the video repeats a derivation already done in Lesson 2, so check it does not simply duplicate it.</w:t>
+            </w:r>
+          </w:p>
+        </w:tc>
+        <w:tc>
+          <w:tcPr>
+            <w:tcW w:type="dxa" w:w="1700"/>
+            <w:tcBorders>
+              <w:top w:val="single" w:color="999999" w:sz="4"/>
+              <w:left w:val="single" w:color="999999" w:sz="4"/>
+              <w:bottom w:val="single" w:color="999999" w:sz="4"/>
+              <w:right w:val="single" w:color="999999" w:sz="4"/>
+            </w:tcBorders>
+            <w:tcMar>
+              <w:top w:type="dxa" w:w="50"/>
+              <w:left w:type="dxa" w:w="80"/>
+              <w:bottom w:type="dxa" w:w="50"/>
+              <w:right w:type="dxa" w:w="80"/>
+            </w:tcMar>
+          </w:tcPr>
+          <w:p>
+            <w:pPr>
+              <w:spacing w:after="60" w:before="0"/>
+            </w:pPr>
+            <w:r>
+              <w:rPr>
+                <w:rFonts w:ascii="Arial" w:cs="Arial" w:eastAsia="Arial" w:hAnsi="Arial"/>
+                <w:sz w:val="17"/>
+                <w:szCs w:val="17"/>
+              </w:rPr>
+              <w:t xml:space="preserve">Journal_Mathematics</w:t>
+            </w:r>
+          </w:p>
+        </w:tc>
+      </w:tr>
+      <w:tr>
+        <w:tc>
+          <w:tcPr>
+            <w:tcW w:type="dxa" w:w="2200"/>
+            <w:tcBorders>
+              <w:top w:val="single" w:color="999999" w:sz="4"/>
+              <w:left w:val="single" w:color="999999" w:sz="4"/>
+              <w:bottom w:val="single" w:color="999999" w:sz="4"/>
+              <w:right w:val="single" w:color="999999" w:sz="4"/>
+            </w:tcBorders>
+            <w:tcMar>
+              <w:top w:type="dxa" w:w="50"/>
+              <w:left w:type="dxa" w:w="80"/>
+              <w:bottom w:type="dxa" w:w="50"/>
+              <w:right w:type="dxa" w:w="80"/>
+            </w:tcMar>
+          </w:tcPr>
+          <w:p>
+            <w:pPr>
+              <w:spacing w:after="60" w:before="0"/>
+            </w:pPr>
+            <w:r>
+              <w:rPr>
+                <w:rFonts w:ascii="Arial" w:cs="Arial" w:eastAsia="Arial" w:hAnsi="Arial"/>
+                <w:sz w:val="17"/>
+                <w:szCs w:val="17"/>
+              </w:rPr>
+              <w:t xml:space="preserve">2.2 Area of Polygons</w:t>
+            </w:r>
+          </w:p>
+        </w:tc>
+        <w:tc>
+          <w:tcPr>
+            <w:tcW w:type="dxa" w:w="3200"/>
+            <w:tcBorders>
+              <w:top w:val="single" w:color="999999" w:sz="4"/>
+              <w:left w:val="single" w:color="999999" w:sz="4"/>
+              <w:bottom w:val="single" w:color="999999" w:sz="4"/>
+              <w:right w:val="single" w:color="999999" w:sz="4"/>
+            </w:tcBorders>
+            <w:tcMar>
+              <w:top w:type="dxa" w:w="50"/>
+              <w:left w:type="dxa" w:w="80"/>
+              <w:bottom w:type="dxa" w:w="50"/>
+              <w:right w:type="dxa" w:w="80"/>
+            </w:tcMar>
+          </w:tcPr>
+          <w:p>
+            <w:pPr>
+              <w:spacing w:after="60" w:before="0"/>
+            </w:pPr>
+            <w:r>
+              <w:rPr>
+                <w:rFonts w:ascii="Arial" w:cs="Arial" w:eastAsia="Arial" w:hAnsi="Arial"/>
+                <w:sz w:val="17"/>
+                <w:szCs w:val="17"/>
+              </w:rPr>
+              <w:t xml:space="preserve">Lesson 5, Observe phase, Activity B</w:t>
+            </w:r>
+          </w:p>
+        </w:tc>
+        <w:tc>
+          <w:tcPr>
+            <w:tcW w:type="dxa" w:w="6580"/>
+            <w:tcBorders>
+              <w:top w:val="single" w:color="999999" w:sz="4"/>
+              <w:left w:val="single" w:color="999999" w:sz="4"/>
+              <w:bottom w:val="single" w:color="999999" w:sz="4"/>
+              <w:right w:val="single" w:color="999999" w:sz="4"/>
+            </w:tcBorders>
+            <w:tcMar>
+              <w:top w:type="dxa" w:w="50"/>
+              <w:left w:type="dxa" w:w="80"/>
+              <w:bottom w:type="dxa" w:w="50"/>
+              <w:right w:type="dxa" w:w="80"/>
+            </w:tcMar>
+          </w:tcPr>
+          <w:p>
+            <w:pPr>
+              <w:spacing w:after="60" w:before="0"/>
+            </w:pPr>
+            <w:r>
+              <w:rPr>
+                <w:rFonts w:ascii="Arial" w:cs="Arial" w:eastAsia="Arial" w:hAnsi="Arial"/>
+                <w:sz w:val="17"/>
+                <w:szCs w:val="17"/>
+              </w:rPr>
+              <w:t xml:space="preserve">Activity B depends on a video (or slides) covering polygon names, the interior angle sum S = (n − 2) × 180° and convex versus concave. If the matched resource goes on to show cutting polygons into (n − 2) triangles, it would spoil the Activity C discovery that follows; use it only up to the angle-sum formula, as the teacher moves already say.</w:t>
+            </w:r>
+          </w:p>
+        </w:tc>
+        <w:tc>
+          <w:tcPr>
+            <w:tcW w:type="dxa" w:w="1700"/>
+            <w:tcBorders>
+              <w:top w:val="single" w:color="999999" w:sz="4"/>
+              <w:left w:val="single" w:color="999999" w:sz="4"/>
+              <w:bottom w:val="single" w:color="999999" w:sz="4"/>
+              <w:right w:val="single" w:color="999999" w:sz="4"/>
+            </w:tcBorders>
+            <w:tcMar>
+              <w:top w:type="dxa" w:w="50"/>
+              <w:left w:type="dxa" w:w="80"/>
+              <w:bottom w:type="dxa" w:w="50"/>
+              <w:right w:type="dxa" w:w="80"/>
+            </w:tcMar>
+          </w:tcPr>
+          <w:p>
+            <w:pPr>
+              <w:spacing w:after="60" w:before="0"/>
+            </w:pPr>
+            <w:r>
+              <w:rPr>
+                <w:rFonts w:ascii="Arial" w:cs="Arial" w:eastAsia="Arial" w:hAnsi="Arial"/>
+                <w:sz w:val="17"/>
+                <w:szCs w:val="17"/>
+              </w:rPr>
+              <w:t xml:space="preserve">Journal_Mathematics</w:t>
+            </w:r>
+          </w:p>
+        </w:tc>
+      </w:tr>
+      <w:tr>
+        <w:tc>
+          <w:tcPr>
+            <w:tcW w:type="dxa" w:w="2200"/>
+            <w:tcBorders>
+              <w:top w:val="single" w:color="999999" w:sz="4"/>
+              <w:left w:val="single" w:color="999999" w:sz="4"/>
+              <w:bottom w:val="single" w:color="999999" w:sz="4"/>
+              <w:right w:val="single" w:color="999999" w:sz="4"/>
+            </w:tcBorders>
+            <w:tcMar>
+              <w:top w:type="dxa" w:w="50"/>
+              <w:left w:type="dxa" w:w="80"/>
+              <w:bottom w:type="dxa" w:w="50"/>
+              <w:right w:type="dxa" w:w="80"/>
+            </w:tcMar>
+          </w:tcPr>
+          <w:p>
+            <w:pPr>
+              <w:spacing w:after="60" w:before="0"/>
+            </w:pPr>
+            <w:r>
+              <w:rPr>
+                <w:rFonts w:ascii="Arial" w:cs="Arial" w:eastAsia="Arial" w:hAnsi="Arial"/>
+                <w:sz w:val="17"/>
+                <w:szCs w:val="17"/>
+              </w:rPr>
+              <w:t xml:space="preserve">2.3 Area of Part of a Circle</w:t>
+            </w:r>
+          </w:p>
+        </w:tc>
+        <w:tc>
+          <w:tcPr>
+            <w:tcW w:type="dxa" w:w="3200"/>
+            <w:tcBorders>
+              <w:top w:val="single" w:color="999999" w:sz="4"/>
+              <w:left w:val="single" w:color="999999" w:sz="4"/>
+              <w:bottom w:val="single" w:color="999999" w:sz="4"/>
+              <w:right w:val="single" w:color="999999" w:sz="4"/>
+            </w:tcBorders>
+            <w:tcMar>
+              <w:top w:type="dxa" w:w="50"/>
+              <w:left w:type="dxa" w:w="80"/>
+              <w:bottom w:type="dxa" w:w="50"/>
+              <w:right w:type="dxa" w:w="80"/>
+            </w:tcMar>
+          </w:tcPr>
+          <w:p>
+            <w:pPr>
+              <w:spacing w:after="60" w:before="0"/>
+            </w:pPr>
+            <w:r>
+              <w:rPr>
+                <w:rFonts w:ascii="Arial" w:cs="Arial" w:eastAsia="Arial" w:hAnsi="Arial"/>
+                <w:sz w:val="17"/>
+                <w:szCs w:val="17"/>
+              </w:rPr>
+              <w:t xml:space="preserve">Lesson 5, Explain Phase, learnerExperience (+5 related)</w:t>
+            </w:r>
+          </w:p>
+        </w:tc>
+        <w:tc>
+          <w:tcPr>
+            <w:tcW w:type="dxa" w:w="6580"/>
+            <w:tcBorders>
+              <w:top w:val="single" w:color="999999" w:sz="4"/>
+              <w:left w:val="single" w:color="999999" w:sz="4"/>
+              <w:bottom w:val="single" w:color="999999" w:sz="4"/>
+              <w:right w:val="single" w:color="999999" w:sz="4"/>
+            </w:tcBorders>
+            <w:tcMar>
+              <w:top w:type="dxa" w:w="50"/>
+              <w:left w:type="dxa" w:w="80"/>
+              <w:bottom w:type="dxa" w:w="50"/>
+              <w:right w:type="dxa" w:w="80"/>
+            </w:tcMar>
+          </w:tcPr>
+          <w:p>
+            <w:pPr>
+              <w:spacing w:after="60" w:before="0"/>
+            </w:pPr>
+            <w:r>
+              <w:rPr>
+                <w:rFonts w:ascii="Arial" w:cs="Arial" w:eastAsia="Arial" w:hAnsi="Arial"/>
+                <w:sz w:val="17"/>
+                <w:szCs w:val="17"/>
+              </w:rPr>
+              <w:t xml:space="preserve">Suggested change: A matatu wiper cannot sweep a 210° reflex angle (real wipers sweep about 100-120°); Lesson 5's second major-sector problem is now a corner sprinkler watering 270°. A matatu windscreen wiper cannot sweep a 210 degree reflex angle: real wipers sweep roughly 90-120 degrees, and a wiper blade is an annular (ring) sector, not a sector from the pivot, as the unit's own supporting phenomenon says. The problem is replaced by a corner sprinkler that waters 270 degrees (the building blocks 90 degrees), which is a real major sector. Recomputed: (270/360) x pi x 7^2 = 0.75 x 153.94 = 115.45 m2 (115.5 m2 with pi = 22/7). The wiper is kept for the annular-sector extension in Lesson 9. Teachers decide: the context (school garden sprinkler) is my suggestion; another local reflex-angle example (e.g. a corner floodlight) would also work.</w:t>
+            </w:r>
+          </w:p>
+        </w:tc>
+        <w:tc>
+          <w:tcPr>
+            <w:tcW w:type="dxa" w:w="1700"/>
+            <w:tcBorders>
+              <w:top w:val="single" w:color="999999" w:sz="4"/>
+              <w:left w:val="single" w:color="999999" w:sz="4"/>
+              <w:bottom w:val="single" w:color="999999" w:sz="4"/>
+              <w:right w:val="single" w:color="999999" w:sz="4"/>
+            </w:tcBorders>
+            <w:tcMar>
+              <w:top w:type="dxa" w:w="50"/>
+              <w:left w:type="dxa" w:w="80"/>
+              <w:bottom w:type="dxa" w:w="50"/>
+              <w:right w:type="dxa" w:w="80"/>
+            </w:tcMar>
+          </w:tcPr>
+          <w:p>
+            <w:pPr>
+              <w:spacing w:after="60" w:before="0"/>
+            </w:pPr>
+            <w:r>
+              <w:rPr>
+                <w:rFonts w:ascii="Arial" w:cs="Arial" w:eastAsia="Arial" w:hAnsi="Arial"/>
+                <w:sz w:val="17"/>
+                <w:szCs w:val="17"/>
+              </w:rPr>
+              <w:t xml:space="preserve">Journal_Mathematics</w:t>
+            </w:r>
+          </w:p>
+        </w:tc>
+      </w:tr>
+      <w:tr>
+        <w:tc>
+          <w:tcPr>
+            <w:tcW w:type="dxa" w:w="2200"/>
+            <w:tcBorders>
+              <w:top w:val="single" w:color="999999" w:sz="4"/>
+              <w:left w:val="single" w:color="999999" w:sz="4"/>
+              <w:bottom w:val="single" w:color="999999" w:sz="4"/>
+              <w:right w:val="single" w:color="999999" w:sz="4"/>
+            </w:tcBorders>
+            <w:tcMar>
+              <w:top w:type="dxa" w:w="50"/>
+              <w:left w:type="dxa" w:w="80"/>
+              <w:bottom w:type="dxa" w:w="50"/>
+              <w:right w:type="dxa" w:w="80"/>
+            </w:tcMar>
+          </w:tcPr>
+          <w:p>
+            <w:pPr>
+              <w:spacing w:after="60" w:before="0"/>
+            </w:pPr>
+            <w:r>
+              <w:rPr>
+                <w:rFonts w:ascii="Arial" w:cs="Arial" w:eastAsia="Arial" w:hAnsi="Arial"/>
+                <w:sz w:val="17"/>
+                <w:szCs w:val="17"/>
+              </w:rPr>
+              <w:t xml:space="preserve">2.3 Area of Part of a Circle</w:t>
+            </w:r>
+          </w:p>
+        </w:tc>
+        <w:tc>
+          <w:tcPr>
+            <w:tcW w:type="dxa" w:w="3200"/>
+            <w:tcBorders>
+              <w:top w:val="single" w:color="999999" w:sz="4"/>
+              <w:left w:val="single" w:color="999999" w:sz="4"/>
+              <w:bottom w:val="single" w:color="999999" w:sz="4"/>
+              <w:right w:val="single" w:color="999999" w:sz="4"/>
+            </w:tcBorders>
+            <w:tcMar>
+              <w:top w:type="dxa" w:w="50"/>
+              <w:left w:type="dxa" w:w="80"/>
+              <w:bottom w:type="dxa" w:w="50"/>
+              <w:right w:type="dxa" w:w="80"/>
+            </w:tcMar>
+          </w:tcPr>
+          <w:p>
+            <w:pPr>
+              <w:spacing w:after="60" w:before="0"/>
+            </w:pPr>
+            <w:r>
+              <w:rPr>
+                <w:rFonts w:ascii="Arial" w:cs="Arial" w:eastAsia="Arial" w:hAnsi="Arial"/>
+                <w:sz w:val="17"/>
+                <w:szCs w:val="17"/>
+              </w:rPr>
+              <w:t xml:space="preserve">Lesson 8, Observe Phase, learnerExperience</w:t>
+            </w:r>
+          </w:p>
+        </w:tc>
+        <w:tc>
+          <w:tcPr>
+            <w:tcW w:type="dxa" w:w="6580"/>
+            <w:tcBorders>
+              <w:top w:val="single" w:color="999999" w:sz="4"/>
+              <w:left w:val="single" w:color="999999" w:sz="4"/>
+              <w:bottom w:val="single" w:color="999999" w:sz="4"/>
+              <w:right w:val="single" w:color="999999" w:sz="4"/>
+            </w:tcBorders>
+            <w:tcMar>
+              <w:top w:type="dxa" w:w="50"/>
+              <w:left w:type="dxa" w:w="80"/>
+              <w:bottom w:type="dxa" w:w="50"/>
+              <w:right w:type="dxa" w:w="80"/>
+            </w:tcMar>
+          </w:tcPr>
+          <w:p>
+            <w:pPr>
+              <w:spacing w:after="60" w:before="0"/>
+            </w:pPr>
+            <w:r>
+              <w:rPr>
+                <w:rFonts w:ascii="Arial" w:cs="Arial" w:eastAsia="Arial" w:hAnsi="Arial"/>
+                <w:sz w:val="17"/>
+                <w:szCs w:val="17"/>
+              </w:rPr>
+              <w:t xml:space="preserve">Suggested change: Realism: at Ksh 5 per cm2 a whole 20 cm radius watermelon (1256.64 cm2 of cross-section) would cost about Ksh 6,283, far above a real price. Ksh 0.15 per cm2 gives about Ksh 189 for the whole fruit. Teachers must decide: please replace the price with a figure you see in your local market; the answer key and Summary Table use Ksh 0.15 and would need the same change.</w:t>
+            </w:r>
+          </w:p>
+        </w:tc>
+        <w:tc>
+          <w:tcPr>
+            <w:tcW w:type="dxa" w:w="1700"/>
+            <w:tcBorders>
+              <w:top w:val="single" w:color="999999" w:sz="4"/>
+              <w:left w:val="single" w:color="999999" w:sz="4"/>
+              <w:bottom w:val="single" w:color="999999" w:sz="4"/>
+              <w:right w:val="single" w:color="999999" w:sz="4"/>
+            </w:tcBorders>
+            <w:tcMar>
+              <w:top w:type="dxa" w:w="50"/>
+              <w:left w:type="dxa" w:w="80"/>
+              <w:bottom w:type="dxa" w:w="50"/>
+              <w:right w:type="dxa" w:w="80"/>
+            </w:tcMar>
+          </w:tcPr>
+          <w:p>
+            <w:pPr>
+              <w:spacing w:after="60" w:before="0"/>
+            </w:pPr>
+            <w:r>
+              <w:rPr>
+                <w:rFonts w:ascii="Arial" w:cs="Arial" w:eastAsia="Arial" w:hAnsi="Arial"/>
+                <w:sz w:val="17"/>
+                <w:szCs w:val="17"/>
+              </w:rPr>
+              <w:t xml:space="preserve">Journal_Mathematics</w:t>
+            </w:r>
+          </w:p>
+        </w:tc>
+      </w:tr>
+      <w:tr>
+        <w:tc>
+          <w:tcPr>
+            <w:tcW w:type="dxa" w:w="2200"/>
+            <w:tcBorders>
+              <w:top w:val="single" w:color="999999" w:sz="4"/>
+              <w:left w:val="single" w:color="999999" w:sz="4"/>
+              <w:bottom w:val="single" w:color="999999" w:sz="4"/>
+              <w:right w:val="single" w:color="999999" w:sz="4"/>
+            </w:tcBorders>
+            <w:tcMar>
+              <w:top w:type="dxa" w:w="50"/>
+              <w:left w:type="dxa" w:w="80"/>
+              <w:bottom w:type="dxa" w:w="50"/>
+              <w:right w:type="dxa" w:w="80"/>
+            </w:tcMar>
+          </w:tcPr>
+          <w:p>
+            <w:pPr>
+              <w:spacing w:after="60" w:before="0"/>
+            </w:pPr>
+            <w:r>
+              <w:rPr>
+                <w:rFonts w:ascii="Arial" w:cs="Arial" w:eastAsia="Arial" w:hAnsi="Arial"/>
+                <w:sz w:val="17"/>
+                <w:szCs w:val="17"/>
+              </w:rPr>
+              <w:t xml:space="preserve">2.3 Area of Part of a Circle</w:t>
+            </w:r>
+          </w:p>
+        </w:tc>
+        <w:tc>
+          <w:tcPr>
+            <w:tcW w:type="dxa" w:w="3200"/>
+            <w:tcBorders>
+              <w:top w:val="single" w:color="999999" w:sz="4"/>
+              <w:left w:val="single" w:color="999999" w:sz="4"/>
+              <w:bottom w:val="single" w:color="999999" w:sz="4"/>
+              <w:right w:val="single" w:color="999999" w:sz="4"/>
+            </w:tcBorders>
+            <w:tcMar>
+              <w:top w:type="dxa" w:w="50"/>
+              <w:left w:type="dxa" w:w="80"/>
+              <w:bottom w:type="dxa" w:w="50"/>
+              <w:right w:type="dxa" w:w="80"/>
+            </w:tcMar>
+          </w:tcPr>
+          <w:p>
+            <w:pPr>
+              <w:spacing w:after="60" w:before="0"/>
+            </w:pPr>
+            <w:r>
+              <w:rPr>
+                <w:rFonts w:ascii="Arial" w:cs="Arial" w:eastAsia="Arial" w:hAnsi="Arial"/>
+                <w:sz w:val="17"/>
+                <w:szCs w:val="17"/>
+              </w:rPr>
+              <w:t xml:space="preserve">Lesson 2, Observe Phase, teacherMoves</w:t>
+            </w:r>
+          </w:p>
+        </w:tc>
+        <w:tc>
+          <w:tcPr>
+            <w:tcW w:type="dxa" w:w="6580"/>
+            <w:tcBorders>
+              <w:top w:val="single" w:color="999999" w:sz="4"/>
+              <w:left w:val="single" w:color="999999" w:sz="4"/>
+              <w:bottom w:val="single" w:color="999999" w:sz="4"/>
+              <w:right w:val="single" w:color="999999" w:sz="4"/>
+            </w:tcBorders>
+            <w:tcMar>
+              <w:top w:type="dxa" w:w="50"/>
+              <w:left w:type="dxa" w:w="80"/>
+              <w:bottom w:type="dxa" w:w="50"/>
+              <w:right w:type="dxa" w:w="80"/>
+            </w:tcMar>
+          </w:tcPr>
+          <w:p>
+            <w:pPr>
+              <w:spacing w:after="60" w:before="0"/>
+            </w:pPr>
+            <w:r>
+              <w:rPr>
+                <w:rFonts w:ascii="Arial" w:cs="Arial" w:eastAsia="Arial" w:hAnsi="Arial"/>
+                <w:sz w:val="17"/>
+                <w:szCs w:val="17"/>
+              </w:rPr>
+              <w:t xml:space="preserve">Suggested change: Guideline 12: the unit had no language support or access note. Added to the circle vocabulary review in Lesson 2 (where the circle terms first appear): English meaning plus sketch, a space for learners' home language, suggested Kiswahili terms, and an alternative way for learners with low vision or limited fine-motor control to take part. I am fairly confident of these Kiswahili terms (duara, kipenyo, nusu kipenyo, tao, mzingo, pembe, eneo) but they must be confirmed by a Kiswahili-speaking teacher before use. Teachers must decide the preferred Kiswahili wording; the 'sector' and 'segment' terms are deliberately left out because I cannot verify them.</w:t>
+            </w:r>
+          </w:p>
+        </w:tc>
+        <w:tc>
+          <w:tcPr>
+            <w:tcW w:type="dxa" w:w="1700"/>
+            <w:tcBorders>
+              <w:top w:val="single" w:color="999999" w:sz="4"/>
+              <w:left w:val="single" w:color="999999" w:sz="4"/>
+              <w:bottom w:val="single" w:color="999999" w:sz="4"/>
+              <w:right w:val="single" w:color="999999" w:sz="4"/>
+            </w:tcBorders>
+            <w:tcMar>
+              <w:top w:type="dxa" w:w="50"/>
+              <w:left w:type="dxa" w:w="80"/>
+              <w:bottom w:type="dxa" w:w="50"/>
+              <w:right w:type="dxa" w:w="80"/>
+            </w:tcMar>
+          </w:tcPr>
+          <w:p>
+            <w:pPr>
+              <w:spacing w:after="60" w:before="0"/>
+            </w:pPr>
+            <w:r>
+              <w:rPr>
+                <w:rFonts w:ascii="Arial" w:cs="Arial" w:eastAsia="Arial" w:hAnsi="Arial"/>
+                <w:sz w:val="17"/>
+                <w:szCs w:val="17"/>
+              </w:rPr>
+              <w:t xml:space="preserve">Journal_Mathematics</w:t>
+            </w:r>
+          </w:p>
+        </w:tc>
+      </w:tr>
+      <w:tr>
+        <w:tc>
+          <w:tcPr>
+            <w:tcW w:type="dxa" w:w="2200"/>
+            <w:tcBorders>
+              <w:top w:val="single" w:color="999999" w:sz="4"/>
+              <w:left w:val="single" w:color="999999" w:sz="4"/>
+              <w:bottom w:val="single" w:color="999999" w:sz="4"/>
+              <w:right w:val="single" w:color="999999" w:sz="4"/>
+            </w:tcBorders>
+            <w:tcMar>
+              <w:top w:type="dxa" w:w="50"/>
+              <w:left w:type="dxa" w:w="80"/>
+              <w:bottom w:type="dxa" w:w="50"/>
+              <w:right w:type="dxa" w:w="80"/>
+            </w:tcMar>
+          </w:tcPr>
+          <w:p>
+            <w:pPr>
+              <w:spacing w:after="60" w:before="0"/>
+            </w:pPr>
+            <w:r>
+              <w:rPr>
+                <w:rFonts w:ascii="Arial" w:cs="Arial" w:eastAsia="Arial" w:hAnsi="Arial"/>
+                <w:sz w:val="17"/>
+                <w:szCs w:val="17"/>
+              </w:rPr>
+              <w:t xml:space="preserve">2.3 Area of Part of a Circle</w:t>
+            </w:r>
+          </w:p>
+        </w:tc>
+        <w:tc>
+          <w:tcPr>
+            <w:tcW w:type="dxa" w:w="3200"/>
+            <w:tcBorders>
+              <w:top w:val="single" w:color="999999" w:sz="4"/>
+              <w:left w:val="single" w:color="999999" w:sz="4"/>
+              <w:bottom w:val="single" w:color="999999" w:sz="4"/>
+              <w:right w:val="single" w:color="999999" w:sz="4"/>
+            </w:tcBorders>
+            <w:tcMar>
+              <w:top w:type="dxa" w:w="50"/>
+              <w:left w:type="dxa" w:w="80"/>
+              <w:bottom w:type="dxa" w:w="50"/>
+              <w:right w:type="dxa" w:w="80"/>
+            </w:tcMar>
+          </w:tcPr>
+          <w:p>
+            <w:pPr>
+              <w:spacing w:after="60" w:before="0"/>
+            </w:pPr>
+            <w:r>
+              <w:rPr>
+                <w:rFonts w:ascii="Arial" w:cs="Arial" w:eastAsia="Arial" w:hAnsi="Arial"/>
+                <w:sz w:val="17"/>
+                <w:szCs w:val="17"/>
+              </w:rPr>
+              <w:t xml:space="preserve">Unit: sub-strand number</w:t>
+            </w:r>
+          </w:p>
+        </w:tc>
+        <w:tc>
+          <w:tcPr>
+            <w:tcW w:type="dxa" w:w="6580"/>
+            <w:tcBorders>
+              <w:top w:val="single" w:color="999999" w:sz="4"/>
+              <w:left w:val="single" w:color="999999" w:sz="4"/>
+              <w:bottom w:val="single" w:color="999999" w:sz="4"/>
+              <w:right w:val="single" w:color="999999" w:sz="4"/>
+            </w:tcBorders>
+            <w:tcMar>
+              <w:top w:type="dxa" w:w="50"/>
+              <w:left w:type="dxa" w:w="80"/>
+              <w:bottom w:type="dxa" w:w="50"/>
+              <w:right w:type="dxa" w:w="80"/>
+            </w:tcMar>
+          </w:tcPr>
+          <w:p>
+            <w:pPr>
+              <w:spacing w:after="60" w:before="0"/>
+            </w:pPr>
+            <w:r>
+              <w:rPr>
+                <w:rFonts w:ascii="Arial" w:cs="Arial" w:eastAsia="Arial" w:hAnsi="Arial"/>
+                <w:sz w:val="17"/>
+                <w:szCs w:val="17"/>
+              </w:rPr>
+              <w:t xml:space="preserve">Number/name mismatch against KICD: KICD numbers this sub-strand 2.6 'Area of a Part of a Circle' (12 suggested lessons). The module metadata, the output folder, the document subtitle and every lesson label say 2.3 (10 lessons), while UNIT.substrand already says 2.6. Not renamed. Suggestion: teachers/project owner decide whether to renumber everything to 2.6 (KICD) or keep 2.3 as the project's own numbering; either way the unit text and lesson labels should agree.</w:t>
+            </w:r>
+          </w:p>
+        </w:tc>
+        <w:tc>
+          <w:tcPr>
+            <w:tcW w:type="dxa" w:w="1700"/>
+            <w:tcBorders>
+              <w:top w:val="single" w:color="999999" w:sz="4"/>
+              <w:left w:val="single" w:color="999999" w:sz="4"/>
+              <w:bottom w:val="single" w:color="999999" w:sz="4"/>
+              <w:right w:val="single" w:color="999999" w:sz="4"/>
+            </w:tcBorders>
+            <w:tcMar>
+              <w:top w:type="dxa" w:w="50"/>
+              <w:left w:type="dxa" w:w="80"/>
+              <w:bottom w:type="dxa" w:w="50"/>
+              <w:right w:type="dxa" w:w="80"/>
+            </w:tcMar>
+          </w:tcPr>
+          <w:p>
+            <w:pPr>
+              <w:spacing w:after="60" w:before="0"/>
+            </w:pPr>
+            <w:r>
+              <w:rPr>
+                <w:rFonts w:ascii="Arial" w:cs="Arial" w:eastAsia="Arial" w:hAnsi="Arial"/>
+                <w:sz w:val="17"/>
+                <w:szCs w:val="17"/>
+              </w:rPr>
+              <w:t xml:space="preserve">Journal_Mathematics</w:t>
+            </w:r>
+          </w:p>
+        </w:tc>
+      </w:tr>
+      <w:tr>
+        <w:tc>
+          <w:tcPr>
+            <w:tcW w:type="dxa" w:w="2200"/>
+            <w:tcBorders>
+              <w:top w:val="single" w:color="999999" w:sz="4"/>
+              <w:left w:val="single" w:color="999999" w:sz="4"/>
+              <w:bottom w:val="single" w:color="999999" w:sz="4"/>
+              <w:right w:val="single" w:color="999999" w:sz="4"/>
+            </w:tcBorders>
+            <w:tcMar>
+              <w:top w:type="dxa" w:w="50"/>
+              <w:left w:type="dxa" w:w="80"/>
+              <w:bottom w:type="dxa" w:w="50"/>
+              <w:right w:type="dxa" w:w="80"/>
+            </w:tcMar>
+          </w:tcPr>
+          <w:p>
+            <w:pPr>
+              <w:spacing w:after="60" w:before="0"/>
+            </w:pPr>
+            <w:r>
+              <w:rPr>
+                <w:rFonts w:ascii="Arial" w:cs="Arial" w:eastAsia="Arial" w:hAnsi="Arial"/>
+                <w:sz w:val="17"/>
+                <w:szCs w:val="17"/>
+              </w:rPr>
+              <w:t xml:space="preserve">2.3 Area of Part of a Circle</w:t>
+            </w:r>
+          </w:p>
+        </w:tc>
+        <w:tc>
+          <w:tcPr>
+            <w:tcW w:type="dxa" w:w="3200"/>
+            <w:tcBorders>
+              <w:top w:val="single" w:color="999999" w:sz="4"/>
+              <w:left w:val="single" w:color="999999" w:sz="4"/>
+              <w:bottom w:val="single" w:color="999999" w:sz="4"/>
+              <w:right w:val="single" w:color="999999" w:sz="4"/>
+            </w:tcBorders>
+            <w:tcMar>
+              <w:top w:type="dxa" w:w="50"/>
+              <w:left w:type="dxa" w:w="80"/>
+              <w:bottom w:type="dxa" w:w="50"/>
+              <w:right w:type="dxa" w:w="80"/>
+            </w:tcMar>
+          </w:tcPr>
+          <w:p>
+            <w:pPr>
+              <w:spacing w:after="60" w:before="0"/>
+            </w:pPr>
+            <w:r>
+              <w:rPr>
+                <w:rFonts w:ascii="Arial" w:cs="Arial" w:eastAsia="Arial" w:hAnsi="Arial"/>
+                <w:sz w:val="17"/>
+                <w:szCs w:val="17"/>
+              </w:rPr>
+              <w:t xml:space="preserve">Unit: KICD outcomes a, c, e not covered</w:t>
+            </w:r>
+          </w:p>
+        </w:tc>
+        <w:tc>
+          <w:tcPr>
+            <w:tcW w:type="dxa" w:w="6580"/>
+            <w:tcBorders>
+              <w:top w:val="single" w:color="999999" w:sz="4"/>
+              <w:left w:val="single" w:color="999999" w:sz="4"/>
+              <w:bottom w:val="single" w:color="999999" w:sz="4"/>
+              <w:right w:val="single" w:color="999999" w:sz="4"/>
+            </w:tcBorders>
+            <w:tcMar>
+              <w:top w:type="dxa" w:w="50"/>
+              <w:left w:type="dxa" w:w="80"/>
+              <w:bottom w:type="dxa" w:w="50"/>
+              <w:right w:type="dxa" w:w="80"/>
+            </w:tcMar>
+          </w:tcPr>
+          <w:p>
+            <w:pPr>
+              <w:spacing w:after="60" w:before="0"/>
+            </w:pPr>
+            <w:r>
+              <w:rPr>
+                <w:rFonts w:ascii="Arial" w:cs="Arial" w:eastAsia="Arial" w:hAnsi="Arial"/>
+                <w:sz w:val="17"/>
+                <w:szCs w:val="17"/>
+              </w:rPr>
+              <w:t xml:space="preserve">KICD content that is not taught or assessed anywhere in the 10 lessons or the Final Explanation: (a) area of an annulus, (c) area of an annular sector, (e) area of the common region between two intersecting circles (the KICD project items, dartboard and beaded necklace, use these too). Lessons cannot be added within the current contract. A small extension on annular sectors (the matatu wiper, which KICD itself uses as its example) has been added to Lesson 9 for fast finishers. Suggestion: add one or two extra lessons (KICD suggests 12 lessons, the data has 10) covering annulus, annular sector and the common region, with the dartboard/necklace project, and add one question on them to the Final Explanation.</w:t>
+            </w:r>
+          </w:p>
+        </w:tc>
+        <w:tc>
+          <w:tcPr>
+            <w:tcW w:type="dxa" w:w="1700"/>
+            <w:tcBorders>
+              <w:top w:val="single" w:color="999999" w:sz="4"/>
+              <w:left w:val="single" w:color="999999" w:sz="4"/>
+              <w:bottom w:val="single" w:color="999999" w:sz="4"/>
+              <w:right w:val="single" w:color="999999" w:sz="4"/>
+            </w:tcBorders>
+            <w:tcMar>
+              <w:top w:type="dxa" w:w="50"/>
+              <w:left w:type="dxa" w:w="80"/>
+              <w:bottom w:type="dxa" w:w="50"/>
+              <w:right w:type="dxa" w:w="80"/>
+            </w:tcMar>
+          </w:tcPr>
+          <w:p>
+            <w:pPr>
+              <w:spacing w:after="60" w:before="0"/>
+            </w:pPr>
+            <w:r>
+              <w:rPr>
+                <w:rFonts w:ascii="Arial" w:cs="Arial" w:eastAsia="Arial" w:hAnsi="Arial"/>
+                <w:sz w:val="17"/>
+                <w:szCs w:val="17"/>
+              </w:rPr>
+              <w:t xml:space="preserve">Journal_Mathematics</w:t>
+            </w:r>
+          </w:p>
+        </w:tc>
+      </w:tr>
+      <w:tr>
+        <w:tc>
+          <w:tcPr>
+            <w:tcW w:type="dxa" w:w="2200"/>
+            <w:tcBorders>
+              <w:top w:val="single" w:color="999999" w:sz="4"/>
+              <w:left w:val="single" w:color="999999" w:sz="4"/>
+              <w:bottom w:val="single" w:color="999999" w:sz="4"/>
+              <w:right w:val="single" w:color="999999" w:sz="4"/>
+            </w:tcBorders>
+            <w:tcMar>
+              <w:top w:type="dxa" w:w="50"/>
+              <w:left w:type="dxa" w:w="80"/>
+              <w:bottom w:type="dxa" w:w="50"/>
+              <w:right w:type="dxa" w:w="80"/>
+            </w:tcMar>
+          </w:tcPr>
+          <w:p>
+            <w:pPr>
+              <w:spacing w:after="60" w:before="0"/>
+            </w:pPr>
+            <w:r>
+              <w:rPr>
+                <w:rFonts w:ascii="Arial" w:cs="Arial" w:eastAsia="Arial" w:hAnsi="Arial"/>
+                <w:sz w:val="17"/>
+                <w:szCs w:val="17"/>
+              </w:rPr>
+              <w:t xml:space="preserve">2.3 Area of Part of a Circle</w:t>
+            </w:r>
+          </w:p>
+        </w:tc>
+        <w:tc>
+          <w:tcPr>
+            <w:tcW w:type="dxa" w:w="3200"/>
+            <w:tcBorders>
+              <w:top w:val="single" w:color="999999" w:sz="4"/>
+              <w:left w:val="single" w:color="999999" w:sz="4"/>
+              <w:bottom w:val="single" w:color="999999" w:sz="4"/>
+              <w:right w:val="single" w:color="999999" w:sz="4"/>
+            </w:tcBorders>
+            <w:tcMar>
+              <w:top w:type="dxa" w:w="50"/>
+              <w:left w:type="dxa" w:w="80"/>
+              <w:bottom w:type="dxa" w:w="50"/>
+              <w:right w:type="dxa" w:w="80"/>
+            </w:tcMar>
+          </w:tcPr>
+          <w:p>
+            <w:pPr>
+              <w:spacing w:after="60" w:before="0"/>
+            </w:pPr>
+            <w:r>
+              <w:rPr>
+                <w:rFonts w:ascii="Arial" w:cs="Arial" w:eastAsia="Arial" w:hAnsi="Arial"/>
+                <w:sz w:val="17"/>
+                <w:szCs w:val="17"/>
+              </w:rPr>
+              <w:t xml:space="preserve">Final Explanation: rubric levels</w:t>
+            </w:r>
+          </w:p>
+        </w:tc>
+        <w:tc>
+          <w:tcPr>
+            <w:tcW w:type="dxa" w:w="6580"/>
+            <w:tcBorders>
+              <w:top w:val="single" w:color="999999" w:sz="4"/>
+              <w:left w:val="single" w:color="999999" w:sz="4"/>
+              <w:bottom w:val="single" w:color="999999" w:sz="4"/>
+              <w:right w:val="single" w:color="999999" w:sz="4"/>
+            </w:tcBorders>
+            <w:tcMar>
+              <w:top w:type="dxa" w:w="50"/>
+              <w:left w:type="dxa" w:w="80"/>
+              <w:bottom w:type="dxa" w:w="50"/>
+              <w:right w:type="dxa" w:w="80"/>
+            </w:tcMar>
+          </w:tcPr>
+          <w:p>
+            <w:pPr>
+              <w:spacing w:after="60" w:before="0"/>
+            </w:pPr>
+            <w:r>
+              <w:rPr>
+                <w:rFonts w:ascii="Arial" w:cs="Arial" w:eastAsia="Arial" w:hAnsi="Arial"/>
+                <w:sz w:val="17"/>
+                <w:szCs w:val="17"/>
+              </w:rPr>
+              <w:t xml:space="preserve">The CBE rubric has four levels (Exceeds, Meets, Approaches, Below Expectations) but the contract allows only three fields per criterion and the printed headings are fixed by the template, so Below Expectations cannot be represented. Suggestion: teachers treat work that does not reach 'Approaches Expectations' as Below Expectations, or the template/contract is extended with a fourth level field.</w:t>
+            </w:r>
+          </w:p>
+        </w:tc>
+        <w:tc>
+          <w:tcPr>
+            <w:tcW w:type="dxa" w:w="1700"/>
+            <w:tcBorders>
+              <w:top w:val="single" w:color="999999" w:sz="4"/>
+              <w:left w:val="single" w:color="999999" w:sz="4"/>
+              <w:bottom w:val="single" w:color="999999" w:sz="4"/>
+              <w:right w:val="single" w:color="999999" w:sz="4"/>
+            </w:tcBorders>
+            <w:tcMar>
+              <w:top w:type="dxa" w:w="50"/>
+              <w:left w:type="dxa" w:w="80"/>
+              <w:bottom w:type="dxa" w:w="50"/>
+              <w:right w:type="dxa" w:w="80"/>
+            </w:tcMar>
+          </w:tcPr>
+          <w:p>
+            <w:pPr>
+              <w:spacing w:after="60" w:before="0"/>
+            </w:pPr>
+            <w:r>
+              <w:rPr>
+                <w:rFonts w:ascii="Arial" w:cs="Arial" w:eastAsia="Arial" w:hAnsi="Arial"/>
+                <w:sz w:val="17"/>
+                <w:szCs w:val="17"/>
+              </w:rPr>
+              <w:t xml:space="preserve">Journal_Mathematics</w:t>
+            </w:r>
+          </w:p>
+        </w:tc>
+      </w:tr>
+      <w:tr>
+        <w:tc>
+          <w:tcPr>
+            <w:tcW w:type="dxa" w:w="2200"/>
+            <w:tcBorders>
+              <w:top w:val="single" w:color="999999" w:sz="4"/>
+              <w:left w:val="single" w:color="999999" w:sz="4"/>
+              <w:bottom w:val="single" w:color="999999" w:sz="4"/>
+              <w:right w:val="single" w:color="999999" w:sz="4"/>
+            </w:tcBorders>
+            <w:tcMar>
+              <w:top w:type="dxa" w:w="50"/>
+              <w:left w:type="dxa" w:w="80"/>
+              <w:bottom w:type="dxa" w:w="50"/>
+              <w:right w:type="dxa" w:w="80"/>
+            </w:tcMar>
+          </w:tcPr>
+          <w:p>
+            <w:pPr>
+              <w:spacing w:after="60" w:before="0"/>
+            </w:pPr>
+            <w:r>
+              <w:rPr>
+                <w:rFonts w:ascii="Arial" w:cs="Arial" w:eastAsia="Arial" w:hAnsi="Arial"/>
+                <w:sz w:val="17"/>
+                <w:szCs w:val="17"/>
+              </w:rPr>
               <w:t xml:space="preserve">2.4 Surface Area and Volume of Solids</w:t>
             </w:r>
           </w:p>
@@ -21588,6 +25370,738 @@
                 <w:sz w:val="17"/>
                 <w:szCs w:val="17"/>
               </w:rPr>
+              <w:t xml:space="preserve">Unit overview, phenomenon (+48 related)</w:t>
+            </w:r>
+          </w:p>
+        </w:tc>
+        <w:tc>
+          <w:tcPr>
+            <w:tcW w:type="dxa" w:w="6580"/>
+            <w:tcBorders>
+              <w:top w:val="single" w:color="999999" w:sz="4"/>
+              <w:left w:val="single" w:color="999999" w:sz="4"/>
+              <w:bottom w:val="single" w:color="999999" w:sz="4"/>
+              <w:right w:val="single" w:color="999999" w:sz="4"/>
+            </w:tcBorders>
+            <w:tcMar>
+              <w:top w:type="dxa" w:w="50"/>
+              <w:left w:type="dxa" w:w="80"/>
+              <w:bottom w:type="dxa" w:w="50"/>
+              <w:right w:type="dxa" w:w="80"/>
+            </w:tcMar>
+          </w:tcPr>
+          <w:p>
+            <w:pPr>
+              <w:spacing w:after="60" w:before="0"/>
+            </w:pPr>
+            <w:r>
+              <w:rPr>
+                <w:rFonts w:ascii="Arial" w:cs="Arial" w:eastAsia="Arial" w:hAnsi="Arial"/>
+                <w:sz w:val="17"/>
+                <w:szCs w:val="17"/>
+              </w:rPr>
+              <w:t xml:space="preserve">Suggested change: The two tanks did not add up: the frustum tank held only 1,300-3,300 L in the lessons and the composite tank had different sizes in Lessons 5, 6 and 10. One pair of tanks (both about 5,000 L, frustum about 4% less metal) is now used in every lesson.. Old data: the frustum tank in Lesson 3 (R 0.8, r 0.4, l 1.2 m) holds only about 1.3 m3 and in Lesson 7 (R 0.9, r 0.5, h 2.1 m) 3.3 m3, never 5,000 L; the composite tank was r 0.8, h 2.0 m in Lesson 5 but r 0.7, h 2.8 m in Lesson 6; Lesson 10 used a third set. I also searched by computer all closed frustums of volume 5 m3: the smallest total surface is about 16.19 m2, so a saving of 9 m2 (old text) is impossible against any sensibly shaped composite tank. New common data. Composite: cylinder r 0.7 m, h 2.8 m plus hemisphere r 0.7 m: V = pi(0.49x2.8 + 2/3x0.343) = 5.029 m3 (5,030 L); SA = 3.92pi + 0.49pi + 0.98pi = 5.39pi = 16.93 m2. Frustum: R 1.0 m, r 0.8 m, h 1.96 m, slant l = sqrt(1.96^2 + 0.2^2) = 1.97 m: V = pi x 1.96/3 x (1 + 0.8 + 0.64) = 5.008 m3 (5,010 L); SA = pi(1 + 0.64) + pi x 1.8 x 1.97 = 16.29 m2. Checked by hand and by script. The frustum saves 0.64 m2 (about 4%, about Ksh 540 per tank at Ksh 850/m2): the real size of the effect, because the composite tank is tall and narrow while the frustum is shorter and wider. TEACHER DECISION: accept this smaller difference (all later lessons now say 'about 4%'), or replace the tanks with a different pair.</w:t>
+            </w:r>
+          </w:p>
+        </w:tc>
+        <w:tc>
+          <w:tcPr>
+            <w:tcW w:type="dxa" w:w="1700"/>
+            <w:tcBorders>
+              <w:top w:val="single" w:color="999999" w:sz="4"/>
+              <w:left w:val="single" w:color="999999" w:sz="4"/>
+              <w:bottom w:val="single" w:color="999999" w:sz="4"/>
+              <w:right w:val="single" w:color="999999" w:sz="4"/>
+            </w:tcBorders>
+            <w:tcMar>
+              <w:top w:type="dxa" w:w="50"/>
+              <w:left w:type="dxa" w:w="80"/>
+              <w:bottom w:type="dxa" w:w="50"/>
+              <w:right w:type="dxa" w:w="80"/>
+            </w:tcMar>
+          </w:tcPr>
+          <w:p>
+            <w:pPr>
+              <w:spacing w:after="60" w:before="0"/>
+            </w:pPr>
+            <w:r>
+              <w:rPr>
+                <w:rFonts w:ascii="Arial" w:cs="Arial" w:eastAsia="Arial" w:hAnsi="Arial"/>
+                <w:sz w:val="17"/>
+                <w:szCs w:val="17"/>
+              </w:rPr>
+              <w:t xml:space="preserve">Journal_Mathematics</w:t>
+            </w:r>
+          </w:p>
+        </w:tc>
+      </w:tr>
+      <w:tr>
+        <w:tc>
+          <w:tcPr>
+            <w:tcW w:type="dxa" w:w="2200"/>
+            <w:tcBorders>
+              <w:top w:val="single" w:color="999999" w:sz="4"/>
+              <w:left w:val="single" w:color="999999" w:sz="4"/>
+              <w:bottom w:val="single" w:color="999999" w:sz="4"/>
+              <w:right w:val="single" w:color="999999" w:sz="4"/>
+            </w:tcBorders>
+            <w:tcMar>
+              <w:top w:type="dxa" w:w="50"/>
+              <w:left w:type="dxa" w:w="80"/>
+              <w:bottom w:type="dxa" w:w="50"/>
+              <w:right w:type="dxa" w:w="80"/>
+            </w:tcMar>
+          </w:tcPr>
+          <w:p>
+            <w:pPr>
+              <w:spacing w:after="60" w:before="0"/>
+            </w:pPr>
+            <w:r>
+              <w:rPr>
+                <w:rFonts w:ascii="Arial" w:cs="Arial" w:eastAsia="Arial" w:hAnsi="Arial"/>
+                <w:sz w:val="17"/>
+                <w:szCs w:val="17"/>
+              </w:rPr>
+              <w:t xml:space="preserve">2.4 Surface Area and Volume of Solids</w:t>
+            </w:r>
+          </w:p>
+        </w:tc>
+        <w:tc>
+          <w:tcPr>
+            <w:tcW w:type="dxa" w:w="3200"/>
+            <w:tcBorders>
+              <w:top w:val="single" w:color="999999" w:sz="4"/>
+              <w:left w:val="single" w:color="999999" w:sz="4"/>
+              <w:bottom w:val="single" w:color="999999" w:sz="4"/>
+              <w:right w:val="single" w:color="999999" w:sz="4"/>
+            </w:tcBorders>
+            <w:tcMar>
+              <w:top w:type="dxa" w:w="50"/>
+              <w:left w:type="dxa" w:w="80"/>
+              <w:bottom w:type="dxa" w:w="50"/>
+              <w:right w:type="dxa" w:w="80"/>
+            </w:tcMar>
+          </w:tcPr>
+          <w:p>
+            <w:pPr>
+              <w:spacing w:after="60" w:before="0"/>
+            </w:pPr>
+            <w:r>
+              <w:rPr>
+                <w:rFonts w:ascii="Arial" w:cs="Arial" w:eastAsia="Arial" w:hAnsi="Arial"/>
+                <w:sz w:val="17"/>
+                <w:szCs w:val="17"/>
+              </w:rPr>
+              <w:t xml:space="preserve">Lesson 1, Explain Phase, teacherMoves</w:t>
+            </w:r>
+          </w:p>
+        </w:tc>
+        <w:tc>
+          <w:tcPr>
+            <w:tcW w:type="dxa" w:w="6580"/>
+            <w:tcBorders>
+              <w:top w:val="single" w:color="999999" w:sz="4"/>
+              <w:left w:val="single" w:color="999999" w:sz="4"/>
+              <w:bottom w:val="single" w:color="999999" w:sz="4"/>
+              <w:right w:val="single" w:color="999999" w:sz="4"/>
+            </w:tcBorders>
+            <w:tcMar>
+              <w:top w:type="dxa" w:w="50"/>
+              <w:left w:type="dxa" w:w="80"/>
+              <w:bottom w:type="dxa" w:w="50"/>
+              <w:right w:type="dxa" w:w="80"/>
+            </w:tcMar>
+          </w:tcPr>
+          <w:p>
+            <w:pPr>
+              <w:spacing w:after="60" w:before="0"/>
+            </w:pPr>
+            <w:r>
+              <w:rPr>
+                <w:rFonts w:ascii="Arial" w:cs="Arial" w:eastAsia="Arial" w:hAnsi="Arial"/>
+                <w:sz w:val="17"/>
+                <w:szCs w:val="17"/>
+              </w:rPr>
+              <w:t xml:space="preserve">Suggested change: The sub-strand had no language support at all. Kiswahili terms are given only for words I am sure of; the teacher decides which terms and which local language their learners actually use.</w:t>
+            </w:r>
+          </w:p>
+        </w:tc>
+        <w:tc>
+          <w:tcPr>
+            <w:tcW w:type="dxa" w:w="1700"/>
+            <w:tcBorders>
+              <w:top w:val="single" w:color="999999" w:sz="4"/>
+              <w:left w:val="single" w:color="999999" w:sz="4"/>
+              <w:bottom w:val="single" w:color="999999" w:sz="4"/>
+              <w:right w:val="single" w:color="999999" w:sz="4"/>
+            </w:tcBorders>
+            <w:tcMar>
+              <w:top w:type="dxa" w:w="50"/>
+              <w:left w:type="dxa" w:w="80"/>
+              <w:bottom w:type="dxa" w:w="50"/>
+              <w:right w:type="dxa" w:w="80"/>
+            </w:tcMar>
+          </w:tcPr>
+          <w:p>
+            <w:pPr>
+              <w:spacing w:after="60" w:before="0"/>
+            </w:pPr>
+            <w:r>
+              <w:rPr>
+                <w:rFonts w:ascii="Arial" w:cs="Arial" w:eastAsia="Arial" w:hAnsi="Arial"/>
+                <w:sz w:val="17"/>
+                <w:szCs w:val="17"/>
+              </w:rPr>
+              <w:t xml:space="preserve">Journal_Mathematics</w:t>
+            </w:r>
+          </w:p>
+        </w:tc>
+      </w:tr>
+      <w:tr>
+        <w:tc>
+          <w:tcPr>
+            <w:tcW w:type="dxa" w:w="2200"/>
+            <w:tcBorders>
+              <w:top w:val="single" w:color="999999" w:sz="4"/>
+              <w:left w:val="single" w:color="999999" w:sz="4"/>
+              <w:bottom w:val="single" w:color="999999" w:sz="4"/>
+              <w:right w:val="single" w:color="999999" w:sz="4"/>
+            </w:tcBorders>
+            <w:tcMar>
+              <w:top w:type="dxa" w:w="50"/>
+              <w:left w:type="dxa" w:w="80"/>
+              <w:bottom w:type="dxa" w:w="50"/>
+              <w:right w:type="dxa" w:w="80"/>
+            </w:tcMar>
+          </w:tcPr>
+          <w:p>
+            <w:pPr>
+              <w:spacing w:after="60" w:before="0"/>
+            </w:pPr>
+            <w:r>
+              <w:rPr>
+                <w:rFonts w:ascii="Arial" w:cs="Arial" w:eastAsia="Arial" w:hAnsi="Arial"/>
+                <w:sz w:val="17"/>
+                <w:szCs w:val="17"/>
+              </w:rPr>
+              <w:t xml:space="preserve">2.4 Surface Area and Volume of Solids</w:t>
+            </w:r>
+          </w:p>
+        </w:tc>
+        <w:tc>
+          <w:tcPr>
+            <w:tcW w:type="dxa" w:w="3200"/>
+            <w:tcBorders>
+              <w:top w:val="single" w:color="999999" w:sz="4"/>
+              <w:left w:val="single" w:color="999999" w:sz="4"/>
+              <w:bottom w:val="single" w:color="999999" w:sz="4"/>
+              <w:right w:val="single" w:color="999999" w:sz="4"/>
+            </w:tcBorders>
+            <w:tcMar>
+              <w:top w:type="dxa" w:w="50"/>
+              <w:left w:type="dxa" w:w="80"/>
+              <w:bottom w:type="dxa" w:w="50"/>
+              <w:right w:type="dxa" w:w="80"/>
+            </w:tcMar>
+          </w:tcPr>
+          <w:p>
+            <w:pPr>
+              <w:spacing w:after="60" w:before="0"/>
+            </w:pPr>
+            <w:r>
+              <w:rPr>
+                <w:rFonts w:ascii="Arial" w:cs="Arial" w:eastAsia="Arial" w:hAnsi="Arial"/>
+                <w:sz w:val="17"/>
+                <w:szCs w:val="17"/>
+              </w:rPr>
+              <w:t xml:space="preserve">Lesson 8, slo.purposeInStoryline (+5 related)</w:t>
+            </w:r>
+          </w:p>
+        </w:tc>
+        <w:tc>
+          <w:tcPr>
+            <w:tcW w:type="dxa" w:w="6580"/>
+            <w:tcBorders>
+              <w:top w:val="single" w:color="999999" w:sz="4"/>
+              <w:left w:val="single" w:color="999999" w:sz="4"/>
+              <w:bottom w:val="single" w:color="999999" w:sz="4"/>
+              <w:right w:val="single" w:color="999999" w:sz="4"/>
+            </w:tcBorders>
+            <w:tcMar>
+              <w:top w:type="dxa" w:w="50"/>
+              <w:left w:type="dxa" w:w="80"/>
+              <w:bottom w:type="dxa" w:w="50"/>
+              <w:right w:type="dxa" w:w="80"/>
+            </w:tcMar>
+          </w:tcPr>
+          <w:p>
+            <w:pPr>
+              <w:spacing w:after="60" w:before="0"/>
+            </w:pPr>
+            <w:r>
+              <w:rPr>
+                <w:rFonts w:ascii="Arial" w:cs="Arial" w:eastAsia="Arial" w:hAnsi="Arial"/>
+                <w:sz w:val="17"/>
+                <w:szCs w:val="17"/>
+              </w:rPr>
+              <w:t xml:space="preserve">Suggested change: 'Mapunja' is not a term I could confirm as a Kenyan word for a grain store; replaced with the standard Kiswahili 'ghala' (grain store).. I could not confirm 'mapunja(s)' as a Kiswahili or other Kenyan word for a grain store; 'ghala' is the standard Kiswahili word. Teacher decision: if a local word is used in your area for this kind of store, use that instead.</w:t>
+            </w:r>
+          </w:p>
+        </w:tc>
+        <w:tc>
+          <w:tcPr>
+            <w:tcW w:type="dxa" w:w="1700"/>
+            <w:tcBorders>
+              <w:top w:val="single" w:color="999999" w:sz="4"/>
+              <w:left w:val="single" w:color="999999" w:sz="4"/>
+              <w:bottom w:val="single" w:color="999999" w:sz="4"/>
+              <w:right w:val="single" w:color="999999" w:sz="4"/>
+            </w:tcBorders>
+            <w:tcMar>
+              <w:top w:type="dxa" w:w="50"/>
+              <w:left w:type="dxa" w:w="80"/>
+              <w:bottom w:type="dxa" w:w="50"/>
+              <w:right w:type="dxa" w:w="80"/>
+            </w:tcMar>
+          </w:tcPr>
+          <w:p>
+            <w:pPr>
+              <w:spacing w:after="60" w:before="0"/>
+            </w:pPr>
+            <w:r>
+              <w:rPr>
+                <w:rFonts w:ascii="Arial" w:cs="Arial" w:eastAsia="Arial" w:hAnsi="Arial"/>
+                <w:sz w:val="17"/>
+                <w:szCs w:val="17"/>
+              </w:rPr>
+              <w:t xml:space="preserve">Journal_Mathematics</w:t>
+            </w:r>
+          </w:p>
+        </w:tc>
+      </w:tr>
+      <w:tr>
+        <w:tc>
+          <w:tcPr>
+            <w:tcW w:type="dxa" w:w="2200"/>
+            <w:tcBorders>
+              <w:top w:val="single" w:color="999999" w:sz="4"/>
+              <w:left w:val="single" w:color="999999" w:sz="4"/>
+              <w:bottom w:val="single" w:color="999999" w:sz="4"/>
+              <w:right w:val="single" w:color="999999" w:sz="4"/>
+            </w:tcBorders>
+            <w:tcMar>
+              <w:top w:type="dxa" w:w="50"/>
+              <w:left w:type="dxa" w:w="80"/>
+              <w:bottom w:type="dxa" w:w="50"/>
+              <w:right w:type="dxa" w:w="80"/>
+            </w:tcMar>
+          </w:tcPr>
+          <w:p>
+            <w:pPr>
+              <w:spacing w:after="60" w:before="0"/>
+            </w:pPr>
+            <w:r>
+              <w:rPr>
+                <w:rFonts w:ascii="Arial" w:cs="Arial" w:eastAsia="Arial" w:hAnsi="Arial"/>
+                <w:sz w:val="17"/>
+                <w:szCs w:val="17"/>
+              </w:rPr>
+              <w:t xml:space="preserve">2.4 Surface Area and Volume of Solids</w:t>
+            </w:r>
+          </w:p>
+        </w:tc>
+        <w:tc>
+          <w:tcPr>
+            <w:tcW w:type="dxa" w:w="3200"/>
+            <w:tcBorders>
+              <w:top w:val="single" w:color="999999" w:sz="4"/>
+              <w:left w:val="single" w:color="999999" w:sz="4"/>
+              <w:bottom w:val="single" w:color="999999" w:sz="4"/>
+              <w:right w:val="single" w:color="999999" w:sz="4"/>
+            </w:tcBorders>
+            <w:tcMar>
+              <w:top w:type="dxa" w:w="50"/>
+              <w:left w:type="dxa" w:w="80"/>
+              <w:bottom w:type="dxa" w:w="50"/>
+              <w:right w:type="dxa" w:w="80"/>
+            </w:tcMar>
+          </w:tcPr>
+          <w:p>
+            <w:pPr>
+              <w:spacing w:after="60" w:before="0"/>
+            </w:pPr>
+            <w:r>
+              <w:rPr>
+                <w:rFonts w:ascii="Arial" w:cs="Arial" w:eastAsia="Arial" w:hAnsi="Arial"/>
+                <w:sz w:val="17"/>
+                <w:szCs w:val="17"/>
+              </w:rPr>
+              <w:t xml:space="preserve">Lesson 9, Observe Phase, learnerExperience (+1 related)</w:t>
+            </w:r>
+          </w:p>
+        </w:tc>
+        <w:tc>
+          <w:tcPr>
+            <w:tcW w:type="dxa" w:w="6580"/>
+            <w:tcBorders>
+              <w:top w:val="single" w:color="999999" w:sz="4"/>
+              <w:left w:val="single" w:color="999999" w:sz="4"/>
+              <w:bottom w:val="single" w:color="999999" w:sz="4"/>
+              <w:right w:val="single" w:color="999999" w:sz="4"/>
+            </w:tcBorders>
+            <w:tcMar>
+              <w:top w:type="dxa" w:w="50"/>
+              <w:left w:type="dxa" w:w="80"/>
+              <w:bottom w:type="dxa" w:w="50"/>
+              <w:right w:type="dxa" w:w="80"/>
+            </w:tcMar>
+          </w:tcPr>
+          <w:p>
+            <w:pPr>
+              <w:spacing w:after="60" w:before="0"/>
+            </w:pPr>
+            <w:r>
+              <w:rPr>
+                <w:rFonts w:ascii="Arial" w:cs="Arial" w:eastAsia="Arial" w:hAnsi="Arial"/>
+                <w:sz w:val="17"/>
+                <w:szCs w:val="17"/>
+              </w:rPr>
+              <w:t xml:space="preserve">Suggested change: Lesson 9 repeated the tank volumes already found in Lessons 6 and 7 and gave no dimensions; learners now re-check them quickly and solve a new composite problem (Kitale silo).. Old Lesson 9 asked learners to compute both tank volumes, which they had already done in Lessons 6 and 7, and the data card had no dimensions. KICD outcome (d), the volume of composite solids in real-life situations, therefore had little new practice. I give the card its dimensions, shorten the re-check, and add one new composite problem. Checked: cylinder pi x 2.25 x 3 = 21.206; cone (1/3) x pi x 2.25 x 1 = 2.356; total 23.562 m3. TEACHER DECISION: this changes the lesson design (a different problem in the group-work slot); keep or swap the silo for a problem from your own textbook.</w:t>
+            </w:r>
+          </w:p>
+        </w:tc>
+        <w:tc>
+          <w:tcPr>
+            <w:tcW w:type="dxa" w:w="1700"/>
+            <w:tcBorders>
+              <w:top w:val="single" w:color="999999" w:sz="4"/>
+              <w:left w:val="single" w:color="999999" w:sz="4"/>
+              <w:bottom w:val="single" w:color="999999" w:sz="4"/>
+              <w:right w:val="single" w:color="999999" w:sz="4"/>
+            </w:tcBorders>
+            <w:tcMar>
+              <w:top w:type="dxa" w:w="50"/>
+              <w:left w:type="dxa" w:w="80"/>
+              <w:bottom w:type="dxa" w:w="50"/>
+              <w:right w:type="dxa" w:w="80"/>
+            </w:tcMar>
+          </w:tcPr>
+          <w:p>
+            <w:pPr>
+              <w:spacing w:after="60" w:before="0"/>
+            </w:pPr>
+            <w:r>
+              <w:rPr>
+                <w:rFonts w:ascii="Arial" w:cs="Arial" w:eastAsia="Arial" w:hAnsi="Arial"/>
+                <w:sz w:val="17"/>
+                <w:szCs w:val="17"/>
+              </w:rPr>
+              <w:t xml:space="preserve">Journal_Mathematics</w:t>
+            </w:r>
+          </w:p>
+        </w:tc>
+      </w:tr>
+      <w:tr>
+        <w:tc>
+          <w:tcPr>
+            <w:tcW w:type="dxa" w:w="2200"/>
+            <w:tcBorders>
+              <w:top w:val="single" w:color="999999" w:sz="4"/>
+              <w:left w:val="single" w:color="999999" w:sz="4"/>
+              <w:bottom w:val="single" w:color="999999" w:sz="4"/>
+              <w:right w:val="single" w:color="999999" w:sz="4"/>
+            </w:tcBorders>
+            <w:tcMar>
+              <w:top w:type="dxa" w:w="50"/>
+              <w:left w:type="dxa" w:w="80"/>
+              <w:bottom w:type="dxa" w:w="50"/>
+              <w:right w:type="dxa" w:w="80"/>
+            </w:tcMar>
+          </w:tcPr>
+          <w:p>
+            <w:pPr>
+              <w:spacing w:after="60" w:before="0"/>
+            </w:pPr>
+            <w:r>
+              <w:rPr>
+                <w:rFonts w:ascii="Arial" w:cs="Arial" w:eastAsia="Arial" w:hAnsi="Arial"/>
+                <w:sz w:val="17"/>
+                <w:szCs w:val="17"/>
+              </w:rPr>
+              <w:t xml:space="preserve">2.4 Surface Area and Volume of Solids</w:t>
+            </w:r>
+          </w:p>
+        </w:tc>
+        <w:tc>
+          <w:tcPr>
+            <w:tcW w:type="dxa" w:w="3200"/>
+            <w:tcBorders>
+              <w:top w:val="single" w:color="999999" w:sz="4"/>
+              <w:left w:val="single" w:color="999999" w:sz="4"/>
+              <w:bottom w:val="single" w:color="999999" w:sz="4"/>
+              <w:right w:val="single" w:color="999999" w:sz="4"/>
+            </w:tcBorders>
+            <w:tcMar>
+              <w:top w:type="dxa" w:w="50"/>
+              <w:left w:type="dxa" w:w="80"/>
+              <w:bottom w:type="dxa" w:w="50"/>
+              <w:right w:type="dxa" w:w="80"/>
+            </w:tcMar>
+          </w:tcPr>
+          <w:p>
+            <w:pPr>
+              <w:spacing w:after="60" w:before="0"/>
+            </w:pPr>
+            <w:r>
+              <w:rPr>
+                <w:rFonts w:ascii="Arial" w:cs="Arial" w:eastAsia="Arial" w:hAnsi="Arial"/>
+                <w:sz w:val="17"/>
+                <w:szCs w:val="17"/>
+              </w:rPr>
+              <w:t xml:space="preserve">Unit overview, coreCompetencies (+2 related)</w:t>
+            </w:r>
+          </w:p>
+        </w:tc>
+        <w:tc>
+          <w:tcPr>
+            <w:tcW w:type="dxa" w:w="6580"/>
+            <w:tcBorders>
+              <w:top w:val="single" w:color="999999" w:sz="4"/>
+              <w:left w:val="single" w:color="999999" w:sz="4"/>
+              <w:bottom w:val="single" w:color="999999" w:sz="4"/>
+              <w:right w:val="single" w:color="999999" w:sz="4"/>
+            </w:tcBorders>
+            <w:tcMar>
+              <w:top w:type="dxa" w:w="50"/>
+              <w:left w:type="dxa" w:w="80"/>
+              <w:bottom w:type="dxa" w:w="50"/>
+              <w:right w:type="dxa" w:w="80"/>
+            </w:tcMar>
+          </w:tcPr>
+          <w:p>
+            <w:pPr>
+              <w:spacing w:after="60" w:before="0"/>
+            </w:pPr>
+            <w:r>
+              <w:rPr>
+                <w:rFonts w:ascii="Arial" w:cs="Arial" w:eastAsia="Arial" w:hAnsi="Arial"/>
+                <w:sz w:val="17"/>
+                <w:szCs w:val="17"/>
+              </w:rPr>
+              <w:t xml:space="preserve">Suggested change: Core competencies, values and PCI now include the KICD-listed ones word for word (Lesson 6 sand activity); the earlier extras were kept where they match lesson activities.. KICD lists two core competencies (Critical Thinking and Problem Solving; Creativity and Imagination), two values (Unity, Respect) and the PCI 'Environment and technology', all tied to the cone-and-cylinder sand activity (Lesson 6). The data had other competencies, values and PCIs not in KICD (Digital Literacy, Self-efficacy, Integrity, Financial Literacy...). TEACHER DECISION: I restored the KICD wording and kept the extras that match real lesson activities; delete extras if your school wants the KICD list only.</w:t>
+            </w:r>
+          </w:p>
+        </w:tc>
+        <w:tc>
+          <w:tcPr>
+            <w:tcW w:type="dxa" w:w="1700"/>
+            <w:tcBorders>
+              <w:top w:val="single" w:color="999999" w:sz="4"/>
+              <w:left w:val="single" w:color="999999" w:sz="4"/>
+              <w:bottom w:val="single" w:color="999999" w:sz="4"/>
+              <w:right w:val="single" w:color="999999" w:sz="4"/>
+            </w:tcBorders>
+            <w:tcMar>
+              <w:top w:type="dxa" w:w="50"/>
+              <w:left w:type="dxa" w:w="80"/>
+              <w:bottom w:type="dxa" w:w="50"/>
+              <w:right w:type="dxa" w:w="80"/>
+            </w:tcMar>
+          </w:tcPr>
+          <w:p>
+            <w:pPr>
+              <w:spacing w:after="60" w:before="0"/>
+            </w:pPr>
+            <w:r>
+              <w:rPr>
+                <w:rFonts w:ascii="Arial" w:cs="Arial" w:eastAsia="Arial" w:hAnsi="Arial"/>
+                <w:sz w:val="17"/>
+                <w:szCs w:val="17"/>
+              </w:rPr>
+              <w:t xml:space="preserve">Journal_Mathematics</w:t>
+            </w:r>
+          </w:p>
+        </w:tc>
+      </w:tr>
+      <w:tr>
+        <w:tc>
+          <w:tcPr>
+            <w:tcW w:type="dxa" w:w="2200"/>
+            <w:tcBorders>
+              <w:top w:val="single" w:color="999999" w:sz="4"/>
+              <w:left w:val="single" w:color="999999" w:sz="4"/>
+              <w:bottom w:val="single" w:color="999999" w:sz="4"/>
+              <w:right w:val="single" w:color="999999" w:sz="4"/>
+            </w:tcBorders>
+            <w:tcMar>
+              <w:top w:type="dxa" w:w="50"/>
+              <w:left w:type="dxa" w:w="80"/>
+              <w:bottom w:type="dxa" w:w="50"/>
+              <w:right w:type="dxa" w:w="80"/>
+            </w:tcMar>
+          </w:tcPr>
+          <w:p>
+            <w:pPr>
+              <w:spacing w:after="60" w:before="0"/>
+            </w:pPr>
+            <w:r>
+              <w:rPr>
+                <w:rFonts w:ascii="Arial" w:cs="Arial" w:eastAsia="Arial" w:hAnsi="Arial"/>
+                <w:sz w:val="17"/>
+                <w:szCs w:val="17"/>
+              </w:rPr>
+              <w:t xml:space="preserve">2.4 Surface Area and Volume of Solids</w:t>
+            </w:r>
+          </w:p>
+        </w:tc>
+        <w:tc>
+          <w:tcPr>
+            <w:tcW w:type="dxa" w:w="3200"/>
+            <w:tcBorders>
+              <w:top w:val="single" w:color="999999" w:sz="4"/>
+              <w:left w:val="single" w:color="999999" w:sz="4"/>
+              <w:bottom w:val="single" w:color="999999" w:sz="4"/>
+              <w:right w:val="single" w:color="999999" w:sz="4"/>
+            </w:tcBorders>
+            <w:tcMar>
+              <w:top w:type="dxa" w:w="50"/>
+              <w:left w:type="dxa" w:w="80"/>
+              <w:bottom w:type="dxa" w:w="50"/>
+              <w:right w:type="dxa" w:w="80"/>
+            </w:tcMar>
+          </w:tcPr>
+          <w:p>
+            <w:pPr>
+              <w:spacing w:after="60" w:before="0"/>
+            </w:pPr>
+            <w:r>
+              <w:rPr>
+                <w:rFonts w:ascii="Arial" w:cs="Arial" w:eastAsia="Arial" w:hAnsi="Arial"/>
+                <w:sz w:val="17"/>
+                <w:szCs w:val="17"/>
+              </w:rPr>
+              <w:t xml:space="preserve">Unit overview, substrand</w:t>
+            </w:r>
+          </w:p>
+        </w:tc>
+        <w:tc>
+          <w:tcPr>
+            <w:tcW w:type="dxa" w:w="6580"/>
+            <w:tcBorders>
+              <w:top w:val="single" w:color="999999" w:sz="4"/>
+              <w:left w:val="single" w:color="999999" w:sz="4"/>
+              <w:bottom w:val="single" w:color="999999" w:sz="4"/>
+              <w:right w:val="single" w:color="999999" w:sz="4"/>
+            </w:tcBorders>
+            <w:tcMar>
+              <w:top w:type="dxa" w:w="50"/>
+              <w:left w:type="dxa" w:w="80"/>
+              <w:bottom w:type="dxa" w:w="50"/>
+              <w:right w:type="dxa" w:w="80"/>
+            </w:tcMar>
+          </w:tcPr>
+          <w:p>
+            <w:pPr>
+              <w:spacing w:after="60" w:before="0"/>
+            </w:pPr>
+            <w:r>
+              <w:rPr>
+                <w:rFonts w:ascii="Arial" w:cs="Arial" w:eastAsia="Arial" w:hAnsi="Arial"/>
+                <w:sz w:val="17"/>
+                <w:szCs w:val="17"/>
+              </w:rPr>
+              <w:t xml:space="preserve">Suggested change: The unit header said Sub-Strand 2.7 while all ten lessons, the module name, file names and document titles say 2.4. KICD prints this sub-strand as 2.7 in the curriculum design, but 2.4 is the number the teacher templates and this project use everywhere else. I made the unit match 2.4. TEACHER DECISION: if you prefer the KICD number, all references must change to 2.7 together.</w:t>
+            </w:r>
+          </w:p>
+        </w:tc>
+        <w:tc>
+          <w:tcPr>
+            <w:tcW w:type="dxa" w:w="1700"/>
+            <w:tcBorders>
+              <w:top w:val="single" w:color="999999" w:sz="4"/>
+              <w:left w:val="single" w:color="999999" w:sz="4"/>
+              <w:bottom w:val="single" w:color="999999" w:sz="4"/>
+              <w:right w:val="single" w:color="999999" w:sz="4"/>
+            </w:tcBorders>
+            <w:tcMar>
+              <w:top w:type="dxa" w:w="50"/>
+              <w:left w:type="dxa" w:w="80"/>
+              <w:bottom w:type="dxa" w:w="50"/>
+              <w:right w:type="dxa" w:w="80"/>
+            </w:tcMar>
+          </w:tcPr>
+          <w:p>
+            <w:pPr>
+              <w:spacing w:after="60" w:before="0"/>
+            </w:pPr>
+            <w:r>
+              <w:rPr>
+                <w:rFonts w:ascii="Arial" w:cs="Arial" w:eastAsia="Arial" w:hAnsi="Arial"/>
+                <w:sz w:val="17"/>
+                <w:szCs w:val="17"/>
+              </w:rPr>
+              <w:t xml:space="preserve">Journal_Mathematics</w:t>
+            </w:r>
+          </w:p>
+        </w:tc>
+      </w:tr>
+      <w:tr>
+        <w:tc>
+          <w:tcPr>
+            <w:tcW w:type="dxa" w:w="2200"/>
+            <w:tcBorders>
+              <w:top w:val="single" w:color="999999" w:sz="4"/>
+              <w:left w:val="single" w:color="999999" w:sz="4"/>
+              <w:bottom w:val="single" w:color="999999" w:sz="4"/>
+              <w:right w:val="single" w:color="999999" w:sz="4"/>
+            </w:tcBorders>
+            <w:tcMar>
+              <w:top w:type="dxa" w:w="50"/>
+              <w:left w:type="dxa" w:w="80"/>
+              <w:bottom w:type="dxa" w:w="50"/>
+              <w:right w:type="dxa" w:w="80"/>
+            </w:tcMar>
+          </w:tcPr>
+          <w:p>
+            <w:pPr>
+              <w:spacing w:after="60" w:before="0"/>
+            </w:pPr>
+            <w:r>
+              <w:rPr>
+                <w:rFonts w:ascii="Arial" w:cs="Arial" w:eastAsia="Arial" w:hAnsi="Arial"/>
+                <w:sz w:val="17"/>
+                <w:szCs w:val="17"/>
+              </w:rPr>
+              <w:t xml:space="preserve">2.4 Surface Area and Volume of Solids</w:t>
+            </w:r>
+          </w:p>
+        </w:tc>
+        <w:tc>
+          <w:tcPr>
+            <w:tcW w:type="dxa" w:w="3200"/>
+            <w:tcBorders>
+              <w:top w:val="single" w:color="999999" w:sz="4"/>
+              <w:left w:val="single" w:color="999999" w:sz="4"/>
+              <w:bottom w:val="single" w:color="999999" w:sz="4"/>
+              <w:right w:val="single" w:color="999999" w:sz="4"/>
+            </w:tcBorders>
+            <w:tcMar>
+              <w:top w:type="dxa" w:w="50"/>
+              <w:left w:type="dxa" w:w="80"/>
+              <w:bottom w:type="dxa" w:w="50"/>
+              <w:right w:type="dxa" w:w="80"/>
+            </w:tcMar>
+          </w:tcPr>
+          <w:p>
+            <w:pPr>
+              <w:spacing w:after="60" w:before="0"/>
+            </w:pPr>
+            <w:r>
+              <w:rPr>
+                <w:rFonts w:ascii="Arial" w:cs="Arial" w:eastAsia="Arial" w:hAnsi="Arial"/>
+                <w:sz w:val="17"/>
+                <w:szCs w:val="17"/>
+              </w:rPr>
               <w:t xml:space="preserve">Final Explanation, rubric</w:t>
             </w:r>
           </w:p>
@@ -21619,6 +26133,3788 @@
                 <w:szCs w:val="17"/>
               </w:rPr>
               <w:t xml:space="preserve">The CBE level 'Below Expectations' cannot be represented: the partner contract allows only three level fields (excellent, proficient, developing). Teachers should treat any answer that does not reach 'Approaches Expectations' (for example, no attempt or no correct use of the data) as Below Expectations. Suggestion: ask the partner whether a fourth level field can be added to the contract.</w:t>
+            </w:r>
+          </w:p>
+        </w:tc>
+        <w:tc>
+          <w:tcPr>
+            <w:tcW w:type="dxa" w:w="1700"/>
+            <w:tcBorders>
+              <w:top w:val="single" w:color="999999" w:sz="4"/>
+              <w:left w:val="single" w:color="999999" w:sz="4"/>
+              <w:bottom w:val="single" w:color="999999" w:sz="4"/>
+              <w:right w:val="single" w:color="999999" w:sz="4"/>
+            </w:tcBorders>
+            <w:tcMar>
+              <w:top w:type="dxa" w:w="50"/>
+              <w:left w:type="dxa" w:w="80"/>
+              <w:bottom w:type="dxa" w:w="50"/>
+              <w:right w:type="dxa" w:w="80"/>
+            </w:tcMar>
+          </w:tcPr>
+          <w:p>
+            <w:pPr>
+              <w:spacing w:after="60" w:before="0"/>
+            </w:pPr>
+            <w:r>
+              <w:rPr>
+                <w:rFonts w:ascii="Arial" w:cs="Arial" w:eastAsia="Arial" w:hAnsi="Arial"/>
+                <w:sz w:val="17"/>
+                <w:szCs w:val="17"/>
+              </w:rPr>
+              <w:t xml:space="preserve">Journal_Mathematics</w:t>
+            </w:r>
+          </w:p>
+        </w:tc>
+      </w:tr>
+      <w:tr>
+        <w:tc>
+          <w:tcPr>
+            <w:tcW w:type="dxa" w:w="2200"/>
+            <w:tcBorders>
+              <w:top w:val="single" w:color="999999" w:sz="4"/>
+              <w:left w:val="single" w:color="999999" w:sz="4"/>
+              <w:bottom w:val="single" w:color="999999" w:sz="4"/>
+              <w:right w:val="single" w:color="999999" w:sz="4"/>
+            </w:tcBorders>
+            <w:tcMar>
+              <w:top w:type="dxa" w:w="50"/>
+              <w:left w:type="dxa" w:w="80"/>
+              <w:bottom w:type="dxa" w:w="50"/>
+              <w:right w:type="dxa" w:w="80"/>
+            </w:tcMar>
+          </w:tcPr>
+          <w:p>
+            <w:pPr>
+              <w:spacing w:after="60" w:before="0"/>
+            </w:pPr>
+            <w:r>
+              <w:rPr>
+                <w:rFonts w:ascii="Arial" w:cs="Arial" w:eastAsia="Arial" w:hAnsi="Arial"/>
+                <w:sz w:val="17"/>
+                <w:szCs w:val="17"/>
+              </w:rPr>
+              <w:t xml:space="preserve">3.1 Trigonometry I</w:t>
+            </w:r>
+          </w:p>
+        </w:tc>
+        <w:tc>
+          <w:tcPr>
+            <w:tcW w:type="dxa" w:w="3200"/>
+            <w:tcBorders>
+              <w:top w:val="single" w:color="999999" w:sz="4"/>
+              <w:left w:val="single" w:color="999999" w:sz="4"/>
+              <w:bottom w:val="single" w:color="999999" w:sz="4"/>
+              <w:right w:val="single" w:color="999999" w:sz="4"/>
+            </w:tcBorders>
+            <w:tcMar>
+              <w:top w:type="dxa" w:w="50"/>
+              <w:left w:type="dxa" w:w="80"/>
+              <w:bottom w:type="dxa" w:w="50"/>
+              <w:right w:type="dxa" w:w="80"/>
+            </w:tcMar>
+          </w:tcPr>
+          <w:p>
+            <w:pPr>
+              <w:spacing w:after="60" w:before="0"/>
+            </w:pPr>
+            <w:r>
+              <w:rPr>
+                <w:rFonts w:ascii="Arial" w:cs="Arial" w:eastAsia="Arial" w:hAnsi="Arial"/>
+                <w:sz w:val="17"/>
+                <w:szCs w:val="17"/>
+              </w:rPr>
+              <w:t xml:space="preserve">Lesson 8, slo.purposeInStoryline (+9 related)</w:t>
+            </w:r>
+          </w:p>
+        </w:tc>
+        <w:tc>
+          <w:tcPr>
+            <w:tcW w:type="dxa" w:w="6580"/>
+            <w:tcBorders>
+              <w:top w:val="single" w:color="999999" w:sz="4"/>
+              <w:left w:val="single" w:color="999999" w:sz="4"/>
+              <w:bottom w:val="single" w:color="999999" w:sz="4"/>
+              <w:right w:val="single" w:color="999999" w:sz="4"/>
+            </w:tcBorders>
+            <w:tcMar>
+              <w:top w:type="dxa" w:w="50"/>
+              <w:left w:type="dxa" w:w="80"/>
+              <w:bottom w:type="dxa" w:w="50"/>
+              <w:right w:type="dxa" w:w="80"/>
+            </w:tcMar>
+          </w:tcPr>
+          <w:p>
+            <w:pPr>
+              <w:spacing w:after="60" w:before="0"/>
+            </w:pPr>
+            <w:r>
+              <w:rPr>
+                <w:rFonts w:ascii="Arial" w:cs="Arial" w:eastAsia="Arial" w:hAnsi="Arial"/>
+                <w:sz w:val="17"/>
+                <w:szCs w:val="17"/>
+              </w:rPr>
+              <w:t xml:space="preserve">Suggested change: Lessons 7 and 8 both derived the special-angle values and both solved the same 60° mango-tree problem; Lesson 8 now recalls and applies the values, with a new backwards problem. Lesson 8 repeated Lesson 7: guessing the special-angle values, deriving them again with equilateral and isosceles right-angled triangles, and the 60°-sun mango-tree calculation (9√3 m) all appeared in both lessons. Lesson 8 is now retrieval, a short re-check, and new problems (including working backwards from an exact height to the angle). Teachers decide whether to keep this redesign or merge the two lessons.</w:t>
+            </w:r>
+          </w:p>
+        </w:tc>
+        <w:tc>
+          <w:tcPr>
+            <w:tcW w:type="dxa" w:w="1700"/>
+            <w:tcBorders>
+              <w:top w:val="single" w:color="999999" w:sz="4"/>
+              <w:left w:val="single" w:color="999999" w:sz="4"/>
+              <w:bottom w:val="single" w:color="999999" w:sz="4"/>
+              <w:right w:val="single" w:color="999999" w:sz="4"/>
+            </w:tcBorders>
+            <w:tcMar>
+              <w:top w:type="dxa" w:w="50"/>
+              <w:left w:type="dxa" w:w="80"/>
+              <w:bottom w:type="dxa" w:w="50"/>
+              <w:right w:type="dxa" w:w="80"/>
+            </w:tcMar>
+          </w:tcPr>
+          <w:p>
+            <w:pPr>
+              <w:spacing w:after="60" w:before="0"/>
+            </w:pPr>
+            <w:r>
+              <w:rPr>
+                <w:rFonts w:ascii="Arial" w:cs="Arial" w:eastAsia="Arial" w:hAnsi="Arial"/>
+                <w:sz w:val="17"/>
+                <w:szCs w:val="17"/>
+              </w:rPr>
+              <w:t xml:space="preserve">Journal_Mathematics</w:t>
+            </w:r>
+          </w:p>
+        </w:tc>
+      </w:tr>
+      <w:tr>
+        <w:tc>
+          <w:tcPr>
+            <w:tcW w:type="dxa" w:w="2200"/>
+            <w:tcBorders>
+              <w:top w:val="single" w:color="999999" w:sz="4"/>
+              <w:left w:val="single" w:color="999999" w:sz="4"/>
+              <w:bottom w:val="single" w:color="999999" w:sz="4"/>
+              <w:right w:val="single" w:color="999999" w:sz="4"/>
+            </w:tcBorders>
+            <w:tcMar>
+              <w:top w:type="dxa" w:w="50"/>
+              <w:left w:type="dxa" w:w="80"/>
+              <w:bottom w:type="dxa" w:w="50"/>
+              <w:right w:type="dxa" w:w="80"/>
+            </w:tcMar>
+          </w:tcPr>
+          <w:p>
+            <w:pPr>
+              <w:spacing w:after="60" w:before="0"/>
+            </w:pPr>
+            <w:r>
+              <w:rPr>
+                <w:rFonts w:ascii="Arial" w:cs="Arial" w:eastAsia="Arial" w:hAnsi="Arial"/>
+                <w:sz w:val="17"/>
+                <w:szCs w:val="17"/>
+              </w:rPr>
+              <w:t xml:space="preserve">3.1 Trigonometry I</w:t>
+            </w:r>
+          </w:p>
+        </w:tc>
+        <w:tc>
+          <w:tcPr>
+            <w:tcW w:type="dxa" w:w="3200"/>
+            <w:tcBorders>
+              <w:top w:val="single" w:color="999999" w:sz="4"/>
+              <w:left w:val="single" w:color="999999" w:sz="4"/>
+              <w:bottom w:val="single" w:color="999999" w:sz="4"/>
+              <w:right w:val="single" w:color="999999" w:sz="4"/>
+            </w:tcBorders>
+            <w:tcMar>
+              <w:top w:type="dxa" w:w="50"/>
+              <w:left w:type="dxa" w:w="80"/>
+              <w:bottom w:type="dxa" w:w="50"/>
+              <w:right w:type="dxa" w:w="80"/>
+            </w:tcMar>
+          </w:tcPr>
+          <w:p>
+            <w:pPr>
+              <w:spacing w:after="60" w:before="0"/>
+            </w:pPr>
+            <w:r>
+              <w:rPr>
+                <w:rFonts w:ascii="Arial" w:cs="Arial" w:eastAsia="Arial" w:hAnsi="Arial"/>
+                <w:sz w:val="17"/>
+                <w:szCs w:val="17"/>
+              </w:rPr>
+              <w:t xml:space="preserve">Lesson 9, duration (+1 related)</w:t>
+            </w:r>
+          </w:p>
+        </w:tc>
+        <w:tc>
+          <w:tcPr>
+            <w:tcW w:type="dxa" w:w="6580"/>
+            <w:tcBorders>
+              <w:top w:val="single" w:color="999999" w:sz="4"/>
+              <w:left w:val="single" w:color="999999" w:sz="4"/>
+              <w:bottom w:val="single" w:color="999999" w:sz="4"/>
+              <w:right w:val="single" w:color="999999" w:sz="4"/>
+            </w:tcBorders>
+            <w:tcMar>
+              <w:top w:type="dxa" w:w="50"/>
+              <w:left w:type="dxa" w:w="80"/>
+              <w:bottom w:type="dxa" w:w="50"/>
+              <w:right w:type="dxa" w:w="80"/>
+            </w:tcMar>
+          </w:tcPr>
+          <w:p>
+            <w:pPr>
+              <w:spacing w:after="60" w:before="0"/>
+            </w:pPr>
+            <w:r>
+              <w:rPr>
+                <w:rFonts w:ascii="Arial" w:cs="Arial" w:eastAsia="Arial" w:hAnsi="Arial"/>
+                <w:sz w:val="17"/>
+                <w:szCs w:val="17"/>
+              </w:rPr>
+              <w:t xml:space="preserve">Suggested change: Lesson 9 planned about 60 minutes of activity in a 40-minute period; it is now a double period (80 minutes), and the unit total is recomputed. Lesson 9 plans about 60 minutes of activity: Predict 6, video and reading and worked examples and glide-path problem 25, outdoor clinometer work with error discussion 18, Driving Question Board 6, Model Building 7. That does not fit a 40-minute period, and an outdoor practical for a large class needs time to move and share equipment. It is now a double period (80 minutes). The alternative is to keep 40 minutes and move the worked examples and glide-path problem to homework; the teacher decides which suits the timetable.</w:t>
+            </w:r>
+          </w:p>
+        </w:tc>
+        <w:tc>
+          <w:tcPr>
+            <w:tcW w:type="dxa" w:w="1700"/>
+            <w:tcBorders>
+              <w:top w:val="single" w:color="999999" w:sz="4"/>
+              <w:left w:val="single" w:color="999999" w:sz="4"/>
+              <w:bottom w:val="single" w:color="999999" w:sz="4"/>
+              <w:right w:val="single" w:color="999999" w:sz="4"/>
+            </w:tcBorders>
+            <w:tcMar>
+              <w:top w:type="dxa" w:w="50"/>
+              <w:left w:type="dxa" w:w="80"/>
+              <w:bottom w:type="dxa" w:w="50"/>
+              <w:right w:type="dxa" w:w="80"/>
+            </w:tcMar>
+          </w:tcPr>
+          <w:p>
+            <w:pPr>
+              <w:spacing w:after="60" w:before="0"/>
+            </w:pPr>
+            <w:r>
+              <w:rPr>
+                <w:rFonts w:ascii="Arial" w:cs="Arial" w:eastAsia="Arial" w:hAnsi="Arial"/>
+                <w:sz w:val="17"/>
+                <w:szCs w:val="17"/>
+              </w:rPr>
+              <w:t xml:space="preserve">Journal_Mathematics</w:t>
+            </w:r>
+          </w:p>
+        </w:tc>
+      </w:tr>
+      <w:tr>
+        <w:tc>
+          <w:tcPr>
+            <w:tcW w:type="dxa" w:w="2200"/>
+            <w:tcBorders>
+              <w:top w:val="single" w:color="999999" w:sz="4"/>
+              <w:left w:val="single" w:color="999999" w:sz="4"/>
+              <w:bottom w:val="single" w:color="999999" w:sz="4"/>
+              <w:right w:val="single" w:color="999999" w:sz="4"/>
+            </w:tcBorders>
+            <w:tcMar>
+              <w:top w:type="dxa" w:w="50"/>
+              <w:left w:type="dxa" w:w="80"/>
+              <w:bottom w:type="dxa" w:w="50"/>
+              <w:right w:type="dxa" w:w="80"/>
+            </w:tcMar>
+          </w:tcPr>
+          <w:p>
+            <w:pPr>
+              <w:spacing w:after="60" w:before="0"/>
+            </w:pPr>
+            <w:r>
+              <w:rPr>
+                <w:rFonts w:ascii="Arial" w:cs="Arial" w:eastAsia="Arial" w:hAnsi="Arial"/>
+                <w:sz w:val="17"/>
+                <w:szCs w:val="17"/>
+              </w:rPr>
+              <w:t xml:space="preserve">3.1 Trigonometry I</w:t>
+            </w:r>
+          </w:p>
+        </w:tc>
+        <w:tc>
+          <w:tcPr>
+            <w:tcW w:type="dxa" w:w="3200"/>
+            <w:tcBorders>
+              <w:top w:val="single" w:color="999999" w:sz="4"/>
+              <w:left w:val="single" w:color="999999" w:sz="4"/>
+              <w:bottom w:val="single" w:color="999999" w:sz="4"/>
+              <w:right w:val="single" w:color="999999" w:sz="4"/>
+            </w:tcBorders>
+            <w:tcMar>
+              <w:top w:type="dxa" w:w="50"/>
+              <w:left w:type="dxa" w:w="80"/>
+              <w:bottom w:type="dxa" w:w="50"/>
+              <w:right w:type="dxa" w:w="80"/>
+            </w:tcMar>
+          </w:tcPr>
+          <w:p>
+            <w:pPr>
+              <w:spacing w:after="60" w:before="0"/>
+            </w:pPr>
+            <w:r>
+              <w:rPr>
+                <w:rFonts w:ascii="Arial" w:cs="Arial" w:eastAsia="Arial" w:hAnsi="Arial"/>
+                <w:sz w:val="17"/>
+                <w:szCs w:val="17"/>
+              </w:rPr>
+              <w:t xml:space="preserve">Lesson 9, Explain Phase, learnerExperience (+1 related)</w:t>
+            </w:r>
+          </w:p>
+        </w:tc>
+        <w:tc>
+          <w:tcPr>
+            <w:tcW w:type="dxa" w:w="6580"/>
+            <w:tcBorders>
+              <w:top w:val="single" w:color="999999" w:sz="4"/>
+              <w:left w:val="single" w:color="999999" w:sz="4"/>
+              <w:bottom w:val="single" w:color="999999" w:sz="4"/>
+              <w:right w:val="single" w:color="999999" w:sz="4"/>
+            </w:tcBorders>
+            <w:tcMar>
+              <w:top w:type="dxa" w:w="50"/>
+              <w:left w:type="dxa" w:w="80"/>
+              <w:bottom w:type="dxa" w:w="50"/>
+              <w:right w:type="dxa" w:w="80"/>
+            </w:tcMar>
+          </w:tcPr>
+          <w:p>
+            <w:pPr>
+              <w:spacing w:after="60" w:before="0"/>
+            </w:pPr>
+            <w:r>
+              <w:rPr>
+                <w:rFonts w:ascii="Arial" w:cs="Arial" w:eastAsia="Arial" w:hAnsi="Arial"/>
+                <w:sz w:val="17"/>
+                <w:szCs w:val="17"/>
+              </w:rPr>
+              <w:t xml:space="preserve">Suggested change: The KICD clinometer project (and the competency and PCIs that depend on it) was missing; groups now bring a clinometer they made, with spares. The KICD sub-strand project is to make a simple clinometer from locally available materials, and its Creativity and Imagination competency and its Parental Engagement and Environmental Education PCIs depend on it. The lesson only handed out pre-assembled clinometers, so none of these were tied to a real activity. Teachers decide whether learners make the clinometer at home or in class, and which materials they can really find.</w:t>
+            </w:r>
+          </w:p>
+        </w:tc>
+        <w:tc>
+          <w:tcPr>
+            <w:tcW w:type="dxa" w:w="1700"/>
+            <w:tcBorders>
+              <w:top w:val="single" w:color="999999" w:sz="4"/>
+              <w:left w:val="single" w:color="999999" w:sz="4"/>
+              <w:bottom w:val="single" w:color="999999" w:sz="4"/>
+              <w:right w:val="single" w:color="999999" w:sz="4"/>
+            </w:tcBorders>
+            <w:tcMar>
+              <w:top w:type="dxa" w:w="50"/>
+              <w:left w:type="dxa" w:w="80"/>
+              <w:bottom w:type="dxa" w:w="50"/>
+              <w:right w:type="dxa" w:w="80"/>
+            </w:tcMar>
+          </w:tcPr>
+          <w:p>
+            <w:pPr>
+              <w:spacing w:after="60" w:before="0"/>
+            </w:pPr>
+            <w:r>
+              <w:rPr>
+                <w:rFonts w:ascii="Arial" w:cs="Arial" w:eastAsia="Arial" w:hAnsi="Arial"/>
+                <w:sz w:val="17"/>
+                <w:szCs w:val="17"/>
+              </w:rPr>
+              <w:t xml:space="preserve">Journal_Mathematics</w:t>
+            </w:r>
+          </w:p>
+        </w:tc>
+      </w:tr>
+      <w:tr>
+        <w:tc>
+          <w:tcPr>
+            <w:tcW w:type="dxa" w:w="2200"/>
+            <w:tcBorders>
+              <w:top w:val="single" w:color="999999" w:sz="4"/>
+              <w:left w:val="single" w:color="999999" w:sz="4"/>
+              <w:bottom w:val="single" w:color="999999" w:sz="4"/>
+              <w:right w:val="single" w:color="999999" w:sz="4"/>
+            </w:tcBorders>
+            <w:tcMar>
+              <w:top w:type="dxa" w:w="50"/>
+              <w:left w:type="dxa" w:w="80"/>
+              <w:bottom w:type="dxa" w:w="50"/>
+              <w:right w:type="dxa" w:w="80"/>
+            </w:tcMar>
+          </w:tcPr>
+          <w:p>
+            <w:pPr>
+              <w:spacing w:after="60" w:before="0"/>
+            </w:pPr>
+            <w:r>
+              <w:rPr>
+                <w:rFonts w:ascii="Arial" w:cs="Arial" w:eastAsia="Arial" w:hAnsi="Arial"/>
+                <w:sz w:val="17"/>
+                <w:szCs w:val="17"/>
+              </w:rPr>
+              <w:t xml:space="preserve">3.1 Trigonometry I</w:t>
+            </w:r>
+          </w:p>
+        </w:tc>
+        <w:tc>
+          <w:tcPr>
+            <w:tcW w:type="dxa" w:w="3200"/>
+            <w:tcBorders>
+              <w:top w:val="single" w:color="999999" w:sz="4"/>
+              <w:left w:val="single" w:color="999999" w:sz="4"/>
+              <w:bottom w:val="single" w:color="999999" w:sz="4"/>
+              <w:right w:val="single" w:color="999999" w:sz="4"/>
+            </w:tcBorders>
+            <w:tcMar>
+              <w:top w:type="dxa" w:w="50"/>
+              <w:left w:type="dxa" w:w="80"/>
+              <w:bottom w:type="dxa" w:w="50"/>
+              <w:right w:type="dxa" w:w="80"/>
+            </w:tcMar>
+          </w:tcPr>
+          <w:p>
+            <w:pPr>
+              <w:spacing w:after="60" w:before="0"/>
+            </w:pPr>
+            <w:r>
+              <w:rPr>
+                <w:rFonts w:ascii="Arial" w:cs="Arial" w:eastAsia="Arial" w:hAnsi="Arial"/>
+                <w:sz w:val="17"/>
+                <w:szCs w:val="17"/>
+              </w:rPr>
+              <w:t xml:space="preserve">Lesson 1, Observe Phase, teacherMoves (+3 related)</w:t>
+            </w:r>
+          </w:p>
+        </w:tc>
+        <w:tc>
+          <w:tcPr>
+            <w:tcW w:type="dxa" w:w="6580"/>
+            <w:tcBorders>
+              <w:top w:val="single" w:color="999999" w:sz="4"/>
+              <w:left w:val="single" w:color="999999" w:sz="4"/>
+              <w:bottom w:val="single" w:color="999999" w:sz="4"/>
+              <w:right w:val="single" w:color="999999" w:sz="4"/>
+            </w:tcBorders>
+            <w:tcMar>
+              <w:top w:type="dxa" w:w="50"/>
+              <w:left w:type="dxa" w:w="80"/>
+              <w:bottom w:type="dxa" w:w="50"/>
+              <w:right w:type="dxa" w:w="80"/>
+            </w:tcMar>
+          </w:tcPr>
+          <w:p>
+            <w:pPr>
+              <w:spacing w:after="60" w:before="0"/>
+            </w:pPr>
+            <w:r>
+              <w:rPr>
+                <w:rFonts w:ascii="Arial" w:cs="Arial" w:eastAsia="Arial" w:hAnsi="Arial"/>
+                <w:sz w:val="17"/>
+                <w:szCs w:val="17"/>
+              </w:rPr>
+              <w:t xml:space="preserve">Suggested change: Added language support (Kiswahili terms to be confirmed by teachers) and alternative ways to take part or show understanding in Lessons 1, 7, 9 and 10. The sub-strand had no language supports for English learners and no accommodations or alternative ways to show understanding. Short supports are added to four lessons where they matter most (first vocabulary, the construction work, the outdoor practical and the final model). The Kiswahili terms are my best suggestions and must be confirmed by a teacher; the teacher also decides which access options suit the learners in the class.</w:t>
+            </w:r>
+          </w:p>
+        </w:tc>
+        <w:tc>
+          <w:tcPr>
+            <w:tcW w:type="dxa" w:w="1700"/>
+            <w:tcBorders>
+              <w:top w:val="single" w:color="999999" w:sz="4"/>
+              <w:left w:val="single" w:color="999999" w:sz="4"/>
+              <w:bottom w:val="single" w:color="999999" w:sz="4"/>
+              <w:right w:val="single" w:color="999999" w:sz="4"/>
+            </w:tcBorders>
+            <w:tcMar>
+              <w:top w:type="dxa" w:w="50"/>
+              <w:left w:type="dxa" w:w="80"/>
+              <w:bottom w:type="dxa" w:w="50"/>
+              <w:right w:type="dxa" w:w="80"/>
+            </w:tcMar>
+          </w:tcPr>
+          <w:p>
+            <w:pPr>
+              <w:spacing w:after="60" w:before="0"/>
+            </w:pPr>
+            <w:r>
+              <w:rPr>
+                <w:rFonts w:ascii="Arial" w:cs="Arial" w:eastAsia="Arial" w:hAnsi="Arial"/>
+                <w:sz w:val="17"/>
+                <w:szCs w:val="17"/>
+              </w:rPr>
+              <w:t xml:space="preserve">Journal_Mathematics</w:t>
+            </w:r>
+          </w:p>
+        </w:tc>
+      </w:tr>
+      <w:tr>
+        <w:tc>
+          <w:tcPr>
+            <w:tcW w:type="dxa" w:w="2200"/>
+            <w:tcBorders>
+              <w:top w:val="single" w:color="999999" w:sz="4"/>
+              <w:left w:val="single" w:color="999999" w:sz="4"/>
+              <w:bottom w:val="single" w:color="999999" w:sz="4"/>
+              <w:right w:val="single" w:color="999999" w:sz="4"/>
+            </w:tcBorders>
+            <w:tcMar>
+              <w:top w:type="dxa" w:w="50"/>
+              <w:left w:type="dxa" w:w="80"/>
+              <w:bottom w:type="dxa" w:w="50"/>
+              <w:right w:type="dxa" w:w="80"/>
+            </w:tcMar>
+          </w:tcPr>
+          <w:p>
+            <w:pPr>
+              <w:spacing w:after="60" w:before="0"/>
+            </w:pPr>
+            <w:r>
+              <w:rPr>
+                <w:rFonts w:ascii="Arial" w:cs="Arial" w:eastAsia="Arial" w:hAnsi="Arial"/>
+                <w:sz w:val="17"/>
+                <w:szCs w:val="17"/>
+              </w:rPr>
+              <w:t xml:space="preserve">3.1 Trigonometry I</w:t>
+            </w:r>
+          </w:p>
+        </w:tc>
+        <w:tc>
+          <w:tcPr>
+            <w:tcW w:type="dxa" w:w="3200"/>
+            <w:tcBorders>
+              <w:top w:val="single" w:color="999999" w:sz="4"/>
+              <w:left w:val="single" w:color="999999" w:sz="4"/>
+              <w:bottom w:val="single" w:color="999999" w:sz="4"/>
+              <w:right w:val="single" w:color="999999" w:sz="4"/>
+            </w:tcBorders>
+            <w:tcMar>
+              <w:top w:type="dxa" w:w="50"/>
+              <w:left w:type="dxa" w:w="80"/>
+              <w:bottom w:type="dxa" w:w="50"/>
+              <w:right w:type="dxa" w:w="80"/>
+            </w:tcMar>
+          </w:tcPr>
+          <w:p>
+            <w:pPr>
+              <w:spacing w:after="60" w:before="0"/>
+            </w:pPr>
+            <w:r>
+              <w:rPr>
+                <w:rFonts w:ascii="Arial" w:cs="Arial" w:eastAsia="Arial" w:hAnsi="Arial"/>
+                <w:sz w:val="17"/>
+                <w:szCs w:val="17"/>
+              </w:rPr>
+              <w:t xml:space="preserve">Final Explanation, rubric</w:t>
+            </w:r>
+          </w:p>
+        </w:tc>
+        <w:tc>
+          <w:tcPr>
+            <w:tcW w:type="dxa" w:w="6580"/>
+            <w:tcBorders>
+              <w:top w:val="single" w:color="999999" w:sz="4"/>
+              <w:left w:val="single" w:color="999999" w:sz="4"/>
+              <w:bottom w:val="single" w:color="999999" w:sz="4"/>
+              <w:right w:val="single" w:color="999999" w:sz="4"/>
+            </w:tcBorders>
+            <w:tcMar>
+              <w:top w:type="dxa" w:w="50"/>
+              <w:left w:type="dxa" w:w="80"/>
+              <w:bottom w:type="dxa" w:w="50"/>
+              <w:right w:type="dxa" w:w="80"/>
+            </w:tcMar>
+          </w:tcPr>
+          <w:p>
+            <w:pPr>
+              <w:spacing w:after="60" w:before="0"/>
+            </w:pPr>
+            <w:r>
+              <w:rPr>
+                <w:rFonts w:ascii="Arial" w:cs="Arial" w:eastAsia="Arial" w:hAnsi="Arial"/>
+                <w:sz w:val="17"/>
+                <w:szCs w:val="17"/>
+              </w:rPr>
+              <w:t xml:space="preserve">The CBE rubric has four levels (Exceeds, Meets, Approaches, Below Expectations) but the current contract allows only three level fields per criterion, so Below Expectations cannot be represented. Suggestion: teachers treat any work that does not reach the Approaches descriptor as Below Expectations, or the partner contract is extended with a fourth field.</w:t>
+            </w:r>
+          </w:p>
+        </w:tc>
+        <w:tc>
+          <w:tcPr>
+            <w:tcW w:type="dxa" w:w="1700"/>
+            <w:tcBorders>
+              <w:top w:val="single" w:color="999999" w:sz="4"/>
+              <w:left w:val="single" w:color="999999" w:sz="4"/>
+              <w:bottom w:val="single" w:color="999999" w:sz="4"/>
+              <w:right w:val="single" w:color="999999" w:sz="4"/>
+            </w:tcBorders>
+            <w:tcMar>
+              <w:top w:type="dxa" w:w="50"/>
+              <w:left w:type="dxa" w:w="80"/>
+              <w:bottom w:type="dxa" w:w="50"/>
+              <w:right w:type="dxa" w:w="80"/>
+            </w:tcMar>
+          </w:tcPr>
+          <w:p>
+            <w:pPr>
+              <w:spacing w:after="60" w:before="0"/>
+            </w:pPr>
+            <w:r>
+              <w:rPr>
+                <w:rFonts w:ascii="Arial" w:cs="Arial" w:eastAsia="Arial" w:hAnsi="Arial"/>
+                <w:sz w:val="17"/>
+                <w:szCs w:val="17"/>
+              </w:rPr>
+              <w:t xml:space="preserve">Journal_Mathematics</w:t>
+            </w:r>
+          </w:p>
+        </w:tc>
+      </w:tr>
+      <w:tr>
+        <w:tc>
+          <w:tcPr>
+            <w:tcW w:type="dxa" w:w="2200"/>
+            <w:tcBorders>
+              <w:top w:val="single" w:color="999999" w:sz="4"/>
+              <w:left w:val="single" w:color="999999" w:sz="4"/>
+              <w:bottom w:val="single" w:color="999999" w:sz="4"/>
+              <w:right w:val="single" w:color="999999" w:sz="4"/>
+            </w:tcBorders>
+            <w:tcMar>
+              <w:top w:type="dxa" w:w="50"/>
+              <w:left w:type="dxa" w:w="80"/>
+              <w:bottom w:type="dxa" w:w="50"/>
+              <w:right w:type="dxa" w:w="80"/>
+            </w:tcMar>
+          </w:tcPr>
+          <w:p>
+            <w:pPr>
+              <w:spacing w:after="60" w:before="0"/>
+            </w:pPr>
+            <w:r>
+              <w:rPr>
+                <w:rFonts w:ascii="Arial" w:cs="Arial" w:eastAsia="Arial" w:hAnsi="Arial"/>
+                <w:sz w:val="17"/>
+                <w:szCs w:val="17"/>
+              </w:rPr>
+              <w:t xml:space="preserve">3.1 Trigonometry I</w:t>
+            </w:r>
+          </w:p>
+        </w:tc>
+        <w:tc>
+          <w:tcPr>
+            <w:tcW w:type="dxa" w:w="3200"/>
+            <w:tcBorders>
+              <w:top w:val="single" w:color="999999" w:sz="4"/>
+              <w:left w:val="single" w:color="999999" w:sz="4"/>
+              <w:bottom w:val="single" w:color="999999" w:sz="4"/>
+              <w:right w:val="single" w:color="999999" w:sz="4"/>
+            </w:tcBorders>
+            <w:tcMar>
+              <w:top w:type="dxa" w:w="50"/>
+              <w:left w:type="dxa" w:w="80"/>
+              <w:bottom w:type="dxa" w:w="50"/>
+              <w:right w:type="dxa" w:w="80"/>
+            </w:tcMar>
+          </w:tcPr>
+          <w:p>
+            <w:pPr>
+              <w:spacing w:after="60" w:before="0"/>
+            </w:pPr>
+            <w:r>
+              <w:rPr>
+                <w:rFonts w:ascii="Arial" w:cs="Arial" w:eastAsia="Arial" w:hAnsi="Arial"/>
+                <w:sz w:val="17"/>
+                <w:szCs w:val="17"/>
+              </w:rPr>
+              <w:t xml:space="preserve">Unit overview, strand</w:t>
+            </w:r>
+          </w:p>
+        </w:tc>
+        <w:tc>
+          <w:tcPr>
+            <w:tcW w:type="dxa" w:w="6580"/>
+            <w:tcBorders>
+              <w:top w:val="single" w:color="999999" w:sz="4"/>
+              <w:left w:val="single" w:color="999999" w:sz="4"/>
+              <w:bottom w:val="single" w:color="999999" w:sz="4"/>
+              <w:right w:val="single" w:color="999999" w:sz="4"/>
+            </w:tcBorders>
+            <w:tcMar>
+              <w:top w:type="dxa" w:w="50"/>
+              <w:left w:type="dxa" w:w="80"/>
+              <w:bottom w:type="dxa" w:w="50"/>
+              <w:right w:type="dxa" w:w="80"/>
+            </w:tcMar>
+          </w:tcPr>
+          <w:p>
+            <w:pPr>
+              <w:spacing w:after="60" w:before="0"/>
+            </w:pPr>
+            <w:r>
+              <w:rPr>
+                <w:rFonts w:ascii="Arial" w:cs="Arial" w:eastAsia="Arial" w:hAnsi="Arial"/>
+                <w:sz w:val="17"/>
+                <w:szCs w:val="17"/>
+              </w:rPr>
+              <w:t xml:space="preserve">KICD Grade 10 Mathematics lists this as Strand 2.0 Measurements and Geometry, Sub-Strand 2.4 Trigonometry 1 (15 suggested lessons). The data says Strand 3.0: Geometry, Sub-Strand 3.1: Trigonometry I (10 lessons). Not renamed, because the numbering is also used in file names and the partner contract. Teachers or the project owner decide whether to align it.</w:t>
+            </w:r>
+          </w:p>
+        </w:tc>
+        <w:tc>
+          <w:tcPr>
+            <w:tcW w:type="dxa" w:w="1700"/>
+            <w:tcBorders>
+              <w:top w:val="single" w:color="999999" w:sz="4"/>
+              <w:left w:val="single" w:color="999999" w:sz="4"/>
+              <w:bottom w:val="single" w:color="999999" w:sz="4"/>
+              <w:right w:val="single" w:color="999999" w:sz="4"/>
+            </w:tcBorders>
+            <w:tcMar>
+              <w:top w:type="dxa" w:w="50"/>
+              <w:left w:type="dxa" w:w="80"/>
+              <w:bottom w:type="dxa" w:w="50"/>
+              <w:right w:type="dxa" w:w="80"/>
+            </w:tcMar>
+          </w:tcPr>
+          <w:p>
+            <w:pPr>
+              <w:spacing w:after="60" w:before="0"/>
+            </w:pPr>
+            <w:r>
+              <w:rPr>
+                <w:rFonts w:ascii="Arial" w:cs="Arial" w:eastAsia="Arial" w:hAnsi="Arial"/>
+                <w:sz w:val="17"/>
+                <w:szCs w:val="17"/>
+              </w:rPr>
+              <w:t xml:space="preserve">Journal_Mathematics</w:t>
+            </w:r>
+          </w:p>
+        </w:tc>
+      </w:tr>
+      <w:tr>
+        <w:tc>
+          <w:tcPr>
+            <w:tcW w:type="dxa" w:w="2200"/>
+            <w:tcBorders>
+              <w:top w:val="single" w:color="999999" w:sz="4"/>
+              <w:left w:val="single" w:color="999999" w:sz="4"/>
+              <w:bottom w:val="single" w:color="999999" w:sz="4"/>
+              <w:right w:val="single" w:color="999999" w:sz="4"/>
+            </w:tcBorders>
+            <w:tcMar>
+              <w:top w:type="dxa" w:w="50"/>
+              <w:left w:type="dxa" w:w="80"/>
+              <w:bottom w:type="dxa" w:w="50"/>
+              <w:right w:type="dxa" w:w="80"/>
+            </w:tcMar>
+          </w:tcPr>
+          <w:p>
+            <w:pPr>
+              <w:spacing w:after="60" w:before="0"/>
+            </w:pPr>
+            <w:r>
+              <w:rPr>
+                <w:rFonts w:ascii="Arial" w:cs="Arial" w:eastAsia="Arial" w:hAnsi="Arial"/>
+                <w:sz w:val="17"/>
+                <w:szCs w:val="17"/>
+              </w:rPr>
+              <w:t xml:space="preserve">3.1 Trigonometry I</w:t>
+            </w:r>
+          </w:p>
+        </w:tc>
+        <w:tc>
+          <w:tcPr>
+            <w:tcW w:type="dxa" w:w="3200"/>
+            <w:tcBorders>
+              <w:top w:val="single" w:color="999999" w:sz="4"/>
+              <w:left w:val="single" w:color="999999" w:sz="4"/>
+              <w:bottom w:val="single" w:color="999999" w:sz="4"/>
+              <w:right w:val="single" w:color="999999" w:sz="4"/>
+            </w:tcBorders>
+            <w:tcMar>
+              <w:top w:type="dxa" w:w="50"/>
+              <w:left w:type="dxa" w:w="80"/>
+              <w:bottom w:type="dxa" w:w="50"/>
+              <w:right w:type="dxa" w:w="80"/>
+            </w:tcMar>
+          </w:tcPr>
+          <w:p>
+            <w:pPr>
+              <w:spacing w:after="60" w:before="0"/>
+            </w:pPr>
+            <w:r>
+              <w:rPr>
+                <w:rFonts w:ascii="Arial" w:cs="Arial" w:eastAsia="Arial" w:hAnsi="Arial"/>
+                <w:sz w:val="17"/>
+                <w:szCs w:val="17"/>
+              </w:rPr>
+              <w:t xml:space="preserve">Unit overview, supportingPhenomena</w:t>
+            </w:r>
+          </w:p>
+        </w:tc>
+        <w:tc>
+          <w:tcPr>
+            <w:tcW w:type="dxa" w:w="6580"/>
+            <w:tcBorders>
+              <w:top w:val="single" w:color="999999" w:sz="4"/>
+              <w:left w:val="single" w:color="999999" w:sz="4"/>
+              <w:bottom w:val="single" w:color="999999" w:sz="4"/>
+              <w:right w:val="single" w:color="999999" w:sz="4"/>
+            </w:tcBorders>
+            <w:tcMar>
+              <w:top w:type="dxa" w:w="50"/>
+              <w:left w:type="dxa" w:w="80"/>
+              <w:bottom w:type="dxa" w:w="50"/>
+              <w:right w:type="dxa" w:w="80"/>
+            </w:tcMar>
+          </w:tcPr>
+          <w:p>
+            <w:pPr>
+              <w:spacing w:after="60" w:before="0"/>
+            </w:pPr>
+            <w:r>
+              <w:rPr>
+                <w:rFonts w:ascii="Arial" w:cs="Arial" w:eastAsia="Arial" w:hAnsi="Arial"/>
+                <w:sz w:val="17"/>
+                <w:szCs w:val="17"/>
+              </w:rPr>
+              <w:t xml:space="preserve">Supporting phenomenon 1 (leaning phone mast) is now used in Lesson 2 (guy-wire problem), but supporting phenomenon 2 ('Reading the mountain', Mount Longonot, angle of elevation from a photo) is not used in any lesson. Suggestion: use it as an extra problem in Lesson 9 or 10, or remove it from the unit. Not changed, because it is the teachers' storyline.</w:t>
+            </w:r>
+          </w:p>
+        </w:tc>
+        <w:tc>
+          <w:tcPr>
+            <w:tcW w:type="dxa" w:w="1700"/>
+            <w:tcBorders>
+              <w:top w:val="single" w:color="999999" w:sz="4"/>
+              <w:left w:val="single" w:color="999999" w:sz="4"/>
+              <w:bottom w:val="single" w:color="999999" w:sz="4"/>
+              <w:right w:val="single" w:color="999999" w:sz="4"/>
+            </w:tcBorders>
+            <w:tcMar>
+              <w:top w:type="dxa" w:w="50"/>
+              <w:left w:type="dxa" w:w="80"/>
+              <w:bottom w:type="dxa" w:w="50"/>
+              <w:right w:type="dxa" w:w="80"/>
+            </w:tcMar>
+          </w:tcPr>
+          <w:p>
+            <w:pPr>
+              <w:spacing w:after="60" w:before="0"/>
+            </w:pPr>
+            <w:r>
+              <w:rPr>
+                <w:rFonts w:ascii="Arial" w:cs="Arial" w:eastAsia="Arial" w:hAnsi="Arial"/>
+                <w:sz w:val="17"/>
+                <w:szCs w:val="17"/>
+              </w:rPr>
+              <w:t xml:space="preserve">Journal_Mathematics</w:t>
+            </w:r>
+          </w:p>
+        </w:tc>
+      </w:tr>
+      <w:tr>
+        <w:tc>
+          <w:tcPr>
+            <w:tcW w:type="dxa" w:w="2200"/>
+            <w:tcBorders>
+              <w:top w:val="single" w:color="999999" w:sz="4"/>
+              <w:left w:val="single" w:color="999999" w:sz="4"/>
+              <w:bottom w:val="single" w:color="999999" w:sz="4"/>
+              <w:right w:val="single" w:color="999999" w:sz="4"/>
+            </w:tcBorders>
+            <w:tcMar>
+              <w:top w:type="dxa" w:w="50"/>
+              <w:left w:type="dxa" w:w="80"/>
+              <w:bottom w:type="dxa" w:w="50"/>
+              <w:right w:type="dxa" w:w="80"/>
+            </w:tcMar>
+          </w:tcPr>
+          <w:p>
+            <w:pPr>
+              <w:spacing w:after="60" w:before="0"/>
+            </w:pPr>
+            <w:r>
+              <w:rPr>
+                <w:rFonts w:ascii="Arial" w:cs="Arial" w:eastAsia="Arial" w:hAnsi="Arial"/>
+                <w:sz w:val="17"/>
+                <w:szCs w:val="17"/>
+              </w:rPr>
+              <w:t xml:space="preserve">3.2 Rotation</w:t>
+            </w:r>
+          </w:p>
+        </w:tc>
+        <w:tc>
+          <w:tcPr>
+            <w:tcW w:type="dxa" w:w="3200"/>
+            <w:tcBorders>
+              <w:top w:val="single" w:color="999999" w:sz="4"/>
+              <w:left w:val="single" w:color="999999" w:sz="4"/>
+              <w:bottom w:val="single" w:color="999999" w:sz="4"/>
+              <w:right w:val="single" w:color="999999" w:sz="4"/>
+            </w:tcBorders>
+            <w:tcMar>
+              <w:top w:type="dxa" w:w="50"/>
+              <w:left w:type="dxa" w:w="80"/>
+              <w:bottom w:type="dxa" w:w="50"/>
+              <w:right w:type="dxa" w:w="80"/>
+            </w:tcMar>
+          </w:tcPr>
+          <w:p>
+            <w:pPr>
+              <w:spacing w:after="60" w:before="0"/>
+            </w:pPr>
+            <w:r>
+              <w:rPr>
+                <w:rFonts w:ascii="Arial" w:cs="Arial" w:eastAsia="Arial" w:hAnsi="Arial"/>
+                <w:sz w:val="17"/>
+                <w:szCs w:val="17"/>
+              </w:rPr>
+              <w:t xml:space="preserve">Lesson 1, Explain Phase, teacherMoves (+2 related)</w:t>
+            </w:r>
+          </w:p>
+        </w:tc>
+        <w:tc>
+          <w:tcPr>
+            <w:tcW w:type="dxa" w:w="6580"/>
+            <w:tcBorders>
+              <w:top w:val="single" w:color="999999" w:sz="4"/>
+              <w:left w:val="single" w:color="999999" w:sz="4"/>
+              <w:bottom w:val="single" w:color="999999" w:sz="4"/>
+              <w:right w:val="single" w:color="999999" w:sz="4"/>
+            </w:tcBorders>
+            <w:tcMar>
+              <w:top w:type="dxa" w:w="50"/>
+              <w:left w:type="dxa" w:w="80"/>
+              <w:bottom w:type="dxa" w:w="50"/>
+              <w:right w:type="dxa" w:w="80"/>
+            </w:tcMar>
+          </w:tcPr>
+          <w:p>
+            <w:pPr>
+              <w:spacing w:after="60" w:before="0"/>
+            </w:pPr>
+            <w:r>
+              <w:rPr>
+                <w:rFonts w:ascii="Arial" w:cs="Arial" w:eastAsia="Arial" w:hAnsi="Arial"/>
+                <w:sz w:val="17"/>
+                <w:szCs w:val="17"/>
+              </w:rPr>
+              <w:t xml:space="preserve">Suggested change: Added language and learning supports (Kiswahili word wall, accommodations for the construction lesson, alternative ways to show the Final Explanation). No language supports existed for English learners. Added a short Kiswahili word wall. The Kiswahili terms are given from general knowledge and must be confirmed by the teacher (for example "kitovu" or "kituo" for centre, and the terms used in your school textbook).</w:t>
+            </w:r>
+          </w:p>
+        </w:tc>
+        <w:tc>
+          <w:tcPr>
+            <w:tcW w:type="dxa" w:w="1700"/>
+            <w:tcBorders>
+              <w:top w:val="single" w:color="999999" w:sz="4"/>
+              <w:left w:val="single" w:color="999999" w:sz="4"/>
+              <w:bottom w:val="single" w:color="999999" w:sz="4"/>
+              <w:right w:val="single" w:color="999999" w:sz="4"/>
+            </w:tcBorders>
+            <w:tcMar>
+              <w:top w:type="dxa" w:w="50"/>
+              <w:left w:type="dxa" w:w="80"/>
+              <w:bottom w:type="dxa" w:w="50"/>
+              <w:right w:type="dxa" w:w="80"/>
+            </w:tcMar>
+          </w:tcPr>
+          <w:p>
+            <w:pPr>
+              <w:spacing w:after="60" w:before="0"/>
+            </w:pPr>
+            <w:r>
+              <w:rPr>
+                <w:rFonts w:ascii="Arial" w:cs="Arial" w:eastAsia="Arial" w:hAnsi="Arial"/>
+                <w:sz w:val="17"/>
+                <w:szCs w:val="17"/>
+              </w:rPr>
+              <w:t xml:space="preserve">Journal_Mathematics</w:t>
+            </w:r>
+          </w:p>
+        </w:tc>
+      </w:tr>
+      <w:tr>
+        <w:tc>
+          <w:tcPr>
+            <w:tcW w:type="dxa" w:w="2200"/>
+            <w:tcBorders>
+              <w:top w:val="single" w:color="999999" w:sz="4"/>
+              <w:left w:val="single" w:color="999999" w:sz="4"/>
+              <w:bottom w:val="single" w:color="999999" w:sz="4"/>
+              <w:right w:val="single" w:color="999999" w:sz="4"/>
+            </w:tcBorders>
+            <w:tcMar>
+              <w:top w:type="dxa" w:w="50"/>
+              <w:left w:type="dxa" w:w="80"/>
+              <w:bottom w:type="dxa" w:w="50"/>
+              <w:right w:type="dxa" w:w="80"/>
+            </w:tcMar>
+          </w:tcPr>
+          <w:p>
+            <w:pPr>
+              <w:spacing w:after="60" w:before="0"/>
+            </w:pPr>
+            <w:r>
+              <w:rPr>
+                <w:rFonts w:ascii="Arial" w:cs="Arial" w:eastAsia="Arial" w:hAnsi="Arial"/>
+                <w:sz w:val="17"/>
+                <w:szCs w:val="17"/>
+              </w:rPr>
+              <w:t xml:space="preserve">3.2 Rotation</w:t>
+            </w:r>
+          </w:p>
+        </w:tc>
+        <w:tc>
+          <w:tcPr>
+            <w:tcW w:type="dxa" w:w="3200"/>
+            <w:tcBorders>
+              <w:top w:val="single" w:color="999999" w:sz="4"/>
+              <w:left w:val="single" w:color="999999" w:sz="4"/>
+              <w:bottom w:val="single" w:color="999999" w:sz="4"/>
+              <w:right w:val="single" w:color="999999" w:sz="4"/>
+            </w:tcBorders>
+            <w:tcMar>
+              <w:top w:type="dxa" w:w="50"/>
+              <w:left w:type="dxa" w:w="80"/>
+              <w:bottom w:type="dxa" w:w="50"/>
+              <w:right w:type="dxa" w:w="80"/>
+            </w:tcMar>
+          </w:tcPr>
+          <w:p>
+            <w:pPr>
+              <w:spacing w:after="60" w:before="0"/>
+            </w:pPr>
+            <w:r>
+              <w:rPr>
+                <w:rFonts w:ascii="Arial" w:cs="Arial" w:eastAsia="Arial" w:hAnsi="Arial"/>
+                <w:sz w:val="17"/>
+                <w:szCs w:val="17"/>
+              </w:rPr>
+              <w:t xml:space="preserve">Final Explanation, rubric</w:t>
+            </w:r>
+          </w:p>
+        </w:tc>
+        <w:tc>
+          <w:tcPr>
+            <w:tcW w:type="dxa" w:w="6580"/>
+            <w:tcBorders>
+              <w:top w:val="single" w:color="999999" w:sz="4"/>
+              <w:left w:val="single" w:color="999999" w:sz="4"/>
+              <w:bottom w:val="single" w:color="999999" w:sz="4"/>
+              <w:right w:val="single" w:color="999999" w:sz="4"/>
+            </w:tcBorders>
+            <w:tcMar>
+              <w:top w:type="dxa" w:w="50"/>
+              <w:left w:type="dxa" w:w="80"/>
+              <w:bottom w:type="dxa" w:w="50"/>
+              <w:right w:type="dxa" w:w="80"/>
+            </w:tcMar>
+          </w:tcPr>
+          <w:p>
+            <w:pPr>
+              <w:spacing w:after="60" w:before="0"/>
+            </w:pPr>
+            <w:r>
+              <w:rPr>
+                <w:rFonts w:ascii="Arial" w:cs="Arial" w:eastAsia="Arial" w:hAnsi="Arial"/>
+                <w:sz w:val="17"/>
+                <w:szCs w:val="17"/>
+              </w:rPr>
+              <w:t xml:space="preserve">The CBE rubric has four levels (Exceeds, Meets, Approaches, Below Expectations) but the data contract and printed template only allow three level fields, so the Below Expectations level cannot be represented. Suggestion: the teacher treats any work below the Approaches descriptor as Below Expectations, or the template owners add a fourth level later.</w:t>
+            </w:r>
+          </w:p>
+        </w:tc>
+        <w:tc>
+          <w:tcPr>
+            <w:tcW w:type="dxa" w:w="1700"/>
+            <w:tcBorders>
+              <w:top w:val="single" w:color="999999" w:sz="4"/>
+              <w:left w:val="single" w:color="999999" w:sz="4"/>
+              <w:bottom w:val="single" w:color="999999" w:sz="4"/>
+              <w:right w:val="single" w:color="999999" w:sz="4"/>
+            </w:tcBorders>
+            <w:tcMar>
+              <w:top w:type="dxa" w:w="50"/>
+              <w:left w:type="dxa" w:w="80"/>
+              <w:bottom w:type="dxa" w:w="50"/>
+              <w:right w:type="dxa" w:w="80"/>
+            </w:tcMar>
+          </w:tcPr>
+          <w:p>
+            <w:pPr>
+              <w:spacing w:after="60" w:before="0"/>
+            </w:pPr>
+            <w:r>
+              <w:rPr>
+                <w:rFonts w:ascii="Arial" w:cs="Arial" w:eastAsia="Arial" w:hAnsi="Arial"/>
+                <w:sz w:val="17"/>
+                <w:szCs w:val="17"/>
+              </w:rPr>
+              <w:t xml:space="preserve">Journal_Mathematics</w:t>
+            </w:r>
+          </w:p>
+        </w:tc>
+      </w:tr>
+      <w:tr>
+        <w:tc>
+          <w:tcPr>
+            <w:tcW w:type="dxa" w:w="2200"/>
+            <w:tcBorders>
+              <w:top w:val="single" w:color="999999" w:sz="4"/>
+              <w:left w:val="single" w:color="999999" w:sz="4"/>
+              <w:bottom w:val="single" w:color="999999" w:sz="4"/>
+              <w:right w:val="single" w:color="999999" w:sz="4"/>
+            </w:tcBorders>
+            <w:tcMar>
+              <w:top w:type="dxa" w:w="50"/>
+              <w:left w:type="dxa" w:w="80"/>
+              <w:bottom w:type="dxa" w:w="50"/>
+              <w:right w:type="dxa" w:w="80"/>
+            </w:tcMar>
+          </w:tcPr>
+          <w:p>
+            <w:pPr>
+              <w:spacing w:after="60" w:before="0"/>
+            </w:pPr>
+            <w:r>
+              <w:rPr>
+                <w:rFonts w:ascii="Arial" w:cs="Arial" w:eastAsia="Arial" w:hAnsi="Arial"/>
+                <w:sz w:val="17"/>
+                <w:szCs w:val="17"/>
+              </w:rPr>
+              <w:t xml:space="preserve">3.2 Rotation</w:t>
+            </w:r>
+          </w:p>
+        </w:tc>
+        <w:tc>
+          <w:tcPr>
+            <w:tcW w:type="dxa" w:w="3200"/>
+            <w:tcBorders>
+              <w:top w:val="single" w:color="999999" w:sz="4"/>
+              <w:left w:val="single" w:color="999999" w:sz="4"/>
+              <w:bottom w:val="single" w:color="999999" w:sz="4"/>
+              <w:right w:val="single" w:color="999999" w:sz="4"/>
+            </w:tcBorders>
+            <w:tcMar>
+              <w:top w:type="dxa" w:w="50"/>
+              <w:left w:type="dxa" w:w="80"/>
+              <w:bottom w:type="dxa" w:w="50"/>
+              <w:right w:type="dxa" w:w="80"/>
+            </w:tcMar>
+          </w:tcPr>
+          <w:p>
+            <w:pPr>
+              <w:spacing w:after="60" w:before="0"/>
+            </w:pPr>
+            <w:r>
+              <w:rPr>
+                <w:rFonts w:ascii="Arial" w:cs="Arial" w:eastAsia="Arial" w:hAnsi="Arial"/>
+                <w:sz w:val="17"/>
+                <w:szCs w:val="17"/>
+              </w:rPr>
+              <w:t xml:space="preserve">Unit overview, substrand</w:t>
+            </w:r>
+          </w:p>
+        </w:tc>
+        <w:tc>
+          <w:tcPr>
+            <w:tcW w:type="dxa" w:w="6580"/>
+            <w:tcBorders>
+              <w:top w:val="single" w:color="999999" w:sz="4"/>
+              <w:left w:val="single" w:color="999999" w:sz="4"/>
+              <w:bottom w:val="single" w:color="999999" w:sz="4"/>
+              <w:right w:val="single" w:color="999999" w:sz="4"/>
+            </w:tcBorders>
+            <w:tcMar>
+              <w:top w:type="dxa" w:w="50"/>
+              <w:left w:type="dxa" w:w="80"/>
+              <w:bottom w:type="dxa" w:w="50"/>
+              <w:right w:type="dxa" w:w="80"/>
+            </w:tcMar>
+          </w:tcPr>
+          <w:p>
+            <w:pPr>
+              <w:spacing w:after="60" w:before="0"/>
+            </w:pPr>
+            <w:r>
+              <w:rPr>
+                <w:rFonts w:ascii="Arial" w:cs="Arial" w:eastAsia="Arial" w:hAnsi="Arial"/>
+                <w:sz w:val="17"/>
+                <w:szCs w:val="17"/>
+              </w:rPr>
+              <w:t xml:space="preserve">The data and documents call this "Strand 3.0 Measurements and Geometry, Sub-Strand 3.2 Rotation". In the KICD Grade 10 Mathematics curriculum design it is Strand 2.0 Measurements and Geometry, Sub-Strand 2.3 Rotation (Strand 3.0 there is Statistics and Probability). Not renamed here because the number is used in file names, titles and the Final Explanation label. Suggestion: teachers/owners decide whether to change the numbering to 2.0 / 2.3 across the documents. KICD content not taught: the suggested experiences name pyramids, triangular prisms and tetrahedrons; the lessons use cuboid, square-based prism and cone only.</w:t>
+            </w:r>
+          </w:p>
+        </w:tc>
+        <w:tc>
+          <w:tcPr>
+            <w:tcW w:type="dxa" w:w="1700"/>
+            <w:tcBorders>
+              <w:top w:val="single" w:color="999999" w:sz="4"/>
+              <w:left w:val="single" w:color="999999" w:sz="4"/>
+              <w:bottom w:val="single" w:color="999999" w:sz="4"/>
+              <w:right w:val="single" w:color="999999" w:sz="4"/>
+            </w:tcBorders>
+            <w:tcMar>
+              <w:top w:type="dxa" w:w="50"/>
+              <w:left w:type="dxa" w:w="80"/>
+              <w:bottom w:type="dxa" w:w="50"/>
+              <w:right w:type="dxa" w:w="80"/>
+            </w:tcMar>
+          </w:tcPr>
+          <w:p>
+            <w:pPr>
+              <w:spacing w:after="60" w:before="0"/>
+            </w:pPr>
+            <w:r>
+              <w:rPr>
+                <w:rFonts w:ascii="Arial" w:cs="Arial" w:eastAsia="Arial" w:hAnsi="Arial"/>
+                <w:sz w:val="17"/>
+                <w:szCs w:val="17"/>
+              </w:rPr>
+              <w:t xml:space="preserve">Journal_Mathematics</w:t>
+            </w:r>
+          </w:p>
+        </w:tc>
+      </w:tr>
+      <w:tr>
+        <w:tc>
+          <w:tcPr>
+            <w:tcW w:type="dxa" w:w="2200"/>
+            <w:tcBorders>
+              <w:top w:val="single" w:color="999999" w:sz="4"/>
+              <w:left w:val="single" w:color="999999" w:sz="4"/>
+              <w:bottom w:val="single" w:color="999999" w:sz="4"/>
+              <w:right w:val="single" w:color="999999" w:sz="4"/>
+            </w:tcBorders>
+            <w:tcMar>
+              <w:top w:type="dxa" w:w="50"/>
+              <w:left w:type="dxa" w:w="80"/>
+              <w:bottom w:type="dxa" w:w="50"/>
+              <w:right w:type="dxa" w:w="80"/>
+            </w:tcMar>
+          </w:tcPr>
+          <w:p>
+            <w:pPr>
+              <w:spacing w:after="60" w:before="0"/>
+            </w:pPr>
+            <w:r>
+              <w:rPr>
+                <w:rFonts w:ascii="Arial" w:cs="Arial" w:eastAsia="Arial" w:hAnsi="Arial"/>
+                <w:sz w:val="17"/>
+                <w:szCs w:val="17"/>
+              </w:rPr>
+              <w:t xml:space="preserve">3.3 Vectors I</w:t>
+            </w:r>
+          </w:p>
+        </w:tc>
+        <w:tc>
+          <w:tcPr>
+            <w:tcW w:type="dxa" w:w="3200"/>
+            <w:tcBorders>
+              <w:top w:val="single" w:color="999999" w:sz="4"/>
+              <w:left w:val="single" w:color="999999" w:sz="4"/>
+              <w:bottom w:val="single" w:color="999999" w:sz="4"/>
+              <w:right w:val="single" w:color="999999" w:sz="4"/>
+            </w:tcBorders>
+            <w:tcMar>
+              <w:top w:type="dxa" w:w="50"/>
+              <w:left w:type="dxa" w:w="80"/>
+              <w:bottom w:type="dxa" w:w="50"/>
+              <w:right w:type="dxa" w:w="80"/>
+            </w:tcMar>
+          </w:tcPr>
+          <w:p>
+            <w:pPr>
+              <w:spacing w:after="60" w:before="0"/>
+            </w:pPr>
+            <w:r>
+              <w:rPr>
+                <w:rFonts w:ascii="Arial" w:cs="Arial" w:eastAsia="Arial" w:hAnsi="Arial"/>
+                <w:sz w:val="17"/>
+                <w:szCs w:val="17"/>
+              </w:rPr>
+              <w:t xml:space="preserve">Lesson 2, Observe Phase, teacherMoves (+15 related)</w:t>
+            </w:r>
+          </w:p>
+        </w:tc>
+        <w:tc>
+          <w:tcPr>
+            <w:tcW w:type="dxa" w:w="6580"/>
+            <w:tcBorders>
+              <w:top w:val="single" w:color="999999" w:sz="4"/>
+              <w:left w:val="single" w:color="999999" w:sz="4"/>
+              <w:bottom w:val="single" w:color="999999" w:sz="4"/>
+              <w:right w:val="single" w:color="999999" w:sz="4"/>
+            </w:tcBorders>
+            <w:tcMar>
+              <w:top w:type="dxa" w:w="50"/>
+              <w:left w:type="dxa" w:w="80"/>
+              <w:bottom w:type="dxa" w:w="50"/>
+              <w:right w:type="dxa" w:w="80"/>
+            </w:tcMar>
+          </w:tcPr>
+          <w:p>
+            <w:pPr>
+              <w:spacing w:after="60" w:before="0"/>
+            </w:pPr>
+            <w:r>
+              <w:rPr>
+                <w:rFonts w:ascii="Arial" w:cs="Arial" w:eastAsia="Arial" w:hAnsi="Arial"/>
+                <w:sz w:val="17"/>
+                <w:szCs w:val="17"/>
+              </w:rPr>
+              <w:t xml:space="preserve">Suggested change: KICD content that was never taught (equivalent vectors, midpoint of a vector, translation vector, road-sign arrows) is now taught and assessed. KICD outcome d (identify equivalent vectors) and its content bullet were not taught anywhere. This adds a short, concrete activity using the arrows learners are already counting in Task A.</w:t>
+            </w:r>
+          </w:p>
+        </w:tc>
+        <w:tc>
+          <w:tcPr>
+            <w:tcW w:type="dxa" w:w="1700"/>
+            <w:tcBorders>
+              <w:top w:val="single" w:color="999999" w:sz="4"/>
+              <w:left w:val="single" w:color="999999" w:sz="4"/>
+              <w:bottom w:val="single" w:color="999999" w:sz="4"/>
+              <w:right w:val="single" w:color="999999" w:sz="4"/>
+            </w:tcBorders>
+            <w:tcMar>
+              <w:top w:type="dxa" w:w="50"/>
+              <w:left w:type="dxa" w:w="80"/>
+              <w:bottom w:type="dxa" w:w="50"/>
+              <w:right w:type="dxa" w:w="80"/>
+            </w:tcMar>
+          </w:tcPr>
+          <w:p>
+            <w:pPr>
+              <w:spacing w:after="60" w:before="0"/>
+            </w:pPr>
+            <w:r>
+              <w:rPr>
+                <w:rFonts w:ascii="Arial" w:cs="Arial" w:eastAsia="Arial" w:hAnsi="Arial"/>
+                <w:sz w:val="17"/>
+                <w:szCs w:val="17"/>
+              </w:rPr>
+              <w:t xml:space="preserve">Journal_Mathematics</w:t>
+            </w:r>
+          </w:p>
+        </w:tc>
+      </w:tr>
+      <w:tr>
+        <w:tc>
+          <w:tcPr>
+            <w:tcW w:type="dxa" w:w="2200"/>
+            <w:tcBorders>
+              <w:top w:val="single" w:color="999999" w:sz="4"/>
+              <w:left w:val="single" w:color="999999" w:sz="4"/>
+              <w:bottom w:val="single" w:color="999999" w:sz="4"/>
+              <w:right w:val="single" w:color="999999" w:sz="4"/>
+            </w:tcBorders>
+            <w:tcMar>
+              <w:top w:type="dxa" w:w="50"/>
+              <w:left w:type="dxa" w:w="80"/>
+              <w:bottom w:type="dxa" w:w="50"/>
+              <w:right w:type="dxa" w:w="80"/>
+            </w:tcMar>
+          </w:tcPr>
+          <w:p>
+            <w:pPr>
+              <w:spacing w:after="60" w:before="0"/>
+            </w:pPr>
+            <w:r>
+              <w:rPr>
+                <w:rFonts w:ascii="Arial" w:cs="Arial" w:eastAsia="Arial" w:hAnsi="Arial"/>
+                <w:sz w:val="17"/>
+                <w:szCs w:val="17"/>
+              </w:rPr>
+              <w:t xml:space="preserve">3.3 Vectors I</w:t>
+            </w:r>
+          </w:p>
+        </w:tc>
+        <w:tc>
+          <w:tcPr>
+            <w:tcW w:type="dxa" w:w="3200"/>
+            <w:tcBorders>
+              <w:top w:val="single" w:color="999999" w:sz="4"/>
+              <w:left w:val="single" w:color="999999" w:sz="4"/>
+              <w:bottom w:val="single" w:color="999999" w:sz="4"/>
+              <w:right w:val="single" w:color="999999" w:sz="4"/>
+            </w:tcBorders>
+            <w:tcMar>
+              <w:top w:type="dxa" w:w="50"/>
+              <w:left w:type="dxa" w:w="80"/>
+              <w:bottom w:type="dxa" w:w="50"/>
+              <w:right w:type="dxa" w:w="80"/>
+            </w:tcMar>
+          </w:tcPr>
+          <w:p>
+            <w:pPr>
+              <w:spacing w:after="60" w:before="0"/>
+            </w:pPr>
+            <w:r>
+              <w:rPr>
+                <w:rFonts w:ascii="Arial" w:cs="Arial" w:eastAsia="Arial" w:hAnsi="Arial"/>
+                <w:sz w:val="17"/>
+                <w:szCs w:val="17"/>
+              </w:rPr>
+              <w:t xml:space="preserve">Lesson 1, Explain Phase, teacherMoves (+1 related)</w:t>
+            </w:r>
+          </w:p>
+        </w:tc>
+        <w:tc>
+          <w:tcPr>
+            <w:tcW w:type="dxa" w:w="6580"/>
+            <w:tcBorders>
+              <w:top w:val="single" w:color="999999" w:sz="4"/>
+              <w:left w:val="single" w:color="999999" w:sz="4"/>
+              <w:bottom w:val="single" w:color="999999" w:sz="4"/>
+              <w:right w:val="single" w:color="999999" w:sz="4"/>
+            </w:tcBorders>
+            <w:tcMar>
+              <w:top w:type="dxa" w:w="50"/>
+              <w:left w:type="dxa" w:w="80"/>
+              <w:bottom w:type="dxa" w:w="50"/>
+              <w:right w:type="dxa" w:w="80"/>
+            </w:tcMar>
+          </w:tcPr>
+          <w:p>
+            <w:pPr>
+              <w:spacing w:after="60" w:before="0"/>
+            </w:pPr>
+            <w:r>
+              <w:rPr>
+                <w:rFonts w:ascii="Arial" w:cs="Arial" w:eastAsia="Arial" w:hAnsi="Arial"/>
+                <w:sz w:val="17"/>
+                <w:szCs w:val="17"/>
+              </w:rPr>
+              <w:t xml:space="preserve">Suggested change: Added language supports (Kiswahili words, word wall, sentence frame) and ways to show understanding without writing. The unit had no language supports for English learners and no Kiswahili. Teacher to decide: the Kiswahili words are common everyday words but were not checked with a Kiswahili mathematics teacher; please confirm or replace them with the terms your school uses.</w:t>
+            </w:r>
+          </w:p>
+        </w:tc>
+        <w:tc>
+          <w:tcPr>
+            <w:tcW w:type="dxa" w:w="1700"/>
+            <w:tcBorders>
+              <w:top w:val="single" w:color="999999" w:sz="4"/>
+              <w:left w:val="single" w:color="999999" w:sz="4"/>
+              <w:bottom w:val="single" w:color="999999" w:sz="4"/>
+              <w:right w:val="single" w:color="999999" w:sz="4"/>
+            </w:tcBorders>
+            <w:tcMar>
+              <w:top w:type="dxa" w:w="50"/>
+              <w:left w:type="dxa" w:w="80"/>
+              <w:bottom w:type="dxa" w:w="50"/>
+              <w:right w:type="dxa" w:w="80"/>
+            </w:tcMar>
+          </w:tcPr>
+          <w:p>
+            <w:pPr>
+              <w:spacing w:after="60" w:before="0"/>
+            </w:pPr>
+            <w:r>
+              <w:rPr>
+                <w:rFonts w:ascii="Arial" w:cs="Arial" w:eastAsia="Arial" w:hAnsi="Arial"/>
+                <w:sz w:val="17"/>
+                <w:szCs w:val="17"/>
+              </w:rPr>
+              <w:t xml:space="preserve">Journal_Mathematics</w:t>
+            </w:r>
+          </w:p>
+        </w:tc>
+      </w:tr>
+      <w:tr>
+        <w:tc>
+          <w:tcPr>
+            <w:tcW w:type="dxa" w:w="2200"/>
+            <w:tcBorders>
+              <w:top w:val="single" w:color="999999" w:sz="4"/>
+              <w:left w:val="single" w:color="999999" w:sz="4"/>
+              <w:bottom w:val="single" w:color="999999" w:sz="4"/>
+              <w:right w:val="single" w:color="999999" w:sz="4"/>
+            </w:tcBorders>
+            <w:tcMar>
+              <w:top w:type="dxa" w:w="50"/>
+              <w:left w:type="dxa" w:w="80"/>
+              <w:bottom w:type="dxa" w:w="50"/>
+              <w:right w:type="dxa" w:w="80"/>
+            </w:tcMar>
+          </w:tcPr>
+          <w:p>
+            <w:pPr>
+              <w:spacing w:after="60" w:before="0"/>
+            </w:pPr>
+            <w:r>
+              <w:rPr>
+                <w:rFonts w:ascii="Arial" w:cs="Arial" w:eastAsia="Arial" w:hAnsi="Arial"/>
+                <w:sz w:val="17"/>
+                <w:szCs w:val="17"/>
+              </w:rPr>
+              <w:t xml:space="preserve">3.3 Vectors I</w:t>
+            </w:r>
+          </w:p>
+        </w:tc>
+        <w:tc>
+          <w:tcPr>
+            <w:tcW w:type="dxa" w:w="3200"/>
+            <w:tcBorders>
+              <w:top w:val="single" w:color="999999" w:sz="4"/>
+              <w:left w:val="single" w:color="999999" w:sz="4"/>
+              <w:bottom w:val="single" w:color="999999" w:sz="4"/>
+              <w:right w:val="single" w:color="999999" w:sz="4"/>
+            </w:tcBorders>
+            <w:tcMar>
+              <w:top w:type="dxa" w:w="50"/>
+              <w:left w:type="dxa" w:w="80"/>
+              <w:bottom w:type="dxa" w:w="50"/>
+              <w:right w:type="dxa" w:w="80"/>
+            </w:tcMar>
+          </w:tcPr>
+          <w:p>
+            <w:pPr>
+              <w:spacing w:after="60" w:before="0"/>
+            </w:pPr>
+            <w:r>
+              <w:rPr>
+                <w:rFonts w:ascii="Arial" w:cs="Arial" w:eastAsia="Arial" w:hAnsi="Arial"/>
+                <w:sz w:val="17"/>
+                <w:szCs w:val="17"/>
+              </w:rPr>
+              <w:t xml:space="preserve">Lesson 1, Observe Phase, teacherMoves (+1 related)</w:t>
+            </w:r>
+          </w:p>
+        </w:tc>
+        <w:tc>
+          <w:tcPr>
+            <w:tcW w:type="dxa" w:w="6580"/>
+            <w:tcBorders>
+              <w:top w:val="single" w:color="999999" w:sz="4"/>
+              <w:left w:val="single" w:color="999999" w:sz="4"/>
+              <w:bottom w:val="single" w:color="999999" w:sz="4"/>
+              <w:right w:val="single" w:color="999999" w:sz="4"/>
+            </w:tcBorders>
+            <w:tcMar>
+              <w:top w:type="dxa" w:w="50"/>
+              <w:left w:type="dxa" w:w="80"/>
+              <w:bottom w:type="dxa" w:w="50"/>
+              <w:right w:type="dxa" w:w="80"/>
+            </w:tcMar>
+          </w:tcPr>
+          <w:p>
+            <w:pPr>
+              <w:spacing w:after="60" w:before="0"/>
+            </w:pPr>
+            <w:r>
+              <w:rPr>
+                <w:rFonts w:ascii="Arial" w:cs="Arial" w:eastAsia="Arial" w:hAnsi="Arial"/>
+                <w:sz w:val="17"/>
+                <w:szCs w:val="17"/>
+              </w:rPr>
+              <w:t xml:space="preserve">Suggested change: The ferry story is a made-up model (real Mbita is south-west of Kisumu and real currents are slower); teachers are told to say so. The phenomenon says Mbita is 60 km due east of Kisumu and the current is 8 km/h. On a real map Mbita is south-west of Kisumu, and Lake Victoria currents are normally far slower than 8 km/h. Teacher to decide: keep the story as a clearly labelled model (suggested here), or relocate it to a real route with real speeds. The anchoring phenomenon and driving question are unchanged.</w:t>
+            </w:r>
+          </w:p>
+        </w:tc>
+        <w:tc>
+          <w:tcPr>
+            <w:tcW w:type="dxa" w:w="1700"/>
+            <w:tcBorders>
+              <w:top w:val="single" w:color="999999" w:sz="4"/>
+              <w:left w:val="single" w:color="999999" w:sz="4"/>
+              <w:bottom w:val="single" w:color="999999" w:sz="4"/>
+              <w:right w:val="single" w:color="999999" w:sz="4"/>
+            </w:tcBorders>
+            <w:tcMar>
+              <w:top w:type="dxa" w:w="50"/>
+              <w:left w:type="dxa" w:w="80"/>
+              <w:bottom w:type="dxa" w:w="50"/>
+              <w:right w:type="dxa" w:w="80"/>
+            </w:tcMar>
+          </w:tcPr>
+          <w:p>
+            <w:pPr>
+              <w:spacing w:after="60" w:before="0"/>
+            </w:pPr>
+            <w:r>
+              <w:rPr>
+                <w:rFonts w:ascii="Arial" w:cs="Arial" w:eastAsia="Arial" w:hAnsi="Arial"/>
+                <w:sz w:val="17"/>
+                <w:szCs w:val="17"/>
+              </w:rPr>
+              <w:t xml:space="preserve">Journal_Mathematics</w:t>
+            </w:r>
+          </w:p>
+        </w:tc>
+      </w:tr>
+      <w:tr>
+        <w:tc>
+          <w:tcPr>
+            <w:tcW w:type="dxa" w:w="2200"/>
+            <w:tcBorders>
+              <w:top w:val="single" w:color="999999" w:sz="4"/>
+              <w:left w:val="single" w:color="999999" w:sz="4"/>
+              <w:bottom w:val="single" w:color="999999" w:sz="4"/>
+              <w:right w:val="single" w:color="999999" w:sz="4"/>
+            </w:tcBorders>
+            <w:tcMar>
+              <w:top w:type="dxa" w:w="50"/>
+              <w:left w:type="dxa" w:w="80"/>
+              <w:bottom w:type="dxa" w:w="50"/>
+              <w:right w:type="dxa" w:w="80"/>
+            </w:tcMar>
+          </w:tcPr>
+          <w:p>
+            <w:pPr>
+              <w:spacing w:after="60" w:before="0"/>
+            </w:pPr>
+            <w:r>
+              <w:rPr>
+                <w:rFonts w:ascii="Arial" w:cs="Arial" w:eastAsia="Arial" w:hAnsi="Arial"/>
+                <w:sz w:val="17"/>
+                <w:szCs w:val="17"/>
+              </w:rPr>
+              <w:t xml:space="preserve">3.3 Vectors I</w:t>
+            </w:r>
+          </w:p>
+        </w:tc>
+        <w:tc>
+          <w:tcPr>
+            <w:tcW w:type="dxa" w:w="3200"/>
+            <w:tcBorders>
+              <w:top w:val="single" w:color="999999" w:sz="4"/>
+              <w:left w:val="single" w:color="999999" w:sz="4"/>
+              <w:bottom w:val="single" w:color="999999" w:sz="4"/>
+              <w:right w:val="single" w:color="999999" w:sz="4"/>
+            </w:tcBorders>
+            <w:tcMar>
+              <w:top w:type="dxa" w:w="50"/>
+              <w:left w:type="dxa" w:w="80"/>
+              <w:bottom w:type="dxa" w:w="50"/>
+              <w:right w:type="dxa" w:w="80"/>
+            </w:tcMar>
+          </w:tcPr>
+          <w:p>
+            <w:pPr>
+              <w:spacing w:after="60" w:before="0"/>
+            </w:pPr>
+            <w:r>
+              <w:rPr>
+                <w:rFonts w:ascii="Arial" w:cs="Arial" w:eastAsia="Arial" w:hAnsi="Arial"/>
+                <w:sz w:val="17"/>
+                <w:szCs w:val="17"/>
+              </w:rPr>
+              <w:t xml:space="preserve">Final Explanation, rubric</w:t>
+            </w:r>
+          </w:p>
+        </w:tc>
+        <w:tc>
+          <w:tcPr>
+            <w:tcW w:type="dxa" w:w="6580"/>
+            <w:tcBorders>
+              <w:top w:val="single" w:color="999999" w:sz="4"/>
+              <w:left w:val="single" w:color="999999" w:sz="4"/>
+              <w:bottom w:val="single" w:color="999999" w:sz="4"/>
+              <w:right w:val="single" w:color="999999" w:sz="4"/>
+            </w:tcBorders>
+            <w:tcMar>
+              <w:top w:type="dxa" w:w="50"/>
+              <w:left w:type="dxa" w:w="80"/>
+              <w:bottom w:type="dxa" w:w="50"/>
+              <w:right w:type="dxa" w:w="80"/>
+            </w:tcMar>
+          </w:tcPr>
+          <w:p>
+            <w:pPr>
+              <w:spacing w:after="60" w:before="0"/>
+            </w:pPr>
+            <w:r>
+              <w:rPr>
+                <w:rFonts w:ascii="Arial" w:cs="Arial" w:eastAsia="Arial" w:hAnsi="Arial"/>
+                <w:sz w:val="17"/>
+                <w:szCs w:val="17"/>
+              </w:rPr>
+              <w:t xml:space="preserve">Guideline 10 asks for four CBE levels (Exceeds, Meets, Approaches, Below Expectations), but the data contract has only three level fields, so the Below Expectations level cannot be represented. Suggested: teachers use the 'Approaches Expectations' descriptor as the lowest printed level and record Below Expectations by hand when a learner cannot start the task even with support.</w:t>
+            </w:r>
+          </w:p>
+        </w:tc>
+        <w:tc>
+          <w:tcPr>
+            <w:tcW w:type="dxa" w:w="1700"/>
+            <w:tcBorders>
+              <w:top w:val="single" w:color="999999" w:sz="4"/>
+              <w:left w:val="single" w:color="999999" w:sz="4"/>
+              <w:bottom w:val="single" w:color="999999" w:sz="4"/>
+              <w:right w:val="single" w:color="999999" w:sz="4"/>
+            </w:tcBorders>
+            <w:tcMar>
+              <w:top w:type="dxa" w:w="50"/>
+              <w:left w:type="dxa" w:w="80"/>
+              <w:bottom w:type="dxa" w:w="50"/>
+              <w:right w:type="dxa" w:w="80"/>
+            </w:tcMar>
+          </w:tcPr>
+          <w:p>
+            <w:pPr>
+              <w:spacing w:after="60" w:before="0"/>
+            </w:pPr>
+            <w:r>
+              <w:rPr>
+                <w:rFonts w:ascii="Arial" w:cs="Arial" w:eastAsia="Arial" w:hAnsi="Arial"/>
+                <w:sz w:val="17"/>
+                <w:szCs w:val="17"/>
+              </w:rPr>
+              <w:t xml:space="preserve">Journal_Mathematics</w:t>
+            </w:r>
+          </w:p>
+        </w:tc>
+      </w:tr>
+      <w:tr>
+        <w:tc>
+          <w:tcPr>
+            <w:tcW w:type="dxa" w:w="2200"/>
+            <w:tcBorders>
+              <w:top w:val="single" w:color="999999" w:sz="4"/>
+              <w:left w:val="single" w:color="999999" w:sz="4"/>
+              <w:bottom w:val="single" w:color="999999" w:sz="4"/>
+              <w:right w:val="single" w:color="999999" w:sz="4"/>
+            </w:tcBorders>
+            <w:tcMar>
+              <w:top w:type="dxa" w:w="50"/>
+              <w:left w:type="dxa" w:w="80"/>
+              <w:bottom w:type="dxa" w:w="50"/>
+              <w:right w:type="dxa" w:w="80"/>
+            </w:tcMar>
+          </w:tcPr>
+          <w:p>
+            <w:pPr>
+              <w:spacing w:after="60" w:before="0"/>
+            </w:pPr>
+            <w:r>
+              <w:rPr>
+                <w:rFonts w:ascii="Arial" w:cs="Arial" w:eastAsia="Arial" w:hAnsi="Arial"/>
+                <w:sz w:val="17"/>
+                <w:szCs w:val="17"/>
+              </w:rPr>
+              <w:t xml:space="preserve">3.3 Vectors I</w:t>
+            </w:r>
+          </w:p>
+        </w:tc>
+        <w:tc>
+          <w:tcPr>
+            <w:tcW w:type="dxa" w:w="3200"/>
+            <w:tcBorders>
+              <w:top w:val="single" w:color="999999" w:sz="4"/>
+              <w:left w:val="single" w:color="999999" w:sz="4"/>
+              <w:bottom w:val="single" w:color="999999" w:sz="4"/>
+              <w:right w:val="single" w:color="999999" w:sz="4"/>
+            </w:tcBorders>
+            <w:tcMar>
+              <w:top w:type="dxa" w:w="50"/>
+              <w:left w:type="dxa" w:w="80"/>
+              <w:bottom w:type="dxa" w:w="50"/>
+              <w:right w:type="dxa" w:w="80"/>
+            </w:tcMar>
+          </w:tcPr>
+          <w:p>
+            <w:pPr>
+              <w:spacing w:after="60" w:before="0"/>
+            </w:pPr>
+            <w:r>
+              <w:rPr>
+                <w:rFonts w:ascii="Arial" w:cs="Arial" w:eastAsia="Arial" w:hAnsi="Arial"/>
+                <w:sz w:val="17"/>
+                <w:szCs w:val="17"/>
+              </w:rPr>
+              <w:t xml:space="preserve">Unit overview, substrand</w:t>
+            </w:r>
+          </w:p>
+        </w:tc>
+        <w:tc>
+          <w:tcPr>
+            <w:tcW w:type="dxa" w:w="6580"/>
+            <w:tcBorders>
+              <w:top w:val="single" w:color="999999" w:sz="4"/>
+              <w:left w:val="single" w:color="999999" w:sz="4"/>
+              <w:bottom w:val="single" w:color="999999" w:sz="4"/>
+              <w:right w:val="single" w:color="999999" w:sz="4"/>
+            </w:tcBorders>
+            <w:tcMar>
+              <w:top w:type="dxa" w:w="50"/>
+              <w:left w:type="dxa" w:w="80"/>
+              <w:bottom w:type="dxa" w:w="50"/>
+              <w:right w:type="dxa" w:w="80"/>
+            </w:tcMar>
+          </w:tcPr>
+          <w:p>
+            <w:pPr>
+              <w:spacing w:after="60" w:before="0"/>
+            </w:pPr>
+            <w:r>
+              <w:rPr>
+                <w:rFonts w:ascii="Arial" w:cs="Arial" w:eastAsia="Arial" w:hAnsi="Arial"/>
+                <w:sz w:val="17"/>
+                <w:szCs w:val="17"/>
+              </w:rPr>
+              <w:t xml:space="preserve">KICD March 2025 (Grade 10 Mathematics) lists this as Strand 2.0 Measurements and Geometry, Sub-Strand 2.8 Vectors I, 15 lessons. This unit is labelled Strand 3.0: Geometry, Sub-Strand 3.3 Vectors I, 8 lessons. Not renamed because the numbering runs through every document and file name; the project owner should decide whether to align it, and whether 8 lessons (560 minutes) is enough for the 12 KICD outcomes.</w:t>
+            </w:r>
+          </w:p>
+        </w:tc>
+        <w:tc>
+          <w:tcPr>
+            <w:tcW w:type="dxa" w:w="1700"/>
+            <w:tcBorders>
+              <w:top w:val="single" w:color="999999" w:sz="4"/>
+              <w:left w:val="single" w:color="999999" w:sz="4"/>
+              <w:bottom w:val="single" w:color="999999" w:sz="4"/>
+              <w:right w:val="single" w:color="999999" w:sz="4"/>
+            </w:tcBorders>
+            <w:tcMar>
+              <w:top w:type="dxa" w:w="50"/>
+              <w:left w:type="dxa" w:w="80"/>
+              <w:bottom w:type="dxa" w:w="50"/>
+              <w:right w:type="dxa" w:w="80"/>
+            </w:tcMar>
+          </w:tcPr>
+          <w:p>
+            <w:pPr>
+              <w:spacing w:after="60" w:before="0"/>
+            </w:pPr>
+            <w:r>
+              <w:rPr>
+                <w:rFonts w:ascii="Arial" w:cs="Arial" w:eastAsia="Arial" w:hAnsi="Arial"/>
+                <w:sz w:val="17"/>
+                <w:szCs w:val="17"/>
+              </w:rPr>
+              <w:t xml:space="preserve">Journal_Mathematics</w:t>
+            </w:r>
+          </w:p>
+        </w:tc>
+      </w:tr>
+      <w:tr>
+        <w:tc>
+          <w:tcPr>
+            <w:tcW w:type="dxa" w:w="2200"/>
+            <w:tcBorders>
+              <w:top w:val="single" w:color="999999" w:sz="4"/>
+              <w:left w:val="single" w:color="999999" w:sz="4"/>
+              <w:bottom w:val="single" w:color="999999" w:sz="4"/>
+              <w:right w:val="single" w:color="999999" w:sz="4"/>
+            </w:tcBorders>
+            <w:tcMar>
+              <w:top w:type="dxa" w:w="50"/>
+              <w:left w:type="dxa" w:w="80"/>
+              <w:bottom w:type="dxa" w:w="50"/>
+              <w:right w:type="dxa" w:w="80"/>
+            </w:tcMar>
+          </w:tcPr>
+          <w:p>
+            <w:pPr>
+              <w:spacing w:after="60" w:before="0"/>
+            </w:pPr>
+            <w:r>
+              <w:rPr>
+                <w:rFonts w:ascii="Arial" w:cs="Arial" w:eastAsia="Arial" w:hAnsi="Arial"/>
+                <w:sz w:val="17"/>
+                <w:szCs w:val="17"/>
+              </w:rPr>
+              <w:t xml:space="preserve">3.4 Linear Motion</w:t>
+            </w:r>
+          </w:p>
+        </w:tc>
+        <w:tc>
+          <w:tcPr>
+            <w:tcW w:type="dxa" w:w="3200"/>
+            <w:tcBorders>
+              <w:top w:val="single" w:color="999999" w:sz="4"/>
+              <w:left w:val="single" w:color="999999" w:sz="4"/>
+              <w:bottom w:val="single" w:color="999999" w:sz="4"/>
+              <w:right w:val="single" w:color="999999" w:sz="4"/>
+            </w:tcBorders>
+            <w:tcMar>
+              <w:top w:type="dxa" w:w="50"/>
+              <w:left w:type="dxa" w:w="80"/>
+              <w:bottom w:type="dxa" w:w="50"/>
+              <w:right w:type="dxa" w:w="80"/>
+            </w:tcMar>
+          </w:tcPr>
+          <w:p>
+            <w:pPr>
+              <w:spacing w:after="60" w:before="0"/>
+            </w:pPr>
+            <w:r>
+              <w:rPr>
+                <w:rFonts w:ascii="Arial" w:cs="Arial" w:eastAsia="Arial" w:hAnsi="Arial"/>
+                <w:sz w:val="17"/>
+                <w:szCs w:val="17"/>
+              </w:rPr>
+              <w:t xml:space="preserve">Lesson 5, overview (+9 related)</w:t>
+            </w:r>
+          </w:p>
+        </w:tc>
+        <w:tc>
+          <w:tcPr>
+            <w:tcW w:type="dxa" w:w="6580"/>
+            <w:tcBorders>
+              <w:top w:val="single" w:color="999999" w:sz="4"/>
+              <w:left w:val="single" w:color="999999" w:sz="4"/>
+              <w:bottom w:val="single" w:color="999999" w:sz="4"/>
+              <w:right w:val="single" w:color="999999" w:sz="4"/>
+            </w:tcBorders>
+            <w:tcMar>
+              <w:top w:type="dxa" w:w="50"/>
+              <w:left w:type="dxa" w:w="80"/>
+              <w:bottom w:type="dxa" w:w="50"/>
+              <w:right w:type="dxa" w:w="80"/>
+            </w:tcMar>
+          </w:tcPr>
+          <w:p>
+            <w:pPr>
+              <w:spacing w:after="60" w:before="0"/>
+            </w:pPr>
+            <w:r>
+              <w:rPr>
+                <w:rFonts w:ascii="Arial" w:cs="Arial" w:eastAsia="Arial" w:hAnsi="Arial"/>
+                <w:sz w:val="17"/>
+                <w:szCs w:val="17"/>
+              </w:rPr>
+              <w:t xml:space="preserve">Suggested change: Four 40-minute lessons (1, 5, 7, 8) held about 55 to 70 minutes of work and the 80-minute lessons had no time plan; each lesson now has a minute-by-minute plan that adds to its period, with trims for the crowded lessons.. This lesson asked for a Predict task, three gradient calculations, a two-graph meeting problem, DQB sorting and a model update: roughly 60 minutes of work for a 40-minute period. Plan: 5 + 10 + 13 + 5 + 7 = 40. The teacher must decide whether to keep it as one period with these trims or to extend it to a double period (then UNIT.totalDuration becomes 680 min).</w:t>
+            </w:r>
+          </w:p>
+        </w:tc>
+        <w:tc>
+          <w:tcPr>
+            <w:tcW w:type="dxa" w:w="1700"/>
+            <w:tcBorders>
+              <w:top w:val="single" w:color="999999" w:sz="4"/>
+              <w:left w:val="single" w:color="999999" w:sz="4"/>
+              <w:bottom w:val="single" w:color="999999" w:sz="4"/>
+              <w:right w:val="single" w:color="999999" w:sz="4"/>
+            </w:tcBorders>
+            <w:tcMar>
+              <w:top w:type="dxa" w:w="50"/>
+              <w:left w:type="dxa" w:w="80"/>
+              <w:bottom w:type="dxa" w:w="50"/>
+              <w:right w:type="dxa" w:w="80"/>
+            </w:tcMar>
+          </w:tcPr>
+          <w:p>
+            <w:pPr>
+              <w:spacing w:after="60" w:before="0"/>
+            </w:pPr>
+            <w:r>
+              <w:rPr>
+                <w:rFonts w:ascii="Arial" w:cs="Arial" w:eastAsia="Arial" w:hAnsi="Arial"/>
+                <w:sz w:val="17"/>
+                <w:szCs w:val="17"/>
+              </w:rPr>
+              <w:t xml:space="preserve">Journal_Mathematics</w:t>
+            </w:r>
+          </w:p>
+        </w:tc>
+      </w:tr>
+      <w:tr>
+        <w:tc>
+          <w:tcPr>
+            <w:tcW w:type="dxa" w:w="2200"/>
+            <w:tcBorders>
+              <w:top w:val="single" w:color="999999" w:sz="4"/>
+              <w:left w:val="single" w:color="999999" w:sz="4"/>
+              <w:bottom w:val="single" w:color="999999" w:sz="4"/>
+              <w:right w:val="single" w:color="999999" w:sz="4"/>
+            </w:tcBorders>
+            <w:tcMar>
+              <w:top w:type="dxa" w:w="50"/>
+              <w:left w:type="dxa" w:w="80"/>
+              <w:bottom w:type="dxa" w:w="50"/>
+              <w:right w:type="dxa" w:w="80"/>
+            </w:tcMar>
+          </w:tcPr>
+          <w:p>
+            <w:pPr>
+              <w:spacing w:after="60" w:before="0"/>
+            </w:pPr>
+            <w:r>
+              <w:rPr>
+                <w:rFonts w:ascii="Arial" w:cs="Arial" w:eastAsia="Arial" w:hAnsi="Arial"/>
+                <w:sz w:val="17"/>
+                <w:szCs w:val="17"/>
+              </w:rPr>
+              <w:t xml:space="preserve">3.4 Linear Motion</w:t>
+            </w:r>
+          </w:p>
+        </w:tc>
+        <w:tc>
+          <w:tcPr>
+            <w:tcW w:type="dxa" w:w="3200"/>
+            <w:tcBorders>
+              <w:top w:val="single" w:color="999999" w:sz="4"/>
+              <w:left w:val="single" w:color="999999" w:sz="4"/>
+              <w:bottom w:val="single" w:color="999999" w:sz="4"/>
+              <w:right w:val="single" w:color="999999" w:sz="4"/>
+            </w:tcBorders>
+            <w:tcMar>
+              <w:top w:type="dxa" w:w="50"/>
+              <w:left w:type="dxa" w:w="80"/>
+              <w:bottom w:type="dxa" w:w="50"/>
+              <w:right w:type="dxa" w:w="80"/>
+            </w:tcMar>
+          </w:tcPr>
+          <w:p>
+            <w:pPr>
+              <w:spacing w:after="60" w:before="0"/>
+            </w:pPr>
+            <w:r>
+              <w:rPr>
+                <w:rFonts w:ascii="Arial" w:cs="Arial" w:eastAsia="Arial" w:hAnsi="Arial"/>
+                <w:sz w:val="17"/>
+                <w:szCs w:val="17"/>
+              </w:rPr>
+              <w:t xml:space="preserve">Lesson 2, Explain Phase, teacherMoves (+2 related)</w:t>
+            </w:r>
+          </w:p>
+        </w:tc>
+        <w:tc>
+          <w:tcPr>
+            <w:tcW w:type="dxa" w:w="6580"/>
+            <w:tcBorders>
+              <w:top w:val="single" w:color="999999" w:sz="4"/>
+              <w:left w:val="single" w:color="999999" w:sz="4"/>
+              <w:bottom w:val="single" w:color="999999" w:sz="4"/>
+              <w:right w:val="single" w:color="999999" w:sz="4"/>
+            </w:tcBorders>
+            <w:tcMar>
+              <w:top w:type="dxa" w:w="50"/>
+              <w:left w:type="dxa" w:w="80"/>
+              <w:bottom w:type="dxa" w:w="50"/>
+              <w:right w:type="dxa" w:w="80"/>
+            </w:tcMar>
+          </w:tcPr>
+          <w:p>
+            <w:pPr>
+              <w:spacing w:after="60" w:before="0"/>
+            </w:pPr>
+            <w:r>
+              <w:rPr>
+                <w:rFonts w:ascii="Arial" w:cs="Arial" w:eastAsia="Arial" w:hAnsi="Arial"/>
+                <w:sz w:val="17"/>
+                <w:szCs w:val="17"/>
+              </w:rPr>
+              <w:t xml:space="preserve">Suggested change: The plan had no language support for English learners; added Kiswahili key words (to be confirmed by a Kiswahili colleague), graph-drawing supports and oral or sketch ways to show understanding.. Guideline 12: language supports including Kiswahili. The teacher must decide: (1) confirm or correct the Kiswahili words (I could not verify them from a source, so they are suggestions), and (2) supply the words for displacement and velocity. No unverified term is presented as fact.</w:t>
+            </w:r>
+          </w:p>
+        </w:tc>
+        <w:tc>
+          <w:tcPr>
+            <w:tcW w:type="dxa" w:w="1700"/>
+            <w:tcBorders>
+              <w:top w:val="single" w:color="999999" w:sz="4"/>
+              <w:left w:val="single" w:color="999999" w:sz="4"/>
+              <w:bottom w:val="single" w:color="999999" w:sz="4"/>
+              <w:right w:val="single" w:color="999999" w:sz="4"/>
+            </w:tcBorders>
+            <w:tcMar>
+              <w:top w:type="dxa" w:w="50"/>
+              <w:left w:type="dxa" w:w="80"/>
+              <w:bottom w:type="dxa" w:w="50"/>
+              <w:right w:type="dxa" w:w="80"/>
+            </w:tcMar>
+          </w:tcPr>
+          <w:p>
+            <w:pPr>
+              <w:spacing w:after="60" w:before="0"/>
+            </w:pPr>
+            <w:r>
+              <w:rPr>
+                <w:rFonts w:ascii="Arial" w:cs="Arial" w:eastAsia="Arial" w:hAnsi="Arial"/>
+                <w:sz w:val="17"/>
+                <w:szCs w:val="17"/>
+              </w:rPr>
+              <w:t xml:space="preserve">Journal_Mathematics</w:t>
+            </w:r>
+          </w:p>
+        </w:tc>
+      </w:tr>
+      <w:tr>
+        <w:tc>
+          <w:tcPr>
+            <w:tcW w:type="dxa" w:w="2200"/>
+            <w:tcBorders>
+              <w:top w:val="single" w:color="999999" w:sz="4"/>
+              <w:left w:val="single" w:color="999999" w:sz="4"/>
+              <w:bottom w:val="single" w:color="999999" w:sz="4"/>
+              <w:right w:val="single" w:color="999999" w:sz="4"/>
+            </w:tcBorders>
+            <w:tcMar>
+              <w:top w:type="dxa" w:w="50"/>
+              <w:left w:type="dxa" w:w="80"/>
+              <w:bottom w:type="dxa" w:w="50"/>
+              <w:right w:type="dxa" w:w="80"/>
+            </w:tcMar>
+          </w:tcPr>
+          <w:p>
+            <w:pPr>
+              <w:spacing w:after="60" w:before="0"/>
+            </w:pPr>
+            <w:r>
+              <w:rPr>
+                <w:rFonts w:ascii="Arial" w:cs="Arial" w:eastAsia="Arial" w:hAnsi="Arial"/>
+                <w:sz w:val="17"/>
+                <w:szCs w:val="17"/>
+              </w:rPr>
+              <w:t xml:space="preserve">3.4 Linear Motion</w:t>
+            </w:r>
+          </w:p>
+        </w:tc>
+        <w:tc>
+          <w:tcPr>
+            <w:tcW w:type="dxa" w:w="3200"/>
+            <w:tcBorders>
+              <w:top w:val="single" w:color="999999" w:sz="4"/>
+              <w:left w:val="single" w:color="999999" w:sz="4"/>
+              <w:bottom w:val="single" w:color="999999" w:sz="4"/>
+              <w:right w:val="single" w:color="999999" w:sz="4"/>
+            </w:tcBorders>
+            <w:tcMar>
+              <w:top w:type="dxa" w:w="50"/>
+              <w:left w:type="dxa" w:w="80"/>
+              <w:bottom w:type="dxa" w:w="50"/>
+              <w:right w:type="dxa" w:w="80"/>
+            </w:tcMar>
+          </w:tcPr>
+          <w:p>
+            <w:pPr>
+              <w:spacing w:after="60" w:before="0"/>
+            </w:pPr>
+            <w:r>
+              <w:rPr>
+                <w:rFonts w:ascii="Arial" w:cs="Arial" w:eastAsia="Arial" w:hAnsi="Arial"/>
+                <w:sz w:val="17"/>
+                <w:szCs w:val="17"/>
+              </w:rPr>
+              <w:t xml:space="preserve">Final Explanation, rubric</w:t>
+            </w:r>
+          </w:p>
+        </w:tc>
+        <w:tc>
+          <w:tcPr>
+            <w:tcW w:type="dxa" w:w="6580"/>
+            <w:tcBorders>
+              <w:top w:val="single" w:color="999999" w:sz="4"/>
+              <w:left w:val="single" w:color="999999" w:sz="4"/>
+              <w:bottom w:val="single" w:color="999999" w:sz="4"/>
+              <w:right w:val="single" w:color="999999" w:sz="4"/>
+            </w:tcBorders>
+            <w:tcMar>
+              <w:top w:type="dxa" w:w="50"/>
+              <w:left w:type="dxa" w:w="80"/>
+              <w:bottom w:type="dxa" w:w="50"/>
+              <w:right w:type="dxa" w:w="80"/>
+            </w:tcMar>
+          </w:tcPr>
+          <w:p>
+            <w:pPr>
+              <w:spacing w:after="60" w:before="0"/>
+            </w:pPr>
+            <w:r>
+              <w:rPr>
+                <w:rFonts w:ascii="Arial" w:cs="Arial" w:eastAsia="Arial" w:hAnsi="Arial"/>
+                <w:sz w:val="17"/>
+                <w:szCs w:val="17"/>
+              </w:rPr>
+              <w:t xml:space="preserve">The current partner contract allows only three rubric level fields (excellent, proficient, developing), so the fourth CBE level, Below Expectations, cannot be represented in the data. Suggested fix: allow a fourth field in the contract, or print a fixed 'Below Expectations' column in the template. Teacher/partner decision needed.</w:t>
+            </w:r>
+          </w:p>
+        </w:tc>
+        <w:tc>
+          <w:tcPr>
+            <w:tcW w:type="dxa" w:w="1700"/>
+            <w:tcBorders>
+              <w:top w:val="single" w:color="999999" w:sz="4"/>
+              <w:left w:val="single" w:color="999999" w:sz="4"/>
+              <w:bottom w:val="single" w:color="999999" w:sz="4"/>
+              <w:right w:val="single" w:color="999999" w:sz="4"/>
+            </w:tcBorders>
+            <w:tcMar>
+              <w:top w:type="dxa" w:w="50"/>
+              <w:left w:type="dxa" w:w="80"/>
+              <w:bottom w:type="dxa" w:w="50"/>
+              <w:right w:type="dxa" w:w="80"/>
+            </w:tcMar>
+          </w:tcPr>
+          <w:p>
+            <w:pPr>
+              <w:spacing w:after="60" w:before="0"/>
+            </w:pPr>
+            <w:r>
+              <w:rPr>
+                <w:rFonts w:ascii="Arial" w:cs="Arial" w:eastAsia="Arial" w:hAnsi="Arial"/>
+                <w:sz w:val="17"/>
+                <w:szCs w:val="17"/>
+              </w:rPr>
+              <w:t xml:space="preserve">Journal_Mathematics</w:t>
+            </w:r>
+          </w:p>
+        </w:tc>
+      </w:tr>
+      <w:tr>
+        <w:tc>
+          <w:tcPr>
+            <w:tcW w:type="dxa" w:w="2200"/>
+            <w:tcBorders>
+              <w:top w:val="single" w:color="999999" w:sz="4"/>
+              <w:left w:val="single" w:color="999999" w:sz="4"/>
+              <w:bottom w:val="single" w:color="999999" w:sz="4"/>
+              <w:right w:val="single" w:color="999999" w:sz="4"/>
+            </w:tcBorders>
+            <w:tcMar>
+              <w:top w:type="dxa" w:w="50"/>
+              <w:left w:type="dxa" w:w="80"/>
+              <w:bottom w:type="dxa" w:w="50"/>
+              <w:right w:type="dxa" w:w="80"/>
+            </w:tcMar>
+          </w:tcPr>
+          <w:p>
+            <w:pPr>
+              <w:spacing w:after="60" w:before="0"/>
+            </w:pPr>
+            <w:r>
+              <w:rPr>
+                <w:rFonts w:ascii="Arial" w:cs="Arial" w:eastAsia="Arial" w:hAnsi="Arial"/>
+                <w:sz w:val="17"/>
+                <w:szCs w:val="17"/>
+              </w:rPr>
+              <w:t xml:space="preserve">3.4 Linear Motion</w:t>
+            </w:r>
+          </w:p>
+        </w:tc>
+        <w:tc>
+          <w:tcPr>
+            <w:tcW w:type="dxa" w:w="3200"/>
+            <w:tcBorders>
+              <w:top w:val="single" w:color="999999" w:sz="4"/>
+              <w:left w:val="single" w:color="999999" w:sz="4"/>
+              <w:bottom w:val="single" w:color="999999" w:sz="4"/>
+              <w:right w:val="single" w:color="999999" w:sz="4"/>
+            </w:tcBorders>
+            <w:tcMar>
+              <w:top w:type="dxa" w:w="50"/>
+              <w:left w:type="dxa" w:w="80"/>
+              <w:bottom w:type="dxa" w:w="50"/>
+              <w:right w:type="dxa" w:w="80"/>
+            </w:tcMar>
+          </w:tcPr>
+          <w:p>
+            <w:pPr>
+              <w:spacing w:after="60" w:before="0"/>
+            </w:pPr>
+            <w:r>
+              <w:rPr>
+                <w:rFonts w:ascii="Arial" w:cs="Arial" w:eastAsia="Arial" w:hAnsi="Arial"/>
+                <w:sz w:val="17"/>
+                <w:szCs w:val="17"/>
+              </w:rPr>
+              <w:t xml:space="preserve">Unit overview, strand and sub-strand numbers (and every 'Sub-Strand 3.4' label)</w:t>
+            </w:r>
+          </w:p>
+        </w:tc>
+        <w:tc>
+          <w:tcPr>
+            <w:tcW w:type="dxa" w:w="6580"/>
+            <w:tcBorders>
+              <w:top w:val="single" w:color="999999" w:sz="4"/>
+              <w:left w:val="single" w:color="999999" w:sz="4"/>
+              <w:bottom w:val="single" w:color="999999" w:sz="4"/>
+              <w:right w:val="single" w:color="999999" w:sz="4"/>
+            </w:tcBorders>
+            <w:tcMar>
+              <w:top w:type="dxa" w:w="50"/>
+              <w:left w:type="dxa" w:w="80"/>
+              <w:bottom w:type="dxa" w:w="50"/>
+              <w:right w:type="dxa" w:w="80"/>
+            </w:tcMar>
+          </w:tcPr>
+          <w:p>
+            <w:pPr>
+              <w:spacing w:after="60" w:before="0"/>
+            </w:pPr>
+            <w:r>
+              <w:rPr>
+                <w:rFonts w:ascii="Arial" w:cs="Arial" w:eastAsia="Arial" w:hAnsi="Arial"/>
+                <w:sz w:val="17"/>
+                <w:szCs w:val="17"/>
+              </w:rPr>
+              <w:t xml:space="preserve">Numbering mismatch against KICD: the KICD Grade 10 Mathematics design lists this as Strand 2.0 Measurements and Geometry, Sub-Strand 2.9 Linear Motion (15 lessons); the data says Strand 3.0 / Sub-Strand 3.4 throughout. Not renamed, as instructed. Please check whether the school's scheme of work (for example a different pathway or order) uses 3.0 / 3.4 deliberately.</w:t>
+            </w:r>
+          </w:p>
+        </w:tc>
+        <w:tc>
+          <w:tcPr>
+            <w:tcW w:type="dxa" w:w="1700"/>
+            <w:tcBorders>
+              <w:top w:val="single" w:color="999999" w:sz="4"/>
+              <w:left w:val="single" w:color="999999" w:sz="4"/>
+              <w:bottom w:val="single" w:color="999999" w:sz="4"/>
+              <w:right w:val="single" w:color="999999" w:sz="4"/>
+            </w:tcBorders>
+            <w:tcMar>
+              <w:top w:type="dxa" w:w="50"/>
+              <w:left w:type="dxa" w:w="80"/>
+              <w:bottom w:type="dxa" w:w="50"/>
+              <w:right w:type="dxa" w:w="80"/>
+            </w:tcMar>
+          </w:tcPr>
+          <w:p>
+            <w:pPr>
+              <w:spacing w:after="60" w:before="0"/>
+            </w:pPr>
+            <w:r>
+              <w:rPr>
+                <w:rFonts w:ascii="Arial" w:cs="Arial" w:eastAsia="Arial" w:hAnsi="Arial"/>
+                <w:sz w:val="17"/>
+                <w:szCs w:val="17"/>
+              </w:rPr>
+              <w:t xml:space="preserve">Journal_Mathematics</w:t>
+            </w:r>
+          </w:p>
+        </w:tc>
+      </w:tr>
+      <w:tr>
+        <w:tc>
+          <w:tcPr>
+            <w:tcW w:type="dxa" w:w="2200"/>
+            <w:tcBorders>
+              <w:top w:val="single" w:color="999999" w:sz="4"/>
+              <w:left w:val="single" w:color="999999" w:sz="4"/>
+              <w:bottom w:val="single" w:color="999999" w:sz="4"/>
+              <w:right w:val="single" w:color="999999" w:sz="4"/>
+            </w:tcBorders>
+            <w:tcMar>
+              <w:top w:type="dxa" w:w="50"/>
+              <w:left w:type="dxa" w:w="80"/>
+              <w:bottom w:type="dxa" w:w="50"/>
+              <w:right w:type="dxa" w:w="80"/>
+            </w:tcMar>
+          </w:tcPr>
+          <w:p>
+            <w:pPr>
+              <w:spacing w:after="60" w:before="0"/>
+            </w:pPr>
+            <w:r>
+              <w:rPr>
+                <w:rFonts w:ascii="Arial" w:cs="Arial" w:eastAsia="Arial" w:hAnsi="Arial"/>
+                <w:sz w:val="17"/>
+                <w:szCs w:val="17"/>
+              </w:rPr>
+              <w:t xml:space="preserve">3.4 Linear Motion</w:t>
+            </w:r>
+          </w:p>
+        </w:tc>
+        <w:tc>
+          <w:tcPr>
+            <w:tcW w:type="dxa" w:w="3200"/>
+            <w:tcBorders>
+              <w:top w:val="single" w:color="999999" w:sz="4"/>
+              <w:left w:val="single" w:color="999999" w:sz="4"/>
+              <w:bottom w:val="single" w:color="999999" w:sz="4"/>
+              <w:right w:val="single" w:color="999999" w:sz="4"/>
+            </w:tcBorders>
+            <w:tcMar>
+              <w:top w:type="dxa" w:w="50"/>
+              <w:left w:type="dxa" w:w="80"/>
+              <w:bottom w:type="dxa" w:w="50"/>
+              <w:right w:type="dxa" w:w="80"/>
+            </w:tcMar>
+          </w:tcPr>
+          <w:p>
+            <w:pPr>
+              <w:spacing w:after="60" w:before="0"/>
+            </w:pPr>
+            <w:r>
+              <w:rPr>
+                <w:rFonts w:ascii="Arial" w:cs="Arial" w:eastAsia="Arial" w:hAnsi="Arial"/>
+                <w:sz w:val="17"/>
+                <w:szCs w:val="17"/>
+              </w:rPr>
+              <w:t xml:space="preserve">Unit content and Lesson 3</w:t>
+            </w:r>
+          </w:p>
+        </w:tc>
+        <w:tc>
+          <w:tcPr>
+            <w:tcW w:type="dxa" w:w="6580"/>
+            <w:tcBorders>
+              <w:top w:val="single" w:color="999999" w:sz="4"/>
+              <w:left w:val="single" w:color="999999" w:sz="4"/>
+              <w:bottom w:val="single" w:color="999999" w:sz="4"/>
+              <w:right w:val="single" w:color="999999" w:sz="4"/>
+            </w:tcBorders>
+            <w:tcMar>
+              <w:top w:type="dxa" w:w="50"/>
+              <w:left w:type="dxa" w:w="80"/>
+              <w:bottom w:type="dxa" w:w="50"/>
+              <w:right w:type="dxa" w:w="80"/>
+            </w:tcMar>
+          </w:tcPr>
+          <w:p>
+            <w:pPr>
+              <w:spacing w:after="60" w:before="0"/>
+            </w:pPr>
+            <w:r>
+              <w:rPr>
+                <w:rFonts w:ascii="Arial" w:cs="Arial" w:eastAsia="Arial" w:hAnsi="Arial"/>
+                <w:sz w:val="17"/>
+                <w:szCs w:val="17"/>
+              </w:rPr>
+              <w:t xml:space="preserve">KICD content not taught: the suggested experience 'participate in a race of a specified distance, record the time taken by each learner and work out velocity and acceleration' (and the matching Self-efficacy competency and Sports and Games PCI) has no hands-on activity; all numbers come from the clip and data cards. Suggestion: add an optional timing task in Lesson 3 or as homework, for example learners time a 50 m run with stopwatches or phone timers in the school compound and compute average velocity and the acceleration over the first 10 m, away from any road. Needs a teacher decision because it adds equipment and outdoor time.</w:t>
+            </w:r>
+          </w:p>
+        </w:tc>
+        <w:tc>
+          <w:tcPr>
+            <w:tcW w:type="dxa" w:w="1700"/>
+            <w:tcBorders>
+              <w:top w:val="single" w:color="999999" w:sz="4"/>
+              <w:left w:val="single" w:color="999999" w:sz="4"/>
+              <w:bottom w:val="single" w:color="999999" w:sz="4"/>
+              <w:right w:val="single" w:color="999999" w:sz="4"/>
+            </w:tcBorders>
+            <w:tcMar>
+              <w:top w:type="dxa" w:w="50"/>
+              <w:left w:type="dxa" w:w="80"/>
+              <w:bottom w:type="dxa" w:w="50"/>
+              <w:right w:type="dxa" w:w="80"/>
+            </w:tcMar>
+          </w:tcPr>
+          <w:p>
+            <w:pPr>
+              <w:spacing w:after="60" w:before="0"/>
+            </w:pPr>
+            <w:r>
+              <w:rPr>
+                <w:rFonts w:ascii="Arial" w:cs="Arial" w:eastAsia="Arial" w:hAnsi="Arial"/>
+                <w:sz w:val="17"/>
+                <w:szCs w:val="17"/>
+              </w:rPr>
+              <w:t xml:space="preserve">Journal_Mathematics</w:t>
+            </w:r>
+          </w:p>
+        </w:tc>
+      </w:tr>
+      <w:tr>
+        <w:tc>
+          <w:tcPr>
+            <w:tcW w:type="dxa" w:w="2200"/>
+            <w:tcBorders>
+              <w:top w:val="single" w:color="999999" w:sz="4"/>
+              <w:left w:val="single" w:color="999999" w:sz="4"/>
+              <w:bottom w:val="single" w:color="999999" w:sz="4"/>
+              <w:right w:val="single" w:color="999999" w:sz="4"/>
+            </w:tcBorders>
+            <w:tcMar>
+              <w:top w:type="dxa" w:w="50"/>
+              <w:left w:type="dxa" w:w="80"/>
+              <w:bottom w:type="dxa" w:w="50"/>
+              <w:right w:type="dxa" w:w="80"/>
+            </w:tcMar>
+          </w:tcPr>
+          <w:p>
+            <w:pPr>
+              <w:spacing w:after="60" w:before="0"/>
+            </w:pPr>
+            <w:r>
+              <w:rPr>
+                <w:rFonts w:ascii="Arial" w:cs="Arial" w:eastAsia="Arial" w:hAnsi="Arial"/>
+                <w:sz w:val="17"/>
+                <w:szCs w:val="17"/>
+              </w:rPr>
+              <w:t xml:space="preserve">4.1 Statistics I</w:t>
+            </w:r>
+          </w:p>
+        </w:tc>
+        <w:tc>
+          <w:tcPr>
+            <w:tcW w:type="dxa" w:w="3200"/>
+            <w:tcBorders>
+              <w:top w:val="single" w:color="999999" w:sz="4"/>
+              <w:left w:val="single" w:color="999999" w:sz="4"/>
+              <w:bottom w:val="single" w:color="999999" w:sz="4"/>
+              <w:right w:val="single" w:color="999999" w:sz="4"/>
+            </w:tcBorders>
+            <w:tcMar>
+              <w:top w:type="dxa" w:w="50"/>
+              <w:left w:type="dxa" w:w="80"/>
+              <w:bottom w:type="dxa" w:w="50"/>
+              <w:right w:type="dxa" w:w="80"/>
+            </w:tcMar>
+          </w:tcPr>
+          <w:p>
+            <w:pPr>
+              <w:spacing w:after="60" w:before="0"/>
+            </w:pPr>
+            <w:r>
+              <w:rPr>
+                <w:rFonts w:ascii="Arial" w:cs="Arial" w:eastAsia="Arial" w:hAnsi="Arial"/>
+                <w:sz w:val="17"/>
+                <w:szCs w:val="17"/>
+              </w:rPr>
+              <w:t xml:space="preserve">Unit overview, totalDuration (+7 related)</w:t>
+            </w:r>
+          </w:p>
+        </w:tc>
+        <w:tc>
+          <w:tcPr>
+            <w:tcW w:type="dxa" w:w="6580"/>
+            <w:tcBorders>
+              <w:top w:val="single" w:color="999999" w:sz="4"/>
+              <w:left w:val="single" w:color="999999" w:sz="4"/>
+              <w:bottom w:val="single" w:color="999999" w:sz="4"/>
+              <w:right w:val="single" w:color="999999" w:sz="4"/>
+            </w:tcBorders>
+            <w:tcMar>
+              <w:top w:type="dxa" w:w="50"/>
+              <w:left w:type="dxa" w:w="80"/>
+              <w:bottom w:type="dxa" w:w="50"/>
+              <w:right w:type="dxa" w:w="80"/>
+            </w:tcMar>
+          </w:tcPr>
+          <w:p>
+            <w:pPr>
+              <w:spacing w:after="60" w:before="0"/>
+            </w:pPr>
+            <w:r>
+              <w:rPr>
+                <w:rFonts w:ascii="Arial" w:cs="Arial" w:eastAsia="Arial" w:hAnsi="Arial"/>
+                <w:sz w:val="17"/>
+                <w:szCs w:val="17"/>
+              </w:rPr>
+              <w:t xml:space="preserve">Suggested change: Lessons 3, 8 and 9 were labelled 40 minutes but contain 80 minutes of activity, and the unit total (360) did not match the lessons; now 680 minutes with a pacing plan per lesson. Lesson durations were 80 (L1), 40 (L2), 40 (L3), 80 (L4), 80 (L5), 80 (L6), 80 (L7), 40 (L8), 40 (L9) = 560, so the unit total of 360 minutes was wrong. Lessons 3, 8 and 9 each hold far more than 40 minutes of activity (for example Lesson 3: choosing class width, tallying two tables, boundaries and midpoints, gallery walk, DQB and model; Lesson 9: four recommendation sets, DQB sort, final model and a written Final Explanation), so they are now timed as double lessons: 80+40+80+80+80+80+80+80+80 = 680. KICD suggests 16 lessons of 40 minutes for Statistics I and says the number may be more or less; 680 minutes is 17 periods. Teacher to decide: keep Lessons 3, 8, 9 as doubles (suggested) or keep them single and cut activities.</w:t>
+            </w:r>
+          </w:p>
+        </w:tc>
+        <w:tc>
+          <w:tcPr>
+            <w:tcW w:type="dxa" w:w="1700"/>
+            <w:tcBorders>
+              <w:top w:val="single" w:color="999999" w:sz="4"/>
+              <w:left w:val="single" w:color="999999" w:sz="4"/>
+              <w:bottom w:val="single" w:color="999999" w:sz="4"/>
+              <w:right w:val="single" w:color="999999" w:sz="4"/>
+            </w:tcBorders>
+            <w:tcMar>
+              <w:top w:type="dxa" w:w="50"/>
+              <w:left w:type="dxa" w:w="80"/>
+              <w:bottom w:type="dxa" w:w="50"/>
+              <w:right w:type="dxa" w:w="80"/>
+            </w:tcMar>
+          </w:tcPr>
+          <w:p>
+            <w:pPr>
+              <w:spacing w:after="60" w:before="0"/>
+            </w:pPr>
+            <w:r>
+              <w:rPr>
+                <w:rFonts w:ascii="Arial" w:cs="Arial" w:eastAsia="Arial" w:hAnsi="Arial"/>
+                <w:sz w:val="17"/>
+                <w:szCs w:val="17"/>
+              </w:rPr>
+              <w:t xml:space="preserve">Journal_Mathematics</w:t>
+            </w:r>
+          </w:p>
+        </w:tc>
+      </w:tr>
+      <w:tr>
+        <w:tc>
+          <w:tcPr>
+            <w:tcW w:type="dxa" w:w="2200"/>
+            <w:tcBorders>
+              <w:top w:val="single" w:color="999999" w:sz="4"/>
+              <w:left w:val="single" w:color="999999" w:sz="4"/>
+              <w:bottom w:val="single" w:color="999999" w:sz="4"/>
+              <w:right w:val="single" w:color="999999" w:sz="4"/>
+            </w:tcBorders>
+            <w:tcMar>
+              <w:top w:type="dxa" w:w="50"/>
+              <w:left w:type="dxa" w:w="80"/>
+              <w:bottom w:type="dxa" w:w="50"/>
+              <w:right w:type="dxa" w:w="80"/>
+            </w:tcMar>
+          </w:tcPr>
+          <w:p>
+            <w:pPr>
+              <w:spacing w:after="60" w:before="0"/>
+            </w:pPr>
+            <w:r>
+              <w:rPr>
+                <w:rFonts w:ascii="Arial" w:cs="Arial" w:eastAsia="Arial" w:hAnsi="Arial"/>
+                <w:sz w:val="17"/>
+                <w:szCs w:val="17"/>
+              </w:rPr>
+              <w:t xml:space="preserve">4.1 Statistics I</w:t>
+            </w:r>
+          </w:p>
+        </w:tc>
+        <w:tc>
+          <w:tcPr>
+            <w:tcW w:type="dxa" w:w="3200"/>
+            <w:tcBorders>
+              <w:top w:val="single" w:color="999999" w:sz="4"/>
+              <w:left w:val="single" w:color="999999" w:sz="4"/>
+              <w:bottom w:val="single" w:color="999999" w:sz="4"/>
+              <w:right w:val="single" w:color="999999" w:sz="4"/>
+            </w:tcBorders>
+            <w:tcMar>
+              <w:top w:type="dxa" w:w="50"/>
+              <w:left w:type="dxa" w:w="80"/>
+              <w:bottom w:type="dxa" w:w="50"/>
+              <w:right w:type="dxa" w:w="80"/>
+            </w:tcMar>
+          </w:tcPr>
+          <w:p>
+            <w:pPr>
+              <w:spacing w:after="60" w:before="0"/>
+            </w:pPr>
+            <w:r>
+              <w:rPr>
+                <w:rFonts w:ascii="Arial" w:cs="Arial" w:eastAsia="Arial" w:hAnsi="Arial"/>
+                <w:sz w:val="17"/>
+                <w:szCs w:val="17"/>
+              </w:rPr>
+              <w:t xml:space="preserve">Lesson 2, Model Building Phase, teacherMoves</w:t>
+            </w:r>
+          </w:p>
+        </w:tc>
+        <w:tc>
+          <w:tcPr>
+            <w:tcW w:type="dxa" w:w="6580"/>
+            <w:tcBorders>
+              <w:top w:val="single" w:color="999999" w:sz="4"/>
+              <w:left w:val="single" w:color="999999" w:sz="4"/>
+              <w:bottom w:val="single" w:color="999999" w:sz="4"/>
+              <w:right w:val="single" w:color="999999" w:sz="4"/>
+            </w:tcBorders>
+            <w:tcMar>
+              <w:top w:type="dxa" w:w="50"/>
+              <w:left w:type="dxa" w:w="80"/>
+              <w:bottom w:type="dxa" w:w="50"/>
+              <w:right w:type="dxa" w:w="80"/>
+            </w:tcMar>
+          </w:tcPr>
+          <w:p>
+            <w:pPr>
+              <w:spacing w:after="60" w:before="0"/>
+            </w:pPr>
+            <w:r>
+              <w:rPr>
+                <w:rFonts w:ascii="Arial" w:cs="Arial" w:eastAsia="Arial" w:hAnsi="Arial"/>
+                <w:sz w:val="17"/>
+                <w:szCs w:val="17"/>
+              </w:rPr>
+              <w:t xml:space="preserve">Suggested change: KICD outcome (a), collecting real-life data, was never taught; Lesson 2 homework now has learners collect and tally their own small data set. KICD specific learning outcome (a) is 'collect data from real life sources' and the content list starts with 'Collection of Data', but every data set in the unit was given to learners. The Lesson 2 mandazi list was also 'teacher-provided'. This homework makes the learners collect data once, links to the Parental Engagement and Empowerment PCI, and avoids road counts for safety. Teacher to decide which data source suits the school (households, shoe sizes, market or canteen prices) and whether it is homework or an in-class task.</w:t>
+            </w:r>
+          </w:p>
+        </w:tc>
+        <w:tc>
+          <w:tcPr>
+            <w:tcW w:type="dxa" w:w="1700"/>
+            <w:tcBorders>
+              <w:top w:val="single" w:color="999999" w:sz="4"/>
+              <w:left w:val="single" w:color="999999" w:sz="4"/>
+              <w:bottom w:val="single" w:color="999999" w:sz="4"/>
+              <w:right w:val="single" w:color="999999" w:sz="4"/>
+            </w:tcBorders>
+            <w:tcMar>
+              <w:top w:type="dxa" w:w="50"/>
+              <w:left w:type="dxa" w:w="80"/>
+              <w:bottom w:type="dxa" w:w="50"/>
+              <w:right w:type="dxa" w:w="80"/>
+            </w:tcMar>
+          </w:tcPr>
+          <w:p>
+            <w:pPr>
+              <w:spacing w:after="60" w:before="0"/>
+            </w:pPr>
+            <w:r>
+              <w:rPr>
+                <w:rFonts w:ascii="Arial" w:cs="Arial" w:eastAsia="Arial" w:hAnsi="Arial"/>
+                <w:sz w:val="17"/>
+                <w:szCs w:val="17"/>
+              </w:rPr>
+              <w:t xml:space="preserve">Journal_Mathematics</w:t>
+            </w:r>
+          </w:p>
+        </w:tc>
+      </w:tr>
+      <w:tr>
+        <w:tc>
+          <w:tcPr>
+            <w:tcW w:type="dxa" w:w="2200"/>
+            <w:tcBorders>
+              <w:top w:val="single" w:color="999999" w:sz="4"/>
+              <w:left w:val="single" w:color="999999" w:sz="4"/>
+              <w:bottom w:val="single" w:color="999999" w:sz="4"/>
+              <w:right w:val="single" w:color="999999" w:sz="4"/>
+            </w:tcBorders>
+            <w:tcMar>
+              <w:top w:type="dxa" w:w="50"/>
+              <w:left w:type="dxa" w:w="80"/>
+              <w:bottom w:type="dxa" w:w="50"/>
+              <w:right w:type="dxa" w:w="80"/>
+            </w:tcMar>
+          </w:tcPr>
+          <w:p>
+            <w:pPr>
+              <w:spacing w:after="60" w:before="0"/>
+            </w:pPr>
+            <w:r>
+              <w:rPr>
+                <w:rFonts w:ascii="Arial" w:cs="Arial" w:eastAsia="Arial" w:hAnsi="Arial"/>
+                <w:sz w:val="17"/>
+                <w:szCs w:val="17"/>
+              </w:rPr>
+              <w:t xml:space="preserve">4.1 Statistics I</w:t>
+            </w:r>
+          </w:p>
+        </w:tc>
+        <w:tc>
+          <w:tcPr>
+            <w:tcW w:type="dxa" w:w="3200"/>
+            <w:tcBorders>
+              <w:top w:val="single" w:color="999999" w:sz="4"/>
+              <w:left w:val="single" w:color="999999" w:sz="4"/>
+              <w:bottom w:val="single" w:color="999999" w:sz="4"/>
+              <w:right w:val="single" w:color="999999" w:sz="4"/>
+            </w:tcBorders>
+            <w:tcMar>
+              <w:top w:type="dxa" w:w="50"/>
+              <w:left w:type="dxa" w:w="80"/>
+              <w:bottom w:type="dxa" w:w="50"/>
+              <w:right w:type="dxa" w:w="80"/>
+            </w:tcMar>
+          </w:tcPr>
+          <w:p>
+            <w:pPr>
+              <w:spacing w:after="60" w:before="0"/>
+            </w:pPr>
+            <w:r>
+              <w:rPr>
+                <w:rFonts w:ascii="Arial" w:cs="Arial" w:eastAsia="Arial" w:hAnsi="Arial"/>
+                <w:sz w:val="17"/>
+                <w:szCs w:val="17"/>
+              </w:rPr>
+              <w:t xml:space="preserve">Lesson 2, Observe Phase, teacherMoves (+1 related)</w:t>
+            </w:r>
+          </w:p>
+        </w:tc>
+        <w:tc>
+          <w:tcPr>
+            <w:tcW w:type="dxa" w:w="6580"/>
+            <w:tcBorders>
+              <w:top w:val="single" w:color="999999" w:sz="4"/>
+              <w:left w:val="single" w:color="999999" w:sz="4"/>
+              <w:bottom w:val="single" w:color="999999" w:sz="4"/>
+              <w:right w:val="single" w:color="999999" w:sz="4"/>
+            </w:tcBorders>
+            <w:tcMar>
+              <w:top w:type="dxa" w:w="50"/>
+              <w:left w:type="dxa" w:w="80"/>
+              <w:bottom w:type="dxa" w:w="50"/>
+              <w:right w:type="dxa" w:w="80"/>
+            </w:tcMar>
+          </w:tcPr>
+          <w:p>
+            <w:pPr>
+              <w:spacing w:after="60" w:before="0"/>
+            </w:pPr>
+            <w:r>
+              <w:rPr>
+                <w:rFonts w:ascii="Arial" w:cs="Arial" w:eastAsia="Arial" w:hAnsi="Arial"/>
+                <w:sz w:val="17"/>
+                <w:szCs w:val="17"/>
+              </w:rPr>
+              <w:t xml:space="preserve">Suggested change: No language support for English learners; added a small Kiswahili word list and discuss-first routine (terms need teacher confirmation). No lesson gave a language support for English learners or used Kiswahili terms. Short bilingual word lists and permission to discuss first in Kiswahili or a home language help learners who think in another language. The Kiswahili terms are given from common usage and are NOT verified: the teacher (ideally with the school Kiswahili teacher) must confirm the terms used locally, and agree words for median and mode, which were left out on purpose.</w:t>
+            </w:r>
+          </w:p>
+        </w:tc>
+        <w:tc>
+          <w:tcPr>
+            <w:tcW w:type="dxa" w:w="1700"/>
+            <w:tcBorders>
+              <w:top w:val="single" w:color="999999" w:sz="4"/>
+              <w:left w:val="single" w:color="999999" w:sz="4"/>
+              <w:bottom w:val="single" w:color="999999" w:sz="4"/>
+              <w:right w:val="single" w:color="999999" w:sz="4"/>
+            </w:tcBorders>
+            <w:tcMar>
+              <w:top w:type="dxa" w:w="50"/>
+              <w:left w:type="dxa" w:w="80"/>
+              <w:bottom w:type="dxa" w:w="50"/>
+              <w:right w:type="dxa" w:w="80"/>
+            </w:tcMar>
+          </w:tcPr>
+          <w:p>
+            <w:pPr>
+              <w:spacing w:after="60" w:before="0"/>
+            </w:pPr>
+            <w:r>
+              <w:rPr>
+                <w:rFonts w:ascii="Arial" w:cs="Arial" w:eastAsia="Arial" w:hAnsi="Arial"/>
+                <w:sz w:val="17"/>
+                <w:szCs w:val="17"/>
+              </w:rPr>
+              <w:t xml:space="preserve">Journal_Mathematics</w:t>
+            </w:r>
+          </w:p>
+        </w:tc>
+      </w:tr>
+      <w:tr>
+        <w:tc>
+          <w:tcPr>
+            <w:tcW w:type="dxa" w:w="2200"/>
+            <w:tcBorders>
+              <w:top w:val="single" w:color="999999" w:sz="4"/>
+              <w:left w:val="single" w:color="999999" w:sz="4"/>
+              <w:bottom w:val="single" w:color="999999" w:sz="4"/>
+              <w:right w:val="single" w:color="999999" w:sz="4"/>
+            </w:tcBorders>
+            <w:tcMar>
+              <w:top w:type="dxa" w:w="50"/>
+              <w:left w:type="dxa" w:w="80"/>
+              <w:bottom w:type="dxa" w:w="50"/>
+              <w:right w:type="dxa" w:w="80"/>
+            </w:tcMar>
+          </w:tcPr>
+          <w:p>
+            <w:pPr>
+              <w:spacing w:after="60" w:before="0"/>
+            </w:pPr>
+            <w:r>
+              <w:rPr>
+                <w:rFonts w:ascii="Arial" w:cs="Arial" w:eastAsia="Arial" w:hAnsi="Arial"/>
+                <w:sz w:val="17"/>
+                <w:szCs w:val="17"/>
+              </w:rPr>
+              <w:t xml:space="preserve">4.1 Statistics I</w:t>
+            </w:r>
+          </w:p>
+        </w:tc>
+        <w:tc>
+          <w:tcPr>
+            <w:tcW w:type="dxa" w:w="3200"/>
+            <w:tcBorders>
+              <w:top w:val="single" w:color="999999" w:sz="4"/>
+              <w:left w:val="single" w:color="999999" w:sz="4"/>
+              <w:bottom w:val="single" w:color="999999" w:sz="4"/>
+              <w:right w:val="single" w:color="999999" w:sz="4"/>
+            </w:tcBorders>
+            <w:tcMar>
+              <w:top w:type="dxa" w:w="50"/>
+              <w:left w:type="dxa" w:w="80"/>
+              <w:bottom w:type="dxa" w:w="50"/>
+              <w:right w:type="dxa" w:w="80"/>
+            </w:tcMar>
+          </w:tcPr>
+          <w:p>
+            <w:pPr>
+              <w:spacing w:after="60" w:before="0"/>
+            </w:pPr>
+            <w:r>
+              <w:rPr>
+                <w:rFonts w:ascii="Arial" w:cs="Arial" w:eastAsia="Arial" w:hAnsi="Arial"/>
+                <w:sz w:val="17"/>
+                <w:szCs w:val="17"/>
+              </w:rPr>
+              <w:t xml:space="preserve">Final Explanation, </w:t>
+            </w:r>
+          </w:p>
+        </w:tc>
+        <w:tc>
+          <w:tcPr>
+            <w:tcW w:type="dxa" w:w="6580"/>
+            <w:tcBorders>
+              <w:top w:val="single" w:color="999999" w:sz="4"/>
+              <w:left w:val="single" w:color="999999" w:sz="4"/>
+              <w:bottom w:val="single" w:color="999999" w:sz="4"/>
+              <w:right w:val="single" w:color="999999" w:sz="4"/>
+            </w:tcBorders>
+            <w:tcMar>
+              <w:top w:type="dxa" w:w="50"/>
+              <w:left w:type="dxa" w:w="80"/>
+              <w:bottom w:type="dxa" w:w="50"/>
+              <w:right w:type="dxa" w:w="80"/>
+            </w:tcMar>
+          </w:tcPr>
+          <w:p>
+            <w:pPr>
+              <w:spacing w:after="60" w:before="0"/>
+            </w:pPr>
+            <w:r>
+              <w:rPr>
+                <w:rFonts w:ascii="Arial" w:cs="Arial" w:eastAsia="Arial" w:hAnsi="Arial"/>
+                <w:sz w:val="17"/>
+                <w:szCs w:val="17"/>
+              </w:rPr>
+              <w:t xml:space="preserve">The contract allows only three level fields (excellent, proficient, developing), so the fourth CBE level, Below Expectations, cannot be represented in this Final Explanation rubric. Suggestion: teachers use the Approaches descriptor plus their own note for Below Expectations until the contract adds a fourth level.</w:t>
+            </w:r>
+          </w:p>
+        </w:tc>
+        <w:tc>
+          <w:tcPr>
+            <w:tcW w:type="dxa" w:w="1700"/>
+            <w:tcBorders>
+              <w:top w:val="single" w:color="999999" w:sz="4"/>
+              <w:left w:val="single" w:color="999999" w:sz="4"/>
+              <w:bottom w:val="single" w:color="999999" w:sz="4"/>
+              <w:right w:val="single" w:color="999999" w:sz="4"/>
+            </w:tcBorders>
+            <w:tcMar>
+              <w:top w:type="dxa" w:w="50"/>
+              <w:left w:type="dxa" w:w="80"/>
+              <w:bottom w:type="dxa" w:w="50"/>
+              <w:right w:type="dxa" w:w="80"/>
+            </w:tcMar>
+          </w:tcPr>
+          <w:p>
+            <w:pPr>
+              <w:spacing w:after="60" w:before="0"/>
+            </w:pPr>
+            <w:r>
+              <w:rPr>
+                <w:rFonts w:ascii="Arial" w:cs="Arial" w:eastAsia="Arial" w:hAnsi="Arial"/>
+                <w:sz w:val="17"/>
+                <w:szCs w:val="17"/>
+              </w:rPr>
+              <w:t xml:space="preserve">Journal_Mathematics</w:t>
+            </w:r>
+          </w:p>
+        </w:tc>
+      </w:tr>
+      <w:tr>
+        <w:tc>
+          <w:tcPr>
+            <w:tcW w:type="dxa" w:w="2200"/>
+            <w:tcBorders>
+              <w:top w:val="single" w:color="999999" w:sz="4"/>
+              <w:left w:val="single" w:color="999999" w:sz="4"/>
+              <w:bottom w:val="single" w:color="999999" w:sz="4"/>
+              <w:right w:val="single" w:color="999999" w:sz="4"/>
+            </w:tcBorders>
+            <w:tcMar>
+              <w:top w:type="dxa" w:w="50"/>
+              <w:left w:type="dxa" w:w="80"/>
+              <w:bottom w:type="dxa" w:w="50"/>
+              <w:right w:type="dxa" w:w="80"/>
+            </w:tcMar>
+          </w:tcPr>
+          <w:p>
+            <w:pPr>
+              <w:spacing w:after="60" w:before="0"/>
+            </w:pPr>
+            <w:r>
+              <w:rPr>
+                <w:rFonts w:ascii="Arial" w:cs="Arial" w:eastAsia="Arial" w:hAnsi="Arial"/>
+                <w:sz w:val="17"/>
+                <w:szCs w:val="17"/>
+              </w:rPr>
+              <w:t xml:space="preserve">4.1 Statistics I</w:t>
+            </w:r>
+          </w:p>
+        </w:tc>
+        <w:tc>
+          <w:tcPr>
+            <w:tcW w:type="dxa" w:w="3200"/>
+            <w:tcBorders>
+              <w:top w:val="single" w:color="999999" w:sz="4"/>
+              <w:left w:val="single" w:color="999999" w:sz="4"/>
+              <w:bottom w:val="single" w:color="999999" w:sz="4"/>
+              <w:right w:val="single" w:color="999999" w:sz="4"/>
+            </w:tcBorders>
+            <w:tcMar>
+              <w:top w:type="dxa" w:w="50"/>
+              <w:left w:type="dxa" w:w="80"/>
+              <w:bottom w:type="dxa" w:w="50"/>
+              <w:right w:type="dxa" w:w="80"/>
+            </w:tcMar>
+          </w:tcPr>
+          <w:p>
+            <w:pPr>
+              <w:spacing w:after="60" w:before="0"/>
+            </w:pPr>
+            <w:r>
+              <w:rPr>
+                <w:rFonts w:ascii="Arial" w:cs="Arial" w:eastAsia="Arial" w:hAnsi="Arial"/>
+                <w:sz w:val="17"/>
+                <w:szCs w:val="17"/>
+              </w:rPr>
+              <w:t xml:space="preserve">Unit overview, </w:t>
+            </w:r>
+          </w:p>
+        </w:tc>
+        <w:tc>
+          <w:tcPr>
+            <w:tcW w:type="dxa" w:w="6580"/>
+            <w:tcBorders>
+              <w:top w:val="single" w:color="999999" w:sz="4"/>
+              <w:left w:val="single" w:color="999999" w:sz="4"/>
+              <w:bottom w:val="single" w:color="999999" w:sz="4"/>
+              <w:right w:val="single" w:color="999999" w:sz="4"/>
+            </w:tcBorders>
+            <w:tcMar>
+              <w:top w:type="dxa" w:w="50"/>
+              <w:left w:type="dxa" w:w="80"/>
+              <w:bottom w:type="dxa" w:w="50"/>
+              <w:right w:type="dxa" w:w="80"/>
+            </w:tcMar>
+          </w:tcPr>
+          <w:p>
+            <w:pPr>
+              <w:spacing w:after="60" w:before="0"/>
+            </w:pPr>
+            <w:r>
+              <w:rPr>
+                <w:rFonts w:ascii="Arial" w:cs="Arial" w:eastAsia="Arial" w:hAnsi="Arial"/>
+                <w:sz w:val="17"/>
+                <w:szCs w:val="17"/>
+              </w:rPr>
+              <w:t xml:space="preserve">Strand and sub-strand numbering does not match KICD. The data call this 'Strand 4.0: Statistics and Probability, Sub-Strand 4.1: Statistics I'; the KICD Grade 10 Mathematics design (March 2025) numbers it Strand 3.0, Sub-Strand 3.1 Statistics I (16 lessons). Not renamed, as instructed; teachers should confirm which numbering the school and partner use.</w:t>
+            </w:r>
+          </w:p>
+        </w:tc>
+        <w:tc>
+          <w:tcPr>
+            <w:tcW w:type="dxa" w:w="1700"/>
+            <w:tcBorders>
+              <w:top w:val="single" w:color="999999" w:sz="4"/>
+              <w:left w:val="single" w:color="999999" w:sz="4"/>
+              <w:bottom w:val="single" w:color="999999" w:sz="4"/>
+              <w:right w:val="single" w:color="999999" w:sz="4"/>
+            </w:tcBorders>
+            <w:tcMar>
+              <w:top w:type="dxa" w:w="50"/>
+              <w:left w:type="dxa" w:w="80"/>
+              <w:bottom w:type="dxa" w:w="50"/>
+              <w:right w:type="dxa" w:w="80"/>
+            </w:tcMar>
+          </w:tcPr>
+          <w:p>
+            <w:pPr>
+              <w:spacing w:after="60" w:before="0"/>
+            </w:pPr>
+            <w:r>
+              <w:rPr>
+                <w:rFonts w:ascii="Arial" w:cs="Arial" w:eastAsia="Arial" w:hAnsi="Arial"/>
+                <w:sz w:val="17"/>
+                <w:szCs w:val="17"/>
+              </w:rPr>
+              <w:t xml:space="preserve">Journal_Mathematics</w:t>
+            </w:r>
+          </w:p>
+        </w:tc>
+      </w:tr>
+      <w:tr>
+        <w:tc>
+          <w:tcPr>
+            <w:tcW w:type="dxa" w:w="2200"/>
+            <w:tcBorders>
+              <w:top w:val="single" w:color="999999" w:sz="4"/>
+              <w:left w:val="single" w:color="999999" w:sz="4"/>
+              <w:bottom w:val="single" w:color="999999" w:sz="4"/>
+              <w:right w:val="single" w:color="999999" w:sz="4"/>
+            </w:tcBorders>
+            <w:tcMar>
+              <w:top w:type="dxa" w:w="50"/>
+              <w:left w:type="dxa" w:w="80"/>
+              <w:bottom w:type="dxa" w:w="50"/>
+              <w:right w:type="dxa" w:w="80"/>
+            </w:tcMar>
+          </w:tcPr>
+          <w:p>
+            <w:pPr>
+              <w:spacing w:after="60" w:before="0"/>
+            </w:pPr>
+            <w:r>
+              <w:rPr>
+                <w:rFonts w:ascii="Arial" w:cs="Arial" w:eastAsia="Arial" w:hAnsi="Arial"/>
+                <w:sz w:val="17"/>
+                <w:szCs w:val="17"/>
+              </w:rPr>
+              <w:t xml:space="preserve">4.1 Statistics I</w:t>
+            </w:r>
+          </w:p>
+        </w:tc>
+        <w:tc>
+          <w:tcPr>
+            <w:tcW w:type="dxa" w:w="3200"/>
+            <w:tcBorders>
+              <w:top w:val="single" w:color="999999" w:sz="4"/>
+              <w:left w:val="single" w:color="999999" w:sz="4"/>
+              <w:bottom w:val="single" w:color="999999" w:sz="4"/>
+              <w:right w:val="single" w:color="999999" w:sz="4"/>
+            </w:tcBorders>
+            <w:tcMar>
+              <w:top w:type="dxa" w:w="50"/>
+              <w:left w:type="dxa" w:w="80"/>
+              <w:bottom w:type="dxa" w:w="50"/>
+              <w:right w:type="dxa" w:w="80"/>
+            </w:tcMar>
+          </w:tcPr>
+          <w:p>
+            <w:pPr>
+              <w:spacing w:after="60" w:before="0"/>
+            </w:pPr>
+            <w:r>
+              <w:rPr>
+                <w:rFonts w:ascii="Arial" w:cs="Arial" w:eastAsia="Arial" w:hAnsi="Arial"/>
+                <w:sz w:val="17"/>
+                <w:szCs w:val="17"/>
+              </w:rPr>
+              <w:t xml:space="preserve">Unit overview, </w:t>
+            </w:r>
+          </w:p>
+        </w:tc>
+        <w:tc>
+          <w:tcPr>
+            <w:tcW w:type="dxa" w:w="6580"/>
+            <w:tcBorders>
+              <w:top w:val="single" w:color="999999" w:sz="4"/>
+              <w:left w:val="single" w:color="999999" w:sz="4"/>
+              <w:bottom w:val="single" w:color="999999" w:sz="4"/>
+              <w:right w:val="single" w:color="999999" w:sz="4"/>
+            </w:tcBorders>
+            <w:tcMar>
+              <w:top w:type="dxa" w:w="50"/>
+              <w:left w:type="dxa" w:w="80"/>
+              <w:bottom w:type="dxa" w:w="50"/>
+              <w:right w:type="dxa" w:w="80"/>
+            </w:tcMar>
+          </w:tcPr>
+          <w:p>
+            <w:pPr>
+              <w:spacing w:after="60" w:before="0"/>
+            </w:pPr>
+            <w:r>
+              <w:rPr>
+                <w:rFonts w:ascii="Arial" w:cs="Arial" w:eastAsia="Arial" w:hAnsi="Arial"/>
+                <w:sz w:val="17"/>
+                <w:szCs w:val="17"/>
+              </w:rPr>
+              <w:t xml:space="preserve">KICD content not fully taught: (1) histograms with UNEQUAL class widths (KICD lists equal and unequal) are not covered; (2) the KICD Project (collect, organise and present data from a school or community situation) is not included; (3) collecting data is only covered by the Lesson 2 homework added in this revision. Also, Lesson 7 teaches cumulative frequency, ogives, quartiles and the interquartile range, which are NOT in the KICD content or outcomes for this sub-strand; they are kept because the teachers built the lesson, but teachers should decide whether to keep Lesson 7 or replace it with unequal-width histograms and the project.</w:t>
+            </w:r>
+          </w:p>
+        </w:tc>
+        <w:tc>
+          <w:tcPr>
+            <w:tcW w:type="dxa" w:w="1700"/>
+            <w:tcBorders>
+              <w:top w:val="single" w:color="999999" w:sz="4"/>
+              <w:left w:val="single" w:color="999999" w:sz="4"/>
+              <w:bottom w:val="single" w:color="999999" w:sz="4"/>
+              <w:right w:val="single" w:color="999999" w:sz="4"/>
+            </w:tcBorders>
+            <w:tcMar>
+              <w:top w:type="dxa" w:w="50"/>
+              <w:left w:type="dxa" w:w="80"/>
+              <w:bottom w:type="dxa" w:w="50"/>
+              <w:right w:type="dxa" w:w="80"/>
+            </w:tcMar>
+          </w:tcPr>
+          <w:p>
+            <w:pPr>
+              <w:spacing w:after="60" w:before="0"/>
+            </w:pPr>
+            <w:r>
+              <w:rPr>
+                <w:rFonts w:ascii="Arial" w:cs="Arial" w:eastAsia="Arial" w:hAnsi="Arial"/>
+                <w:sz w:val="17"/>
+                <w:szCs w:val="17"/>
+              </w:rPr>
+              <w:t xml:space="preserve">Journal_Mathematics</w:t>
+            </w:r>
+          </w:p>
+        </w:tc>
+      </w:tr>
+      <w:tr>
+        <w:tc>
+          <w:tcPr>
+            <w:tcW w:type="dxa" w:w="2200"/>
+            <w:tcBorders>
+              <w:top w:val="single" w:color="999999" w:sz="4"/>
+              <w:left w:val="single" w:color="999999" w:sz="4"/>
+              <w:bottom w:val="single" w:color="999999" w:sz="4"/>
+              <w:right w:val="single" w:color="999999" w:sz="4"/>
+            </w:tcBorders>
+            <w:tcMar>
+              <w:top w:type="dxa" w:w="50"/>
+              <w:left w:type="dxa" w:w="80"/>
+              <w:bottom w:type="dxa" w:w="50"/>
+              <w:right w:type="dxa" w:w="80"/>
+            </w:tcMar>
+          </w:tcPr>
+          <w:p>
+            <w:pPr>
+              <w:spacing w:after="60" w:before="0"/>
+            </w:pPr>
+            <w:r>
+              <w:rPr>
+                <w:rFonts w:ascii="Arial" w:cs="Arial" w:eastAsia="Arial" w:hAnsi="Arial"/>
+                <w:sz w:val="17"/>
+                <w:szCs w:val="17"/>
+              </w:rPr>
+              <w:t xml:space="preserve">4.2 Probability I</w:t>
+            </w:r>
+          </w:p>
+        </w:tc>
+        <w:tc>
+          <w:tcPr>
+            <w:tcW w:type="dxa" w:w="3200"/>
+            <w:tcBorders>
+              <w:top w:val="single" w:color="999999" w:sz="4"/>
+              <w:left w:val="single" w:color="999999" w:sz="4"/>
+              <w:bottom w:val="single" w:color="999999" w:sz="4"/>
+              <w:right w:val="single" w:color="999999" w:sz="4"/>
+            </w:tcBorders>
+            <w:tcMar>
+              <w:top w:type="dxa" w:w="50"/>
+              <w:left w:type="dxa" w:w="80"/>
+              <w:bottom w:type="dxa" w:w="50"/>
+              <w:right w:type="dxa" w:w="80"/>
+            </w:tcMar>
+          </w:tcPr>
+          <w:p>
+            <w:pPr>
+              <w:spacing w:after="60" w:before="0"/>
+            </w:pPr>
+            <w:r>
+              <w:rPr>
+                <w:rFonts w:ascii="Arial" w:cs="Arial" w:eastAsia="Arial" w:hAnsi="Arial"/>
+                <w:sz w:val="17"/>
+                <w:szCs w:val="17"/>
+              </w:rPr>
+              <w:t xml:space="preserve">Unit overview, totalDuration (+2 related)</w:t>
+            </w:r>
+          </w:p>
+        </w:tc>
+        <w:tc>
+          <w:tcPr>
+            <w:tcW w:type="dxa" w:w="6580"/>
+            <w:tcBorders>
+              <w:top w:val="single" w:color="999999" w:sz="4"/>
+              <w:left w:val="single" w:color="999999" w:sz="4"/>
+              <w:bottom w:val="single" w:color="999999" w:sz="4"/>
+              <w:right w:val="single" w:color="999999" w:sz="4"/>
+            </w:tcBorders>
+            <w:tcMar>
+              <w:top w:type="dxa" w:w="50"/>
+              <w:left w:type="dxa" w:w="80"/>
+              <w:bottom w:type="dxa" w:w="50"/>
+              <w:right w:type="dxa" w:w="80"/>
+            </w:tcMar>
+          </w:tcPr>
+          <w:p>
+            <w:pPr>
+              <w:spacing w:after="60" w:before="0"/>
+            </w:pPr>
+            <w:r>
+              <w:rPr>
+                <w:rFonts w:ascii="Arial" w:cs="Arial" w:eastAsia="Arial" w:hAnsi="Arial"/>
+                <w:sz w:val="17"/>
+                <w:szCs w:val="17"/>
+              </w:rPr>
+              <w:t xml:space="preserve">Suggested change: Unit total said 360 minutes but the lessons add up to more; Lessons 6 and 7 hold about 60 minutes of activities, so they are now set as double periods (total 560 minutes). Check: lesson durations were 40 + 80 + 40 + 80 + 40 + 40 + 40 + 40 + 80 = 480 minutes, not 360. Lessons 6 and 7 were '40 minutes (a double may be used)', but their phases add up to roughly 60-65 minutes (Lesson 6: grid counting 12+, sorting task, Driving Question Board 4, model 8 + gallery 3; Lesson 7: two experiments of 12 + 8 minutes plus pooling, explanation, Driving Question Board 5, model). They will not fit 40 minutes, so both are set to 80 minutes: 40 + 80 + 40 + 80 + 40 + 80 + 80 + 40 + 80 = 560 = 14 x 40. TEACHER DECISION: KICD suggests 12 lessons for this sub-strand; this plan now needs 14 periods. If you must keep 12, Lessons 6 and 7 need to be cut to 40 minutes each instead.</w:t>
+            </w:r>
+          </w:p>
+        </w:tc>
+        <w:tc>
+          <w:tcPr>
+            <w:tcW w:type="dxa" w:w="1700"/>
+            <w:tcBorders>
+              <w:top w:val="single" w:color="999999" w:sz="4"/>
+              <w:left w:val="single" w:color="999999" w:sz="4"/>
+              <w:bottom w:val="single" w:color="999999" w:sz="4"/>
+              <w:right w:val="single" w:color="999999" w:sz="4"/>
+            </w:tcBorders>
+            <w:tcMar>
+              <w:top w:type="dxa" w:w="50"/>
+              <w:left w:type="dxa" w:w="80"/>
+              <w:bottom w:type="dxa" w:w="50"/>
+              <w:right w:type="dxa" w:w="80"/>
+            </w:tcMar>
+          </w:tcPr>
+          <w:p>
+            <w:pPr>
+              <w:spacing w:after="60" w:before="0"/>
+            </w:pPr>
+            <w:r>
+              <w:rPr>
+                <w:rFonts w:ascii="Arial" w:cs="Arial" w:eastAsia="Arial" w:hAnsi="Arial"/>
+                <w:sz w:val="17"/>
+                <w:szCs w:val="17"/>
+              </w:rPr>
+              <w:t xml:space="preserve">Journal_Mathematics</w:t>
+            </w:r>
+          </w:p>
+        </w:tc>
+      </w:tr>
+      <w:tr>
+        <w:tc>
+          <w:tcPr>
+            <w:tcW w:type="dxa" w:w="2200"/>
+            <w:tcBorders>
+              <w:top w:val="single" w:color="999999" w:sz="4"/>
+              <w:left w:val="single" w:color="999999" w:sz="4"/>
+              <w:bottom w:val="single" w:color="999999" w:sz="4"/>
+              <w:right w:val="single" w:color="999999" w:sz="4"/>
+            </w:tcBorders>
+            <w:tcMar>
+              <w:top w:type="dxa" w:w="50"/>
+              <w:left w:type="dxa" w:w="80"/>
+              <w:bottom w:type="dxa" w:w="50"/>
+              <w:right w:type="dxa" w:w="80"/>
+            </w:tcMar>
+          </w:tcPr>
+          <w:p>
+            <w:pPr>
+              <w:spacing w:after="60" w:before="0"/>
+            </w:pPr>
+            <w:r>
+              <w:rPr>
+                <w:rFonts w:ascii="Arial" w:cs="Arial" w:eastAsia="Arial" w:hAnsi="Arial"/>
+                <w:sz w:val="17"/>
+                <w:szCs w:val="17"/>
+              </w:rPr>
+              <w:t xml:space="preserve">4.2 Probability I</w:t>
+            </w:r>
+          </w:p>
+        </w:tc>
+        <w:tc>
+          <w:tcPr>
+            <w:tcW w:type="dxa" w:w="3200"/>
+            <w:tcBorders>
+              <w:top w:val="single" w:color="999999" w:sz="4"/>
+              <w:left w:val="single" w:color="999999" w:sz="4"/>
+              <w:bottom w:val="single" w:color="999999" w:sz="4"/>
+              <w:right w:val="single" w:color="999999" w:sz="4"/>
+            </w:tcBorders>
+            <w:tcMar>
+              <w:top w:type="dxa" w:w="50"/>
+              <w:left w:type="dxa" w:w="80"/>
+              <w:bottom w:type="dxa" w:w="50"/>
+              <w:right w:type="dxa" w:w="80"/>
+            </w:tcMar>
+          </w:tcPr>
+          <w:p>
+            <w:pPr>
+              <w:spacing w:after="60" w:before="0"/>
+            </w:pPr>
+            <w:r>
+              <w:rPr>
+                <w:rFonts w:ascii="Arial" w:cs="Arial" w:eastAsia="Arial" w:hAnsi="Arial"/>
+                <w:sz w:val="17"/>
+                <w:szCs w:val="17"/>
+              </w:rPr>
+              <w:t xml:space="preserve">Lesson 1, Explain Phase, learnerExperience (+3 related)</w:t>
+            </w:r>
+          </w:p>
+        </w:tc>
+        <w:tc>
+          <w:tcPr>
+            <w:tcW w:type="dxa" w:w="6580"/>
+            <w:tcBorders>
+              <w:top w:val="single" w:color="999999" w:sz="4"/>
+              <w:left w:val="single" w:color="999999" w:sz="4"/>
+              <w:bottom w:val="single" w:color="999999" w:sz="4"/>
+              <w:right w:val="single" w:color="999999" w:sz="4"/>
+            </w:tcBorders>
+            <w:tcMar>
+              <w:top w:type="dxa" w:w="50"/>
+              <w:left w:type="dxa" w:w="80"/>
+              <w:bottom w:type="dxa" w:w="50"/>
+              <w:right w:type="dxa" w:w="80"/>
+            </w:tcMar>
+          </w:tcPr>
+          <w:p>
+            <w:pPr>
+              <w:spacing w:after="60" w:before="0"/>
+            </w:pPr>
+            <w:r>
+              <w:rPr>
+                <w:rFonts w:ascii="Arial" w:cs="Arial" w:eastAsia="Arial" w:hAnsi="Arial"/>
+                <w:sz w:val="17"/>
+                <w:szCs w:val="17"/>
+              </w:rPr>
+              <w:t xml:space="preserve">Suggested change: Added language and accessibility supports: Kiswahili terms for English learners and other ways to show understanding (none existed in this sub-strand). The sub-strand had no language support for English learners and no accommodations. Kiswahili terms are offered as optional support. TEACHER DECISION: please confirm that uwezekano, jaribio, mvua, matokeo, tukio and dhoruba match the Kiswahili your schools use for Mathematics, and change them if not.</w:t>
+            </w:r>
+          </w:p>
+        </w:tc>
+        <w:tc>
+          <w:tcPr>
+            <w:tcW w:type="dxa" w:w="1700"/>
+            <w:tcBorders>
+              <w:top w:val="single" w:color="999999" w:sz="4"/>
+              <w:left w:val="single" w:color="999999" w:sz="4"/>
+              <w:bottom w:val="single" w:color="999999" w:sz="4"/>
+              <w:right w:val="single" w:color="999999" w:sz="4"/>
+            </w:tcBorders>
+            <w:tcMar>
+              <w:top w:type="dxa" w:w="50"/>
+              <w:left w:type="dxa" w:w="80"/>
+              <w:bottom w:type="dxa" w:w="50"/>
+              <w:right w:type="dxa" w:w="80"/>
+            </w:tcMar>
+          </w:tcPr>
+          <w:p>
+            <w:pPr>
+              <w:spacing w:after="60" w:before="0"/>
+            </w:pPr>
+            <w:r>
+              <w:rPr>
+                <w:rFonts w:ascii="Arial" w:cs="Arial" w:eastAsia="Arial" w:hAnsi="Arial"/>
+                <w:sz w:val="17"/>
+                <w:szCs w:val="17"/>
+              </w:rPr>
+              <w:t xml:space="preserve">Journal_Mathematics</w:t>
+            </w:r>
+          </w:p>
+        </w:tc>
+      </w:tr>
+      <w:tr>
+        <w:tc>
+          <w:tcPr>
+            <w:tcW w:type="dxa" w:w="2200"/>
+            <w:tcBorders>
+              <w:top w:val="single" w:color="999999" w:sz="4"/>
+              <w:left w:val="single" w:color="999999" w:sz="4"/>
+              <w:bottom w:val="single" w:color="999999" w:sz="4"/>
+              <w:right w:val="single" w:color="999999" w:sz="4"/>
+            </w:tcBorders>
+            <w:tcMar>
+              <w:top w:type="dxa" w:w="50"/>
+              <w:left w:type="dxa" w:w="80"/>
+              <w:bottom w:type="dxa" w:w="50"/>
+              <w:right w:type="dxa" w:w="80"/>
+            </w:tcMar>
+          </w:tcPr>
+          <w:p>
+            <w:pPr>
+              <w:spacing w:after="60" w:before="0"/>
+            </w:pPr>
+            <w:r>
+              <w:rPr>
+                <w:rFonts w:ascii="Arial" w:cs="Arial" w:eastAsia="Arial" w:hAnsi="Arial"/>
+                <w:sz w:val="17"/>
+                <w:szCs w:val="17"/>
+              </w:rPr>
+              <w:t xml:space="preserve">4.2 Probability I</w:t>
+            </w:r>
+          </w:p>
+        </w:tc>
+        <w:tc>
+          <w:tcPr>
+            <w:tcW w:type="dxa" w:w="3200"/>
+            <w:tcBorders>
+              <w:top w:val="single" w:color="999999" w:sz="4"/>
+              <w:left w:val="single" w:color="999999" w:sz="4"/>
+              <w:bottom w:val="single" w:color="999999" w:sz="4"/>
+              <w:right w:val="single" w:color="999999" w:sz="4"/>
+            </w:tcBorders>
+            <w:tcMar>
+              <w:top w:type="dxa" w:w="50"/>
+              <w:left w:type="dxa" w:w="80"/>
+              <w:bottom w:type="dxa" w:w="50"/>
+              <w:right w:type="dxa" w:w="80"/>
+            </w:tcMar>
+          </w:tcPr>
+          <w:p>
+            <w:pPr>
+              <w:spacing w:after="60" w:before="0"/>
+            </w:pPr>
+            <w:r>
+              <w:rPr>
+                <w:rFonts w:ascii="Arial" w:cs="Arial" w:eastAsia="Arial" w:hAnsi="Arial"/>
+                <w:sz w:val="17"/>
+                <w:szCs w:val="17"/>
+              </w:rPr>
+              <w:t xml:space="preserve">Final Explanation, rubric</w:t>
+            </w:r>
+          </w:p>
+        </w:tc>
+        <w:tc>
+          <w:tcPr>
+            <w:tcW w:type="dxa" w:w="6580"/>
+            <w:tcBorders>
+              <w:top w:val="single" w:color="999999" w:sz="4"/>
+              <w:left w:val="single" w:color="999999" w:sz="4"/>
+              <w:bottom w:val="single" w:color="999999" w:sz="4"/>
+              <w:right w:val="single" w:color="999999" w:sz="4"/>
+            </w:tcBorders>
+            <w:tcMar>
+              <w:top w:type="dxa" w:w="50"/>
+              <w:left w:type="dxa" w:w="80"/>
+              <w:bottom w:type="dxa" w:w="50"/>
+              <w:right w:type="dxa" w:w="80"/>
+            </w:tcMar>
+          </w:tcPr>
+          <w:p>
+            <w:pPr>
+              <w:spacing w:after="60" w:before="0"/>
+            </w:pPr>
+            <w:r>
+              <w:rPr>
+                <w:rFonts w:ascii="Arial" w:cs="Arial" w:eastAsia="Arial" w:hAnsi="Arial"/>
+                <w:sz w:val="17"/>
+                <w:szCs w:val="17"/>
+              </w:rPr>
+              <w:t xml:space="preserve">The CBE level 'Below Expectations' cannot be represented in the current data contract, which allows only three level fields (the third is printed as Approaches). Suggestion: teachers add a 'Below Expectations' column by hand on the printed rubric (for example 'Does not yet attempt the criterion or needs one-to-one support'), or the partner contract is extended to a fourth level.</w:t>
+            </w:r>
+          </w:p>
+        </w:tc>
+        <w:tc>
+          <w:tcPr>
+            <w:tcW w:type="dxa" w:w="1700"/>
+            <w:tcBorders>
+              <w:top w:val="single" w:color="999999" w:sz="4"/>
+              <w:left w:val="single" w:color="999999" w:sz="4"/>
+              <w:bottom w:val="single" w:color="999999" w:sz="4"/>
+              <w:right w:val="single" w:color="999999" w:sz="4"/>
+            </w:tcBorders>
+            <w:tcMar>
+              <w:top w:type="dxa" w:w="50"/>
+              <w:left w:type="dxa" w:w="80"/>
+              <w:bottom w:type="dxa" w:w="50"/>
+              <w:right w:type="dxa" w:w="80"/>
+            </w:tcMar>
+          </w:tcPr>
+          <w:p>
+            <w:pPr>
+              <w:spacing w:after="60" w:before="0"/>
+            </w:pPr>
+            <w:r>
+              <w:rPr>
+                <w:rFonts w:ascii="Arial" w:cs="Arial" w:eastAsia="Arial" w:hAnsi="Arial"/>
+                <w:sz w:val="17"/>
+                <w:szCs w:val="17"/>
+              </w:rPr>
+              <w:t xml:space="preserve">Journal_Mathematics</w:t>
+            </w:r>
+          </w:p>
+        </w:tc>
+      </w:tr>
+      <w:tr>
+        <w:tc>
+          <w:tcPr>
+            <w:tcW w:type="dxa" w:w="2200"/>
+            <w:tcBorders>
+              <w:top w:val="single" w:color="999999" w:sz="4"/>
+              <w:left w:val="single" w:color="999999" w:sz="4"/>
+              <w:bottom w:val="single" w:color="999999" w:sz="4"/>
+              <w:right w:val="single" w:color="999999" w:sz="4"/>
+            </w:tcBorders>
+            <w:tcMar>
+              <w:top w:type="dxa" w:w="50"/>
+              <w:left w:type="dxa" w:w="80"/>
+              <w:bottom w:type="dxa" w:w="50"/>
+              <w:right w:type="dxa" w:w="80"/>
+            </w:tcMar>
+          </w:tcPr>
+          <w:p>
+            <w:pPr>
+              <w:spacing w:after="60" w:before="0"/>
+            </w:pPr>
+            <w:r>
+              <w:rPr>
+                <w:rFonts w:ascii="Arial" w:cs="Arial" w:eastAsia="Arial" w:hAnsi="Arial"/>
+                <w:sz w:val="17"/>
+                <w:szCs w:val="17"/>
+              </w:rPr>
+              <w:t xml:space="preserve">4.2 Probability I</w:t>
+            </w:r>
+          </w:p>
+        </w:tc>
+        <w:tc>
+          <w:tcPr>
+            <w:tcW w:type="dxa" w:w="3200"/>
+            <w:tcBorders>
+              <w:top w:val="single" w:color="999999" w:sz="4"/>
+              <w:left w:val="single" w:color="999999" w:sz="4"/>
+              <w:bottom w:val="single" w:color="999999" w:sz="4"/>
+              <w:right w:val="single" w:color="999999" w:sz="4"/>
+            </w:tcBorders>
+            <w:tcMar>
+              <w:top w:type="dxa" w:w="50"/>
+              <w:left w:type="dxa" w:w="80"/>
+              <w:bottom w:type="dxa" w:w="50"/>
+              <w:right w:type="dxa" w:w="80"/>
+            </w:tcMar>
+          </w:tcPr>
+          <w:p>
+            <w:pPr>
+              <w:spacing w:after="60" w:before="0"/>
+            </w:pPr>
+            <w:r>
+              <w:rPr>
+                <w:rFonts w:ascii="Arial" w:cs="Arial" w:eastAsia="Arial" w:hAnsi="Arial"/>
+                <w:sz w:val="17"/>
+                <w:szCs w:val="17"/>
+              </w:rPr>
+              <w:t xml:space="preserve">Unit overview, substrand</w:t>
+            </w:r>
+          </w:p>
+        </w:tc>
+        <w:tc>
+          <w:tcPr>
+            <w:tcW w:type="dxa" w:w="6580"/>
+            <w:tcBorders>
+              <w:top w:val="single" w:color="999999" w:sz="4"/>
+              <w:left w:val="single" w:color="999999" w:sz="4"/>
+              <w:bottom w:val="single" w:color="999999" w:sz="4"/>
+              <w:right w:val="single" w:color="999999" w:sz="4"/>
+            </w:tcBorders>
+            <w:tcMar>
+              <w:top w:type="dxa" w:w="50"/>
+              <w:left w:type="dxa" w:w="80"/>
+              <w:bottom w:type="dxa" w:w="50"/>
+              <w:right w:type="dxa" w:w="80"/>
+            </w:tcMar>
+          </w:tcPr>
+          <w:p>
+            <w:pPr>
+              <w:spacing w:after="60" w:before="0"/>
+            </w:pPr>
+            <w:r>
+              <w:rPr>
+                <w:rFonts w:ascii="Arial" w:cs="Arial" w:eastAsia="Arial" w:hAnsi="Arial"/>
+                <w:sz w:val="17"/>
+                <w:szCs w:val="17"/>
+              </w:rPr>
+              <w:t xml:space="preserve">KICD numbers this as Strand 3.0 Statistics and Probability, Sub-Strand 3.2 'Probability 1' (12 lessons); the data calls it Strand 4.0, Sub-Strand 4.2 'Probability I',. Not renamed because numbering is used across the whole Grade 10 set. Suggestion: teachers decide whether to follow the KICD numbering (3.2) or the SoW's own numbering (4.2) consistently.</w:t>
+            </w:r>
+          </w:p>
+        </w:tc>
+        <w:tc>
+          <w:tcPr>
+            <w:tcW w:type="dxa" w:w="1700"/>
+            <w:tcBorders>
+              <w:top w:val="single" w:color="999999" w:sz="4"/>
+              <w:left w:val="single" w:color="999999" w:sz="4"/>
+              <w:bottom w:val="single" w:color="999999" w:sz="4"/>
+              <w:right w:val="single" w:color="999999" w:sz="4"/>
+            </w:tcBorders>
+            <w:tcMar>
+              <w:top w:type="dxa" w:w="50"/>
+              <w:left w:type="dxa" w:w="80"/>
+              <w:bottom w:type="dxa" w:w="50"/>
+              <w:right w:type="dxa" w:w="80"/>
+            </w:tcMar>
+          </w:tcPr>
+          <w:p>
+            <w:pPr>
+              <w:spacing w:after="60" w:before="0"/>
+            </w:pPr>
+            <w:r>
+              <w:rPr>
+                <w:rFonts w:ascii="Arial" w:cs="Arial" w:eastAsia="Arial" w:hAnsi="Arial"/>
+                <w:sz w:val="17"/>
+                <w:szCs w:val="17"/>
+              </w:rPr>
+              <w:t xml:space="preserve">Journal_Mathematics</w:t>
+            </w:r>
+          </w:p>
+        </w:tc>
+      </w:tr>
+      <w:tr>
+        <w:tc>
+          <w:tcPr>
+            <w:tcW w:type="dxa" w:w="2200"/>
+            <w:tcBorders>
+              <w:top w:val="single" w:color="999999" w:sz="4"/>
+              <w:left w:val="single" w:color="999999" w:sz="4"/>
+              <w:bottom w:val="single" w:color="999999" w:sz="4"/>
+              <w:right w:val="single" w:color="999999" w:sz="4"/>
+            </w:tcBorders>
+            <w:tcMar>
+              <w:top w:type="dxa" w:w="50"/>
+              <w:left w:type="dxa" w:w="80"/>
+              <w:bottom w:type="dxa" w:w="50"/>
+              <w:right w:type="dxa" w:w="80"/>
+            </w:tcMar>
+          </w:tcPr>
+          <w:p>
+            <w:pPr>
+              <w:spacing w:after="60" w:before="0"/>
+            </w:pPr>
+            <w:r>
+              <w:rPr>
+                <w:rFonts w:ascii="Arial" w:cs="Arial" w:eastAsia="Arial" w:hAnsi="Arial"/>
+                <w:sz w:val="17"/>
+                <w:szCs w:val="17"/>
+              </w:rPr>
+              <w:t xml:space="preserve">4.2 Probability I</w:t>
+            </w:r>
+          </w:p>
+        </w:tc>
+        <w:tc>
+          <w:tcPr>
+            <w:tcW w:type="dxa" w:w="3200"/>
+            <w:tcBorders>
+              <w:top w:val="single" w:color="999999" w:sz="4"/>
+              <w:left w:val="single" w:color="999999" w:sz="4"/>
+              <w:bottom w:val="single" w:color="999999" w:sz="4"/>
+              <w:right w:val="single" w:color="999999" w:sz="4"/>
+            </w:tcBorders>
+            <w:tcMar>
+              <w:top w:type="dxa" w:w="50"/>
+              <w:left w:type="dxa" w:w="80"/>
+              <w:bottom w:type="dxa" w:w="50"/>
+              <w:right w:type="dxa" w:w="80"/>
+            </w:tcMar>
+          </w:tcPr>
+          <w:p>
+            <w:pPr>
+              <w:spacing w:after="60" w:before="0"/>
+            </w:pPr>
+            <w:r>
+              <w:rPr>
+                <w:rFonts w:ascii="Arial" w:cs="Arial" w:eastAsia="Arial" w:hAnsi="Arial"/>
+                <w:sz w:val="17"/>
+                <w:szCs w:val="17"/>
+              </w:rPr>
+              <w:t xml:space="preserve">Unit overview, content</w:t>
+            </w:r>
+          </w:p>
+        </w:tc>
+        <w:tc>
+          <w:tcPr>
+            <w:tcW w:type="dxa" w:w="6580"/>
+            <w:tcBorders>
+              <w:top w:val="single" w:color="999999" w:sz="4"/>
+              <w:left w:val="single" w:color="999999" w:sz="4"/>
+              <w:bottom w:val="single" w:color="999999" w:sz="4"/>
+              <w:right w:val="single" w:color="999999" w:sz="4"/>
+            </w:tcBorders>
+            <w:tcMar>
+              <w:top w:type="dxa" w:w="50"/>
+              <w:left w:type="dxa" w:w="80"/>
+              <w:bottom w:type="dxa" w:w="50"/>
+              <w:right w:type="dxa" w:w="80"/>
+            </w:tcMar>
+          </w:tcPr>
+          <w:p>
+            <w:pPr>
+              <w:spacing w:after="60" w:before="0"/>
+            </w:pPr>
+            <w:r>
+              <w:rPr>
+                <w:rFonts w:ascii="Arial" w:cs="Arial" w:eastAsia="Arial" w:hAnsi="Arial"/>
+                <w:sz w:val="17"/>
+                <w:szCs w:val="17"/>
+              </w:rPr>
+              <w:t xml:space="preserve">Two KICD learning experiences are not taught: 'discuss, create and play games related to probability' (also behind the core competency self-efficacy and the PCI social cohesion) and 'use digital devices and other resources to learn more on probability'. Suggestion: a short optional game (for example a two-dice sum game, or a fair/unfair spinner game) after Lesson 7, and an optional spreadsheet or phone simulation of many coin tosses in Lesson 2 where equipment exists. These need local knowledge of school equipment and timetable, so they are left for teachers.</w:t>
             </w:r>
           </w:p>
         </w:tc>

--- a/data/revised_2026-10_full/journal/Journal_00_Master_Index.docx
+++ b/data/revised_2026-10_full/journal/Journal_00_Master_Index.docx
@@ -1168,7 +1168,7 @@
                 <w:sz w:val="17"/>
                 <w:szCs w:val="17"/>
               </w:rPr>
-              <w:t xml:space="preserve">989</w:t>
+              <w:t xml:space="preserve">979</w:t>
             </w:r>
           </w:p>
         </w:tc>
@@ -1532,7 +1532,7 @@
                 <w:sz w:val="17"/>
                 <w:szCs w:val="17"/>
               </w:rPr>
-              <w:t xml:space="preserve">3894</w:t>
+              <w:t xml:space="preserve">3884</w:t>
             </w:r>
           </w:p>
         </w:tc>
@@ -1855,7 +1855,7 @@
                 <w:sz w:val="17"/>
                 <w:szCs w:val="17"/>
               </w:rPr>
-              <w:t xml:space="preserve">690</w:t>
+              <w:t xml:space="preserve">680</w:t>
             </w:r>
           </w:p>
         </w:tc>
@@ -3051,7 +3051,7 @@
                 <w:sz w:val="17"/>
                 <w:szCs w:val="17"/>
               </w:rPr>
-              <w:t xml:space="preserve">123</w:t>
+              <w:t xml:space="preserve">113</w:t>
             </w:r>
           </w:p>
         </w:tc>
